--- a/docs/phase 2/Architekturdokument.docx
+++ b/docs/phase 2/Architekturdokument.docx
@@ -96,7 +96,15 @@
         <w:jc w:val="center"/>
       </w:pPr>
       <w:r>
-        <w:t xml:space="preserve">Projekt: Software Engineering </w:t>
+        <w:t xml:space="preserve">Projekt: </w:t>
+      </w:r>
+      <w:proofErr w:type="gramStart"/>
+      <w:r>
+        <w:t>Software Engineering</w:t>
+      </w:r>
+      <w:proofErr w:type="gramEnd"/>
+      <w:r>
+        <w:t xml:space="preserve"> </w:t>
       </w:r>
     </w:p>
     <w:p>
@@ -408,7 +416,7 @@
             </w:rPr>
             <w:fldChar w:fldCharType="separate"/>
           </w:r>
-          <w:hyperlink w:anchor="_Toc243652449" w:history="1">
+          <w:hyperlink w:anchor="_Toc244175616" w:history="1">
             <w:r>
               <w:rPr>
                 <w:rStyle w:val="Hyperlink"/>
@@ -436,7 +444,7 @@
                 <w:noProof/>
                 <w:webHidden/>
               </w:rPr>
-              <w:instrText xml:space="preserve"> PAGEREF _Toc243652449 \h </w:instrText>
+              <w:instrText xml:space="preserve"> PAGEREF _Toc244175616 \h </w:instrText>
             </w:r>
             <w:r>
               <w:rPr>
@@ -478,7 +486,7 @@
               <w:lang w:eastAsia="de-DE"/>
             </w:rPr>
           </w:pPr>
-          <w:hyperlink w:anchor="_Toc243652450" w:history="1">
+          <w:hyperlink w:anchor="_Toc244175617" w:history="1">
             <w:r>
               <w:rPr>
                 <w:rStyle w:val="Hyperlink"/>
@@ -506,7 +514,7 @@
                 <w:noProof/>
                 <w:webHidden/>
               </w:rPr>
-              <w:instrText xml:space="preserve"> PAGEREF _Toc243652450 \h </w:instrText>
+              <w:instrText xml:space="preserve"> PAGEREF _Toc244175617 \h </w:instrText>
             </w:r>
             <w:r>
               <w:rPr>
@@ -548,7 +556,7 @@
               <w:lang w:eastAsia="de-DE"/>
             </w:rPr>
           </w:pPr>
-          <w:hyperlink w:anchor="_Toc243652451" w:history="1">
+          <w:hyperlink w:anchor="_Toc244175618" w:history="1">
             <w:r>
               <w:rPr>
                 <w:rStyle w:val="Hyperlink"/>
@@ -576,7 +584,7 @@
                 <w:noProof/>
                 <w:webHidden/>
               </w:rPr>
-              <w:instrText xml:space="preserve"> PAGEREF _Toc243652451 \h </w:instrText>
+              <w:instrText xml:space="preserve"> PAGEREF _Toc244175618 \h </w:instrText>
             </w:r>
             <w:r>
               <w:rPr>
@@ -618,7 +626,7 @@
               <w:lang w:eastAsia="de-DE"/>
             </w:rPr>
           </w:pPr>
-          <w:hyperlink w:anchor="_Toc243652452" w:history="1">
+          <w:hyperlink w:anchor="_Toc244175619" w:history="1">
             <w:r>
               <w:rPr>
                 <w:rStyle w:val="Hyperlink"/>
@@ -645,7 +653,7 @@
                 <w:noProof/>
                 <w:webHidden/>
               </w:rPr>
-              <w:instrText xml:space="preserve"> PAGEREF _Toc243652452 \h </w:instrText>
+              <w:instrText xml:space="preserve"> PAGEREF _Toc244175619 \h </w:instrText>
             </w:r>
             <w:r>
               <w:rPr>
@@ -687,14 +695,14 @@
               <w:lang w:eastAsia="de-DE"/>
             </w:rPr>
           </w:pPr>
-          <w:hyperlink w:anchor="_Toc243652453" w:history="1">
+          <w:hyperlink w:anchor="_Toc244175620" w:history="1">
             <w:r>
               <w:rPr>
                 <w:rStyle w:val="Hyperlink"/>
                 <w:rFonts w:cs="Arial"/>
                 <w:noProof/>
               </w:rPr>
-              <w:t>2. Datenmodell</w:t>
+              <w:t>2. Technologieübersicht</w:t>
             </w:r>
             <w:r>
               <w:rPr>
@@ -715,7 +723,7 @@
                 <w:noProof/>
                 <w:webHidden/>
               </w:rPr>
-              <w:instrText xml:space="preserve"> PAGEREF _Toc243652453 \h </w:instrText>
+              <w:instrText xml:space="preserve"> PAGEREF _Toc244175620 \h </w:instrText>
             </w:r>
             <w:r>
               <w:rPr>
@@ -736,76 +744,6 @@
                 <w:webHidden/>
               </w:rPr>
               <w:t>1</w:t>
-            </w:r>
-            <w:r>
-              <w:rPr>
-                <w:noProof/>
-                <w:webHidden/>
-              </w:rPr>
-              <w:fldChar w:fldCharType="end"/>
-            </w:r>
-          </w:hyperlink>
-        </w:p>
-        <w:p>
-          <w:pPr>
-            <w:pStyle w:val="Verzeichnis1"/>
-            <w:rPr>
-              <w:rFonts w:asciiTheme="minorHAnsi" w:eastAsiaTheme="minorEastAsia" w:hAnsiTheme="minorHAnsi"/>
-              <w:noProof/>
-              <w:sz w:val="24"/>
-              <w:szCs w:val="24"/>
-              <w:lang w:eastAsia="de-DE"/>
-            </w:rPr>
-          </w:pPr>
-          <w:hyperlink w:anchor="_Toc243652454" w:history="1">
-            <w:r>
-              <w:rPr>
-                <w:rStyle w:val="Hyperlink"/>
-                <w:rFonts w:cs="Arial"/>
-                <w:noProof/>
-              </w:rPr>
-              <w:t>3. Geschäftsprozesse</w:t>
-            </w:r>
-            <w:r>
-              <w:rPr>
-                <w:noProof/>
-                <w:webHidden/>
-              </w:rPr>
-              <w:tab/>
-            </w:r>
-            <w:r>
-              <w:rPr>
-                <w:noProof/>
-                <w:webHidden/>
-              </w:rPr>
-              <w:fldChar w:fldCharType="begin"/>
-            </w:r>
-            <w:r>
-              <w:rPr>
-                <w:noProof/>
-                <w:webHidden/>
-              </w:rPr>
-              <w:instrText xml:space="preserve"> PAGEREF _Toc243652454 \h </w:instrText>
-            </w:r>
-            <w:r>
-              <w:rPr>
-                <w:noProof/>
-                <w:webHidden/>
-              </w:rPr>
-            </w:r>
-            <w:r>
-              <w:rPr>
-                <w:noProof/>
-                <w:webHidden/>
-              </w:rPr>
-              <w:fldChar w:fldCharType="separate"/>
-            </w:r>
-            <w:r>
-              <w:rPr>
-                <w:noProof/>
-                <w:webHidden/>
-              </w:rPr>
-              <w:t>3</w:t>
             </w:r>
             <w:r>
               <w:rPr>
@@ -830,13 +768,13 @@
               <w:lang w:eastAsia="de-DE"/>
             </w:rPr>
           </w:pPr>
-          <w:hyperlink w:anchor="_Toc243652455" w:history="1">
+          <w:hyperlink w:anchor="_Toc244175621" w:history="1">
             <w:r>
               <w:rPr>
                 <w:rStyle w:val="Hyperlink"/>
                 <w:noProof/>
               </w:rPr>
-              <w:t>3.1 Partie erstellen und beitreten</w:t>
+              <w:t>2.1 Python</w:t>
             </w:r>
             <w:r>
               <w:rPr>
@@ -857,7 +795,7 @@
                 <w:noProof/>
                 <w:webHidden/>
               </w:rPr>
-              <w:instrText xml:space="preserve"> PAGEREF _Toc243652455 \h </w:instrText>
+              <w:instrText xml:space="preserve"> PAGEREF _Toc244175621 \h </w:instrText>
             </w:r>
             <w:r>
               <w:rPr>
@@ -877,7 +815,7 @@
                 <w:noProof/>
                 <w:webHidden/>
               </w:rPr>
-              <w:t>3</w:t>
+              <w:t>1</w:t>
             </w:r>
             <w:r>
               <w:rPr>
@@ -902,13 +840,13 @@
               <w:lang w:eastAsia="de-DE"/>
             </w:rPr>
           </w:pPr>
-          <w:hyperlink w:anchor="_Toc243652456" w:history="1">
+          <w:hyperlink w:anchor="_Toc244175622" w:history="1">
             <w:r>
               <w:rPr>
                 <w:rStyle w:val="Hyperlink"/>
                 <w:noProof/>
               </w:rPr>
-              <w:t>3.2 Partie durchführen</w:t>
+              <w:t>2.2 HTML, CSS und JavaScript</w:t>
             </w:r>
             <w:r>
               <w:rPr>
@@ -929,7 +867,7 @@
                 <w:noProof/>
                 <w:webHidden/>
               </w:rPr>
-              <w:instrText xml:space="preserve"> PAGEREF _Toc243652456 \h </w:instrText>
+              <w:instrText xml:space="preserve"> PAGEREF _Toc244175622 \h </w:instrText>
             </w:r>
             <w:r>
               <w:rPr>
@@ -949,146 +887,7 @@
                 <w:noProof/>
                 <w:webHidden/>
               </w:rPr>
-              <w:t>4</w:t>
-            </w:r>
-            <w:r>
-              <w:rPr>
-                <w:noProof/>
-                <w:webHidden/>
-              </w:rPr>
-              <w:fldChar w:fldCharType="end"/>
-            </w:r>
-          </w:hyperlink>
-        </w:p>
-        <w:p>
-          <w:pPr>
-            <w:pStyle w:val="Verzeichnis1"/>
-            <w:rPr>
-              <w:rFonts w:asciiTheme="minorHAnsi" w:eastAsiaTheme="minorEastAsia" w:hAnsiTheme="minorHAnsi"/>
-              <w:noProof/>
-              <w:sz w:val="24"/>
-              <w:szCs w:val="24"/>
-              <w:lang w:eastAsia="de-DE"/>
-            </w:rPr>
-          </w:pPr>
-          <w:hyperlink w:anchor="_Toc243652457" w:history="1">
-            <w:r>
-              <w:rPr>
-                <w:rStyle w:val="Hyperlink"/>
-                <w:rFonts w:cs="Arial"/>
-                <w:noProof/>
-              </w:rPr>
-              <w:t>4. Geschäftsregeln</w:t>
-            </w:r>
-            <w:r>
-              <w:rPr>
-                <w:noProof/>
-                <w:webHidden/>
-              </w:rPr>
-              <w:tab/>
-            </w:r>
-            <w:r>
-              <w:rPr>
-                <w:noProof/>
-                <w:webHidden/>
-              </w:rPr>
-              <w:fldChar w:fldCharType="begin"/>
-            </w:r>
-            <w:r>
-              <w:rPr>
-                <w:noProof/>
-                <w:webHidden/>
-              </w:rPr>
-              <w:instrText xml:space="preserve"> PAGEREF _Toc243652457 \h </w:instrText>
-            </w:r>
-            <w:r>
-              <w:rPr>
-                <w:noProof/>
-                <w:webHidden/>
-              </w:rPr>
-            </w:r>
-            <w:r>
-              <w:rPr>
-                <w:noProof/>
-                <w:webHidden/>
-              </w:rPr>
-              <w:fldChar w:fldCharType="separate"/>
-            </w:r>
-            <w:r>
-              <w:rPr>
-                <w:noProof/>
-                <w:webHidden/>
-              </w:rPr>
-              <w:t>7</w:t>
-            </w:r>
-            <w:r>
-              <w:rPr>
-                <w:noProof/>
-                <w:webHidden/>
-              </w:rPr>
-              <w:fldChar w:fldCharType="end"/>
-            </w:r>
-          </w:hyperlink>
-        </w:p>
-        <w:p>
-          <w:pPr>
-            <w:pStyle w:val="Verzeichnis1"/>
-            <w:rPr>
-              <w:rFonts w:asciiTheme="minorHAnsi" w:eastAsiaTheme="minorEastAsia" w:hAnsiTheme="minorHAnsi"/>
-              <w:noProof/>
-              <w:sz w:val="24"/>
-              <w:szCs w:val="24"/>
-              <w:lang w:eastAsia="de-DE"/>
-            </w:rPr>
-          </w:pPr>
-          <w:hyperlink w:anchor="_Toc243652458" w:history="1">
-            <w:r>
-              <w:rPr>
-                <w:rStyle w:val="Hyperlink"/>
-                <w:noProof/>
-              </w:rPr>
-              <w:t>5. Systemkontext und Systemschnittstellen</w:t>
-            </w:r>
-            <w:r>
-              <w:rPr>
-                <w:noProof/>
-                <w:webHidden/>
-              </w:rPr>
-              <w:tab/>
-            </w:r>
-            <w:r>
-              <w:rPr>
-                <w:noProof/>
-                <w:webHidden/>
-              </w:rPr>
-              <w:fldChar w:fldCharType="begin"/>
-            </w:r>
-            <w:r>
-              <w:rPr>
-                <w:noProof/>
-                <w:webHidden/>
-              </w:rPr>
-              <w:instrText xml:space="preserve"> PAGEREF _Toc243652458 \h </w:instrText>
-            </w:r>
-            <w:r>
-              <w:rPr>
-                <w:noProof/>
-                <w:webHidden/>
-              </w:rPr>
-            </w:r>
-            <w:r>
-              <w:rPr>
-                <w:noProof/>
-                <w:webHidden/>
-              </w:rPr>
-              <w:fldChar w:fldCharType="separate"/>
-            </w:r>
-            <w:r>
-              <w:rPr>
-                <w:noProof/>
-                <w:webHidden/>
-              </w:rPr>
-              <w:t>9</w:t>
+              <w:t>2</w:t>
             </w:r>
             <w:r>
               <w:rPr>
@@ -1113,13 +912,13 @@
               <w:lang w:eastAsia="de-DE"/>
             </w:rPr>
           </w:pPr>
-          <w:hyperlink w:anchor="_Toc243652459" w:history="1">
+          <w:hyperlink w:anchor="_Toc244175623" w:history="1">
             <w:r>
               <w:rPr>
                 <w:rStyle w:val="Hyperlink"/>
                 <w:noProof/>
               </w:rPr>
-              <w:t>5.1 Systemkontext</w:t>
+              <w:t>2.3 FastAPI, Uvicorn und Client-Server-Kommunikation</w:t>
             </w:r>
             <w:r>
               <w:rPr>
@@ -1140,7 +939,7 @@
                 <w:noProof/>
                 <w:webHidden/>
               </w:rPr>
-              <w:instrText xml:space="preserve"> PAGEREF _Toc243652459 \h </w:instrText>
+              <w:instrText xml:space="preserve"> PAGEREF _Toc244175623 \h </w:instrText>
             </w:r>
             <w:r>
               <w:rPr>
@@ -1160,7 +959,7 @@
                 <w:noProof/>
                 <w:webHidden/>
               </w:rPr>
-              <w:t>9</w:t>
+              <w:t>2</w:t>
             </w:r>
             <w:r>
               <w:rPr>
@@ -1185,13 +984,13 @@
               <w:lang w:eastAsia="de-DE"/>
             </w:rPr>
           </w:pPr>
-          <w:hyperlink w:anchor="_Toc243652460" w:history="1">
+          <w:hyperlink w:anchor="_Toc244175624" w:history="1">
             <w:r>
               <w:rPr>
                 <w:rStyle w:val="Hyperlink"/>
                 <w:noProof/>
               </w:rPr>
-              <w:t>5.2 Systemschnittstellen</w:t>
+              <w:t>2.4 pytest</w:t>
             </w:r>
             <w:r>
               <w:rPr>
@@ -1212,7 +1011,7 @@
                 <w:noProof/>
                 <w:webHidden/>
               </w:rPr>
-              <w:instrText xml:space="preserve"> PAGEREF _Toc243652460 \h </w:instrText>
+              <w:instrText xml:space="preserve"> PAGEREF _Toc244175624 \h </w:instrText>
             </w:r>
             <w:r>
               <w:rPr>
@@ -1232,7 +1031,79 @@
                 <w:noProof/>
                 <w:webHidden/>
               </w:rPr>
-              <w:t>10</w:t>
+              <w:t>3</w:t>
+            </w:r>
+            <w:r>
+              <w:rPr>
+                <w:noProof/>
+                <w:webHidden/>
+              </w:rPr>
+              <w:fldChar w:fldCharType="end"/>
+            </w:r>
+          </w:hyperlink>
+        </w:p>
+        <w:p>
+          <w:pPr>
+            <w:pStyle w:val="Verzeichnis2"/>
+            <w:tabs>
+              <w:tab w:val="right" w:leader="dot" w:pos="9628"/>
+            </w:tabs>
+            <w:rPr>
+              <w:rFonts w:asciiTheme="minorHAnsi" w:eastAsiaTheme="minorEastAsia" w:hAnsiTheme="minorHAnsi"/>
+              <w:noProof/>
+              <w:sz w:val="24"/>
+              <w:szCs w:val="24"/>
+              <w:lang w:eastAsia="de-DE"/>
+            </w:rPr>
+          </w:pPr>
+          <w:hyperlink w:anchor="_Toc244175625" w:history="1">
+            <w:r>
+              <w:rPr>
+                <w:rStyle w:val="Hyperlink"/>
+                <w:noProof/>
+              </w:rPr>
+              <w:t>2.5 Entwicklungs- und Dokumentationswerkzeuge</w:t>
+            </w:r>
+            <w:r>
+              <w:rPr>
+                <w:noProof/>
+                <w:webHidden/>
+              </w:rPr>
+              <w:tab/>
+            </w:r>
+            <w:r>
+              <w:rPr>
+                <w:noProof/>
+                <w:webHidden/>
+              </w:rPr>
+              <w:fldChar w:fldCharType="begin"/>
+            </w:r>
+            <w:r>
+              <w:rPr>
+                <w:noProof/>
+                <w:webHidden/>
+              </w:rPr>
+              <w:instrText xml:space="preserve"> PAGEREF _Toc244175625 \h </w:instrText>
+            </w:r>
+            <w:r>
+              <w:rPr>
+                <w:noProof/>
+                <w:webHidden/>
+              </w:rPr>
+            </w:r>
+            <w:r>
+              <w:rPr>
+                <w:noProof/>
+                <w:webHidden/>
+              </w:rPr>
+              <w:fldChar w:fldCharType="separate"/>
+            </w:r>
+            <w:r>
+              <w:rPr>
+                <w:noProof/>
+                <w:webHidden/>
+              </w:rPr>
+              <w:t>4</w:t>
             </w:r>
             <w:r>
               <w:rPr>
@@ -1254,13 +1125,14 @@
               <w:lang w:eastAsia="de-DE"/>
             </w:rPr>
           </w:pPr>
-          <w:hyperlink w:anchor="_Toc243652461" w:history="1">
+          <w:hyperlink w:anchor="_Toc244175626" w:history="1">
             <w:r>
               <w:rPr>
                 <w:rStyle w:val="Hyperlink"/>
-                <w:noProof/>
-              </w:rPr>
-              <w:t>6. Benutzerschnittstellen</w:t>
+                <w:rFonts w:cs="Arial"/>
+                <w:noProof/>
+              </w:rPr>
+              <w:t>3. Architekturübersicht</w:t>
             </w:r>
             <w:r>
               <w:rPr>
@@ -1281,7 +1153,7 @@
                 <w:noProof/>
                 <w:webHidden/>
               </w:rPr>
-              <w:instrText xml:space="preserve"> PAGEREF _Toc243652461 \h </w:instrText>
+              <w:instrText xml:space="preserve"> PAGEREF _Toc244175626 \h </w:instrText>
             </w:r>
             <w:r>
               <w:rPr>
@@ -1301,7 +1173,7 @@
                 <w:noProof/>
                 <w:webHidden/>
               </w:rPr>
-              <w:t>11</w:t>
+              <w:t>5</w:t>
             </w:r>
             <w:r>
               <w:rPr>
@@ -1314,6 +1186,214 @@
         </w:p>
         <w:p>
           <w:pPr>
+            <w:pStyle w:val="Verzeichnis1"/>
+            <w:rPr>
+              <w:rFonts w:asciiTheme="minorHAnsi" w:eastAsiaTheme="minorEastAsia" w:hAnsiTheme="minorHAnsi"/>
+              <w:noProof/>
+              <w:sz w:val="24"/>
+              <w:szCs w:val="24"/>
+              <w:lang w:eastAsia="de-DE"/>
+            </w:rPr>
+          </w:pPr>
+          <w:hyperlink w:anchor="_Toc244175627" w:history="1">
+            <w:r>
+              <w:rPr>
+                <w:rStyle w:val="Hyperlink"/>
+                <w:rFonts w:cs="Arial"/>
+                <w:noProof/>
+              </w:rPr>
+              <w:t>4. Struktur</w:t>
+            </w:r>
+            <w:r>
+              <w:rPr>
+                <w:noProof/>
+                <w:webHidden/>
+              </w:rPr>
+              <w:tab/>
+            </w:r>
+            <w:r>
+              <w:rPr>
+                <w:noProof/>
+                <w:webHidden/>
+              </w:rPr>
+              <w:fldChar w:fldCharType="begin"/>
+            </w:r>
+            <w:r>
+              <w:rPr>
+                <w:noProof/>
+                <w:webHidden/>
+              </w:rPr>
+              <w:instrText xml:space="preserve"> PAGEREF _Toc244175627 \h </w:instrText>
+            </w:r>
+            <w:r>
+              <w:rPr>
+                <w:noProof/>
+                <w:webHidden/>
+              </w:rPr>
+            </w:r>
+            <w:r>
+              <w:rPr>
+                <w:noProof/>
+                <w:webHidden/>
+              </w:rPr>
+              <w:fldChar w:fldCharType="separate"/>
+            </w:r>
+            <w:r>
+              <w:rPr>
+                <w:noProof/>
+                <w:webHidden/>
+              </w:rPr>
+              <w:t>7</w:t>
+            </w:r>
+            <w:r>
+              <w:rPr>
+                <w:noProof/>
+                <w:webHidden/>
+              </w:rPr>
+              <w:fldChar w:fldCharType="end"/>
+            </w:r>
+          </w:hyperlink>
+        </w:p>
+        <w:p>
+          <w:pPr>
+            <w:pStyle w:val="Verzeichnis1"/>
+            <w:rPr>
+              <w:rFonts w:asciiTheme="minorHAnsi" w:eastAsiaTheme="minorEastAsia" w:hAnsiTheme="minorHAnsi"/>
+              <w:noProof/>
+              <w:sz w:val="24"/>
+              <w:szCs w:val="24"/>
+              <w:lang w:eastAsia="de-DE"/>
+            </w:rPr>
+          </w:pPr>
+          <w:hyperlink w:anchor="_Toc244175628" w:history="1">
+            <w:r>
+              <w:rPr>
+                <w:rStyle w:val="Hyperlink"/>
+                <w:noProof/>
+              </w:rPr>
+              <w:t>5. Verhalten</w:t>
+            </w:r>
+            <w:r>
+              <w:rPr>
+                <w:noProof/>
+                <w:webHidden/>
+              </w:rPr>
+              <w:tab/>
+            </w:r>
+            <w:r>
+              <w:rPr>
+                <w:noProof/>
+                <w:webHidden/>
+              </w:rPr>
+              <w:fldChar w:fldCharType="begin"/>
+            </w:r>
+            <w:r>
+              <w:rPr>
+                <w:noProof/>
+                <w:webHidden/>
+              </w:rPr>
+              <w:instrText xml:space="preserve"> PAGEREF _Toc244175628 \h </w:instrText>
+            </w:r>
+            <w:r>
+              <w:rPr>
+                <w:noProof/>
+                <w:webHidden/>
+              </w:rPr>
+            </w:r>
+            <w:r>
+              <w:rPr>
+                <w:noProof/>
+                <w:webHidden/>
+              </w:rPr>
+              <w:fldChar w:fldCharType="separate"/>
+            </w:r>
+            <w:r>
+              <w:rPr>
+                <w:noProof/>
+                <w:webHidden/>
+              </w:rPr>
+              <w:t>11</w:t>
+            </w:r>
+            <w:r>
+              <w:rPr>
+                <w:noProof/>
+                <w:webHidden/>
+              </w:rPr>
+              <w:fldChar w:fldCharType="end"/>
+            </w:r>
+          </w:hyperlink>
+        </w:p>
+        <w:p>
+          <w:pPr>
+            <w:pStyle w:val="Verzeichnis1"/>
+            <w:rPr>
+              <w:rFonts w:asciiTheme="minorHAnsi" w:eastAsiaTheme="minorEastAsia" w:hAnsiTheme="minorHAnsi"/>
+              <w:noProof/>
+              <w:sz w:val="24"/>
+              <w:szCs w:val="24"/>
+              <w:lang w:eastAsia="de-DE"/>
+            </w:rPr>
+          </w:pPr>
+          <w:hyperlink w:anchor="_Toc244175629" w:history="1">
+            <w:r>
+              <w:rPr>
+                <w:rStyle w:val="Hyperlink"/>
+                <w:noProof/>
+              </w:rPr>
+              <w:t>Literaturverzeichnis</w:t>
+            </w:r>
+            <w:r>
+              <w:rPr>
+                <w:noProof/>
+                <w:webHidden/>
+              </w:rPr>
+              <w:tab/>
+            </w:r>
+            <w:r>
+              <w:rPr>
+                <w:noProof/>
+                <w:webHidden/>
+              </w:rPr>
+              <w:fldChar w:fldCharType="begin"/>
+            </w:r>
+            <w:r>
+              <w:rPr>
+                <w:noProof/>
+                <w:webHidden/>
+              </w:rPr>
+              <w:instrText xml:space="preserve"> PAGEREF _Toc244175629 \h </w:instrText>
+            </w:r>
+            <w:r>
+              <w:rPr>
+                <w:noProof/>
+                <w:webHidden/>
+              </w:rPr>
+            </w:r>
+            <w:r>
+              <w:rPr>
+                <w:noProof/>
+                <w:webHidden/>
+              </w:rPr>
+              <w:fldChar w:fldCharType="separate"/>
+            </w:r>
+            <w:r>
+              <w:rPr>
+                <w:noProof/>
+                <w:webHidden/>
+              </w:rPr>
+              <w:t>IV</w:t>
+            </w:r>
+            <w:r>
+              <w:rPr>
+                <w:noProof/>
+                <w:webHidden/>
+              </w:rPr>
+              <w:fldChar w:fldCharType="end"/>
+            </w:r>
+          </w:hyperlink>
+        </w:p>
+        <w:p>
+          <w:pPr>
             <w:rPr>
               <w:rFonts w:cs="Arial"/>
             </w:rPr>
@@ -1356,7 +1436,7 @@
           <w:rFonts w:cs="Arial"/>
         </w:rPr>
       </w:pPr>
-      <w:bookmarkStart w:id="0" w:name="_Toc243652449"/>
+      <w:bookmarkStart w:id="0" w:name="_Toc244175616"/>
       <w:r>
         <w:rPr>
           <w:rFonts w:cs="Arial"/>
@@ -1398,13 +1478,13 @@
         </w:rPr>
         <w:fldChar w:fldCharType="separate"/>
       </w:r>
-      <w:hyperlink w:anchor="_Toc243652440" w:history="1">
+      <w:hyperlink w:anchor="_Toc244175630" w:history="1">
         <w:r>
           <w:rPr>
             <w:rStyle w:val="Hyperlink"/>
             <w:noProof/>
           </w:rPr>
-          <w:t>Abbildung 1: UML-Klassendiagramm</w:t>
+          <w:t>Abbildung 1: Architekturdiagramm</w:t>
         </w:r>
         <w:r>
           <w:rPr>
@@ -1425,151 +1505,7 @@
             <w:noProof/>
             <w:webHidden/>
           </w:rPr>
-          <w:instrText xml:space="preserve"> PAGEREF _Toc243652440 \h </w:instrText>
-        </w:r>
-        <w:r>
-          <w:rPr>
-            <w:noProof/>
-            <w:webHidden/>
-          </w:rPr>
-        </w:r>
-        <w:r>
-          <w:rPr>
-            <w:noProof/>
-            <w:webHidden/>
-          </w:rPr>
-          <w:fldChar w:fldCharType="separate"/>
-        </w:r>
-        <w:r>
-          <w:rPr>
-            <w:noProof/>
-            <w:webHidden/>
-          </w:rPr>
-          <w:t>2</w:t>
-        </w:r>
-        <w:r>
-          <w:rPr>
-            <w:noProof/>
-            <w:webHidden/>
-          </w:rPr>
-          <w:fldChar w:fldCharType="end"/>
-        </w:r>
-      </w:hyperlink>
-    </w:p>
-    <w:p>
-      <w:pPr>
-        <w:pStyle w:val="Abbildungsverzeichnis"/>
-        <w:tabs>
-          <w:tab w:val="right" w:leader="dot" w:pos="9628"/>
-        </w:tabs>
-        <w:rPr>
-          <w:rFonts w:asciiTheme="minorHAnsi" w:eastAsiaTheme="minorEastAsia" w:hAnsiTheme="minorHAnsi"/>
-          <w:noProof/>
-          <w:sz w:val="24"/>
-          <w:szCs w:val="24"/>
-          <w:lang w:eastAsia="de-DE"/>
-        </w:rPr>
-      </w:pPr>
-      <w:hyperlink w:anchor="_Toc243652441" w:history="1">
-        <w:r>
-          <w:rPr>
-            <w:rStyle w:val="Hyperlink"/>
-            <w:noProof/>
-          </w:rPr>
-          <w:t>Abbildung 2: UML-Aktivitätsdiagramm Partie erstellen und beitreten</w:t>
-        </w:r>
-        <w:r>
-          <w:rPr>
-            <w:noProof/>
-            <w:webHidden/>
-          </w:rPr>
-          <w:tab/>
-        </w:r>
-        <w:r>
-          <w:rPr>
-            <w:noProof/>
-            <w:webHidden/>
-          </w:rPr>
-          <w:fldChar w:fldCharType="begin"/>
-        </w:r>
-        <w:r>
-          <w:rPr>
-            <w:noProof/>
-            <w:webHidden/>
-          </w:rPr>
-          <w:instrText xml:space="preserve"> PAGEREF _Toc243652441 \h </w:instrText>
-        </w:r>
-        <w:r>
-          <w:rPr>
-            <w:noProof/>
-            <w:webHidden/>
-          </w:rPr>
-        </w:r>
-        <w:r>
-          <w:rPr>
-            <w:noProof/>
-            <w:webHidden/>
-          </w:rPr>
-          <w:fldChar w:fldCharType="separate"/>
-        </w:r>
-        <w:r>
-          <w:rPr>
-            <w:noProof/>
-            <w:webHidden/>
-          </w:rPr>
-          <w:t>4</w:t>
-        </w:r>
-        <w:r>
-          <w:rPr>
-            <w:noProof/>
-            <w:webHidden/>
-          </w:rPr>
-          <w:fldChar w:fldCharType="end"/>
-        </w:r>
-      </w:hyperlink>
-    </w:p>
-    <w:p>
-      <w:pPr>
-        <w:pStyle w:val="Abbildungsverzeichnis"/>
-        <w:tabs>
-          <w:tab w:val="right" w:leader="dot" w:pos="9628"/>
-        </w:tabs>
-        <w:rPr>
-          <w:rFonts w:asciiTheme="minorHAnsi" w:eastAsiaTheme="minorEastAsia" w:hAnsiTheme="minorHAnsi"/>
-          <w:noProof/>
-          <w:sz w:val="24"/>
-          <w:szCs w:val="24"/>
-          <w:lang w:eastAsia="de-DE"/>
-        </w:rPr>
-      </w:pPr>
-      <w:hyperlink w:anchor="_Toc243652442" w:history="1">
-        <w:r>
-          <w:rPr>
-            <w:rStyle w:val="Hyperlink"/>
-            <w:noProof/>
-          </w:rPr>
-          <w:t>Abbildung 3: UML-Aktivitätsdiagramm Partie durchführen</w:t>
-        </w:r>
-        <w:r>
-          <w:rPr>
-            <w:noProof/>
-            <w:webHidden/>
-          </w:rPr>
-          <w:tab/>
-        </w:r>
-        <w:r>
-          <w:rPr>
-            <w:noProof/>
-            <w:webHidden/>
-          </w:rPr>
-          <w:fldChar w:fldCharType="begin"/>
-        </w:r>
-        <w:r>
-          <w:rPr>
-            <w:noProof/>
-            <w:webHidden/>
-          </w:rPr>
-          <w:instrText xml:space="preserve"> PAGEREF _Toc243652442 \h </w:instrText>
+          <w:instrText xml:space="preserve"> PAGEREF _Toc244175630 \h </w:instrText>
         </w:r>
         <w:r>
           <w:rPr>
@@ -1614,13 +1550,13 @@
           <w:lang w:eastAsia="de-DE"/>
         </w:rPr>
       </w:pPr>
-      <w:hyperlink w:anchor="_Toc243652443" w:history="1">
+      <w:hyperlink w:anchor="_Toc244175631" w:history="1">
         <w:r>
           <w:rPr>
             <w:rStyle w:val="Hyperlink"/>
             <w:noProof/>
           </w:rPr>
-          <w:t>Abbildung 4: Kontextdiagramm</w:t>
+          <w:t>Abbildung 2: UML-Klassendiagramm</w:t>
         </w:r>
         <w:r>
           <w:rPr>
@@ -1641,7 +1577,7 @@
             <w:noProof/>
             <w:webHidden/>
           </w:rPr>
-          <w:instrText xml:space="preserve"> PAGEREF _Toc243652443 \h </w:instrText>
+          <w:instrText xml:space="preserve"> PAGEREF _Toc244175631 \h </w:instrText>
         </w:r>
         <w:r>
           <w:rPr>
@@ -1661,7 +1597,7 @@
             <w:noProof/>
             <w:webHidden/>
           </w:rPr>
-          <w:t>9</w:t>
+          <w:t>10</w:t>
         </w:r>
         <w:r>
           <w:rPr>
@@ -1686,13 +1622,13 @@
           <w:lang w:eastAsia="de-DE"/>
         </w:rPr>
       </w:pPr>
-      <w:hyperlink w:anchor="_Toc243652444" w:history="1">
+      <w:hyperlink w:anchor="_Toc244175632" w:history="1">
         <w:r>
           <w:rPr>
             <w:rStyle w:val="Hyperlink"/>
             <w:noProof/>
           </w:rPr>
-          <w:t>Abbildung 5: Mockup der Startseiten</w:t>
+          <w:t>Abbildung 3: Sequenzdiagramm Spielzug</w:t>
         </w:r>
         <w:r>
           <w:rPr>
@@ -1713,79 +1649,7 @@
             <w:noProof/>
             <w:webHidden/>
           </w:rPr>
-          <w:instrText xml:space="preserve"> PAGEREF _Toc243652444 \h </w:instrText>
-        </w:r>
-        <w:r>
-          <w:rPr>
-            <w:noProof/>
-            <w:webHidden/>
-          </w:rPr>
-        </w:r>
-        <w:r>
-          <w:rPr>
-            <w:noProof/>
-            <w:webHidden/>
-          </w:rPr>
-          <w:fldChar w:fldCharType="separate"/>
-        </w:r>
-        <w:r>
-          <w:rPr>
-            <w:noProof/>
-            <w:webHidden/>
-          </w:rPr>
-          <w:t>11</w:t>
-        </w:r>
-        <w:r>
-          <w:rPr>
-            <w:noProof/>
-            <w:webHidden/>
-          </w:rPr>
-          <w:fldChar w:fldCharType="end"/>
-        </w:r>
-      </w:hyperlink>
-    </w:p>
-    <w:p>
-      <w:pPr>
-        <w:pStyle w:val="Abbildungsverzeichnis"/>
-        <w:tabs>
-          <w:tab w:val="right" w:leader="dot" w:pos="9628"/>
-        </w:tabs>
-        <w:rPr>
-          <w:rFonts w:asciiTheme="minorHAnsi" w:eastAsiaTheme="minorEastAsia" w:hAnsiTheme="minorHAnsi"/>
-          <w:noProof/>
-          <w:sz w:val="24"/>
-          <w:szCs w:val="24"/>
-          <w:lang w:eastAsia="de-DE"/>
-        </w:rPr>
-      </w:pPr>
-      <w:hyperlink w:anchor="_Toc243652445" w:history="1">
-        <w:r>
-          <w:rPr>
-            <w:rStyle w:val="Hyperlink"/>
-            <w:noProof/>
-          </w:rPr>
-          <w:t>Abbildung 6: Mockup Spielvorbereitung</w:t>
-        </w:r>
-        <w:r>
-          <w:rPr>
-            <w:noProof/>
-            <w:webHidden/>
-          </w:rPr>
-          <w:tab/>
-        </w:r>
-        <w:r>
-          <w:rPr>
-            <w:noProof/>
-            <w:webHidden/>
-          </w:rPr>
-          <w:fldChar w:fldCharType="begin"/>
-        </w:r>
-        <w:r>
-          <w:rPr>
-            <w:noProof/>
-            <w:webHidden/>
-          </w:rPr>
-          <w:instrText xml:space="preserve"> PAGEREF _Toc243652445 \h </w:instrText>
+          <w:instrText xml:space="preserve"> PAGEREF _Toc244175632 \h </w:instrText>
         </w:r>
         <w:r>
           <w:rPr>
@@ -1818,222 +1682,6 @@
     </w:p>
     <w:p>
       <w:pPr>
-        <w:pStyle w:val="Abbildungsverzeichnis"/>
-        <w:tabs>
-          <w:tab w:val="right" w:leader="dot" w:pos="9628"/>
-        </w:tabs>
-        <w:rPr>
-          <w:rFonts w:asciiTheme="minorHAnsi" w:eastAsiaTheme="minorEastAsia" w:hAnsiTheme="minorHAnsi"/>
-          <w:noProof/>
-          <w:sz w:val="24"/>
-          <w:szCs w:val="24"/>
-          <w:lang w:eastAsia="de-DE"/>
-        </w:rPr>
-      </w:pPr>
-      <w:hyperlink w:anchor="_Toc243652446" w:history="1">
-        <w:r>
-          <w:rPr>
-            <w:rStyle w:val="Hyperlink"/>
-            <w:noProof/>
-          </w:rPr>
-          <w:t>Abbildung 7: Mockup Spielansicht</w:t>
-        </w:r>
-        <w:r>
-          <w:rPr>
-            <w:noProof/>
-            <w:webHidden/>
-          </w:rPr>
-          <w:tab/>
-        </w:r>
-        <w:r>
-          <w:rPr>
-            <w:noProof/>
-            <w:webHidden/>
-          </w:rPr>
-          <w:fldChar w:fldCharType="begin"/>
-        </w:r>
-        <w:r>
-          <w:rPr>
-            <w:noProof/>
-            <w:webHidden/>
-          </w:rPr>
-          <w:instrText xml:space="preserve"> PAGEREF _Toc243652446 \h </w:instrText>
-        </w:r>
-        <w:r>
-          <w:rPr>
-            <w:noProof/>
-            <w:webHidden/>
-          </w:rPr>
-        </w:r>
-        <w:r>
-          <w:rPr>
-            <w:noProof/>
-            <w:webHidden/>
-          </w:rPr>
-          <w:fldChar w:fldCharType="separate"/>
-        </w:r>
-        <w:r>
-          <w:rPr>
-            <w:noProof/>
-            <w:webHidden/>
-          </w:rPr>
-          <w:t>13</w:t>
-        </w:r>
-        <w:r>
-          <w:rPr>
-            <w:noProof/>
-            <w:webHidden/>
-          </w:rPr>
-          <w:fldChar w:fldCharType="end"/>
-        </w:r>
-      </w:hyperlink>
-    </w:p>
-    <w:p>
-      <w:pPr>
-        <w:pStyle w:val="Abbildungsverzeichnis"/>
-        <w:tabs>
-          <w:tab w:val="right" w:leader="dot" w:pos="9628"/>
-        </w:tabs>
-        <w:rPr>
-          <w:rFonts w:asciiTheme="minorHAnsi" w:eastAsiaTheme="minorEastAsia" w:hAnsiTheme="minorHAnsi"/>
-          <w:noProof/>
-          <w:sz w:val="24"/>
-          <w:szCs w:val="24"/>
-          <w:lang w:eastAsia="de-DE"/>
-        </w:rPr>
-      </w:pPr>
-      <w:hyperlink w:anchor="_Toc243652447" w:history="1">
-        <w:r>
-          <w:rPr>
-            <w:rStyle w:val="Hyperlink"/>
-            <w:noProof/>
-          </w:rPr>
-          <w:t>Abbildung 8: Mockup Spielende</w:t>
-        </w:r>
-        <w:r>
-          <w:rPr>
-            <w:noProof/>
-            <w:webHidden/>
-          </w:rPr>
-          <w:tab/>
-        </w:r>
-        <w:r>
-          <w:rPr>
-            <w:noProof/>
-            <w:webHidden/>
-          </w:rPr>
-          <w:fldChar w:fldCharType="begin"/>
-        </w:r>
-        <w:r>
-          <w:rPr>
-            <w:noProof/>
-            <w:webHidden/>
-          </w:rPr>
-          <w:instrText xml:space="preserve"> PAGEREF _Toc243652447 \h </w:instrText>
-        </w:r>
-        <w:r>
-          <w:rPr>
-            <w:noProof/>
-            <w:webHidden/>
-          </w:rPr>
-        </w:r>
-        <w:r>
-          <w:rPr>
-            <w:noProof/>
-            <w:webHidden/>
-          </w:rPr>
-          <w:fldChar w:fldCharType="separate"/>
-        </w:r>
-        <w:r>
-          <w:rPr>
-            <w:noProof/>
-            <w:webHidden/>
-          </w:rPr>
-          <w:t>14</w:t>
-        </w:r>
-        <w:r>
-          <w:rPr>
-            <w:noProof/>
-            <w:webHidden/>
-          </w:rPr>
-          <w:fldChar w:fldCharType="end"/>
-        </w:r>
-      </w:hyperlink>
-    </w:p>
-    <w:p>
-      <w:pPr>
-        <w:pStyle w:val="Abbildungsverzeichnis"/>
-        <w:tabs>
-          <w:tab w:val="right" w:leader="dot" w:pos="9628"/>
-        </w:tabs>
-        <w:rPr>
-          <w:rFonts w:asciiTheme="minorHAnsi" w:eastAsiaTheme="minorEastAsia" w:hAnsiTheme="minorHAnsi"/>
-          <w:noProof/>
-          <w:sz w:val="24"/>
-          <w:szCs w:val="24"/>
-          <w:lang w:eastAsia="de-DE"/>
-        </w:rPr>
-      </w:pPr>
-      <w:hyperlink w:anchor="_Toc243652448" w:history="1">
-        <w:r>
-          <w:rPr>
-            <w:rStyle w:val="Hyperlink"/>
-            <w:noProof/>
-          </w:rPr>
-          <w:t>Abbildung 9: Dialogfluss</w:t>
-        </w:r>
-        <w:r>
-          <w:rPr>
-            <w:noProof/>
-            <w:webHidden/>
-          </w:rPr>
-          <w:tab/>
-        </w:r>
-        <w:r>
-          <w:rPr>
-            <w:noProof/>
-            <w:webHidden/>
-          </w:rPr>
-          <w:fldChar w:fldCharType="begin"/>
-        </w:r>
-        <w:r>
-          <w:rPr>
-            <w:noProof/>
-            <w:webHidden/>
-          </w:rPr>
-          <w:instrText xml:space="preserve"> PAGEREF _Toc243652448 \h </w:instrText>
-        </w:r>
-        <w:r>
-          <w:rPr>
-            <w:noProof/>
-            <w:webHidden/>
-          </w:rPr>
-        </w:r>
-        <w:r>
-          <w:rPr>
-            <w:noProof/>
-            <w:webHidden/>
-          </w:rPr>
-          <w:fldChar w:fldCharType="separate"/>
-        </w:r>
-        <w:r>
-          <w:rPr>
-            <w:noProof/>
-            <w:webHidden/>
-          </w:rPr>
-          <w:t>15</w:t>
-        </w:r>
-        <w:r>
-          <w:rPr>
-            <w:noProof/>
-            <w:webHidden/>
-          </w:rPr>
-          <w:fldChar w:fldCharType="end"/>
-        </w:r>
-      </w:hyperlink>
-    </w:p>
-    <w:p>
-      <w:pPr>
         <w:rPr>
           <w:rFonts w:eastAsiaTheme="majorEastAsia" w:cs="Arial"/>
           <w:color w:val="0F4761" w:themeColor="accent1" w:themeShade="BF"/>
@@ -2064,351 +1712,7 @@
           <w:rFonts w:cs="Arial"/>
         </w:rPr>
       </w:pPr>
-      <w:bookmarkStart w:id="1" w:name="_Toc243652450"/>
-      <w:r>
-        <w:rPr>
-          <w:rFonts w:cs="Arial"/>
-        </w:rPr>
-        <w:lastRenderedPageBreak/>
-        <w:t>Tabellen</w:t>
-      </w:r>
-      <w:r>
-        <w:rPr>
-          <w:rFonts w:cs="Arial"/>
-        </w:rPr>
-        <w:t>verzeichnis</w:t>
-      </w:r>
-      <w:bookmarkEnd w:id="1"/>
-    </w:p>
-    <w:bookmarkStart w:id="2" w:name="_Toc202101947"/>
-    <w:p>
-      <w:pPr>
-        <w:pStyle w:val="Abbildungsverzeichnis"/>
-        <w:tabs>
-          <w:tab w:val="right" w:leader="dot" w:pos="9628"/>
-        </w:tabs>
-        <w:rPr>
-          <w:rFonts w:asciiTheme="minorHAnsi" w:eastAsiaTheme="minorEastAsia" w:hAnsiTheme="minorHAnsi"/>
-          <w:noProof/>
-          <w:sz w:val="24"/>
-          <w:szCs w:val="24"/>
-          <w:lang w:eastAsia="de-DE"/>
-        </w:rPr>
-      </w:pPr>
-      <w:r>
-        <w:fldChar w:fldCharType="begin"/>
-      </w:r>
-      <w:r>
-        <w:instrText xml:space="preserve"> TOC \h \z \c "Tabelle" </w:instrText>
-      </w:r>
-      <w:r>
-        <w:fldChar w:fldCharType="separate"/>
-      </w:r>
-      <w:hyperlink w:anchor="_Toc241413573" w:history="1">
-        <w:r>
-          <w:rPr>
-            <w:rStyle w:val="Hyperlink"/>
-            <w:noProof/>
-          </w:rPr>
-          <w:t>Tabelle 1: Geschäftsobjekte</w:t>
-        </w:r>
-        <w:r>
-          <w:rPr>
-            <w:noProof/>
-            <w:webHidden/>
-          </w:rPr>
-          <w:tab/>
-        </w:r>
-        <w:r>
-          <w:rPr>
-            <w:noProof/>
-            <w:webHidden/>
-          </w:rPr>
-          <w:fldChar w:fldCharType="begin"/>
-        </w:r>
-        <w:r>
-          <w:rPr>
-            <w:noProof/>
-            <w:webHidden/>
-          </w:rPr>
-          <w:instrText xml:space="preserve"> PAGEREF _Toc241413573 \h </w:instrText>
-        </w:r>
-        <w:r>
-          <w:rPr>
-            <w:noProof/>
-            <w:webHidden/>
-          </w:rPr>
-        </w:r>
-        <w:r>
-          <w:rPr>
-            <w:noProof/>
-            <w:webHidden/>
-          </w:rPr>
-          <w:fldChar w:fldCharType="separate"/>
-        </w:r>
-        <w:r>
-          <w:rPr>
-            <w:noProof/>
-            <w:webHidden/>
-          </w:rPr>
-          <w:t>1</w:t>
-        </w:r>
-        <w:r>
-          <w:rPr>
-            <w:noProof/>
-            <w:webHidden/>
-          </w:rPr>
-          <w:fldChar w:fldCharType="end"/>
-        </w:r>
-      </w:hyperlink>
-    </w:p>
-    <w:p>
-      <w:pPr>
-        <w:pStyle w:val="Abbildungsverzeichnis"/>
-        <w:tabs>
-          <w:tab w:val="right" w:leader="dot" w:pos="9628"/>
-        </w:tabs>
-        <w:rPr>
-          <w:rFonts w:asciiTheme="minorHAnsi" w:eastAsiaTheme="minorEastAsia" w:hAnsiTheme="minorHAnsi"/>
-          <w:noProof/>
-          <w:sz w:val="24"/>
-          <w:szCs w:val="24"/>
-          <w:lang w:eastAsia="de-DE"/>
-        </w:rPr>
-      </w:pPr>
-      <w:hyperlink w:anchor="_Toc241413574" w:history="1">
-        <w:r>
-          <w:rPr>
-            <w:rStyle w:val="Hyperlink"/>
-            <w:noProof/>
-          </w:rPr>
-          <w:t>Tabelle 2: Geschäftsregeln</w:t>
-        </w:r>
-        <w:r>
-          <w:rPr>
-            <w:noProof/>
-            <w:webHidden/>
-          </w:rPr>
-          <w:tab/>
-        </w:r>
-        <w:r>
-          <w:rPr>
-            <w:noProof/>
-            <w:webHidden/>
-          </w:rPr>
-          <w:fldChar w:fldCharType="begin"/>
-        </w:r>
-        <w:r>
-          <w:rPr>
-            <w:noProof/>
-            <w:webHidden/>
-          </w:rPr>
-          <w:instrText xml:space="preserve"> PAGEREF _Toc241413574 \h </w:instrText>
-        </w:r>
-        <w:r>
-          <w:rPr>
-            <w:noProof/>
-            <w:webHidden/>
-          </w:rPr>
-        </w:r>
-        <w:r>
-          <w:rPr>
-            <w:noProof/>
-            <w:webHidden/>
-          </w:rPr>
-          <w:fldChar w:fldCharType="separate"/>
-        </w:r>
-        <w:r>
-          <w:rPr>
-            <w:noProof/>
-            <w:webHidden/>
-          </w:rPr>
-          <w:t>7</w:t>
-        </w:r>
-        <w:r>
-          <w:rPr>
-            <w:noProof/>
-            <w:webHidden/>
-          </w:rPr>
-          <w:fldChar w:fldCharType="end"/>
-        </w:r>
-      </w:hyperlink>
-    </w:p>
-    <w:p>
-      <w:pPr>
-        <w:pStyle w:val="Abbildungsverzeichnis"/>
-        <w:tabs>
-          <w:tab w:val="right" w:leader="dot" w:pos="9628"/>
-        </w:tabs>
-        <w:rPr>
-          <w:rFonts w:asciiTheme="minorHAnsi" w:eastAsiaTheme="minorEastAsia" w:hAnsiTheme="minorHAnsi"/>
-          <w:noProof/>
-          <w:sz w:val="24"/>
-          <w:szCs w:val="24"/>
-          <w:lang w:eastAsia="de-DE"/>
-        </w:rPr>
-      </w:pPr>
-      <w:hyperlink w:anchor="_Toc241413575" w:history="1">
-        <w:r>
-          <w:rPr>
-            <w:rStyle w:val="Hyperlink"/>
-            <w:noProof/>
-          </w:rPr>
-          <w:t>Tabelle 3: Übertragene Daten und Aktionen</w:t>
-        </w:r>
-        <w:r>
-          <w:rPr>
-            <w:noProof/>
-            <w:webHidden/>
-          </w:rPr>
-          <w:tab/>
-        </w:r>
-        <w:r>
-          <w:rPr>
-            <w:noProof/>
-            <w:webHidden/>
-          </w:rPr>
-          <w:fldChar w:fldCharType="begin"/>
-        </w:r>
-        <w:r>
-          <w:rPr>
-            <w:noProof/>
-            <w:webHidden/>
-          </w:rPr>
-          <w:instrText xml:space="preserve"> PAGEREF _Toc241413575 \h </w:instrText>
-        </w:r>
-        <w:r>
-          <w:rPr>
-            <w:noProof/>
-            <w:webHidden/>
-          </w:rPr>
-        </w:r>
-        <w:r>
-          <w:rPr>
-            <w:noProof/>
-            <w:webHidden/>
-          </w:rPr>
-          <w:fldChar w:fldCharType="separate"/>
-        </w:r>
-        <w:r>
-          <w:rPr>
-            <w:noProof/>
-            <w:webHidden/>
-          </w:rPr>
-          <w:t>10</w:t>
-        </w:r>
-        <w:r>
-          <w:rPr>
-            <w:noProof/>
-            <w:webHidden/>
-          </w:rPr>
-          <w:fldChar w:fldCharType="end"/>
-        </w:r>
-      </w:hyperlink>
-    </w:p>
-    <w:p>
-      <w:pPr>
-        <w:pStyle w:val="Abbildungsverzeichnis"/>
-        <w:tabs>
-          <w:tab w:val="right" w:leader="dot" w:pos="9628"/>
-        </w:tabs>
-        <w:rPr>
-          <w:rFonts w:asciiTheme="minorHAnsi" w:eastAsiaTheme="minorEastAsia" w:hAnsiTheme="minorHAnsi"/>
-          <w:noProof/>
-          <w:sz w:val="24"/>
-          <w:szCs w:val="24"/>
-          <w:lang w:eastAsia="de-DE"/>
-        </w:rPr>
-      </w:pPr>
-      <w:hyperlink w:anchor="_Toc241413576" w:history="1">
-        <w:r>
-          <w:rPr>
-            <w:rStyle w:val="Hyperlink"/>
-            <w:noProof/>
-          </w:rPr>
-          <w:t>Tabelle 4: Eingabevalidierungen</w:t>
-        </w:r>
-        <w:r>
-          <w:rPr>
-            <w:noProof/>
-            <w:webHidden/>
-          </w:rPr>
-          <w:tab/>
-        </w:r>
-        <w:r>
-          <w:rPr>
-            <w:noProof/>
-            <w:webHidden/>
-          </w:rPr>
-          <w:fldChar w:fldCharType="begin"/>
-        </w:r>
-        <w:r>
-          <w:rPr>
-            <w:noProof/>
-            <w:webHidden/>
-          </w:rPr>
-          <w:instrText xml:space="preserve"> PAGEREF _Toc241413576 \h </w:instrText>
-        </w:r>
-        <w:r>
-          <w:rPr>
-            <w:noProof/>
-            <w:webHidden/>
-          </w:rPr>
-        </w:r>
-        <w:r>
-          <w:rPr>
-            <w:noProof/>
-            <w:webHidden/>
-          </w:rPr>
-          <w:fldChar w:fldCharType="separate"/>
-        </w:r>
-        <w:r>
-          <w:rPr>
-            <w:noProof/>
-            <w:webHidden/>
-          </w:rPr>
-          <w:t>12</w:t>
-        </w:r>
-        <w:r>
-          <w:rPr>
-            <w:noProof/>
-            <w:webHidden/>
-          </w:rPr>
-          <w:fldChar w:fldCharType="end"/>
-        </w:r>
-      </w:hyperlink>
-    </w:p>
-    <w:p>
-      <w:r>
-        <w:fldChar w:fldCharType="end"/>
-      </w:r>
-    </w:p>
-    <w:bookmarkEnd w:id="2"/>
-    <w:p>
-      <w:pPr>
-        <w:rPr>
-          <w:rFonts w:eastAsiaTheme="majorEastAsia" w:cs="Arial"/>
-          <w:sz w:val="32"/>
-          <w:szCs w:val="40"/>
-        </w:rPr>
-      </w:pPr>
-      <w:r>
-        <w:rPr>
-          <w:rFonts w:eastAsiaTheme="majorEastAsia" w:cs="Arial"/>
-          <w:sz w:val="32"/>
-          <w:szCs w:val="40"/>
-        </w:rPr>
-        <w:br w:type="page"/>
-      </w:r>
-    </w:p>
-    <w:p>
-      <w:pPr>
-        <w:pStyle w:val="berschrift1"/>
-        <w:rPr>
-          <w:rFonts w:cs="Arial"/>
-        </w:rPr>
-      </w:pPr>
-      <w:bookmarkStart w:id="3" w:name="_Toc243652451"/>
+      <w:bookmarkStart w:id="1" w:name="_Toc244175618"/>
       <w:r>
         <w:rPr>
           <w:rFonts w:cs="Arial"/>
@@ -2416,11 +1720,32 @@
         <w:lastRenderedPageBreak/>
         <w:t>Abkürzungsverzeichnis</w:t>
       </w:r>
-      <w:bookmarkEnd w:id="3"/>
+      <w:bookmarkEnd w:id="1"/>
     </w:p>
     <w:p>
       <w:pPr>
         <w:jc w:val="left"/>
+      </w:pPr>
+      <w:r>
+        <w:t xml:space="preserve">ASGI </w:t>
+      </w:r>
+      <w:r>
+        <w:tab/>
+      </w:r>
+      <w:r>
+        <w:tab/>
+      </w:r>
+      <w:proofErr w:type="spellStart"/>
+      <w:r>
+        <w:t>Asynchronous</w:t>
+      </w:r>
+      <w:proofErr w:type="spellEnd"/>
+      <w:r>
+        <w:t xml:space="preserve"> Server Gateway Interface</w:t>
+      </w:r>
+    </w:p>
+    <w:p>
+      <w:pPr>
         <w:rPr>
           <w:lang w:val="en-GB"/>
         </w:rPr>
@@ -2429,12 +1754,18 @@
         <w:rPr>
           <w:lang w:val="en-GB"/>
         </w:rPr>
-        <w:t xml:space="preserve">ASGI </w:t>
+        <w:t>C</w:t>
       </w:r>
       <w:r>
         <w:rPr>
           <w:lang w:val="en-GB"/>
         </w:rPr>
+        <w:t>SS</w:t>
+      </w:r>
+      <w:r>
+        <w:rPr>
+          <w:lang w:val="en-GB"/>
+        </w:rPr>
         <w:tab/>
       </w:r>
       <w:r>
@@ -2447,40 +1778,6 @@
         <w:rPr>
           <w:lang w:val="en-GB"/>
         </w:rPr>
-        <w:t>Asynchronous Server Gateway Interface</w:t>
-      </w:r>
-    </w:p>
-    <w:p>
-      <w:pPr>
-        <w:rPr>
-          <w:lang w:val="en-GB"/>
-        </w:rPr>
-      </w:pPr>
-      <w:r>
-        <w:rPr>
-          <w:lang w:val="en-GB"/>
-        </w:rPr>
-        <w:t>C</w:t>
-      </w:r>
-      <w:r>
-        <w:rPr>
-          <w:lang w:val="en-GB"/>
-        </w:rPr>
-        <w:t>SS</w:t>
-      </w:r>
-      <w:r>
-        <w:rPr>
-          <w:lang w:val="en-GB"/>
-        </w:rPr>
-        <w:tab/>
-      </w:r>
-      <w:r>
-        <w:rPr>
-          <w:lang w:val="en-GB"/>
-        </w:rPr>
-        <w:tab/>
-      </w:r>
-      <w:r>
         <w:t>Cascading Style Sheets</w:t>
       </w:r>
     </w:p>
@@ -2511,90 +1808,46 @@
       </w:r>
     </w:p>
     <w:p>
-      <w:pPr>
-        <w:rPr>
-          <w:lang w:val="en-GB"/>
-        </w:rPr>
-      </w:pPr>
-      <w:r>
-        <w:rPr>
-          <w:lang w:val="en-GB"/>
-        </w:rPr>
+      <w:r>
         <w:t>HTML</w:t>
       </w:r>
       <w:r>
-        <w:rPr>
-          <w:lang w:val="en-GB"/>
-        </w:rPr>
         <w:tab/>
       </w:r>
       <w:r>
-        <w:rPr>
-          <w:lang w:val="en-GB"/>
-        </w:rPr>
         <w:tab/>
-        <w:t>HyperText Markup Language</w:t>
-      </w:r>
-    </w:p>
-    <w:p>
-      <w:pPr>
-        <w:rPr>
-          <w:lang w:val="en-GB"/>
-        </w:rPr>
-      </w:pPr>
-      <w:r>
-        <w:rPr>
-          <w:lang w:val="en-GB"/>
-        </w:rPr>
-        <w:t>HT</w:t>
-      </w:r>
-      <w:r>
-        <w:rPr>
-          <w:lang w:val="en-GB"/>
-        </w:rPr>
-        <w:t>TP</w:t>
-      </w:r>
-      <w:r>
-        <w:rPr>
-          <w:lang w:val="en-GB"/>
-        </w:rPr>
+      </w:r>
+      <w:proofErr w:type="spellStart"/>
+      <w:r>
+        <w:t>HyperText</w:t>
+      </w:r>
+      <w:proofErr w:type="spellEnd"/>
+      <w:r>
+        <w:t xml:space="preserve"> Markup Language</w:t>
+      </w:r>
+    </w:p>
+    <w:p>
+      <w:r>
+        <w:t>HTTP</w:t>
+      </w:r>
+      <w:r>
         <w:tab/>
       </w:r>
       <w:r>
-        <w:rPr>
-          <w:lang w:val="en-GB"/>
-        </w:rPr>
         <w:tab/>
       </w:r>
       <w:r>
-        <w:rPr>
-          <w:lang w:val="en-GB"/>
-        </w:rPr>
         <w:t>Hypertext Transfer Protocol</w:t>
       </w:r>
     </w:p>
     <w:p>
-      <w:pPr>
-        <w:rPr>
-          <w:lang w:val="en-GB"/>
-        </w:rPr>
-      </w:pPr>
-      <w:r>
-        <w:rPr>
-          <w:lang w:val="en-GB"/>
-        </w:rPr>
+      <w:r>
         <w:t>IDE</w:t>
       </w:r>
       <w:r>
-        <w:rPr>
-          <w:lang w:val="en-GB"/>
-        </w:rPr>
         <w:tab/>
       </w:r>
       <w:r>
-        <w:rPr>
-          <w:lang w:val="en-GB"/>
-        </w:rPr>
         <w:tab/>
         <w:t>Integrierte Entwicklungsumgebung</w:t>
       </w:r>
@@ -2631,12 +1884,14 @@
           <w:lang w:val="en-GB"/>
         </w:rPr>
       </w:pPr>
+      <w:proofErr w:type="spellStart"/>
       <w:r>
         <w:rPr>
           <w:lang w:val="en-GB"/>
         </w:rPr>
         <w:t>PyPI</w:t>
       </w:r>
+      <w:proofErr w:type="spellEnd"/>
       <w:r>
         <w:rPr>
           <w:lang w:val="en-GB"/>
@@ -2657,43 +1912,22 @@
       </w:r>
     </w:p>
     <w:p>
-      <w:pPr>
-        <w:rPr>
-          <w:lang w:val="en-GB"/>
-        </w:rPr>
-      </w:pPr>
-      <w:r>
-        <w:rPr>
-          <w:lang w:val="en-GB"/>
-        </w:rPr>
+      <w:r>
         <w:t xml:space="preserve">UML </w:t>
       </w:r>
       <w:r>
-        <w:rPr>
-          <w:lang w:val="en-GB"/>
-        </w:rPr>
         <w:tab/>
       </w:r>
       <w:r>
-        <w:rPr>
-          <w:lang w:val="en-GB"/>
-        </w:rPr>
         <w:tab/>
         <w:t>Unified Modeling Language</w:t>
       </w:r>
     </w:p>
-    <w:p>
-      <w:pPr>
-        <w:rPr>
-          <w:lang w:val="en-GB"/>
-        </w:rPr>
-      </w:pPr>
-    </w:p>
+    <w:p/>
     <w:p>
       <w:pPr>
         <w:rPr>
           <w:rFonts w:cs="Arial"/>
-          <w:lang w:val="en-GB"/>
         </w:rPr>
         <w:sectPr>
           <w:pgSz w:w="11906" w:h="16838"/>
@@ -2706,7 +1940,6 @@
       <w:r>
         <w:rPr>
           <w:rFonts w:cs="Arial"/>
-          <w:lang w:val="en-GB"/>
         </w:rPr>
         <w:tab/>
       </w:r>
@@ -2715,9 +1948,9 @@
       <w:pPr>
         <w:pStyle w:val="berschrift1"/>
       </w:pPr>
-      <w:bookmarkStart w:id="4" w:name="_Toc243652452"/>
-      <w:bookmarkStart w:id="5" w:name="_Toc192768108"/>
-      <w:bookmarkStart w:id="6" w:name="_Toc202101948"/>
+      <w:bookmarkStart w:id="2" w:name="_Toc192768108"/>
+      <w:bookmarkStart w:id="3" w:name="_Toc202101948"/>
+      <w:bookmarkStart w:id="4" w:name="_Toc244175619"/>
       <w:r>
         <w:lastRenderedPageBreak/>
         <w:t xml:space="preserve">1. </w:t>
@@ -2727,95 +1960,106 @@
       </w:r>
       <w:bookmarkEnd w:id="4"/>
     </w:p>
-    <w:p>
-      <w:bookmarkStart w:id="7" w:name="_Toc243652453"/>
+    <w:bookmarkEnd w:id="2"/>
+    <w:bookmarkEnd w:id="3"/>
+    <w:p>
+      <w:r>
+        <w:t>Dieses Dokument beschreibt die Softwarearchitektur der Webanwendung Mystic Maze. Ziel ist es, die technischen Grundlagen für die Implementierung festzulegen und die interne Struktur der Anwendung nachvollziehbar zu dokumentieren. Dazu werden die eingesetzten Technologien und Werkzeuge, die gewählte Architektur sowie die zentralen Komponenten und ihre Beziehungen beschrieben. Ergänzend werden die Struktur der Anwendung durch ein UML-Klassendiagramm und ein zentraler Systemablauf durch ein UML-Sequenzdiagramm dargestellt.</w:t>
+      </w:r>
+      <w:r>
+        <w:t xml:space="preserve"> </w:t>
+      </w:r>
+      <w:r>
+        <w:t>Das Architekturdokument baut auf den zuvor erstellten Anforderungen und der Spezifikation auf und dient als technische Grundlage für die weitere Implementierung der Anwendung.</w:t>
+      </w:r>
+    </w:p>
+    <w:p>
+      <w:pPr>
+        <w:pStyle w:val="berschrift1"/>
+        <w:rPr>
+          <w:rFonts w:cs="Arial"/>
+        </w:rPr>
+      </w:pPr>
+      <w:bookmarkStart w:id="5" w:name="_Toc244175620"/>
+      <w:r>
+        <w:rPr>
+          <w:rFonts w:cs="Arial"/>
+        </w:rPr>
+        <w:t>2</w:t>
+      </w:r>
+      <w:r>
+        <w:rPr>
+          <w:rFonts w:cs="Arial"/>
+        </w:rPr>
+        <w:t xml:space="preserve">. </w:t>
+      </w:r>
+      <w:r>
+        <w:rPr>
+          <w:rFonts w:cs="Arial"/>
+        </w:rPr>
+        <w:t>Technologieübersicht</w:t>
+      </w:r>
       <w:bookmarkEnd w:id="5"/>
+    </w:p>
+    <w:p>
+      <w:r>
+        <w:t>Für die Umsetzung von Mystic Maze werden Technologien eingesetzt, die eine browserbasierte Mehrspieler-Anwendung mit zentral verwalteter Spiellogik und synchronisierten Spielzuständen ermöglichen. Bei der Auswahl wird insbesondere auf eine klare Trennung der Spiellogik von der Benutzeroberfläche, eine einfache Client-Server-Kommunikation sowie eine gute Testbarkeit geachtet.</w:t>
+      </w:r>
+    </w:p>
+    <w:p>
+      <w:pPr>
+        <w:pStyle w:val="berschrift2"/>
+      </w:pPr>
+      <w:bookmarkStart w:id="6" w:name="_Toc244175621"/>
+      <w:r>
+        <w:t>2.1 Python</w:t>
+      </w:r>
       <w:bookmarkEnd w:id="6"/>
-      <w:r>
-        <w:t>Dieses Dokument beschreibt die Softwarearchitektur der Webanwendung Mystic Maze. Ziel ist es, die technischen Grundlagen für die Implementierung festzulegen und die interne Struktur der Anwendung nachvollziehbar zu dokumentieren. Dazu werden die eingesetzten Technologien und Werkzeuge, die gewählte Architektur sowie die zentralen Komponenten und ihre Beziehungen beschrieben. Ergänzend werden die Struktur der Anwendung durch ein UML-Klassendiagramm und ein zentraler Systemablauf durch ein UML-Sequenzdiagramm dargestellt.</w:t>
+    </w:p>
+    <w:p>
+      <w:r>
+        <w:t xml:space="preserve">Die serverseitige Anwendung und die Spiellogik werden in Python implementiert. Für </w:t>
+      </w:r>
+      <w:r>
+        <w:t>den Einsatz der</w:t>
+      </w:r>
+      <w:r>
+        <w:t xml:space="preserve"> Programmiersprache spricht </w:t>
+      </w:r>
+      <w:r>
+        <w:t>da</w:t>
+      </w:r>
+      <w:r>
+        <w:t xml:space="preserve">s bereits vorhandene Know-how </w:t>
+      </w:r>
+      <w:r>
+        <w:t>bei d</w:t>
+      </w:r>
+      <w:r>
+        <w:t>er Entwicklerin</w:t>
+      </w:r>
+      <w:r>
+        <w:t>.</w:t>
       </w:r>
       <w:r>
         <w:t xml:space="preserve"> </w:t>
       </w:r>
       <w:r>
-        <w:t>Das Architekturdokument baut auf den zuvor erstellten Anforderungen und der Spezifikation auf und dient als technische Grundlage für die weitere Implementierung der Anwendung.</w:t>
-      </w:r>
-    </w:p>
-    <w:p>
-      <w:pPr>
-        <w:pStyle w:val="berschrift1"/>
-        <w:rPr>
-          <w:rFonts w:cs="Arial"/>
-        </w:rPr>
-      </w:pPr>
-      <w:r>
-        <w:rPr>
-          <w:rFonts w:cs="Arial"/>
-        </w:rPr>
-        <w:t>2</w:t>
-      </w:r>
-      <w:r>
-        <w:rPr>
-          <w:rFonts w:cs="Arial"/>
-        </w:rPr>
-        <w:t xml:space="preserve">. </w:t>
-      </w:r>
-      <w:bookmarkEnd w:id="7"/>
-      <w:r>
-        <w:rPr>
-          <w:rFonts w:cs="Arial"/>
-        </w:rPr>
-        <w:t>Technologieübersicht</w:t>
-      </w:r>
-    </w:p>
-    <w:p>
-      <w:r>
-        <w:t>Für die Umsetzung von Mystic Maze werden Technologien eingesetzt, die eine browserbasierte Mehrspieler-Anwendung mit zentral verwalteter Spiellogik und synchronisierten Spielzuständen ermöglichen. Bei der Auswahl wird insbesondere auf eine klare Trennung der Spiellogik von der Benutzeroberfläche, eine einfache Client-Server-Kommunikation sowie eine gute Testbarkeit geachtet.</w:t>
-      </w:r>
-    </w:p>
-    <w:p>
-      <w:pPr>
-        <w:pStyle w:val="berschrift2"/>
-      </w:pPr>
-      <w:r>
-        <w:t>2.1 Python</w:t>
-      </w:r>
-    </w:p>
-    <w:p>
-      <w:r>
-        <w:t xml:space="preserve">Die serverseitige Anwendung und die zentrale Spiellogik werden in Python implementiert. Für </w:t>
-      </w:r>
-      <w:r>
-        <w:t>den Einsatz der</w:t>
-      </w:r>
-      <w:r>
-        <w:t xml:space="preserve"> Programmiersprache spricht zunächst das bereits vorhandene Know-how </w:t>
-      </w:r>
-      <w:r>
-        <w:t>bei d</w:t>
-      </w:r>
-      <w:r>
-        <w:t>er Entwicklerin</w:t>
-      </w:r>
-      <w:r>
-        <w:t xml:space="preserve">, wodurch der Einarbeitungsaufwand </w:t>
-      </w:r>
-      <w:r>
-        <w:t>geringgehalten</w:t>
-      </w:r>
-      <w:r>
-        <w:t xml:space="preserve"> und der Fokus auf die Umsetzung der fachlichen Spiellogik gelegt werden kann.</w:t>
-      </w:r>
-    </w:p>
-    <w:p>
-      <w:r>
-        <w:t xml:space="preserve">Darüber hinaus zeichnet sich Python durch </w:t>
-      </w:r>
-      <w:r>
-        <w:t>eine</w:t>
-      </w:r>
-      <w:r>
-        <w:t xml:space="preserve"> einfach verständliche und übersichtliche Syntax aus und unterstützt objektorientierte Programmierung. Dies erleichtert die strukturierte Abbildung der zentralen Spielelemente wie Spielfeld, Kacheln, Spieler und Partie. Die offizielle Python-Dokumentation beschreibt Python als leicht zu erlernende Programmiersprache mit einer klaren Syntax sowie einer umfangreichen Standardbibliothek</w:t>
+        <w:t>Dadurch ist nur eine geringe Einarbeitung notwendig und der Fokus kann auf der Umsetzung der Spiellogik liegen.</w:t>
+      </w:r>
+    </w:p>
+    <w:p>
+      <w:r>
+        <w:t>Python besitzt</w:t>
+      </w:r>
+      <w:r>
+        <w:t xml:space="preserve"> eine</w:t>
+      </w:r>
+      <w:r>
+        <w:t xml:space="preserve"> übersichtliche Syntax und unterstützt objektorientierte Programmierung. Dadurch lassen sich Bestandteile des Spiels wie Spielfeld, Kacheln, Spieler und Partien durch einzelne Klassen abbilden.</w:t>
+      </w:r>
+      <w:r>
+        <w:t xml:space="preserve"> Die offizielle Python-Dokumentation beschreibt Python als leicht zu erlernende Programmiersprache mit einer klaren Syntax sowie einer umfangreichen Standardbibliothek</w:t>
       </w:r>
       <w:r>
         <w:t xml:space="preserve"> </w:t>
@@ -2846,7 +2090,23 @@
               <w:rFonts w:cs="Arial"/>
               <w:color w:val="000000"/>
             </w:rPr>
-            <w:t>(Python Software Foundation, o. J.-b, o. S.)</w:t>
+            <w:t xml:space="preserve">(Python Software </w:t>
+          </w:r>
+          <w:proofErr w:type="spellStart"/>
+          <w:r>
+            <w:rPr>
+              <w:rFonts w:cs="Arial"/>
+              <w:color w:val="000000"/>
+            </w:rPr>
+            <w:t>Foundation</w:t>
+          </w:r>
+          <w:proofErr w:type="spellEnd"/>
+          <w:r>
+            <w:rPr>
+              <w:rFonts w:cs="Arial"/>
+              <w:color w:val="000000"/>
+            </w:rPr>
+            <w:t>, o. J.-b, o. S.)</w:t>
           </w:r>
         </w:sdtContent>
       </w:sdt>
@@ -2855,6 +2115,13 @@
           <w:rFonts w:cs="Arial"/>
           <w:color w:val="000000"/>
         </w:rPr>
+        <w:t>.</w:t>
+      </w:r>
+      <w:r>
+        <w:rPr>
+          <w:rFonts w:cs="Arial"/>
+          <w:color w:val="000000"/>
+        </w:rPr>
         <w:t xml:space="preserve"> </w:t>
       </w:r>
     </w:p>
@@ -2872,7 +2139,15 @@
         <w:t>Auswahl von</w:t>
       </w:r>
       <w:r>
-        <w:t xml:space="preserve"> Bibliotheken, Modulen und Frameworks. Über den Python Package Index (PyPI) steht eine große Anzahl zusätzlicher Softwarepakete zur Verfügung, sodass benötigte Funktionen bei Bedarf durch etablierte Bibliotheken ergänzt werden können</w:t>
+        <w:t xml:space="preserve"> Bibliotheken, Modulen und Frameworks. Über den Python Package Index (</w:t>
+      </w:r>
+      <w:proofErr w:type="spellStart"/>
+      <w:r>
+        <w:t>PyPI</w:t>
+      </w:r>
+      <w:proofErr w:type="spellEnd"/>
+      <w:r>
+        <w:t>) steht eine große Anzahl zusätzlicher Softwarepakete zur Verfügung, sodass benötigte Funktionen bei Bedarf durch etablierte Bibliotheken ergänzt werden können</w:t>
       </w:r>
       <w:r>
         <w:t xml:space="preserve"> </w:t>
@@ -2892,44 +2167,174 @@
               <w:rFonts w:cs="Arial"/>
               <w:color w:val="000000"/>
             </w:rPr>
-            <w:t>(Python Software Foundation, o. J.-a, o. S.)</w:t>
+            <w:t xml:space="preserve">(Python Software </w:t>
+          </w:r>
+          <w:proofErr w:type="spellStart"/>
+          <w:r>
+            <w:rPr>
+              <w:rFonts w:cs="Arial"/>
+              <w:color w:val="000000"/>
+            </w:rPr>
+            <w:t>Foundation</w:t>
+          </w:r>
+          <w:proofErr w:type="spellEnd"/>
+          <w:r>
+            <w:rPr>
+              <w:rFonts w:cs="Arial"/>
+              <w:color w:val="000000"/>
+            </w:rPr>
+            <w:t>, o. J.-a, o. S.)</w:t>
           </w:r>
         </w:sdtContent>
       </w:sdt>
       <w:r>
+        <w:t xml:space="preserve">. </w:t>
+      </w:r>
+      <w:r>
+        <w:t>Für Mystic Maze kann Python deshalb sowohl für die Spiellogik als auch für die serverseitige Bereitstellung der Anwendung verwendet werden.</w:t>
+      </w:r>
+    </w:p>
+    <w:p>
+      <w:pPr>
+        <w:pStyle w:val="berschrift2"/>
+      </w:pPr>
+      <w:bookmarkStart w:id="7" w:name="_Toc244175622"/>
+      <w:r>
+        <w:lastRenderedPageBreak/>
+        <w:t>2.</w:t>
+      </w:r>
+      <w:r>
+        <w:t>2</w:t>
+      </w:r>
+      <w:r>
+        <w:t xml:space="preserve"> HTML, CSS und JavaScript</w:t>
+      </w:r>
+      <w:bookmarkEnd w:id="7"/>
+    </w:p>
+    <w:p>
+      <w:r>
+        <w:t>Die grafische Benutzeroberfläche</w:t>
+      </w:r>
+      <w:r>
+        <w:t xml:space="preserve"> und das Frontend</w:t>
+      </w:r>
+      <w:r>
+        <w:t xml:space="preserve"> von Mystic Maze wird mit HTML (</w:t>
+      </w:r>
+      <w:proofErr w:type="spellStart"/>
+      <w:r>
+        <w:t>HyperText</w:t>
+      </w:r>
+      <w:proofErr w:type="spellEnd"/>
+      <w:r>
+        <w:t xml:space="preserve"> Markup Language), CSS (Cascading Style Sheets) und JavaScript umgesetzt. HTML bildet die Struktur der einzelnen Webseiten und deren Inhalte. CSS wird für die Gestaltung und Anordnung der Oberflächenelemente verwendet. JavaScript übernimmt die Interaktivität und das dynamische Verhalten der Anwendung</w:t>
+      </w:r>
+      <w:r>
         <w:t xml:space="preserve"> </w:t>
       </w:r>
-      <w:r>
-        <w:t>. Dadurch eignet sich Python sowohl für die Umsetzung der Spiellogik als auch für die serverseitige Bereitstellung der Webanwendung.</w:t>
+      <w:sdt>
+        <w:sdtPr>
+          <w:tag w:val="MENDELEY_CITATION_v3_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"/>
+          <w:id w:val="-589932549"/>
+          <w:placeholder>
+            <w:docPart w:val="3C259FD41F6F4F148BAF50ED11FC0335"/>
+          </w:placeholder>
+        </w:sdtPr>
+        <w:sdtContent>
+          <w:r>
+            <w:rPr>
+              <w:rFonts w:cs="Arial"/>
+              <w:color w:val="000000"/>
+            </w:rPr>
+            <w:t>(Mozilla, o. J., o. S.)</w:t>
+          </w:r>
+        </w:sdtContent>
+      </w:sdt>
+      <w:r>
+        <w:t>.</w:t>
+      </w:r>
+      <w:r>
+        <w:t xml:space="preserve"> </w:t>
+      </w:r>
+    </w:p>
+    <w:p>
+      <w:r>
+        <w:t xml:space="preserve">Bei Mystic Maze verarbeitet JavaScript die Eingaben der Spieler und übernimmt die Kommunikation mit dem Server. Dazu gehören </w:t>
+      </w:r>
+      <w:r>
+        <w:t>bspw.</w:t>
+      </w:r>
+      <w:r>
+        <w:t xml:space="preserve"> das Drehen und Einschieben einer Kachel, die Auswahl eines Zielfeldes und das Beenden eines Spielzugs. Außerdem werden die vom Server empfangenen Änderungen des Spielzustands durch JavaScript in der Benutzeroberfläche dargestellt.</w:t>
+      </w:r>
+    </w:p>
+    <w:p>
+      <w:r>
+        <w:t>Für die Kombination aus HTML, CSS und JavaScript spricht vor allem, dass alle drei Technologien direkt von modernen Webbrowsern unterstützt werden. Die Spieler benötigen deshalb keine zusätzliche Software, sondern können das Spiel über ihren Browser aufrufen. Außerdem lassen sich die Struktur, Gestaltung und Funktionen der Benutzeroberfläche getrennt voneinander entwickeln.</w:t>
+      </w:r>
+    </w:p>
+    <w:p>
+      <w:r>
+        <w:t>Auf ein zusätzliches Frontend-Framework wird verzichtet, da sich der benötigte Funktionsumfang mit diesen drei Technologien umsetzen lässt. Dadurch werden zusätzliche Abhängigkeiten und der damit verbundene Entwicklungsaufwand vermieden. Die eigentliche Spiellogik bleibt weiterhin auf dem Python-Server und wird nicht im Browser ausgeführt.</w:t>
       </w:r>
     </w:p>
     <w:p>
       <w:pPr>
         <w:pStyle w:val="berschrift2"/>
       </w:pPr>
-      <w:r>
-        <w:lastRenderedPageBreak/>
-        <w:t xml:space="preserve">2.2 </w:t>
-      </w:r>
+      <w:bookmarkStart w:id="8" w:name="_Toc244175623"/>
+      <w:r>
+        <w:t>2.</w:t>
+      </w:r>
+      <w:r>
+        <w:t>3</w:t>
+      </w:r>
+      <w:r>
+        <w:t xml:space="preserve"> </w:t>
+      </w:r>
+      <w:proofErr w:type="spellStart"/>
       <w:r>
         <w:t>FastAPI</w:t>
       </w:r>
+      <w:proofErr w:type="spellEnd"/>
       <w:r>
         <w:t xml:space="preserve">, </w:t>
       </w:r>
+      <w:proofErr w:type="spellStart"/>
       <w:r>
         <w:t>Uvicorn</w:t>
       </w:r>
+      <w:proofErr w:type="spellEnd"/>
       <w:r>
         <w:t xml:space="preserve"> und </w:t>
       </w:r>
       <w:r>
         <w:t>Client-Server-Kommunikation</w:t>
       </w:r>
-    </w:p>
-    <w:p>
-      <w:r>
-        <w:t xml:space="preserve">Als serverseitiges Webframework wird FastAPI eingesetzt. FastAPI ist ein Python-Framework zur Entwicklung von Web-APIs und basiert auf standardmäßigen Python-Typannotationen. Neben klassischen HTTP-Endpunkten unterstützt das Framework auch WebSocket-Verbindungen sowie die Validierung strukturierter Ein- und Ausgabedaten </w:t>
+      <w:bookmarkEnd w:id="8"/>
+    </w:p>
+    <w:p>
+      <w:r>
+        <w:t xml:space="preserve">Als serverseitiges Webframework wird </w:t>
+      </w:r>
+      <w:proofErr w:type="spellStart"/>
+      <w:r>
+        <w:t>FastAPI</w:t>
+      </w:r>
+      <w:proofErr w:type="spellEnd"/>
+      <w:r>
+        <w:t xml:space="preserve"> eingesetzt. </w:t>
+      </w:r>
+      <w:proofErr w:type="spellStart"/>
+      <w:r>
+        <w:t>FastAPI</w:t>
+      </w:r>
+      <w:proofErr w:type="spellEnd"/>
+      <w:r>
+        <w:t xml:space="preserve"> ist ein Python-Framework zur Entwicklung von Web-APIs und basiert auf standardmäßigen Python-Typannotationen</w:t>
+      </w:r>
+      <w:r>
+        <w:t xml:space="preserve"> </w:t>
       </w:r>
       <w:sdt>
         <w:sdtPr>
@@ -2946,17 +2351,238 @@
               <w:rFonts w:cs="Arial"/>
               <w:color w:val="000000"/>
             </w:rPr>
-            <w:t>(FastAPI, o. J.-a, o. S.)</w:t>
+            <w:t>(</w:t>
+          </w:r>
+          <w:proofErr w:type="spellStart"/>
+          <w:r>
+            <w:rPr>
+              <w:rFonts w:cs="Arial"/>
+              <w:color w:val="000000"/>
+            </w:rPr>
+            <w:t>FastAPI</w:t>
+          </w:r>
+          <w:proofErr w:type="spellEnd"/>
+          <w:r>
+            <w:rPr>
+              <w:rFonts w:cs="Arial"/>
+              <w:color w:val="000000"/>
+            </w:rPr>
+            <w:t>, o. J.-a, o. S.)</w:t>
           </w:r>
         </w:sdtContent>
       </w:sdt>
       <w:r>
         <w:t>.</w:t>
       </w:r>
-    </w:p>
-    <w:p>
-      <w:r>
-        <w:t xml:space="preserve">Für Mystic Maze ist die gemeinsame Unterstützung von HTTP und WebSockets relevant. HTTP kann für Vorgänge wie das Erstellen und Beitreten einer Partie verwendet werden, während WebSocket-Verbindungen während einer laufenden Partie eine dauerhafte bidirektionale Kommunikation zwischen den Browsern und dem Server ermöglichen. Dadurch können Spielaktionen an den Server übertragen und Änderungen des zentralen Spielzustands anschließend an die verbundenen Clients verteilt werden. FastAPI stellt hierfür WebSocket-Endpunkte sowie Funktionen zum Senden und Empfangen von Text-, Binär- und JSON-Daten bereit </w:t>
+      <w:r>
+        <w:t xml:space="preserve"> </w:t>
+      </w:r>
+      <w:r>
+        <w:t xml:space="preserve">Für die Definition und Validierung strukturierter Ein- und Ausgabedaten wird ergänzend </w:t>
+      </w:r>
+      <w:proofErr w:type="spellStart"/>
+      <w:r>
+        <w:t>Pydantic</w:t>
+      </w:r>
+      <w:proofErr w:type="spellEnd"/>
+      <w:r>
+        <w:t xml:space="preserve"> verwendet. Die Datenmodelle werden dabei mithilfe von Python-Typannotationen beschrieben und von </w:t>
+      </w:r>
+      <w:proofErr w:type="spellStart"/>
+      <w:r>
+        <w:t>FastAPI</w:t>
+      </w:r>
+      <w:proofErr w:type="spellEnd"/>
+      <w:r>
+        <w:t xml:space="preserve"> direkt für die Verarbeitung von Anfragen und Antworten genutzt</w:t>
+      </w:r>
+      <w:r>
+        <w:t>.</w:t>
+      </w:r>
+    </w:p>
+    <w:p>
+      <w:r>
+        <w:t xml:space="preserve">Für einzelne Anfragen zwischen Browser und Server wird das Hypertext Transfer Protocol (HTTP) verwendet. HTTP ist ein zustandsloses Protokoll auf Anwendungsebene und basiert auf einem Request-Response-Prinzip zwischen Client und Server </w:t>
+      </w:r>
+      <w:sdt>
+        <w:sdtPr>
+          <w:tag w:val="MENDELEY_CITATION_v3_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"/>
+          <w:id w:val="1546800481"/>
+          <w:placeholder>
+            <w:docPart w:val="84F5354808A74B67A55340607B71E6D7"/>
+          </w:placeholder>
+        </w:sdtPr>
+        <w:sdtContent>
+          <w:r>
+            <w:rPr>
+              <w:rFonts w:cs="Arial"/>
+              <w:color w:val="000000"/>
+            </w:rPr>
+            <w:t>(Fielding et al., 2022, S. 19)</w:t>
+          </w:r>
+        </w:sdtContent>
+      </w:sdt>
+      <w:r>
+        <w:t>. Bei Mystic Maze wird HTTP beispielsweise für das Aufrufen der Webanwendung sowie für das Erstellen, Beitreten und Starten einer Partie verwendet.</w:t>
+      </w:r>
+    </w:p>
+    <w:p>
+      <w:r>
+        <w:t xml:space="preserve">Während der Spielvorbereitung und einer laufenden Partie müssen Änderungen des Spielzustands auch ohne eine neue HTTP-Anfrage an die verbundenen Spieler übertragen werden können. Dafür wird das </w:t>
+      </w:r>
+      <w:proofErr w:type="spellStart"/>
+      <w:r>
+        <w:t>WebSocket</w:t>
+      </w:r>
+      <w:proofErr w:type="spellEnd"/>
+      <w:r>
+        <w:t xml:space="preserve">-Protokoll verwendet. </w:t>
+      </w:r>
+      <w:proofErr w:type="spellStart"/>
+      <w:r>
+        <w:t>WebSocket</w:t>
+      </w:r>
+      <w:proofErr w:type="spellEnd"/>
+      <w:r>
+        <w:t xml:space="preserve"> ermöglicht nach dem Verbindungsaufbau eine bidirektionale Kommunikation zwischen Client und Server. Beide Seiten können dabei unabhängig voneinander Nachrichten übertragen </w:t>
+      </w:r>
+      <w:sdt>
+        <w:sdtPr>
+          <w:rPr>
+            <w:rFonts w:cs="Arial"/>
+            <w:color w:val="000000"/>
+          </w:rPr>
+          <w:tag w:val="MENDELEY_CITATION_v3_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"/>
+          <w:id w:val="-1057625701"/>
+          <w:placeholder>
+            <w:docPart w:val="AAB5F054794443389CA7A30729699332"/>
+          </w:placeholder>
+        </w:sdtPr>
+        <w:sdtContent>
+          <w:r>
+            <w:rPr>
+              <w:rFonts w:eastAsia="Times New Roman" w:cs="Arial"/>
+              <w:color w:val="000000"/>
+            </w:rPr>
+            <w:t>(Fette &amp; Melnikov, 2011, S. 5)</w:t>
+          </w:r>
+        </w:sdtContent>
+      </w:sdt>
+      <w:r>
+        <w:t xml:space="preserve">. Bei Mystic Maze werden </w:t>
+      </w:r>
+      <w:r>
+        <w:lastRenderedPageBreak/>
+        <w:t>über diese Verbindung Spielaktionen an den Server gesendet und Änderungen des Spielzustands an die beteiligten Clients verteilt.</w:t>
+      </w:r>
+    </w:p>
+    <w:p>
+      <w:r>
+        <w:t xml:space="preserve">Für die Übertragung strukturierter Daten zwischen Browser und Server wird JSON (JavaScript </w:t>
+      </w:r>
+      <w:proofErr w:type="spellStart"/>
+      <w:r>
+        <w:t>Object</w:t>
+      </w:r>
+      <w:proofErr w:type="spellEnd"/>
+      <w:r>
+        <w:t xml:space="preserve"> Notation) verwendet. JSON ist ein textbasiertes und sprachunabhängiges Format zur Darstellung strukturierter Daten </w:t>
+      </w:r>
+      <w:sdt>
+        <w:sdtPr>
+          <w:rPr>
+            <w:rFonts w:cs="Arial"/>
+            <w:color w:val="000000"/>
+          </w:rPr>
+          <w:tag w:val="MENDELEY_CITATION_v3_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"/>
+          <w:id w:val="1057352820"/>
+          <w:placeholder>
+            <w:docPart w:val="598C39AAF3BD499DBD27F60F2CEA4473"/>
+          </w:placeholder>
+        </w:sdtPr>
+        <w:sdtContent>
+          <w:r>
+            <w:rPr>
+              <w:rFonts w:eastAsia="Times New Roman" w:cs="Arial"/>
+              <w:color w:val="000000"/>
+            </w:rPr>
+            <w:t>(Bray, 2017, S. 1)</w:t>
+          </w:r>
+        </w:sdtContent>
+      </w:sdt>
+      <w:r>
+        <w:rPr>
+          <w:rFonts w:cs="Arial"/>
+          <w:color w:val="000000"/>
+        </w:rPr>
+        <w:t xml:space="preserve"> </w:t>
+      </w:r>
+      <w:r>
+        <w:t>. Dadurch können beispielsweise Partie-IDs, Spielerinformationen, Spielaktionen, Positionen und weitere Bestandteile des Spielzustands in einer einheitlichen Form zwischen dem JavaScript-Frontend und dem Python-Backend ausgetauscht werden.</w:t>
+      </w:r>
+    </w:p>
+    <w:p>
+      <w:r>
+        <w:t xml:space="preserve">Für </w:t>
+      </w:r>
+      <w:r>
+        <w:t xml:space="preserve">Mystic Maze </w:t>
+      </w:r>
+      <w:r>
+        <w:t xml:space="preserve">wurde </w:t>
+      </w:r>
+      <w:proofErr w:type="spellStart"/>
+      <w:r>
+        <w:t>FastAPI</w:t>
+      </w:r>
+      <w:proofErr w:type="spellEnd"/>
+      <w:r>
+        <w:t xml:space="preserve"> </w:t>
+      </w:r>
+      <w:r>
+        <w:t xml:space="preserve">als Framework </w:t>
+      </w:r>
+      <w:r>
+        <w:t xml:space="preserve">gewählt, da </w:t>
+      </w:r>
+      <w:r>
+        <w:t xml:space="preserve">es </w:t>
+      </w:r>
+      <w:r>
+        <w:t xml:space="preserve">sowohl HTTP-Endpunkte als auch </w:t>
+      </w:r>
+      <w:proofErr w:type="spellStart"/>
+      <w:r>
+        <w:t>WebSocket</w:t>
+      </w:r>
+      <w:proofErr w:type="spellEnd"/>
+      <w:r>
+        <w:t>-Verbindungen unterstützt</w:t>
+      </w:r>
+      <w:r>
+        <w:t xml:space="preserve">. </w:t>
+      </w:r>
+      <w:r>
+        <w:t xml:space="preserve">Dadurch können beide Kommunikationsarten mit einem Framework umgesetzt werden. </w:t>
+      </w:r>
+      <w:proofErr w:type="spellStart"/>
+      <w:r>
+        <w:t>FastAPI</w:t>
+      </w:r>
+      <w:proofErr w:type="spellEnd"/>
+      <w:r>
+        <w:t xml:space="preserve"> stellt außerdem Funktionen zum Senden und Empfangen von Text-, Binär- und JSON-Daten über </w:t>
+      </w:r>
+      <w:proofErr w:type="spellStart"/>
+      <w:r>
+        <w:t>WebSocket</w:t>
+      </w:r>
+      <w:proofErr w:type="spellEnd"/>
+      <w:r>
+        <w:t>-Verbindungen bereit</w:t>
+      </w:r>
+      <w:r>
+        <w:t xml:space="preserve"> </w:t>
       </w:r>
       <w:sdt>
         <w:sdtPr>
@@ -2973,20 +2599,84 @@
               <w:rFonts w:cs="Arial"/>
               <w:color w:val="000000"/>
             </w:rPr>
-            <w:t>(FastAPI, o. J.-c, o. S.)</w:t>
+            <w:t>(</w:t>
+          </w:r>
+          <w:proofErr w:type="spellStart"/>
+          <w:r>
+            <w:rPr>
+              <w:rFonts w:cs="Arial"/>
+              <w:color w:val="000000"/>
+            </w:rPr>
+            <w:t>FastAPI</w:t>
+          </w:r>
+          <w:proofErr w:type="spellEnd"/>
+          <w:r>
+            <w:rPr>
+              <w:rFonts w:cs="Arial"/>
+              <w:color w:val="000000"/>
+            </w:rPr>
+            <w:t>, o. J.-c, o. S.)</w:t>
           </w:r>
         </w:sdtContent>
       </w:sdt>
       <w:r>
+        <w:t>.</w:t>
+      </w:r>
+      <w:r>
         <w:t xml:space="preserve"> </w:t>
       </w:r>
-      <w:r>
-        <w:t>.</w:t>
-      </w:r>
-    </w:p>
-    <w:p>
-      <w:r>
-        <w:t xml:space="preserve">Zur Ausführung der FastAPI-Anwendung wird Uvicorn verwendet. FastAPI basiert auf dem Asynchronous Server Gateway Interface (ASGI) und benötigt für die Bereitstellung der Anwendung einen entsprechenden ASGI-Server. Uvicorn übernimmt diese Aufgabe und verarbeitet die eingehenden HTTP- und WebSocket-Verbindungen </w:t>
+    </w:p>
+    <w:p>
+      <w:r>
+        <w:t xml:space="preserve">Zur Ausführung der </w:t>
+      </w:r>
+      <w:proofErr w:type="spellStart"/>
+      <w:r>
+        <w:t>FastAPI</w:t>
+      </w:r>
+      <w:proofErr w:type="spellEnd"/>
+      <w:r>
+        <w:t xml:space="preserve">-Anwendung wird </w:t>
+      </w:r>
+      <w:proofErr w:type="spellStart"/>
+      <w:r>
+        <w:t>Uvicorn</w:t>
+      </w:r>
+      <w:proofErr w:type="spellEnd"/>
+      <w:r>
+        <w:t xml:space="preserve"> verwendet. </w:t>
+      </w:r>
+      <w:proofErr w:type="spellStart"/>
+      <w:r>
+        <w:t>FastAPI</w:t>
+      </w:r>
+      <w:proofErr w:type="spellEnd"/>
+      <w:r>
+        <w:t xml:space="preserve"> basiert auf dem </w:t>
+      </w:r>
+      <w:proofErr w:type="spellStart"/>
+      <w:r>
+        <w:t>Asynchronous</w:t>
+      </w:r>
+      <w:proofErr w:type="spellEnd"/>
+      <w:r>
+        <w:t xml:space="preserve"> Server Gateway Interface (ASGI) und benötigt für die Bereitstellung der Anwendung einen entsprechenden ASGI-Server. </w:t>
+      </w:r>
+      <w:proofErr w:type="spellStart"/>
+      <w:r>
+        <w:t>Uvicorn</w:t>
+      </w:r>
+      <w:proofErr w:type="spellEnd"/>
+      <w:r>
+        <w:t xml:space="preserve"> übernimmt diese Aufgabe und verarbeitet die eingehenden HTTP- und </w:t>
+      </w:r>
+      <w:proofErr w:type="spellStart"/>
+      <w:r>
+        <w:t>WebSocket</w:t>
+      </w:r>
+      <w:proofErr w:type="spellEnd"/>
+      <w:r>
+        <w:t xml:space="preserve">-Verbindungen </w:t>
       </w:r>
       <w:sdt>
         <w:sdtPr>
@@ -3003,7 +2693,23 @@
               <w:rFonts w:cs="Arial"/>
               <w:color w:val="000000"/>
             </w:rPr>
-            <w:t>(FastAPI, o. J.-b, o. S.)</w:t>
+            <w:t>(</w:t>
+          </w:r>
+          <w:proofErr w:type="spellStart"/>
+          <w:r>
+            <w:rPr>
+              <w:rFonts w:cs="Arial"/>
+              <w:color w:val="000000"/>
+            </w:rPr>
+            <w:t>FastAPI</w:t>
+          </w:r>
+          <w:proofErr w:type="spellEnd"/>
+          <w:r>
+            <w:rPr>
+              <w:rFonts w:cs="Arial"/>
+              <w:color w:val="000000"/>
+            </w:rPr>
+            <w:t>, o. J.-b, o. S.)</w:t>
           </w:r>
         </w:sdtContent>
       </w:sdt>
@@ -3011,210 +2717,76 @@
         <w:t xml:space="preserve">. </w:t>
       </w:r>
       <w:r>
-        <w:t>Die Kombination aus FastAPI und Uvicorn ermöglicht damit die Bereitstellung der serverseitigen Anwendung innerhalb des lokalen Netzwerks.</w:t>
-      </w:r>
-    </w:p>
-    <w:p>
-      <w:r>
-        <w:t>Für Vorgänge, bei denen eine einzelne Anfrage des Browsers durch eine Antwort des Servers verarbeitet werden kann, wird das Hypertext Transfer Protocol (HTTP) eingesetzt. HTTP ist ein zustandsloses Protokoll auf Anwendungsebene und basiert auf einem Request-Response-Prinzip zwischen Client und Server</w:t>
+        <w:t>Dadurch kann die serverseitige Anwendung von Mystic Maze im lokalen Netzwerk bereitgestellt werden.</w:t>
+      </w:r>
+    </w:p>
+    <w:p>
+      <w:pPr>
+        <w:pStyle w:val="berschrift2"/>
+      </w:pPr>
+      <w:bookmarkStart w:id="9" w:name="_Toc244175624"/>
+      <w:r>
+        <w:t>2.</w:t>
+      </w:r>
+      <w:r>
+        <w:t>4</w:t>
       </w:r>
       <w:r>
         <w:t xml:space="preserve"> </w:t>
       </w:r>
-      <w:sdt>
-        <w:sdtPr>
-          <w:tag w:val="MENDELEY_CITATION_v3_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"/>
-          <w:id w:val="1546800481"/>
-          <w:placeholder>
-            <w:docPart w:val="DefaultPlaceholder_-1854013440"/>
-          </w:placeholder>
-        </w:sdtPr>
-        <w:sdtEndPr/>
-        <w:sdtContent>
-          <w:r>
-            <w:rPr>
-              <w:rFonts w:cs="Arial"/>
-              <w:color w:val="000000"/>
-            </w:rPr>
-            <w:t>(Fielding et al., 2022, S.19)</w:t>
-          </w:r>
-        </w:sdtContent>
-      </w:sdt>
+      <w:proofErr w:type="spellStart"/>
+      <w:r>
+        <w:t>pytest</w:t>
+      </w:r>
+      <w:bookmarkEnd w:id="9"/>
+      <w:proofErr w:type="spellEnd"/>
+    </w:p>
+    <w:p>
+      <w:r>
+        <w:t xml:space="preserve">Für die automatisierten Tests von Mystic Maze wird das Python-Testframework </w:t>
+      </w:r>
+      <w:proofErr w:type="spellStart"/>
+      <w:r>
+        <w:t>pytest</w:t>
+      </w:r>
+      <w:proofErr w:type="spellEnd"/>
+      <w:r>
+        <w:t xml:space="preserve"> verwendet. Mit </w:t>
+      </w:r>
+      <w:proofErr w:type="spellStart"/>
+      <w:r>
+        <w:t>pytest</w:t>
+      </w:r>
+      <w:proofErr w:type="spellEnd"/>
+      <w:r>
+        <w:t xml:space="preserve"> lassen sich Tests erstellen und automatisch ausführen. Die Testbedingungen können dabei mit den normalen </w:t>
+      </w:r>
+      <w:proofErr w:type="spellStart"/>
+      <w:r>
+        <w:t>assert</w:t>
+      </w:r>
+      <w:proofErr w:type="spellEnd"/>
+      <w:r>
+        <w:t xml:space="preserve">-Anweisungen von Python überprüft werden. Schlägt ein Test fehl, zeigt </w:t>
+      </w:r>
+      <w:proofErr w:type="spellStart"/>
+      <w:r>
+        <w:t>pytest</w:t>
+      </w:r>
+      <w:proofErr w:type="spellEnd"/>
+      <w:r>
+        <w:t xml:space="preserve"> zusätzliche Informationen zu den beteiligten Werten an und erleichtert dadurch die Fehlersuche. Außerdem erkennt </w:t>
+      </w:r>
+      <w:proofErr w:type="spellStart"/>
+      <w:r>
+        <w:t>pytest</w:t>
+      </w:r>
+      <w:proofErr w:type="spellEnd"/>
+      <w:r>
+        <w:t xml:space="preserve"> Testdateien und Testfunktionen anhand festgelegter Namenskonventionen automatisch</w:t>
+      </w:r>
       <w:r>
         <w:t xml:space="preserve"> </w:t>
-      </w:r>
-      <w:r>
-        <w:t>. Bei Mystic Maze eignet sich HTTP insbesondere für Vorgänge wie das Aufrufen der Webanwendung sowie das Erstellen oder Beitreten zu einer Partie.</w:t>
-      </w:r>
-    </w:p>
-    <w:p>
-      <w:r>
-        <w:t>Während einer laufenden Partie reicht dieses Anfrage-Antwort-Prinzip allein nicht aus, da Änderungen des Spielzustands zeitnah an mehrere verbundene Spieler übertragen werden müssen. Hierfür wird das WebSocket-Protokoll verwendet. WebSocket ermöglicht nach dem Verbindungsaufbau eine bidirektionale Kommunikation zwischen Client und Server über eine bestehende Verbindung. Beide Seiten können dabei unabhängig voneinander Nachrichten übertragen, ohne für jede Aktualisierung eine neue HTTP-Anfrage aufbauen zu müssen</w:t>
-      </w:r>
-      <w:r>
-        <w:t xml:space="preserve"> </w:t>
-      </w:r>
-      <w:sdt>
-        <w:sdtPr>
-          <w:rPr>
-            <w:rFonts w:cs="Arial"/>
-            <w:color w:val="000000"/>
-          </w:rPr>
-          <w:tag w:val="MENDELEY_CITATION_v3_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"/>
-          <w:id w:val="-1057625701"/>
-          <w:placeholder>
-            <w:docPart w:val="DefaultPlaceholder_-1854013440"/>
-          </w:placeholder>
-        </w:sdtPr>
-        <w:sdtEndPr/>
-        <w:sdtContent>
-          <w:r>
-            <w:rPr>
-              <w:rFonts w:eastAsia="Times New Roman" w:cs="Arial"/>
-              <w:color w:val="000000"/>
-            </w:rPr>
-            <w:t>(Fette &amp; Melnikov, 2011, S. 5)</w:t>
-          </w:r>
-        </w:sdtContent>
-      </w:sdt>
-      <w:r>
-        <w:t xml:space="preserve"> </w:t>
-      </w:r>
-      <w:r>
-        <w:t>. Dies eignet sich insbesondere für interaktive Anwendungen wie Spiele. Bei Mystic Maze können dadurch Spielaktionen vom Browser an den Server gesendet und aktualisierte Spielzustände anschließend an alle beteiligten Clients verteilt werden.</w:t>
-      </w:r>
-    </w:p>
-    <w:p>
-      <w:r>
-        <w:t xml:space="preserve">Für die Übertragung strukturierter Daten zwischen Browser und Server wird JSON (JavaScript Object Notation) verwendet. JSON ist ein textbasiertes und sprachunabhängiges Format zur </w:t>
-      </w:r>
-      <w:r>
-        <w:lastRenderedPageBreak/>
-        <w:t>Darstellung strukturierter Daten</w:t>
-      </w:r>
-      <w:r>
-        <w:t xml:space="preserve"> </w:t>
-      </w:r>
-      <w:sdt>
-        <w:sdtPr>
-          <w:rPr>
-            <w:rFonts w:cs="Arial"/>
-            <w:color w:val="000000"/>
-          </w:rPr>
-          <w:tag w:val="MENDELEY_CITATION_v3_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"/>
-          <w:id w:val="1057352820"/>
-          <w:placeholder>
-            <w:docPart w:val="DefaultPlaceholder_-1854013440"/>
-          </w:placeholder>
-        </w:sdtPr>
-        <w:sdtEndPr/>
-        <w:sdtContent>
-          <w:r>
-            <w:rPr>
-              <w:rFonts w:eastAsia="Times New Roman" w:cs="Arial"/>
-              <w:color w:val="000000"/>
-            </w:rPr>
-            <w:t>(Bray, 2017, S.1)</w:t>
-          </w:r>
-        </w:sdtContent>
-      </w:sdt>
-      <w:r>
-        <w:rPr>
-          <w:rFonts w:cs="Arial"/>
-          <w:color w:val="000000"/>
-        </w:rPr>
-        <w:t xml:space="preserve"> </w:t>
-      </w:r>
-      <w:r>
-        <w:t>. Dadurch können beispielsweise Partie-IDs, Spielerinformationen, Spielaktionen, Positionen und weitere Bestandteile des Spielzustands in einer einheitlichen Form zwischen dem JavaScript-Frontend und dem Python-Backend ausgetauscht werden.</w:t>
-      </w:r>
-    </w:p>
-    <w:p>
-      <w:r>
-        <w:t>Die Kombination aus FastAPI, Uvicorn, HTTP, WebSocket und JSON bildet damit die technische Grundlage der Client-Server-Kommunikation von Mystic Maze. HTTP wird für abgegrenzte Anfrage-Antwort-Vorgänge verwendet, während WebSocket die fortlaufende Synchronisation einer laufenden Partie ermöglicht. JSON dient in beiden Fällen als einheitliches Format für die übertragenen strukturierten Daten.</w:t>
-      </w:r>
-    </w:p>
-    <w:p>
-      <w:pPr>
-        <w:pStyle w:val="berschrift2"/>
-      </w:pPr>
-      <w:r>
-        <w:t>2.3 HTML, CSS und JavaScript</w:t>
-      </w:r>
-    </w:p>
-    <w:p>
-      <w:r>
-        <w:t>Die grafische Benutzeroberfläche von</w:t>
-      </w:r>
-      <w:r>
-        <w:t xml:space="preserve"> </w:t>
-      </w:r>
-      <w:r>
-        <w:t>Mystic Maz</w:t>
-      </w:r>
-      <w:r>
-        <w:t>e</w:t>
-      </w:r>
-      <w:r>
-        <w:t xml:space="preserve"> wird mit den grundlegenden Webtechnologien HTML (HyperText Markup Language), CSS (Cascading Style Sheets) und JavaScript umgesetzt. HTML dient zur Strukturierung der einzelnen Webseiten und ihrer Inhalte. CSS übernimmt die visuelle Gestaltung und Anordnung der Oberflächenelemente, während JavaScript für die Interaktivität und das dynamische Verhalten der Anwendung eingesetzt wird </w:t>
-      </w:r>
-      <w:sdt>
-        <w:sdtPr>
-          <w:tag w:val="MENDELEY_CITATION_v3_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"/>
-          <w:id w:val="-589932549"/>
-          <w:placeholder>
-            <w:docPart w:val="DefaultPlaceholder_-1854013440"/>
-          </w:placeholder>
-        </w:sdtPr>
-        <w:sdtEndPr/>
-        <w:sdtContent>
-          <w:r>
-            <w:rPr>
-              <w:rFonts w:cs="Arial"/>
-              <w:color w:val="000000"/>
-            </w:rPr>
-            <w:t>(Mozilla, o. J., o. S.)</w:t>
-          </w:r>
-        </w:sdtContent>
-      </w:sdt>
-      <w:r>
-        <w:t xml:space="preserve"> </w:t>
-      </w:r>
-      <w:r>
-        <w:t>JavaScript übernimmt bei Mystic Maze insbesondere die Verarbeitung von Benutzereingaben im Browser und die Kommunikation mit dem Webserver. Hierzu gehören beispielsweise das Drehen und Einschieben einer Kachel, die Auswahl eines Zielfeldes oder das Beenden eines Spielzugs. Außerdem können durch JavaScript vom Server empfangene Änderungen des Spielzustands unmittelbar in de</w:t>
-      </w:r>
-      <w:r>
-        <w:t>r</w:t>
-      </w:r>
-      <w:r>
-        <w:t xml:space="preserve"> Benutzeroberfläche dargestellt werden.</w:t>
-      </w:r>
-      <w:r>
-        <w:t xml:space="preserve"> </w:t>
-      </w:r>
-    </w:p>
-    <w:p>
-      <w:r>
-        <w:t>Auf den Einsatz eines zusätzlichen Frontend-Frameworks wird zunächst verzichtet. Dadurch werden zusätzliche Abhängigkeiten und die damit verbundene technische Komplexität vermieden. Gleichzeitig bleibt die Benutzeroberfläche klar von der serverseitig in Python implementierten Spiellogik getrennt.</w:t>
-      </w:r>
-    </w:p>
-    <w:p>
-      <w:pPr>
-        <w:pStyle w:val="berschrift2"/>
-      </w:pPr>
-      <w:r>
-        <w:t>2.</w:t>
-      </w:r>
-      <w:r>
-        <w:t>4</w:t>
-      </w:r>
-      <w:r>
-        <w:t xml:space="preserve"> pytest</w:t>
-      </w:r>
-    </w:p>
-    <w:p>
-      <w:r>
-        <w:t xml:space="preserve">Für die automatisierte Überprüfung der Anwendung wird das Python-Testframework pytest eingesetzt. Das Framework ermöglicht die Definition und automatisierte Ausführung von Tests mit vergleichsweise geringem zusätzlichen Programmieraufwand. Testbedingungen können mit den regulären assert-Anweisungen von Python formuliert werden. Bei einem fehlgeschlagenen Test stellt pytest zusätzliche Informationen zu den beteiligten Werten bereit, wodurch die Ursachen von Fehlern leichter nachvollzogen werden können. Darüber hinaus erkennt pytest nach festgelegten Namenskonventionen Testdateien und Testfunktionen automatisch </w:t>
       </w:r>
       <w:sdt>
         <w:sdtPr>
@@ -3241,23 +2813,37 @@
     </w:p>
     <w:p>
       <w:r>
-        <w:t xml:space="preserve">Für Mystic Maze eignet sich pytest insbesondere zur Überprüfung der vom Frontend getrennten Spiellogik. Funktionen wie die Erzeugung und Verschiebung des Spielfelds, die Ermittlung </w:t>
-      </w:r>
+        <w:t xml:space="preserve">Bei Mystic Maze wird </w:t>
+      </w:r>
+      <w:proofErr w:type="spellStart"/>
+      <w:r>
+        <w:t>pytest</w:t>
+      </w:r>
+      <w:proofErr w:type="spellEnd"/>
+      <w:r>
+        <w:t xml:space="preserve"> vor allem zur Überprüfung der Spiellogik eingesetzt. Dazu gehören beispielsweise die Erstellung und Verschiebung des Spielfelds, die Ermittlung erreichbarer Positionen und die Einhaltung der Spielregeln. Da die Spiellogik von der Benutzeroberfläche getrennt ist, können diese Funktionen unabhängig vom Browser getestet werden. So lassen sich Fehler in den Spielmechaniken bereits während der Entwicklung erkennen.</w:t>
+      </w:r>
+    </w:p>
+    <w:p>
+      <w:r>
+        <w:t xml:space="preserve">Für die Wahl von </w:t>
+      </w:r>
+      <w:proofErr w:type="spellStart"/>
+      <w:r>
+        <w:t>pytest</w:t>
+      </w:r>
+      <w:proofErr w:type="spellEnd"/>
+      <w:r>
+        <w:t xml:space="preserve"> spricht außerdem, dass die Anwendung bereits in Python entwickelt wird. Die Tests können deshalb in derselben Programmiersprache geschrieben werden und benötigen kein zusätzliches Testframework einer anderen Sprache. Bei Änderungen an der Spiellogik können die Tests erneut ausgeführt und auch für die abschließende Qualitätssicherung verwendet werden.</w:t>
+      </w:r>
+    </w:p>
+    <w:p>
+      <w:pPr>
+        <w:pStyle w:val="berschrift2"/>
+      </w:pPr>
+      <w:bookmarkStart w:id="10" w:name="_Toc244175625"/>
       <w:r>
         <w:lastRenderedPageBreak/>
-        <w:t>erreichbarer Felder sowie die Einhaltung der Spielregeln können dadurch unabhängig von der grafischen Benutzeroberfläche automatisiert getestet werden. Fehler in zentralen Spielmechaniken können somit bereits während der Implementierung erkannt werden.</w:t>
-      </w:r>
-    </w:p>
-    <w:p>
-      <w:r>
-        <w:t xml:space="preserve">Die Wahl von pytest unterstützt damit insbesondere die Anforderungen an Testbarkeit und Wartbarkeit. Da sowohl die Anwendung als auch die Tests in Python implementiert werden, ist kein zusätzliches Testframework einer anderen Programmiersprache erforderlich. Die automatisierten Tests können während der weiteren Implementierung wiederholt ausgeführt und in der abschließenden Qualitätssicherung weiterverwendet werden. </w:t>
-      </w:r>
-    </w:p>
-    <w:p>
-      <w:pPr>
-        <w:pStyle w:val="berschrift2"/>
-      </w:pPr>
-      <w:r>
         <w:t>2.</w:t>
       </w:r>
       <w:r>
@@ -3272,35 +2858,34 @@
       <w:r>
         <w:t>werkzeuge</w:t>
       </w:r>
-    </w:p>
-    <w:p>
-      <w:r>
-        <w:t xml:space="preserve">Für die Entwicklung von Mystic Maze wird PyCharm als integrierte Entwicklungsumgebung </w:t>
-      </w:r>
-      <w:r>
-        <w:t>(</w:t>
-      </w:r>
-      <w:r>
-        <w:t>IDE</w:t>
-      </w:r>
-      <w:r>
-        <w:t xml:space="preserve">) </w:t>
-      </w:r>
-      <w:r>
-        <w:t>verwendet. Die IDE unterstützt die strukturierte Bearbeitung des Python-</w:t>
-      </w:r>
-      <w:r>
-        <w:t>Codes</w:t>
-      </w:r>
-      <w:r>
-        <w:t>, die Verwaltung der Projektstruktur sowie die Ausführung und Fehlersuche während der Implementierung</w:t>
+      <w:bookmarkEnd w:id="10"/>
+    </w:p>
+    <w:p>
+      <w:r>
+        <w:t xml:space="preserve">Für die Entwicklung von Mystic Maze wird </w:t>
+      </w:r>
+      <w:proofErr w:type="spellStart"/>
+      <w:r>
+        <w:t>PyCharm</w:t>
+      </w:r>
+      <w:proofErr w:type="spellEnd"/>
+      <w:r>
+        <w:t xml:space="preserve"> als integrierte Entwicklungsumgebung (IDE) verwendet. </w:t>
+      </w:r>
+      <w:proofErr w:type="spellStart"/>
+      <w:r>
+        <w:t>PyCharm</w:t>
+      </w:r>
+      <w:proofErr w:type="spellEnd"/>
+      <w:r>
+        <w:t xml:space="preserve"> bietet Funktionen zur Bearbeitung und Verwaltung des Python-Codes sowie zur Ausführung und Fehlersuche während der Entwicklung</w:t>
       </w:r>
       <w:r>
         <w:t xml:space="preserve"> </w:t>
       </w:r>
       <w:sdt>
         <w:sdtPr>
-          <w:tag w:val="MENDELEY_CITATION_v3_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"/>
+          <w:tag w:val="MENDELEY_CITATION_v3_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"/>
           <w:id w:val="1987961937"/>
           <w:placeholder>
             <w:docPart w:val="DefaultPlaceholder_-1854013440"/>
@@ -3313,22 +2898,157 @@
               <w:rFonts w:cs="Arial"/>
               <w:color w:val="000000"/>
             </w:rPr>
-            <w:t>(JetBrains, o. J., o. S.)</w:t>
+            <w:t>(</w:t>
+          </w:r>
+          <w:proofErr w:type="spellStart"/>
+          <w:r>
+            <w:rPr>
+              <w:rFonts w:cs="Arial"/>
+              <w:color w:val="000000"/>
+            </w:rPr>
+            <w:t>JetBrains</w:t>
+          </w:r>
+          <w:proofErr w:type="spellEnd"/>
+          <w:r>
+            <w:rPr>
+              <w:rFonts w:cs="Arial"/>
+              <w:color w:val="000000"/>
+            </w:rPr>
+            <w:t>, o. J.-b, o. S.)</w:t>
           </w:r>
         </w:sdtContent>
       </w:sdt>
       <w:r>
+        <w:t>.</w:t>
+      </w:r>
+      <w:r>
         <w:t xml:space="preserve"> </w:t>
       </w:r>
       <w:r>
+        <w:t xml:space="preserve">Für die Wahl von </w:t>
+      </w:r>
+      <w:proofErr w:type="spellStart"/>
+      <w:r>
+        <w:t>PyCharm</w:t>
+      </w:r>
+      <w:proofErr w:type="spellEnd"/>
+      <w:r>
+        <w:t xml:space="preserve"> spricht vor allem die Unterstützung der Programmiersprache Python und die Möglichkeit, den Quellcode, die Tests und die Ausführung der Anwendung innerhalb einer Entwicklungsumgebung zu verwalten.</w:t>
+      </w:r>
+    </w:p>
+    <w:p>
+      <w:r>
+        <w:t xml:space="preserve">Zusätzlich wird in </w:t>
+      </w:r>
+      <w:proofErr w:type="spellStart"/>
+      <w:r>
+        <w:t>PyCharm</w:t>
+      </w:r>
+      <w:proofErr w:type="spellEnd"/>
+      <w:r>
+        <w:t xml:space="preserve"> das Plugin AI Assistant mit dem KI-Agenten Codex von OpenAI verwendet. Codex kann auf den Projektcode zugreifen und bei der Entwicklung neuer Funktionen, der Fehlersuche und der Bearbeitung bestehender Dateien unterstützen</w:t>
+      </w:r>
+      <w:r>
+        <w:t xml:space="preserve"> </w:t>
+      </w:r>
+      <w:sdt>
+        <w:sdtPr>
+          <w:tag w:val="MENDELEY_CITATION_v3_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"/>
+          <w:id w:val="-591852598"/>
+          <w:placeholder>
+            <w:docPart w:val="DefaultPlaceholder_-1854013440"/>
+          </w:placeholder>
+        </w:sdtPr>
+        <w:sdtEndPr/>
+        <w:sdtContent>
+          <w:r>
+            <w:rPr>
+              <w:rFonts w:cs="Arial"/>
+              <w:color w:val="000000"/>
+            </w:rPr>
+            <w:t>(</w:t>
+          </w:r>
+          <w:proofErr w:type="spellStart"/>
+          <w:r>
+            <w:rPr>
+              <w:rFonts w:cs="Arial"/>
+              <w:color w:val="000000"/>
+            </w:rPr>
+            <w:t>JetBrains</w:t>
+          </w:r>
+          <w:proofErr w:type="spellEnd"/>
+          <w:r>
+            <w:rPr>
+              <w:rFonts w:cs="Arial"/>
+              <w:color w:val="000000"/>
+            </w:rPr>
+            <w:t>, o. J.-a, o. S.)</w:t>
+          </w:r>
+        </w:sdtContent>
+      </w:sdt>
+      <w:r>
         <w:t>.</w:t>
       </w:r>
       <w:r>
         <w:t xml:space="preserve"> </w:t>
       </w:r>
-      <w:bookmarkStart w:id="8" w:name="_Toc243652454"/>
-      <w:r>
-        <w:t xml:space="preserve">Zur Versionsverwaltung wird Git eingesetzt. Git ist ein verteiltes Versionsverwaltungssystem, mit dem unterschiedliche Entwicklungsstände und Änderungen am Quellcode nachvollzogen werden können </w:t>
+      <w:r>
+        <w:t xml:space="preserve">Bei Mystic Maze wird Codex hauptsächlich für die Fehlerbehebung und die Gestaltung der Benutzeroberfläche eingesetzt. </w:t>
+      </w:r>
+    </w:p>
+    <w:p>
+      <w:r>
+        <w:t xml:space="preserve">Für die Erstellung der Grafiken von Mystic Maze wird der Chatbot ChatGPT von OpenAI verwendet. Dazu gehören beispielsweise die </w:t>
+      </w:r>
+      <w:proofErr w:type="spellStart"/>
+      <w:r>
+        <w:t>Labyrinthkacheln</w:t>
+      </w:r>
+      <w:proofErr w:type="spellEnd"/>
+      <w:r>
+        <w:t xml:space="preserve">, der Waldbodenhintergrund und verschiedene Symbole für die Benutzeroberfläche. Die Grafiken werden mithilfe der integrierten Bildgenerierung durch Textanweisungen erstellt und anschließend durch weitere Anweisungen angepasst </w:t>
+      </w:r>
+      <w:sdt>
+        <w:sdtPr>
+          <w:tag w:val="MENDELEY_CITATION_v3_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"/>
+          <w:id w:val="-696306347"/>
+          <w:placeholder>
+            <w:docPart w:val="DefaultPlaceholder_-1854013440"/>
+          </w:placeholder>
+        </w:sdtPr>
+        <w:sdtContent>
+          <w:r>
+            <w:rPr>
+              <w:rFonts w:cs="Arial"/>
+              <w:color w:val="000000"/>
+            </w:rPr>
+            <w:t>(OpenAI, o. J., o. S.)</w:t>
+          </w:r>
+        </w:sdtContent>
+      </w:sdt>
+      <w:r>
+        <w:t xml:space="preserve">. </w:t>
+      </w:r>
+    </w:p>
+    <w:p>
+      <w:r>
+        <w:t xml:space="preserve">Zur Versionsverwaltung wird </w:t>
+      </w:r>
+      <w:proofErr w:type="spellStart"/>
+      <w:r>
+        <w:t>Git</w:t>
+      </w:r>
+      <w:proofErr w:type="spellEnd"/>
+      <w:r>
+        <w:t xml:space="preserve"> eingesetzt. </w:t>
+      </w:r>
+      <w:proofErr w:type="spellStart"/>
+      <w:r>
+        <w:t>Git</w:t>
+      </w:r>
+      <w:proofErr w:type="spellEnd"/>
+      <w:r>
+        <w:t xml:space="preserve"> ist ein verteiltes Versionsverwaltungssystem, mit dem unterschiedliche Entwicklungsstände und Änderungen am Quellcode nachvollzogen werden können </w:t>
       </w:r>
       <w:sdt>
         <w:sdtPr>
@@ -3338,13 +3058,30 @@
             <w:docPart w:val="DefaultPlaceholder_-1854013440"/>
           </w:placeholder>
         </w:sdtPr>
+        <w:sdtEndPr/>
         <w:sdtContent>
           <w:r>
             <w:rPr>
               <w:rFonts w:cs="Arial"/>
               <w:color w:val="000000"/>
             </w:rPr>
-            <w:t>(Git, o. J., o. S.)</w:t>
+            <w:t>(</w:t>
+          </w:r>
+          <w:proofErr w:type="spellStart"/>
+          <w:r>
+            <w:rPr>
+              <w:rFonts w:cs="Arial"/>
+              <w:color w:val="000000"/>
+            </w:rPr>
+            <w:t>Git</w:t>
+          </w:r>
+          <w:proofErr w:type="spellEnd"/>
+          <w:r>
+            <w:rPr>
+              <w:rFonts w:cs="Arial"/>
+              <w:color w:val="000000"/>
+            </w:rPr>
+            <w:t>, o. J., o. S.)</w:t>
           </w:r>
         </w:sdtContent>
       </w:sdt>
@@ -3362,6 +3099,7 @@
             <w:docPart w:val="DefaultPlaceholder_-1854013440"/>
           </w:placeholder>
         </w:sdtPr>
+        <w:sdtEndPr/>
         <w:sdtContent>
           <w:r>
             <w:rPr>
@@ -3393,13 +3131,32 @@
         <w:t xml:space="preserve"> das Tool</w:t>
       </w:r>
       <w:r>
-        <w:t xml:space="preserve"> PlantUML eingesetzt.</w:t>
-      </w:r>
-      <w:r>
-        <w:t xml:space="preserve"> PlantUML generier</w:t>
-      </w:r>
-      <w:r>
-        <w:t xml:space="preserve">t aus ein Codes grafische Diagramme und bildet so eine einfache Möglichkeit Diagramme zu erstellen </w:t>
+        <w:t xml:space="preserve"> </w:t>
+      </w:r>
+      <w:proofErr w:type="spellStart"/>
+      <w:r>
+        <w:t>PlantUML</w:t>
+      </w:r>
+      <w:proofErr w:type="spellEnd"/>
+      <w:r>
+        <w:t xml:space="preserve"> eingesetzt.</w:t>
+      </w:r>
+      <w:r>
+        <w:t xml:space="preserve"> </w:t>
+      </w:r>
+      <w:r>
+        <w:t xml:space="preserve">Mit </w:t>
+      </w:r>
+      <w:proofErr w:type="spellStart"/>
+      <w:r>
+        <w:t>PlantUML</w:t>
+      </w:r>
+      <w:proofErr w:type="spellEnd"/>
+      <w:r>
+        <w:t xml:space="preserve"> können Diagramme durch einen textbasierten Code beschrieben und daraus automatisch grafische Darstellungen erzeugt werden</w:t>
+      </w:r>
+      <w:r>
+        <w:t xml:space="preserve"> </w:t>
       </w:r>
       <w:sdt>
         <w:sdtPr>
@@ -3409,13 +3166,30 @@
             <w:docPart w:val="DefaultPlaceholder_-1854013440"/>
           </w:placeholder>
         </w:sdtPr>
+        <w:sdtEndPr/>
         <w:sdtContent>
           <w:r>
             <w:rPr>
               <w:rFonts w:cs="Arial"/>
               <w:color w:val="000000"/>
             </w:rPr>
-            <w:t>(PlantUML, o. J., o. S.)</w:t>
+            <w:t>(</w:t>
+          </w:r>
+          <w:proofErr w:type="spellStart"/>
+          <w:r>
+            <w:rPr>
+              <w:rFonts w:cs="Arial"/>
+              <w:color w:val="000000"/>
+            </w:rPr>
+            <w:t>PlantUML</w:t>
+          </w:r>
+          <w:proofErr w:type="spellEnd"/>
+          <w:r>
+            <w:rPr>
+              <w:rFonts w:cs="Arial"/>
+              <w:color w:val="000000"/>
+            </w:rPr>
+            <w:t>, o. J., o. S.)</w:t>
           </w:r>
         </w:sdtContent>
       </w:sdt>
@@ -3423,13 +3197,38 @@
         <w:t>.</w:t>
       </w:r>
       <w:r>
-        <w:t xml:space="preserve"> Die </w:t>
+        <w:t xml:space="preserve"> </w:t>
+      </w:r>
+      <w:r>
+        <w:t>D</w:t>
+      </w:r>
+      <w:r>
+        <w:t>adurch lassen sich die Diagramme bei Änderungen an der Architektur direkt im Code anpassen, ohne die einzelnen Elemente manuell verschieben oder neu zeichnen zu müssen.</w:t>
+      </w:r>
+    </w:p>
+    <w:p>
+      <w:r>
+        <w:t xml:space="preserve">Die </w:t>
       </w:r>
       <w:r>
         <w:t xml:space="preserve">Mockups der </w:t>
       </w:r>
       <w:r>
-        <w:t xml:space="preserve">Benutzeroberfläche wurde während der Spezifikationsphase mithilfe von Balsamiq </w:t>
+        <w:t xml:space="preserve">Benutzeroberfläche </w:t>
+      </w:r>
+      <w:r>
+        <w:t>im Spezifikationsdokument wurden</w:t>
+      </w:r>
+      <w:r>
+        <w:t xml:space="preserve"> mithilfe von </w:t>
+      </w:r>
+      <w:proofErr w:type="spellStart"/>
+      <w:r>
+        <w:t>Balsamiq</w:t>
+      </w:r>
+      <w:proofErr w:type="spellEnd"/>
+      <w:r>
+        <w:t xml:space="preserve"> </w:t>
       </w:r>
       <w:r>
         <w:t>erstellt</w:t>
@@ -3437,8 +3236,13 @@
       <w:r>
         <w:t xml:space="preserve">. </w:t>
       </w:r>
-      <w:r>
-        <w:t>Balsamiq ist ein Werkzeug zur Erstellung von</w:t>
+      <w:proofErr w:type="spellStart"/>
+      <w:r>
+        <w:t>Balsamiq</w:t>
+      </w:r>
+      <w:proofErr w:type="spellEnd"/>
+      <w:r>
+        <w:t xml:space="preserve"> ist ein Werkzeug zur Erstellung von</w:t>
       </w:r>
       <w:r>
         <w:t xml:space="preserve"> Mockups</w:t>
@@ -3450,26 +3254,48 @@
         <w:t>GUI</w:t>
       </w:r>
       <w:r>
-        <w:t xml:space="preserve"> bereits vor deren Implementierung visualisiert werden kann</w:t>
-      </w:r>
+        <w:t xml:space="preserve"> bereits vor deren Implementierung visualisiert werden </w:t>
+      </w:r>
+      <w:proofErr w:type="gramStart"/>
+      <w:r>
+        <w:t>kann</w:t>
+      </w:r>
+      <w:proofErr w:type="gramEnd"/>
       <w:r>
         <w:t xml:space="preserve"> </w:t>
       </w:r>
       <w:sdt>
         <w:sdtPr>
-          <w:tag w:val="MENDELEY_CITATION_v3_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"/>
+          <w:tag w:val="MENDELEY_CITATION_v3_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"/>
           <w:id w:val="-2123524192"/>
           <w:placeholder>
             <w:docPart w:val="DefaultPlaceholder_-1854013440"/>
           </w:placeholder>
         </w:sdtPr>
+        <w:sdtEndPr/>
         <w:sdtContent>
           <w:r>
             <w:rPr>
               <w:rFonts w:cs="Arial"/>
               <w:color w:val="000000"/>
             </w:rPr>
-            <w:t>(Balsamiq, o. J.)</w:t>
+            <w:t>(</w:t>
+          </w:r>
+          <w:proofErr w:type="spellStart"/>
+          <w:r>
+            <w:rPr>
+              <w:rFonts w:cs="Arial"/>
+              <w:color w:val="000000"/>
+            </w:rPr>
+            <w:t>Balsamiq</w:t>
+          </w:r>
+          <w:proofErr w:type="spellEnd"/>
+          <w:r>
+            <w:rPr>
+              <w:rFonts w:cs="Arial"/>
+              <w:color w:val="000000"/>
+            </w:rPr>
+            <w:t>, o. J., o. S.)</w:t>
           </w:r>
         </w:sdtContent>
       </w:sdt>
@@ -3484,10 +3310,12 @@
           <w:rFonts w:cs="Arial"/>
         </w:rPr>
       </w:pPr>
+      <w:bookmarkStart w:id="11" w:name="_Toc244175626"/>
       <w:r>
         <w:rPr>
           <w:rFonts w:cs="Arial"/>
         </w:rPr>
+        <w:lastRenderedPageBreak/>
         <w:t>3</w:t>
       </w:r>
       <w:r>
@@ -3496,13 +3324,13 @@
         </w:rPr>
         <w:t xml:space="preserve">. </w:t>
       </w:r>
-      <w:bookmarkEnd w:id="8"/>
       <w:r>
         <w:rPr>
           <w:rFonts w:cs="Arial"/>
         </w:rPr>
         <w:t>Architekturübersicht</w:t>
       </w:r>
+      <w:bookmarkEnd w:id="11"/>
     </w:p>
     <w:p>
       <w:r>
@@ -3516,6 +3344,7 @@
             <w:docPart w:val="DefaultPlaceholder_-1854013440"/>
           </w:placeholder>
         </w:sdtPr>
+        <w:sdtEndPr/>
         <w:sdtContent>
           <w:r>
             <w:rPr>
@@ -3527,21 +3356,49 @@
         </w:sdtContent>
       </w:sdt>
       <w:r>
+        <w:t>.</w:t>
+      </w:r>
+    </w:p>
+    <w:p>
+      <w:r>
+        <w:t>Bei Mystic Maze übernehmen die Webbrowser der Spieler die Rolle der Clients. Sie stellen die GUI dar, erfassen Benutzeraktionen und übertragen diese an den Server. Die zentrale Spiellogik und der verbindliche Spielzustand werden dagegen serverseitig verwaltet. Dadurch existiert für jede Partie ein eindeutiger Zustand, der nicht unabhängig auf den einzelnen Endgeräten berechnet werden muss.</w:t>
+      </w:r>
+      <w:r>
         <w:t xml:space="preserve"> </w:t>
       </w:r>
     </w:p>
     <w:p>
       <w:r>
-        <w:t xml:space="preserve">Bei Mystic Maze übernehmen die Webbrowser der Spieler die Rolle der Clients. Sie stellen die </w:t>
-      </w:r>
-      <w:r>
-        <w:t xml:space="preserve">GUI </w:t>
-      </w:r>
-      <w:r>
-        <w:t>dar, erfassen Benutzeraktionen und übertragen diese an den Server. Die zentrale Spiellogik und der verbindliche Spielzustand werden dagegen serverseitig verwaltet. Dadurch existiert für jede Partie ein eindeutiger Zustand, der nicht unabhängig auf den einzelnen Endgeräten berechnet werden muss.</w:t>
-      </w:r>
-    </w:p>
-    <w:p/>
+        <w:t xml:space="preserve">Bei Übertragung der Spielzustände wird zwischen öffentlichen und privaten </w:t>
+      </w:r>
+      <w:r>
+        <w:t>Informationen</w:t>
+      </w:r>
+      <w:r>
+        <w:t xml:space="preserve"> unterschieden. </w:t>
+      </w:r>
+      <w:r>
+        <w:t xml:space="preserve">Öffentliche </w:t>
+      </w:r>
+      <w:r>
+        <w:t xml:space="preserve">Informationen sind Informationen, die für alle Spieler relevant </w:t>
+      </w:r>
+      <w:r>
+        <w:t>sind</w:t>
+      </w:r>
+      <w:r>
+        <w:t>, dazu zählen u.a. das Spielfeld, die Positionen der Spieler und der Zugstatus. Persönliche Informationen werden nur für einen Spieler gebraucht, bspw. das aktuell gesuchte Ziel des Spielers</w:t>
+      </w:r>
+      <w:r>
+        <w:t xml:space="preserve">, und werden auch nur an den Client </w:t>
+      </w:r>
+      <w:r>
+        <w:t>dieses Spielers</w:t>
+      </w:r>
+      <w:r>
+        <w:t xml:space="preserve"> gesendet. </w:t>
+      </w:r>
+    </w:p>
     <w:p>
       <w:r>
         <w:t>Diese zentrale Verwaltung ist insbesondere für den Mehrspielermodus relevant. Aktionen eines Spielers, beispielsweise das Drehen oder Einschieben einer Kachel oder die Bewegung einer Spielfigur, werden zunächst an den Server übertragen. Dort wird geprüft, ob die Aktion im aktuellen Spielzustand zulässig ist. Nur gültige Aktionen verändern den zentralen Spielzustand. Anschließend wird der aktualisierte Zustand an die verbundenen Clients verteilt. Dadurch soll verhindert werden, dass unterschiedliche Endgeräte voneinander abweichende Spielzustände verwenden.</w:t>
@@ -3549,10 +3406,18 @@
     </w:p>
     <w:p>
       <w:r>
-        <w:t>I</w:t>
-      </w:r>
-      <w:r>
-        <w:t xml:space="preserve">nnerhalb der serverseitigen Anwendung werden die Verantwortlichkeiten zusätzlich in voneinander abgegrenzte Bereiche unterteilt. Dieses Vorgehen orientiert sich am Prinzip einer geschichteten Architektur. In einem solchen System sind die einzelnen Schichten hierarchisch angeordnet und stellen jeweils Dienste für andere Schichten bereit. Die Unterteilung unterstützt insbesondere unterschiedliche Abstraktionsebenen und begrenzt die Auswirkungen von Änderungen auf andere Teile des Systems </w:t>
+        <w:t xml:space="preserve">Innerhalb der serverseitigen Anwendung werden die Verantwortlichkeiten zusätzlich in voneinander abgegrenzte Bereiche unterteilt. Dieses Vorgehen orientiert sich am Prinzip einer geschichteten Architektur. In einem solchen System sind die einzelnen Schichten hierarchisch angeordnet und stellen jeweils Dienste für andere Schichten bereit. </w:t>
+      </w:r>
+      <w:r>
+        <w:t xml:space="preserve">Durch die Aufteilung in einzelne Schichten können Änderungen an einem Bereich vorgenommen werden, ohne dass andere Bereiche direkt davon betroffen </w:t>
+      </w:r>
+      <w:proofErr w:type="gramStart"/>
+      <w:r>
+        <w:t>sind</w:t>
+      </w:r>
+      <w:proofErr w:type="gramEnd"/>
+      <w:r>
+        <w:t xml:space="preserve"> </w:t>
       </w:r>
       <w:sdt>
         <w:sdtPr>
@@ -3566,6 +3431,7 @@
             <w:docPart w:val="DefaultPlaceholder_-1854013440"/>
           </w:placeholder>
         </w:sdtPr>
+        <w:sdtEndPr/>
         <w:sdtContent>
           <w:r>
             <w:rPr>
@@ -3610,6 +3476,7 @@
           <w:szCs w:val="22"/>
         </w:rPr>
       </w:pPr>
+      <w:bookmarkStart w:id="12" w:name="_Toc244175630"/>
       <w:r>
         <w:rPr>
           <w:sz w:val="22"/>
@@ -3661,12 +3528,16 @@
         </w:rPr>
         <w:t>: Architekturdiagramm</w:t>
       </w:r>
+      <w:bookmarkEnd w:id="12"/>
     </w:p>
     <w:p>
       <w:pPr>
         <w:keepNext/>
       </w:pPr>
       <w:r>
+        <w:rPr>
+          <w:noProof/>
+        </w:rPr>
         <w:drawing>
           <wp:inline distT="0" distB="0" distL="0" distR="0" wp14:anchorId="2ECB203B" wp14:editId="37E4EAFF">
             <wp:extent cx="2790600" cy="7049069"/>
@@ -3714,14 +3585,50 @@
     </w:p>
     <w:p>
       <w:r>
-        <w:t xml:space="preserve">Die Benutzeroberfläche wird im Browser ausgeführt und stellt den Spielzustand dar sowie die verfügbaren Benutzeraktionen bereit. Die Kommunikationsschicht bildet mit FastAPI die HTTP- und WebSocket-Schnittstellen ab und nimmt Nachrichten der Clients entgegen. Die Anwendungslogik koordiniert die vorhandenen Partien und vermittelt zwischen der Kommunikation mit den Clients und der eigentlichen Spiellogik. Die Spiellogik enthält die zentralen Geschäftsobjekte und Spielregeln </w:t>
+        <w:t xml:space="preserve">Die Benutzeroberfläche wird im Browser ausgeführt und stellt den Spielzustand dar sowie die verfügbaren Benutzeraktionen bereit. Die Kommunikationsschicht bildet mit </w:t>
+      </w:r>
+      <w:proofErr w:type="spellStart"/>
+      <w:r>
+        <w:t>FastAPI</w:t>
+      </w:r>
+      <w:proofErr w:type="spellEnd"/>
+      <w:r>
+        <w:t xml:space="preserve"> die HTTP- und </w:t>
+      </w:r>
+      <w:proofErr w:type="spellStart"/>
+      <w:r>
+        <w:t>WebSocket</w:t>
+      </w:r>
+      <w:proofErr w:type="spellEnd"/>
+      <w:r>
+        <w:t>-Schnittstellen ab und nimmt Nachrichten der Clients entgegen.</w:t>
+      </w:r>
+      <w:r>
+        <w:t xml:space="preserve"> </w:t>
+      </w:r>
+      <w:r>
+        <w:t xml:space="preserve">HTTP wird für abgegrenzte Vorgänge wie das Erstellen, Beitreten und Starten einer Partie sowie für den initialen Abruf des Spielzustands verwendet. Für die fortlaufende Kommunikation in der Lobby und während einer </w:t>
       </w:r>
       <w:r>
         <w:lastRenderedPageBreak/>
-        <w:t>und bleibt weitgehend unabhängig von der grafischen Benutzeroberfläche und der Netzwerkkommunikation.</w:t>
-      </w:r>
-    </w:p>
-    <w:p>
+        <w:t xml:space="preserve">laufenden Partie wird anschließend eine </w:t>
+      </w:r>
+      <w:proofErr w:type="spellStart"/>
+      <w:r>
+        <w:t>WebSocket</w:t>
+      </w:r>
+      <w:proofErr w:type="spellEnd"/>
+      <w:r>
+        <w:t>-Verbindung aufgebaut. Über diese werden Spielaktionen an den Server übertragen und Änderungen des Spielzustands an die verbundenen Clients verteilt. Die übertragenen Daten werden jeweils als JSON strukturiert.</w:t>
+      </w:r>
+    </w:p>
+    <w:p>
+      <w:r>
+        <w:t>Die Anwendungslogik koordiniert die vorhandenen Partien und vermittelt zwischen der Kommunikation mit den Clients und der eigentlichen Spiellogik. Die Spiellogik enthält die zentralen Geschäftsobjekte und Spielregeln und bleibt weitgehend unabhängig von der grafischen Benutzeroberfläche und der Netzwerkkommunikation.</w:t>
+      </w:r>
+      <w:r>
+        <w:t xml:space="preserve"> </w:t>
+      </w:r>
       <w:r>
         <w:t xml:space="preserve">Eine zentrale Rolle </w:t>
       </w:r>
@@ -3729,18 +3636,47 @@
         <w:t xml:space="preserve">innerhalb der Anwendungslogik übernimmt </w:t>
       </w:r>
       <w:r>
-        <w:t>der GameManager. Er verwaltet die vorhandenen Partien und stellt die Verbindung zwischen der Kommunikationsschicht und den einzelnen Spielinstanzen her. Eine konkrete Partie wird durch die Klasse Game repräsentiert, die unter anderem Spieler, Spielzustand und Zugsteuerung verwaltet. Weitere Klassen wie Board, Tile und Target bilden die eigentlichen Bestandteile und Regeln des Spiels ab.</w:t>
-      </w:r>
-    </w:p>
-    <w:p>
-      <w:r>
-        <w:t>Auf eine Microservice-Architektur oder eine Aufteilung auf mehrere unabhängige Serverdienste wird bewusst verzichtet. Microservice-Architekturen können Vorteile hinsichtlich Skalierbarkeit, Resilienz und unabhängiger Bereitstellung einzelner Dienste bieten, gehen jedoch zugleich mit zusätzlichem Aufwand für Kommunikation, Koordination, Sicherheit und Überwachung der einzelnen Dienste einher (Salah et al., 2017, S. 323–324). Für Mystic Maz</w:t>
-      </w:r>
-      <w:r>
-        <w:t>e</w:t>
-      </w:r>
-      <w:r>
-        <w:t xml:space="preserve"> stehen diesen Vorteilen aufgrund des begrenzten Funktionsumfangs und der vorgesehenen Nutzung innerhalb eines lokalen Netzwerks keine entsprechenden Anforderungen gegenüber. Eine zusätzliche Verteilung der serverseitigen Komponenten würde daher die technische Komplexität erhöhen, ohne für den vorgesehenen Projektumfang einen ausreichenden Mehrwert zu bieten.</w:t>
+        <w:t xml:space="preserve">der </w:t>
+      </w:r>
+      <w:proofErr w:type="spellStart"/>
+      <w:r>
+        <w:t>GameManager</w:t>
+      </w:r>
+      <w:proofErr w:type="spellEnd"/>
+      <w:r>
+        <w:t>. Er verwaltet die vorhandenen Partien und stellt die Verbindung zwischen der Kommunikationsschicht und den einzelnen Spielinstanzen her. Eine konkrete Partie wird durch die Klasse Game repräsentiert, die unter anderem Spieler, Spielzustand und Zugsteuerung verwaltet. Weitere Klassen wie Board</w:t>
+      </w:r>
+      <w:r>
+        <w:t xml:space="preserve"> und</w:t>
+      </w:r>
+      <w:r>
+        <w:t xml:space="preserve"> Target bilden die eigentlichen Bestandteile und Regeln des Spiels ab.</w:t>
+      </w:r>
+    </w:p>
+    <w:p>
+      <w:r>
+        <w:t>Auf eine Microservice-Architektur oder eine Aufteilung auf mehrere unabhängige Serverdienste wird bewusst verzichtet. Microservice-Architekturen können Vorteile hinsichtlich Skalierbarkeit, Resilienz und unabhängiger Bereitstellung einzelner Dienste bieten</w:t>
+      </w:r>
+      <w:r>
+        <w:t>. Allerdings</w:t>
+      </w:r>
+      <w:r>
+        <w:t xml:space="preserve"> gehen </w:t>
+      </w:r>
+      <w:r>
+        <w:t xml:space="preserve">sie </w:t>
+      </w:r>
+      <w:r>
+        <w:t>mit zusätzlichem Aufwand für Kommunikation, Koordination, Sicherheit und Überwachung der einzelnen Dienste einher (Salah et al., 201</w:t>
+      </w:r>
+      <w:r>
+        <w:t>6</w:t>
+      </w:r>
+      <w:r>
+        <w:t xml:space="preserve">, S. 323–324). </w:t>
+      </w:r>
+      <w:r>
+        <w:t>Da Mystic Maze nur einen begrenzten Funktionsumfang besitzt und hauptsächlich innerhalb eines lokalen Netzwerks verwendet werden soll, werden diese Vorteile nicht benötigt. Eine Verteilung auf mehrere Serverdienste würde die Entwicklung und Verwaltung der Anwendung komplizierter machen, ohne einen entsprechenden Nutzen für das Projekt zu bieten.</w:t>
       </w:r>
     </w:p>
     <w:p>
@@ -3758,7 +3694,7 @@
           <w:rFonts w:cs="Arial"/>
         </w:rPr>
       </w:pPr>
-      <w:bookmarkStart w:id="9" w:name="_Toc243652457"/>
+      <w:bookmarkStart w:id="13" w:name="_Toc244175627"/>
       <w:r>
         <w:rPr>
           <w:rFonts w:cs="Arial"/>
@@ -3771,43 +3707,52 @@
         </w:rPr>
         <w:t xml:space="preserve">. </w:t>
       </w:r>
-      <w:bookmarkEnd w:id="9"/>
       <w:r>
         <w:rPr>
           <w:rFonts w:cs="Arial"/>
         </w:rPr>
         <w:t>Struktur</w:t>
       </w:r>
-    </w:p>
-    <w:p>
-      <w:r>
-        <w:t>Die interne Struktur von Mystic Maze konkretisiert die in der Spezifikation beschriebenen fachlichen Geschäftsobjekte in Form technischer Implementierungsklassen. Während das dortige Datenmodell insbesondere fachliche Zusammenhänge wie Partie, Spieler, Spielfeld, Kachel und Ziel beschreibt, zeigt das folgende Klassendesign die tatsächliche Aufteilung der Verantwortlichkeiten innerhalb der Python-Anwendung.</w:t>
-      </w:r>
-    </w:p>
-    <w:p>
-      <w:r>
-        <w:t>Die zentrale Verwaltung mehrerer laufender Partien übernimmt der GameManager. Er hält die vorhandenen Game-Instanzen vor und stellt Operationen zum Erstellen, Abrufen und Entfernen einer Partie sowie zum Hinzufügen und Abrufen von Spielern bereit. Jede Partie erhält eine eindeutige Partie-ID, über die eingehende Anfragen der richtigen Game-Instanz zugeordnet werden können.</w:t>
-      </w:r>
-    </w:p>
-    <w:p>
-      <w:r>
-        <w:t xml:space="preserve">Ein Spieler erhält beim Beitritt zusätzlich eine feste </w:t>
-      </w:r>
-      <w:r>
-        <w:t xml:space="preserve">Player-ID. </w:t>
-      </w:r>
-      <w:r>
-        <w:t xml:space="preserve">Diese dient innerhalb der jeweiligen Partie als eindeutige Spielerkennung und bleibt während der gesamten Partie unverändert. Über die </w:t>
-      </w:r>
+      <w:bookmarkEnd w:id="13"/>
+    </w:p>
+    <w:p>
+      <w:r>
+        <w:t>Die interne Struktur von Mystic Maze baut auf dem Datenmodell aus der Spezifikation auf. Dort werden die fachlichen Zusammenhänge zwischen Partie, Spieler, Spielfeld, Kachel und Ziel beschrieben. Im folgenden Kapitel werden die dazugehörigen Python-Klassen und deren Aufgaben genauer erläutert.</w:t>
+      </w:r>
+    </w:p>
+    <w:p>
+      <w:r>
+        <w:t xml:space="preserve">Die Verwaltung mehrerer laufender Partien übernimmt der </w:t>
+      </w:r>
+      <w:proofErr w:type="spellStart"/>
+      <w:r>
+        <w:t>GameManager</w:t>
+      </w:r>
+      <w:proofErr w:type="spellEnd"/>
+      <w:r>
+        <w:t>. Er hält die vorhandenen Game-Instanzen vor und stellt Operationen zum Erstellen, Abrufen und Entfernen einer Partie sowie zum Hinzufügen und Abrufen von Spielern bereit. Jede Partie erhält eine eindeutige Partie-ID, über die eingehende Anfragen der richtigen Game-Instanz zugeordnet werden können.</w:t>
+      </w:r>
+    </w:p>
+    <w:p>
       <w:r>
         <w:lastRenderedPageBreak/>
-        <w:t xml:space="preserve">Kombination aus Partie-ID und </w:t>
-      </w:r>
-      <w:r>
-        <w:t>Player-ID</w:t>
-      </w:r>
-      <w:r>
-        <w:t xml:space="preserve"> kann die Kommunikationsschicht Anfragen und WebSocket-Verbindungen eindeutig einer Partie und einem Spieler zuordnen.</w:t>
+        <w:t xml:space="preserve">Beim Beitritt erhält jeder Spieler zusätzlich einen festen Index innerhalb der Spielerliste. Dieser wird als </w:t>
+      </w:r>
+      <w:proofErr w:type="spellStart"/>
+      <w:r>
+        <w:t>player_index</w:t>
+      </w:r>
+      <w:proofErr w:type="spellEnd"/>
+      <w:r>
+        <w:t xml:space="preserve"> bezeichnet und dient zur Identifizierung des Spielers innerhalb einer Partie. Zusammen mit der Partie-ID kann die Kommunikationsschicht dadurch Anfragen und </w:t>
+      </w:r>
+      <w:proofErr w:type="spellStart"/>
+      <w:r>
+        <w:t>WebSocket</w:t>
+      </w:r>
+      <w:proofErr w:type="spellEnd"/>
+      <w:r>
+        <w:t>-Verbindungen dem jeweiligen Spieler zuordnen.</w:t>
       </w:r>
     </w:p>
     <w:p>
@@ -3822,58 +3767,145 @@
     </w:p>
     <w:p>
       <w:r>
-        <w:t xml:space="preserve">Eine einzelne Labyrinthkachel wird durch Tile dargestellt. Eine Kachel besitzt insbesondere einen Kacheltyp und eine Orientierung. Zusätzlich kann sie ein Ziel, ein Tor oder ein Portal enthalten. Die Ausprägungen von Kacheltypen, Richtungen und Toren werden durch </w:t>
-      </w:r>
+        <w:t xml:space="preserve">Eine einzelne </w:t>
+      </w:r>
+      <w:proofErr w:type="spellStart"/>
+      <w:r>
+        <w:t>Labyrinthkachel</w:t>
+      </w:r>
+      <w:proofErr w:type="spellEnd"/>
+      <w:r>
+        <w:t xml:space="preserve"> wird durch </w:t>
+      </w:r>
+      <w:proofErr w:type="spellStart"/>
+      <w:r>
+        <w:t>Tile</w:t>
+      </w:r>
+      <w:proofErr w:type="spellEnd"/>
+      <w:r>
+        <w:t xml:space="preserve"> dargestellt. Eine Kachel besitzt insbesondere einen Kacheltyp und eine Orientierung. Zusätzlich kann sie ein Ziel, ein Tor oder ein Portal enthalten. Die Ausprägungen von Kacheltypen, Richtungen und Toren werden durch </w:t>
+      </w:r>
+      <w:proofErr w:type="spellStart"/>
       <w:r>
         <w:t>Enums</w:t>
       </w:r>
-      <w:r>
-        <w:t xml:space="preserve"> wie TileType, Direction und GateType abgebildet. Dadurch werden nur vordefinierte und fachlich zulässige Werte innerhalb der Spiellogik verwendet.</w:t>
-      </w:r>
-    </w:p>
-    <w:p>
-      <w:r>
-        <w:t>Die Klasse Player enthält den Zustand eines einzelnen Spielers innerhalb einer Partie. Dazu gehören insbesondere die Spielerkennung, der Name, die aktuelle Position sowie die noch offenen und bereits abgeschlossenen Ziele. Methoden wie get_current_target() kapseln den Zugriff auf den aktuellen Zielzustand des Spielers. Die Spiellogik greift auf diese Informationen beispielsweise bei der Prüfung zurück, ob ein betretenes Ziel dem aktuell gesuchten Ziel entspricht.</w:t>
-      </w:r>
-    </w:p>
-    <w:p>
-      <w:r>
-        <w:t>Die in der Spezifikation fachlich getrennt beschriebenen Zielkarten und Artefakte werden in der technischen Umsetzung nicht zwingend durch jeweils eigene Klassen repräsentiert. Die möglichen Ziele werden durch Target als vordefinierte Werte modelliert und sowohl den Spielern als persönliche Ziele als auch Kacheln als auffindbare Objekte zugeordnet. Besondere Ziele wie Schlüssel werden zusätzlich von Game ausgewertet und verändern dort den globalen Zustand der zugehörigen Tore. Die bestehende Spiellogik unterscheidet hierfür bereits zwischen normalen Zielen und Schlüssel-Zielen.</w:t>
-      </w:r>
-    </w:p>
-    <w:p>
-      <w:r>
-        <w:t>Für die Verwaltung der aktiven WebSocket-Verbindungen wird ergänzend ein ConnectionManager vorgesehen. Dieser gehört technisch zur Kommunikationsschicht und hält die Verbindung zu den einzelnen Spielern getrennt von der fachlichen Spiellogik. Dadurch muss Game</w:t>
+      <w:proofErr w:type="spellEnd"/>
+      <w:r>
+        <w:t xml:space="preserve"> wie </w:t>
+      </w:r>
+      <w:proofErr w:type="spellStart"/>
+      <w:r>
+        <w:t>TileType</w:t>
+      </w:r>
+      <w:proofErr w:type="spellEnd"/>
+      <w:r>
+        <w:t xml:space="preserve">, </w:t>
+      </w:r>
+      <w:proofErr w:type="spellStart"/>
+      <w:r>
+        <w:t>Direction</w:t>
+      </w:r>
+      <w:proofErr w:type="spellEnd"/>
+      <w:r>
+        <w:t xml:space="preserve"> und </w:t>
+      </w:r>
+      <w:proofErr w:type="spellStart"/>
+      <w:r>
+        <w:t>GateType</w:t>
+      </w:r>
+      <w:proofErr w:type="spellEnd"/>
+      <w:r>
+        <w:t xml:space="preserve"> abgebildet. Dadurch werden nur vordefinierte und fachlich zulässige Werte innerhalb der Spiellogik verwendet.</w:t>
+      </w:r>
+    </w:p>
+    <w:p>
+      <w:r>
+        <w:t xml:space="preserve">Die Klasse Player speichert die Informationen eines einzelnen Spielers. Dazu gehören der Name, die aktuelle Position, die Startposition, der gewählte Charakter sowie die noch offenen und bereits abgeschlossenen Ziele. Außerdem wird gespeichert, ob die Charakterfähigkeit für das aktuelle Ziel bereits verwendet wurde. Über die Methode </w:t>
+      </w:r>
+      <w:proofErr w:type="spellStart"/>
+      <w:r>
+        <w:t>get_current_</w:t>
+      </w:r>
+      <w:proofErr w:type="gramStart"/>
+      <w:r>
+        <w:t>target</w:t>
+      </w:r>
+      <w:proofErr w:type="spellEnd"/>
+      <w:r>
+        <w:t>(</w:t>
+      </w:r>
+      <w:proofErr w:type="gramEnd"/>
+      <w:r>
+        <w:t>) kann das aktuell gesuchte Ziel abgerufen werden. Diese Information benötigt Game beispielsweise, um zu überprüfen, ob ein Spieler sein Ziel erreicht hat.</w:t>
+      </w:r>
+    </w:p>
+    <w:p>
+      <w:r>
+        <w:t>Die möglichen Ziele und Artefakte werden durch die Enumeration Target festgelegt. Anders als im fachlichen Datenmodell der Spezifikation werden Zielkarten und Artefakte nicht durch getrennte Klassen dargestellt. Stattdessen werden die Werte von Target sowohl den Spielern als persönliche Ziele als auch den Kacheln als auffindbare Objekte zugeordnet. Besondere Ziele wie die Schlüssel werden zusätzlich von Game verarbeitet. Wird ein Schlüssel aktiviert, verändert sich der Zustand des dazugehörigen Tores.</w:t>
+      </w:r>
+    </w:p>
+    <w:p>
+      <w:r>
+        <w:lastRenderedPageBreak/>
+        <w:t xml:space="preserve">Für die Verwaltung der </w:t>
+      </w:r>
+      <w:proofErr w:type="spellStart"/>
+      <w:r>
+        <w:t>WebSocket</w:t>
+      </w:r>
+      <w:proofErr w:type="spellEnd"/>
+      <w:r>
+        <w:t xml:space="preserve">-Verbindungen wird die Klasse </w:t>
+      </w:r>
+      <w:proofErr w:type="spellStart"/>
+      <w:r>
+        <w:t>ConnectionManager</w:t>
+      </w:r>
+      <w:proofErr w:type="spellEnd"/>
+      <w:r>
+        <w:t xml:space="preserve"> verwendet. Sie gehört zur Kommunikationsschicht und verwaltet die aktiven Verbindungen der einzelnen Spieler. Eingehende Spielaktionen werden von der Kommunikationsschicht an den </w:t>
+      </w:r>
+      <w:proofErr w:type="spellStart"/>
+      <w:r>
+        <w:t>GameManager</w:t>
+      </w:r>
+      <w:proofErr w:type="spellEnd"/>
+      <w:r>
+        <w:t xml:space="preserve"> weitergegeben. Dieser ordnet die Aktionen der entsprechenden Game-Instanz zu, in der die Spielregeln überprüft und die Aktionen verarbeitet werden. Anschließend wird der aktualisierte Spielzustand über die Kommunikationsschicht und den </w:t>
+      </w:r>
+      <w:proofErr w:type="spellStart"/>
+      <w:r>
+        <w:t>ConnectionManager</w:t>
+      </w:r>
+      <w:proofErr w:type="spellEnd"/>
+      <w:r>
+        <w:t xml:space="preserve"> an die verbundenen Clients übertragen. Dadurch bleiben die Verwaltung der Verbindungen und die eigentliche Spiellogik voneinander getrennt.</w:t>
+      </w:r>
+    </w:p>
+    <w:p>
+      <w:r>
+        <w:t>Die Klassen sind</w:t>
+      </w:r>
+      <w:r>
+        <w:t xml:space="preserve"> im folgenden UML-Klassendiagramm dargestellt.</w:t>
       </w:r>
       <w:r>
         <w:t xml:space="preserve"> </w:t>
       </w:r>
       <w:r>
-        <w:t xml:space="preserve">keine Kenntnis von </w:t>
-      </w:r>
-      <w:r>
-        <w:lastRenderedPageBreak/>
-        <w:t>WebSockets oder FastAPI besitzen. Änderungen des Spielzustands können nach erfolgreicher Verarbeitung durch `Game` über den ConnectionManager an die verbundenen Clients verteilt werden.</w:t>
-      </w:r>
-    </w:p>
-    <w:p>
-      <w:r>
-        <w:t>Die Klassen sind</w:t>
-      </w:r>
-      <w:r>
-        <w:t xml:space="preserve"> im folgenden UML-Klassendiagramm dargestellt.</w:t>
+        <w:t>Aus Gründen der Übersichtlichkeit werden dort ausschließlich die wesentlichen Methoden</w:t>
+      </w:r>
+      <w:r>
+        <w:t>, die zur Spiellogik beitragen,</w:t>
+      </w:r>
+      <w:r>
+        <w:t xml:space="preserve"> aufgeführt. Interne Hilfsmethoden</w:t>
       </w:r>
       <w:r>
         <w:t xml:space="preserve"> </w:t>
       </w:r>
       <w:r>
-        <w:t>Aus Gründen der Übersichtlichkeit werden dort ausschließlich die wesentlichen Methoden</w:t>
-      </w:r>
-      <w:r>
-        <w:t>, die zur Spiellogik beitragen,</w:t>
-      </w:r>
-      <w:r>
-        <w:t xml:space="preserve"> aufgeführt. Interne Hilfsmethodenwerden nicht dargestellt. Sie dienen vor allem der internen Zerlegung einzelner Verarbeitungsschritte und verändern die grundlegenden Beziehungen zwischen den dargestellten Klassen nicht.</w:t>
+        <w:t>werden nicht dargestellt. Sie dienen vor allem der internen Zerlegung einzelner Verarbeitungsschritte und verändern die grundlegenden Beziehungen zwischen den dargestellten Klassen nicht.</w:t>
       </w:r>
     </w:p>
     <w:p>
@@ -3885,6 +3917,7 @@
           <w:szCs w:val="22"/>
         </w:rPr>
       </w:pPr>
+      <w:bookmarkStart w:id="14" w:name="_Toc244175631"/>
       <w:r>
         <w:rPr>
           <w:sz w:val="22"/>
@@ -3936,14 +3969,15 @@
         </w:rPr>
         <w:t>: UML-Klassendiagramm</w:t>
       </w:r>
+      <w:bookmarkEnd w:id="14"/>
     </w:p>
     <w:p>
       <w:r>
         <w:drawing>
-          <wp:inline distT="0" distB="0" distL="0" distR="0" wp14:anchorId="5B0B03CC" wp14:editId="1A7536C6">
-            <wp:extent cx="2967702" cy="7356143"/>
-            <wp:effectExtent l="0" t="0" r="4445" b="0"/>
-            <wp:docPr id="763823829" name="Grafik 1"/>
+          <wp:inline distT="0" distB="0" distL="0" distR="0" wp14:anchorId="2986AA95" wp14:editId="42509EB4">
+            <wp:extent cx="5493379" cy="6905767"/>
+            <wp:effectExtent l="0" t="0" r="0" b="0"/>
+            <wp:docPr id="903172407" name="Grafik 1"/>
             <wp:cNvGraphicFramePr>
               <a:graphicFrameLocks xmlns:a="http://schemas.openxmlformats.org/drawingml/2006/main" noChangeAspect="1"/>
             </wp:cNvGraphicFramePr>
@@ -3951,7 +3985,7 @@
               <a:graphicData uri="http://schemas.openxmlformats.org/drawingml/2006/picture">
                 <pic:pic xmlns:pic="http://schemas.openxmlformats.org/drawingml/2006/picture">
                   <pic:nvPicPr>
-                    <pic:cNvPr id="763823829" name=""/>
+                    <pic:cNvPr id="903172407" name=""/>
                     <pic:cNvPicPr/>
                   </pic:nvPicPr>
                   <pic:blipFill>
@@ -3963,7 +3997,7 @@
                   <pic:spPr>
                     <a:xfrm>
                       <a:off x="0" y="0"/>
-                      <a:ext cx="2975536" cy="7375561"/>
+                      <a:ext cx="5512744" cy="6930111"/>
                     </a:xfrm>
                     <a:prstGeom prst="rect">
                       <a:avLst/>
@@ -3981,31 +4015,51 @@
         <w:t>Quelle: Eigene Darstellung</w:t>
       </w:r>
     </w:p>
-    <w:p/>
-    <w:p>
-      <w:r>
-        <w:t xml:space="preserve">Die dargestellte Struktur folgt damit der in Kapitel 3 beschriebenen Trennung der Verantwortlichkeiten. GameManager und ConnectionManager übernehmen übergeordnete Verwaltungs- </w:t>
-      </w:r>
+    <w:p>
+      <w:r>
+        <w:t xml:space="preserve">Die dargestellte Struktur folgt der in Kapitel 3 beschriebenen Trennung der Verantwortlichkeiten. </w:t>
+      </w:r>
+      <w:proofErr w:type="spellStart"/>
+      <w:r>
+        <w:t>GameManager</w:t>
+      </w:r>
+      <w:proofErr w:type="spellEnd"/>
+      <w:r>
+        <w:t xml:space="preserve"> und </w:t>
+      </w:r>
+      <w:proofErr w:type="spellStart"/>
+      <w:r>
+        <w:t>ConnectionManager</w:t>
+      </w:r>
+      <w:proofErr w:type="spellEnd"/>
+      <w:r>
+        <w:t xml:space="preserve"> übernehmen übergeordnete Verwaltungs- beziehungsweise Kommunikationsaufgaben, während Game, Board, </w:t>
+      </w:r>
+      <w:proofErr w:type="spellStart"/>
+      <w:r>
+        <w:t>Tile</w:t>
+      </w:r>
+      <w:proofErr w:type="spellEnd"/>
+      <w:r>
+        <w:t xml:space="preserve"> und Player die eigentliche Spiellogik und den Spielzustand abbilden. Dadurch bleibt insbesondere die Spiellogik unabhängig von der konkreten Weboberfläche und kann separat automatisiert getestet werden.</w:t>
+      </w:r>
+    </w:p>
+    <w:p>
+      <w:pPr>
+        <w:pStyle w:val="berschrift1"/>
+      </w:pPr>
+      <w:bookmarkStart w:id="15" w:name="_Toc244175628"/>
       <w:r>
         <w:lastRenderedPageBreak/>
-        <w:t>beziehungsweise Kommunikationsaufgaben, während Game, Board, Tile und Player die eigentliche Spiellogik und den Spielzustand abbilden. Dadurch bleibt insbesondere die Spiellogik unabhängig von der konkreten Weboberfläche und kann separat automatisiert getestet werden.</w:t>
-      </w:r>
-    </w:p>
-    <w:p>
-      <w:pPr>
-        <w:pStyle w:val="berschrift1"/>
-      </w:pPr>
-      <w:bookmarkStart w:id="10" w:name="_Toc243652458"/>
-      <w:r>
         <w:t>5</w:t>
       </w:r>
       <w:r>
         <w:t xml:space="preserve">. </w:t>
       </w:r>
-      <w:bookmarkEnd w:id="10"/>
       <w:r>
         <w:t>Verhalten</w:t>
       </w:r>
+      <w:bookmarkEnd w:id="15"/>
     </w:p>
     <w:p>
       <w:r>
@@ -4021,69 +4075,34 @@
         <w:t>n</w:t>
       </w:r>
       <w:r>
-        <w:t xml:space="preserve"> Systemablauf </w:t>
+        <w:t xml:space="preserve"> Systemablauf</w:t>
+      </w:r>
+      <w:r>
+        <w:t>s</w:t>
+      </w:r>
+      <w:r>
+        <w:t xml:space="preserve"> </w:t>
       </w:r>
       <w:r>
         <w:t>wird der Ablauf eines Spielzugs als UML</w:t>
       </w:r>
       <w:r>
-        <w:t xml:space="preserve">-Sequenzdiagramms </w:t>
-      </w:r>
-      <w:r>
-        <w:t xml:space="preserve">dargestellt. </w:t>
-      </w:r>
-    </w:p>
-    <w:p>
-      <w:r>
-        <w:t>Ein Spielzug beginnt mit einer Aktion des aktuell aktiven Spielers im Browser. Spielverändernde Aktionen werden über die bestehende WebSocket-Verbindung an den Server übertragen. Die Kommunikationsschicht ordnet die Nachricht anhand der Partie-ID der entsprechenden Game-Instanz zu. Hierzu wird der GameManager verwendet, der die laufenden Partien zentral verwaltet.</w:t>
-      </w:r>
-    </w:p>
-    <w:p>
-      <w:r>
-        <w:t>Zunächst kann der aktive Spieler die freie Kachel drehen. Die entsprechende Aktion wird serverseitig verarbeitet und verändert die Orientierung der freien Kachel. Anschließend wählt der Spieler eine zulässige Einschubposition und -richtung.</w:t>
-      </w:r>
-      <w:r>
-        <w:t xml:space="preserve"> </w:t>
-      </w:r>
-      <w:r>
-        <w:t>Game prüft dabei die für den Spielzug geltenden Regeln und veranlasst bei einer gültigen Aktion über Board die Verschiebung des Spielfelds. Gleichzeitig werden Spieler, die sich auf der betroffenen Reihe oder Spalte befinden, entsprechend mitverschoben.</w:t>
-      </w:r>
-    </w:p>
-    <w:p>
-      <w:r>
-        <w:t>Nach der Verschiebung kann der Spieler ein erreichbares Zielfeld auswählen. Game lässt durch Boar</w:t>
-      </w:r>
-      <w:r>
-        <w:t>d</w:t>
-      </w:r>
-      <w:r>
-        <w:t xml:space="preserve"> die vom aktuellen Standort erreichbaren Positionen ermitteln und berücksichtigt dabei die für den Spielzustand relevanten Einschränkungen. Ist die gewählte Position erreichbar, wird die Position des Spielers aktualisiert. Anschließend werden mögliche Kacheleffekte wie das Erreichen eines Ziels, die Aktivierung eines Schlüssel-Artefakts oder die Nutzung eines Portals verarbeitet. Danach wird geprüft, ob durch die Aktion die Siegbedingung erfüllt wurde.</w:t>
-      </w:r>
-    </w:p>
-    <w:p>
-      <w:r>
-        <w:t>Ist die Partie noch nicht beendet, kann der Spieler seinen Zug abschließen. `Game` aktiviert daraufhin den nächsten Spieler und setzt die für den neuen Zug benötigten Statusinformationen zurück. Nach jeder erfolgreichen spielverändernden Aktion wird der aktualisierte Spielzustand über den ConnectionManager an die verbundenen Browser der Partie übertragen. Dadurch erhalten alle beteiligten Spieler denselben serverseitig verwalteten Spielzustand.</w:t>
-      </w:r>
-    </w:p>
-    <w:p>
-      <w:r>
-        <w:t>Ungültige Aktionen verändern den Spielzustand nicht. Stattdessen gibt die Kommunikationsschicht eine entsprechende Fehlermeldung an den auslösenden Client zurück. Die fachliche Prüfung einer Aktion erfolgt dabei innerhalb der Spiellogik und nicht im Browser.</w:t>
-      </w:r>
-    </w:p>
-    <w:p>
-      <w:r>
-        <w:t xml:space="preserve">Der beschriebene Ablauf ist in </w:t>
-      </w:r>
-      <w:r>
-        <w:t xml:space="preserve">der folgenden </w:t>
-      </w:r>
-      <w:r>
-        <w:t xml:space="preserve">Abbildung dargestellt. Optionale Sonderaktionen, insbesondere Charakterfähigkeiten, werden zur besseren Übersicht nicht als eigener Ablaufzweig dargestellt. Sie folgen demselben grundlegenden Verarbeitungsmuster: Aktion des Clients, </w:t>
-      </w:r>
-      <w:r>
-        <w:lastRenderedPageBreak/>
-        <w:t>serverseitige Prüfung und Verarbeitung sowie anschließende Synchronisation des aktualisierten Spielzustands.</w:t>
-      </w:r>
+        <w:t xml:space="preserve">-Sequenzdiagramm </w:t>
+      </w:r>
+      <w:r>
+        <w:t>dargestellt.</w:t>
+      </w:r>
+      <w:r>
+        <w:t xml:space="preserve"> Optionale Sonderaktionen wie die Verwendung einer Charakterfähigkeit werden aus Gründen der Übersichtlichkeit nicht einzeln dargestellt. Auch diese Aktionen werden an den Server übertragen, dort überprüft und verarbeitet. Anschließend wird der aktualisierte Spielzustand an die verbundenen Spieler gesendet.</w:t>
+      </w:r>
+    </w:p>
+    <w:p>
+      <w:pPr>
+        <w:rPr>
+          <w:i/>
+          <w:iCs/>
+        </w:rPr>
+      </w:pPr>
     </w:p>
     <w:p>
       <w:pPr>
@@ -4094,6 +4113,7 @@
           <w:szCs w:val="22"/>
         </w:rPr>
       </w:pPr>
+      <w:bookmarkStart w:id="16" w:name="_Toc244175632"/>
       <w:r>
         <w:rPr>
           <w:sz w:val="22"/>
@@ -4145,6 +4165,7 @@
         </w:rPr>
         <w:t>: Sequenzdiagramm Spielzug</w:t>
       </w:r>
+      <w:bookmarkEnd w:id="16"/>
     </w:p>
     <w:p>
       <w:pPr>
@@ -4152,10 +4173,10 @@
       </w:pPr>
       <w:r>
         <w:drawing>
-          <wp:inline distT="0" distB="0" distL="0" distR="0" wp14:anchorId="6471DF0C" wp14:editId="5B668ABB">
-            <wp:extent cx="5141798" cy="8502555"/>
-            <wp:effectExtent l="0" t="0" r="1905" b="0"/>
-            <wp:docPr id="1482518221" name="Grafik 1"/>
+          <wp:inline distT="0" distB="0" distL="0" distR="0" wp14:anchorId="119E7ABF" wp14:editId="6D110A97">
+            <wp:extent cx="5607367" cy="8106770"/>
+            <wp:effectExtent l="0" t="0" r="0" b="8890"/>
+            <wp:docPr id="331242761" name="Grafik 1"/>
             <wp:cNvGraphicFramePr>
               <a:graphicFrameLocks xmlns:a="http://schemas.openxmlformats.org/drawingml/2006/main" noChangeAspect="1"/>
             </wp:cNvGraphicFramePr>
@@ -4163,7 +4184,7 @@
               <a:graphicData uri="http://schemas.openxmlformats.org/drawingml/2006/picture">
                 <pic:pic xmlns:pic="http://schemas.openxmlformats.org/drawingml/2006/picture">
                   <pic:nvPicPr>
-                    <pic:cNvPr id="1482518221" name=""/>
+                    <pic:cNvPr id="331242761" name=""/>
                     <pic:cNvPicPr/>
                   </pic:nvPicPr>
                   <pic:blipFill>
@@ -4175,7 +4196,7 @@
                   <pic:spPr>
                     <a:xfrm>
                       <a:off x="0" y="0"/>
-                      <a:ext cx="5141798" cy="8502555"/>
+                      <a:ext cx="5614915" cy="8117683"/>
                     </a:xfrm>
                     <a:prstGeom prst="rect">
                       <a:avLst/>
@@ -4196,6 +4217,32 @@
         <w:t>Quelle: Eigene Darstellung</w:t>
       </w:r>
     </w:p>
+    <w:p/>
+    <w:p>
+      <w:r>
+        <w:lastRenderedPageBreak/>
+        <w:t xml:space="preserve">Das UML-Sequenzdiagramm zeigt den Ablauf eines Spielzugs von Mystic Maze und die Kommunikation zwischen den beteiligten Komponenten. Die Spielaktionen werden vom Browser über die </w:t>
+      </w:r>
+      <w:proofErr w:type="spellStart"/>
+      <w:r>
+        <w:t>WebSocket</w:t>
+      </w:r>
+      <w:proofErr w:type="spellEnd"/>
+      <w:r>
+        <w:t xml:space="preserve">-Verbindung an den Server übertragen. Dort werden sie durch den </w:t>
+      </w:r>
+      <w:proofErr w:type="spellStart"/>
+      <w:r>
+        <w:t>GameManager</w:t>
+      </w:r>
+      <w:proofErr w:type="spellEnd"/>
+      <w:r>
+        <w:t xml:space="preserve"> der entsprechenden Game-Instanz zugeordnet. Game überprüft die Spielregeln und führt die Aktionen aus. Für das Verschieben des Spielfelds und die Ermittlung erreichbarer Positionen wird die Klasse Board verwendet.</w:t>
+      </w:r>
+      <w:r>
+        <w:t xml:space="preserve"> </w:t>
+      </w:r>
+    </w:p>
     <w:p>
       <w:pPr>
         <w:sectPr>
@@ -4207,15 +4254,36 @@
           <w:docGrid w:linePitch="360"/>
         </w:sectPr>
       </w:pPr>
+      <w:r>
+        <w:t xml:space="preserve">Während eines Spielzugs kann der Spieler zunächst die freie Kachel drehen und muss anschließend das Spielfeld verschieben. Danach kann er seine Spielfigur bewegen oder den Zug direkt beenden. Nach jeder erfolgreichen Spielaktion wird der aktualisierte Spielzustand an die verbundenen Clients übertragen. Die Verteilung wird durch die Kommunikationsschicht koordiniert, wobei der </w:t>
+      </w:r>
+      <w:proofErr w:type="spellStart"/>
+      <w:r>
+        <w:t>ConnectionManager</w:t>
+      </w:r>
+      <w:proofErr w:type="spellEnd"/>
+      <w:r>
+        <w:t xml:space="preserve"> die aktiven </w:t>
+      </w:r>
+      <w:proofErr w:type="spellStart"/>
+      <w:r>
+        <w:t>WebSocket</w:t>
+      </w:r>
+      <w:proofErr w:type="spellEnd"/>
+      <w:r>
+        <w:t>-Verbindungen verwaltet. Ungültige Aktionen werden nicht ausgeführt und der Spieler erhält eine Fehlermeldung.</w:t>
+      </w:r>
     </w:p>
     <w:p>
       <w:pPr>
         <w:pStyle w:val="berschrift1"/>
       </w:pPr>
+      <w:bookmarkStart w:id="17" w:name="_Toc244175629"/>
       <w:r>
         <w:lastRenderedPageBreak/>
         <w:t>Literaturverzeichnis</w:t>
       </w:r>
+      <w:bookmarkEnd w:id="17"/>
     </w:p>
     <w:sdt>
       <w:sdtPr>
@@ -4229,13 +4297,14 @@
           <w:docPart w:val="DefaultPlaceholder_-1854013440"/>
         </w:placeholder>
       </w:sdtPr>
+      <w:sdtEndPr/>
       <w:sdtContent>
         <w:p>
           <w:pPr>
             <w:autoSpaceDE w:val="0"/>
             <w:autoSpaceDN w:val="0"/>
             <w:ind w:hanging="480"/>
-            <w:divId w:val="360281699"/>
+            <w:divId w:val="974681401"/>
             <w:rPr>
               <w:rFonts w:eastAsia="Times New Roman" w:cs="Arial"/>
               <w:color w:val="000000"/>
@@ -4244,13 +4313,23 @@
               <w14:ligatures w14:val="none"/>
             </w:rPr>
           </w:pPr>
-          <w:r>
-            <w:rPr>
-              <w:rFonts w:eastAsia="Times New Roman" w:cs="Arial"/>
-              <w:color w:val="000000"/>
-            </w:rPr>
-            <w:t xml:space="preserve">Balsamiq. (o. J.). </w:t>
-          </w:r>
+          <w:proofErr w:type="spellStart"/>
+          <w:r>
+            <w:rPr>
+              <w:rFonts w:eastAsia="Times New Roman" w:cs="Arial"/>
+              <w:color w:val="000000"/>
+            </w:rPr>
+            <w:t>Balsamiq</w:t>
+          </w:r>
+          <w:proofErr w:type="spellEnd"/>
+          <w:r>
+            <w:rPr>
+              <w:rFonts w:eastAsia="Times New Roman" w:cs="Arial"/>
+              <w:color w:val="000000"/>
+            </w:rPr>
+            <w:t xml:space="preserve">. (o. J.). </w:t>
+          </w:r>
+          <w:proofErr w:type="spellStart"/>
           <w:r>
             <w:rPr>
               <w:rFonts w:eastAsia="Times New Roman" w:cs="Arial"/>
@@ -4258,7 +4337,137 @@
               <w:iCs/>
               <w:color w:val="000000"/>
             </w:rPr>
-            <w:t>What is Balsamiq? Low-fidelity wireframing tool - Balsamiq Help Center</w:t>
+            <w:t>What</w:t>
+          </w:r>
+          <w:proofErr w:type="spellEnd"/>
+          <w:r>
+            <w:rPr>
+              <w:rFonts w:eastAsia="Times New Roman" w:cs="Arial"/>
+              <w:i/>
+              <w:iCs/>
+              <w:color w:val="000000"/>
+            </w:rPr>
+            <w:t xml:space="preserve"> </w:t>
+          </w:r>
+          <w:proofErr w:type="spellStart"/>
+          <w:r>
+            <w:rPr>
+              <w:rFonts w:eastAsia="Times New Roman" w:cs="Arial"/>
+              <w:i/>
+              <w:iCs/>
+              <w:color w:val="000000"/>
+            </w:rPr>
+            <w:t>is</w:t>
+          </w:r>
+          <w:proofErr w:type="spellEnd"/>
+          <w:r>
+            <w:rPr>
+              <w:rFonts w:eastAsia="Times New Roman" w:cs="Arial"/>
+              <w:i/>
+              <w:iCs/>
+              <w:color w:val="000000"/>
+            </w:rPr>
+            <w:t xml:space="preserve"> </w:t>
+          </w:r>
+          <w:proofErr w:type="spellStart"/>
+          <w:r>
+            <w:rPr>
+              <w:rFonts w:eastAsia="Times New Roman" w:cs="Arial"/>
+              <w:i/>
+              <w:iCs/>
+              <w:color w:val="000000"/>
+            </w:rPr>
+            <w:t>Balsamiq</w:t>
+          </w:r>
+          <w:proofErr w:type="spellEnd"/>
+          <w:r>
+            <w:rPr>
+              <w:rFonts w:eastAsia="Times New Roman" w:cs="Arial"/>
+              <w:i/>
+              <w:iCs/>
+              <w:color w:val="000000"/>
+            </w:rPr>
+            <w:t>? Low-</w:t>
+          </w:r>
+          <w:proofErr w:type="spellStart"/>
+          <w:r>
+            <w:rPr>
+              <w:rFonts w:eastAsia="Times New Roman" w:cs="Arial"/>
+              <w:i/>
+              <w:iCs/>
+              <w:color w:val="000000"/>
+            </w:rPr>
+            <w:t>fidelity</w:t>
+          </w:r>
+          <w:proofErr w:type="spellEnd"/>
+          <w:r>
+            <w:rPr>
+              <w:rFonts w:eastAsia="Times New Roman" w:cs="Arial"/>
+              <w:i/>
+              <w:iCs/>
+              <w:color w:val="000000"/>
+            </w:rPr>
+            <w:t xml:space="preserve"> </w:t>
+          </w:r>
+          <w:proofErr w:type="spellStart"/>
+          <w:r>
+            <w:rPr>
+              <w:rFonts w:eastAsia="Times New Roman" w:cs="Arial"/>
+              <w:i/>
+              <w:iCs/>
+              <w:color w:val="000000"/>
+            </w:rPr>
+            <w:t>wireframing</w:t>
+          </w:r>
+          <w:proofErr w:type="spellEnd"/>
+          <w:r>
+            <w:rPr>
+              <w:rFonts w:eastAsia="Times New Roman" w:cs="Arial"/>
+              <w:i/>
+              <w:iCs/>
+              <w:color w:val="000000"/>
+            </w:rPr>
+            <w:t xml:space="preserve"> </w:t>
+          </w:r>
+          <w:proofErr w:type="spellStart"/>
+          <w:r>
+            <w:rPr>
+              <w:rFonts w:eastAsia="Times New Roman" w:cs="Arial"/>
+              <w:i/>
+              <w:iCs/>
+              <w:color w:val="000000"/>
+            </w:rPr>
+            <w:t>tool</w:t>
+          </w:r>
+          <w:proofErr w:type="spellEnd"/>
+          <w:r>
+            <w:rPr>
+              <w:rFonts w:eastAsia="Times New Roman" w:cs="Arial"/>
+              <w:i/>
+              <w:iCs/>
+              <w:color w:val="000000"/>
+            </w:rPr>
+            <w:t xml:space="preserve"> - </w:t>
+          </w:r>
+          <w:proofErr w:type="spellStart"/>
+          <w:r>
+            <w:rPr>
+              <w:rFonts w:eastAsia="Times New Roman" w:cs="Arial"/>
+              <w:i/>
+              <w:iCs/>
+              <w:color w:val="000000"/>
+            </w:rPr>
+            <w:t>Balsamiq</w:t>
+          </w:r>
+          <w:proofErr w:type="spellEnd"/>
+          <w:r>
+            <w:rPr>
+              <w:rFonts w:eastAsia="Times New Roman" w:cs="Arial"/>
+              <w:i/>
+              <w:iCs/>
+              <w:color w:val="000000"/>
+            </w:rPr>
+            <w:t xml:space="preserve"> Help Center</w:t>
           </w:r>
           <w:r>
             <w:rPr>
@@ -4273,7 +4482,7 @@
             <w:autoSpaceDE w:val="0"/>
             <w:autoSpaceDN w:val="0"/>
             <w:ind w:hanging="480"/>
-            <w:divId w:val="804782427"/>
+            <w:divId w:val="1584757591"/>
             <w:rPr>
               <w:rFonts w:eastAsia="Times New Roman" w:cs="Arial"/>
               <w:color w:val="000000"/>
@@ -4284,7 +4493,23 @@
               <w:rFonts w:eastAsia="Times New Roman" w:cs="Arial"/>
               <w:color w:val="000000"/>
             </w:rPr>
-            <w:t xml:space="preserve">Bray, T. (2017). The JavaScript Object Notation (JSON) Data Interchange Format. </w:t>
+            <w:t xml:space="preserve">Bray, T. (2017). The JavaScript </w:t>
+          </w:r>
+          <w:proofErr w:type="spellStart"/>
+          <w:r>
+            <w:rPr>
+              <w:rFonts w:eastAsia="Times New Roman" w:cs="Arial"/>
+              <w:color w:val="000000"/>
+            </w:rPr>
+            <w:t>Object</w:t>
+          </w:r>
+          <w:proofErr w:type="spellEnd"/>
+          <w:r>
+            <w:rPr>
+              <w:rFonts w:eastAsia="Times New Roman" w:cs="Arial"/>
+              <w:color w:val="000000"/>
+            </w:rPr>
+            <w:t xml:space="preserve"> Notation (JSON) Data Interchange Format. </w:t>
           </w:r>
           <w:r>
             <w:rPr>
@@ -4308,18 +4533,27 @@
             <w:autoSpaceDE w:val="0"/>
             <w:autoSpaceDN w:val="0"/>
             <w:ind w:hanging="480"/>
-            <w:divId w:val="291131810"/>
+            <w:divId w:val="501286822"/>
             <w:rPr>
               <w:rFonts w:eastAsia="Times New Roman" w:cs="Arial"/>
               <w:color w:val="000000"/>
             </w:rPr>
           </w:pPr>
-          <w:r>
-            <w:rPr>
-              <w:rFonts w:eastAsia="Times New Roman" w:cs="Arial"/>
-              <w:color w:val="000000"/>
-            </w:rPr>
-            <w:t xml:space="preserve">FastAPI. (o. J.-a). </w:t>
+          <w:proofErr w:type="spellStart"/>
+          <w:r>
+            <w:rPr>
+              <w:rFonts w:eastAsia="Times New Roman" w:cs="Arial"/>
+              <w:color w:val="000000"/>
+            </w:rPr>
+            <w:t>FastAPI</w:t>
+          </w:r>
+          <w:proofErr w:type="spellEnd"/>
+          <w:r>
+            <w:rPr>
+              <w:rFonts w:eastAsia="Times New Roman" w:cs="Arial"/>
+              <w:color w:val="000000"/>
+            </w:rPr>
+            <w:t xml:space="preserve">. (o. J.-a). </w:t>
           </w:r>
           <w:r>
             <w:rPr>
@@ -4328,8 +4562,19 @@
               <w:iCs/>
               <w:color w:val="000000"/>
             </w:rPr>
-            <w:t>Features - FastAPI</w:t>
-          </w:r>
+            <w:t xml:space="preserve">Features - </w:t>
+          </w:r>
+          <w:proofErr w:type="spellStart"/>
+          <w:r>
+            <w:rPr>
+              <w:rFonts w:eastAsia="Times New Roman" w:cs="Arial"/>
+              <w:i/>
+              <w:iCs/>
+              <w:color w:val="000000"/>
+            </w:rPr>
+            <w:t>FastAPI</w:t>
+          </w:r>
+          <w:proofErr w:type="spellEnd"/>
           <w:r>
             <w:rPr>
               <w:rFonts w:eastAsia="Times New Roman" w:cs="Arial"/>
@@ -4343,18 +4588,27 @@
             <w:autoSpaceDE w:val="0"/>
             <w:autoSpaceDN w:val="0"/>
             <w:ind w:hanging="480"/>
-            <w:divId w:val="1016734316"/>
+            <w:divId w:val="318995763"/>
             <w:rPr>
               <w:rFonts w:eastAsia="Times New Roman" w:cs="Arial"/>
               <w:color w:val="000000"/>
             </w:rPr>
           </w:pPr>
-          <w:r>
-            <w:rPr>
-              <w:rFonts w:eastAsia="Times New Roman" w:cs="Arial"/>
-              <w:color w:val="000000"/>
-            </w:rPr>
-            <w:t xml:space="preserve">FastAPI. (o. J.-b). </w:t>
+          <w:proofErr w:type="spellStart"/>
+          <w:r>
+            <w:rPr>
+              <w:rFonts w:eastAsia="Times New Roman" w:cs="Arial"/>
+              <w:color w:val="000000"/>
+            </w:rPr>
+            <w:t>FastAPI</w:t>
+          </w:r>
+          <w:proofErr w:type="spellEnd"/>
+          <w:r>
+            <w:rPr>
+              <w:rFonts w:eastAsia="Times New Roman" w:cs="Arial"/>
+              <w:color w:val="000000"/>
+            </w:rPr>
+            <w:t xml:space="preserve">. (o. J.-b). </w:t>
           </w:r>
           <w:r>
             <w:rPr>
@@ -4363,8 +4617,39 @@
               <w:iCs/>
               <w:color w:val="000000"/>
             </w:rPr>
-            <w:t>Run a Server Manually - FastAPI</w:t>
-          </w:r>
+            <w:t xml:space="preserve">Run a Server </w:t>
+          </w:r>
+          <w:proofErr w:type="spellStart"/>
+          <w:r>
+            <w:rPr>
+              <w:rFonts w:eastAsia="Times New Roman" w:cs="Arial"/>
+              <w:i/>
+              <w:iCs/>
+              <w:color w:val="000000"/>
+            </w:rPr>
+            <w:t>Manually</w:t>
+          </w:r>
+          <w:proofErr w:type="spellEnd"/>
+          <w:r>
+            <w:rPr>
+              <w:rFonts w:eastAsia="Times New Roman" w:cs="Arial"/>
+              <w:i/>
+              <w:iCs/>
+              <w:color w:val="000000"/>
+            </w:rPr>
+            <w:t xml:space="preserve"> - </w:t>
+          </w:r>
+          <w:proofErr w:type="spellStart"/>
+          <w:r>
+            <w:rPr>
+              <w:rFonts w:eastAsia="Times New Roman" w:cs="Arial"/>
+              <w:i/>
+              <w:iCs/>
+              <w:color w:val="000000"/>
+            </w:rPr>
+            <w:t>FastAPI</w:t>
+          </w:r>
+          <w:proofErr w:type="spellEnd"/>
           <w:r>
             <w:rPr>
               <w:rFonts w:eastAsia="Times New Roman" w:cs="Arial"/>
@@ -4378,19 +4663,29 @@
             <w:autoSpaceDE w:val="0"/>
             <w:autoSpaceDN w:val="0"/>
             <w:ind w:hanging="480"/>
-            <w:divId w:val="1178424172"/>
+            <w:divId w:val="1165435755"/>
             <w:rPr>
               <w:rFonts w:eastAsia="Times New Roman" w:cs="Arial"/>
               <w:color w:val="000000"/>
             </w:rPr>
           </w:pPr>
-          <w:r>
-            <w:rPr>
-              <w:rFonts w:eastAsia="Times New Roman" w:cs="Arial"/>
-              <w:color w:val="000000"/>
-            </w:rPr>
-            <w:t xml:space="preserve">FastAPI. (o. J.-c). </w:t>
-          </w:r>
+          <w:proofErr w:type="spellStart"/>
+          <w:r>
+            <w:rPr>
+              <w:rFonts w:eastAsia="Times New Roman" w:cs="Arial"/>
+              <w:color w:val="000000"/>
+            </w:rPr>
+            <w:t>FastAPI</w:t>
+          </w:r>
+          <w:proofErr w:type="spellEnd"/>
+          <w:r>
+            <w:rPr>
+              <w:rFonts w:eastAsia="Times New Roman" w:cs="Arial"/>
+              <w:color w:val="000000"/>
+            </w:rPr>
+            <w:t xml:space="preserve">. (o. J.-c). </w:t>
+          </w:r>
+          <w:proofErr w:type="spellStart"/>
           <w:r>
             <w:rPr>
               <w:rFonts w:eastAsia="Times New Roman" w:cs="Arial"/>
@@ -4398,8 +4693,29 @@
               <w:iCs/>
               <w:color w:val="000000"/>
             </w:rPr>
-            <w:t>WebSockets - FastAPI</w:t>
-          </w:r>
+            <w:t>WebSockets</w:t>
+          </w:r>
+          <w:proofErr w:type="spellEnd"/>
+          <w:r>
+            <w:rPr>
+              <w:rFonts w:eastAsia="Times New Roman" w:cs="Arial"/>
+              <w:i/>
+              <w:iCs/>
+              <w:color w:val="000000"/>
+            </w:rPr>
+            <w:t xml:space="preserve"> - </w:t>
+          </w:r>
+          <w:proofErr w:type="spellStart"/>
+          <w:r>
+            <w:rPr>
+              <w:rFonts w:eastAsia="Times New Roman" w:cs="Arial"/>
+              <w:i/>
+              <w:iCs/>
+              <w:color w:val="000000"/>
+            </w:rPr>
+            <w:t>FastAPI</w:t>
+          </w:r>
+          <w:proofErr w:type="spellEnd"/>
           <w:r>
             <w:rPr>
               <w:rFonts w:eastAsia="Times New Roman" w:cs="Arial"/>
@@ -4413,7 +4729,7 @@
             <w:autoSpaceDE w:val="0"/>
             <w:autoSpaceDN w:val="0"/>
             <w:ind w:hanging="480"/>
-            <w:divId w:val="941570420"/>
+            <w:divId w:val="1612665653"/>
             <w:rPr>
               <w:rFonts w:eastAsia="Times New Roman" w:cs="Arial"/>
               <w:color w:val="000000"/>
@@ -4424,7 +4740,23 @@
               <w:rFonts w:eastAsia="Times New Roman" w:cs="Arial"/>
               <w:color w:val="000000"/>
             </w:rPr>
-            <w:t xml:space="preserve">Fette, I., &amp; Melnikov, A. (2011). The WebSocket Protocol. </w:t>
+            <w:t xml:space="preserve">Fette, I., &amp; Melnikov, A. (2011). The </w:t>
+          </w:r>
+          <w:proofErr w:type="spellStart"/>
+          <w:r>
+            <w:rPr>
+              <w:rFonts w:eastAsia="Times New Roman" w:cs="Arial"/>
+              <w:color w:val="000000"/>
+            </w:rPr>
+            <w:t>WebSocket</w:t>
+          </w:r>
+          <w:proofErr w:type="spellEnd"/>
+          <w:r>
+            <w:rPr>
+              <w:rFonts w:eastAsia="Times New Roman" w:cs="Arial"/>
+              <w:color w:val="000000"/>
+            </w:rPr>
+            <w:t xml:space="preserve"> Protocol. </w:t>
           </w:r>
           <w:r>
             <w:rPr>
@@ -4448,7 +4780,7 @@
             <w:autoSpaceDE w:val="0"/>
             <w:autoSpaceDN w:val="0"/>
             <w:ind w:hanging="480"/>
-            <w:divId w:val="636565459"/>
+            <w:divId w:val="449083428"/>
             <w:rPr>
               <w:rFonts w:eastAsia="Times New Roman" w:cs="Arial"/>
               <w:color w:val="000000"/>
@@ -4459,7 +4791,23 @@
               <w:rFonts w:eastAsia="Times New Roman" w:cs="Arial"/>
               <w:color w:val="000000"/>
             </w:rPr>
-            <w:t xml:space="preserve">Fielding, R., Nottingham, M., &amp; Reschke, J. (2022). HTTP Semantics. </w:t>
+            <w:t xml:space="preserve">Fielding, R., Nottingham, M., &amp; Reschke, J. (2022). HTTP </w:t>
+          </w:r>
+          <w:proofErr w:type="spellStart"/>
+          <w:r>
+            <w:rPr>
+              <w:rFonts w:eastAsia="Times New Roman" w:cs="Arial"/>
+              <w:color w:val="000000"/>
+            </w:rPr>
+            <w:t>Semantics</w:t>
+          </w:r>
+          <w:proofErr w:type="spellEnd"/>
+          <w:r>
+            <w:rPr>
+              <w:rFonts w:eastAsia="Times New Roman" w:cs="Arial"/>
+              <w:color w:val="000000"/>
+            </w:rPr>
+            <w:t xml:space="preserve">. </w:t>
           </w:r>
           <w:r>
             <w:rPr>
@@ -4483,7 +4831,7 @@
             <w:autoSpaceDE w:val="0"/>
             <w:autoSpaceDN w:val="0"/>
             <w:ind w:hanging="480"/>
-            <w:divId w:val="1969310077"/>
+            <w:divId w:val="488257110"/>
             <w:rPr>
               <w:rFonts w:eastAsia="Times New Roman" w:cs="Arial"/>
               <w:color w:val="000000"/>
@@ -4518,19 +4866,29 @@
             <w:autoSpaceDE w:val="0"/>
             <w:autoSpaceDN w:val="0"/>
             <w:ind w:hanging="480"/>
-            <w:divId w:val="1076900665"/>
+            <w:divId w:val="308443108"/>
             <w:rPr>
               <w:rFonts w:eastAsia="Times New Roman" w:cs="Arial"/>
               <w:color w:val="000000"/>
             </w:rPr>
           </w:pPr>
-          <w:r>
-            <w:rPr>
-              <w:rFonts w:eastAsia="Times New Roman" w:cs="Arial"/>
-              <w:color w:val="000000"/>
-            </w:rPr>
-            <w:t xml:space="preserve">Git. (o. J.). </w:t>
-          </w:r>
+          <w:proofErr w:type="spellStart"/>
+          <w:r>
+            <w:rPr>
+              <w:rFonts w:eastAsia="Times New Roman" w:cs="Arial"/>
+              <w:color w:val="000000"/>
+            </w:rPr>
+            <w:t>Git</w:t>
+          </w:r>
+          <w:proofErr w:type="spellEnd"/>
+          <w:r>
+            <w:rPr>
+              <w:rFonts w:eastAsia="Times New Roman" w:cs="Arial"/>
+              <w:color w:val="000000"/>
+            </w:rPr>
+            <w:t xml:space="preserve">. (o. J.). </w:t>
+          </w:r>
+          <w:proofErr w:type="spellStart"/>
           <w:r>
             <w:rPr>
               <w:rFonts w:eastAsia="Times New Roman" w:cs="Arial"/>
@@ -4538,8 +4896,29 @@
               <w:iCs/>
               <w:color w:val="000000"/>
             </w:rPr>
-            <w:t>Git - user-manual Documentation</w:t>
-          </w:r>
+            <w:t>Git</w:t>
+          </w:r>
+          <w:proofErr w:type="spellEnd"/>
+          <w:r>
+            <w:rPr>
+              <w:rFonts w:eastAsia="Times New Roman" w:cs="Arial"/>
+              <w:i/>
+              <w:iCs/>
+              <w:color w:val="000000"/>
+            </w:rPr>
+            <w:t xml:space="preserve"> - user-manual </w:t>
+          </w:r>
+          <w:proofErr w:type="spellStart"/>
+          <w:r>
+            <w:rPr>
+              <w:rFonts w:eastAsia="Times New Roman" w:cs="Arial"/>
+              <w:i/>
+              <w:iCs/>
+              <w:color w:val="000000"/>
+            </w:rPr>
+            <w:t>Documentation</w:t>
+          </w:r>
+          <w:proofErr w:type="spellEnd"/>
           <w:r>
             <w:rPr>
               <w:rFonts w:eastAsia="Times New Roman" w:cs="Arial"/>
@@ -4553,7 +4932,7 @@
             <w:autoSpaceDE w:val="0"/>
             <w:autoSpaceDN w:val="0"/>
             <w:ind w:hanging="480"/>
-            <w:divId w:val="1090733937"/>
+            <w:divId w:val="580985408"/>
             <w:rPr>
               <w:rFonts w:eastAsia="Times New Roman" w:cs="Arial"/>
               <w:color w:val="000000"/>
@@ -4573,7 +4952,27 @@
               <w:iCs/>
               <w:color w:val="000000"/>
             </w:rPr>
-            <w:t>About repositories - GitHub Docs</w:t>
+            <w:t xml:space="preserve">About </w:t>
+          </w:r>
+          <w:proofErr w:type="spellStart"/>
+          <w:r>
+            <w:rPr>
+              <w:rFonts w:eastAsia="Times New Roman" w:cs="Arial"/>
+              <w:i/>
+              <w:iCs/>
+              <w:color w:val="000000"/>
+            </w:rPr>
+            <w:t>repositories</w:t>
+          </w:r>
+          <w:proofErr w:type="spellEnd"/>
+          <w:r>
+            <w:rPr>
+              <w:rFonts w:eastAsia="Times New Roman" w:cs="Arial"/>
+              <w:i/>
+              <w:iCs/>
+              <w:color w:val="000000"/>
+            </w:rPr>
+            <w:t xml:space="preserve"> - GitHub Docs</w:t>
           </w:r>
           <w:r>
             <w:rPr>
@@ -4588,18 +4987,27 @@
             <w:autoSpaceDE w:val="0"/>
             <w:autoSpaceDN w:val="0"/>
             <w:ind w:hanging="480"/>
-            <w:divId w:val="733896205"/>
+            <w:divId w:val="1345590805"/>
             <w:rPr>
               <w:rFonts w:eastAsia="Times New Roman" w:cs="Arial"/>
               <w:color w:val="000000"/>
             </w:rPr>
           </w:pPr>
-          <w:r>
-            <w:rPr>
-              <w:rFonts w:eastAsia="Times New Roman" w:cs="Arial"/>
-              <w:color w:val="000000"/>
-            </w:rPr>
-            <w:t xml:space="preserve">JetBrains. (o. J.). </w:t>
+          <w:proofErr w:type="spellStart"/>
+          <w:r>
+            <w:rPr>
+              <w:rFonts w:eastAsia="Times New Roman" w:cs="Arial"/>
+              <w:color w:val="000000"/>
+            </w:rPr>
+            <w:t>JetBrains</w:t>
+          </w:r>
+          <w:proofErr w:type="spellEnd"/>
+          <w:r>
+            <w:rPr>
+              <w:rFonts w:eastAsia="Times New Roman" w:cs="Arial"/>
+              <w:color w:val="000000"/>
+            </w:rPr>
+            <w:t xml:space="preserve">. (o. J.-a). </w:t>
           </w:r>
           <w:r>
             <w:rPr>
@@ -4608,14 +5016,65 @@
               <w:iCs/>
               <w:color w:val="000000"/>
             </w:rPr>
-            <w:t>Quick start guide | PyCharm Documentation</w:t>
-          </w:r>
-          <w:r>
-            <w:rPr>
-              <w:rFonts w:eastAsia="Times New Roman" w:cs="Arial"/>
-              <w:color w:val="000000"/>
-            </w:rPr>
-            <w:t>. Abgerufen 23. Oktober 2026, von https://www.jetbrains.com/help/pycharm/quick-start-guide.html</w:t>
+            <w:t xml:space="preserve">AI Assistant in </w:t>
+          </w:r>
+          <w:proofErr w:type="spellStart"/>
+          <w:r>
+            <w:rPr>
+              <w:rFonts w:eastAsia="Times New Roman" w:cs="Arial"/>
+              <w:i/>
+              <w:iCs/>
+              <w:color w:val="000000"/>
+            </w:rPr>
+            <w:t>JetBrains</w:t>
+          </w:r>
+          <w:proofErr w:type="spellEnd"/>
+          <w:r>
+            <w:rPr>
+              <w:rFonts w:eastAsia="Times New Roman" w:cs="Arial"/>
+              <w:i/>
+              <w:iCs/>
+              <w:color w:val="000000"/>
+            </w:rPr>
+            <w:t xml:space="preserve"> IDEs | </w:t>
+          </w:r>
+          <w:proofErr w:type="spellStart"/>
+          <w:r>
+            <w:rPr>
+              <w:rFonts w:eastAsia="Times New Roman" w:cs="Arial"/>
+              <w:i/>
+              <w:iCs/>
+              <w:color w:val="000000"/>
+            </w:rPr>
+            <w:t>PyCharm</w:t>
+          </w:r>
+          <w:proofErr w:type="spellEnd"/>
+          <w:r>
+            <w:rPr>
+              <w:rFonts w:eastAsia="Times New Roman" w:cs="Arial"/>
+              <w:i/>
+              <w:iCs/>
+              <w:color w:val="000000"/>
+            </w:rPr>
+            <w:t xml:space="preserve"> </w:t>
+          </w:r>
+          <w:proofErr w:type="spellStart"/>
+          <w:r>
+            <w:rPr>
+              <w:rFonts w:eastAsia="Times New Roman" w:cs="Arial"/>
+              <w:i/>
+              <w:iCs/>
+              <w:color w:val="000000"/>
+            </w:rPr>
+            <w:t>Documentation</w:t>
+          </w:r>
+          <w:proofErr w:type="spellEnd"/>
+          <w:r>
+            <w:rPr>
+              <w:rFonts w:eastAsia="Times New Roman" w:cs="Arial"/>
+              <w:color w:val="000000"/>
+            </w:rPr>
+            <w:t>. Abgerufen 26. Oktober 2026, von https://www.jetbrains.com/help/pycharm/ai-assistant-in-jetbrains-ides.html</w:t>
           </w:r>
         </w:p>
         <w:p>
@@ -4623,18 +5082,27 @@
             <w:autoSpaceDE w:val="0"/>
             <w:autoSpaceDN w:val="0"/>
             <w:ind w:hanging="480"/>
-            <w:divId w:val="134302118"/>
+            <w:divId w:val="1898853118"/>
             <w:rPr>
               <w:rFonts w:eastAsia="Times New Roman" w:cs="Arial"/>
               <w:color w:val="000000"/>
             </w:rPr>
           </w:pPr>
-          <w:r>
-            <w:rPr>
-              <w:rFonts w:eastAsia="Times New Roman" w:cs="Arial"/>
-              <w:color w:val="000000"/>
-            </w:rPr>
-            <w:t xml:space="preserve">Mozilla. (o. J.). </w:t>
+          <w:proofErr w:type="spellStart"/>
+          <w:r>
+            <w:rPr>
+              <w:rFonts w:eastAsia="Times New Roman" w:cs="Arial"/>
+              <w:color w:val="000000"/>
+            </w:rPr>
+            <w:t>JetBrains</w:t>
+          </w:r>
+          <w:proofErr w:type="spellEnd"/>
+          <w:r>
+            <w:rPr>
+              <w:rFonts w:eastAsia="Times New Roman" w:cs="Arial"/>
+              <w:color w:val="000000"/>
+            </w:rPr>
+            <w:t xml:space="preserve">. (o. J.-b). </w:t>
           </w:r>
           <w:r>
             <w:rPr>
@@ -4643,14 +5111,65 @@
               <w:iCs/>
               <w:color w:val="000000"/>
             </w:rPr>
-            <w:t>Your first website - Learn web development | MDN</w:t>
-          </w:r>
-          <w:r>
-            <w:rPr>
-              <w:rFonts w:eastAsia="Times New Roman" w:cs="Arial"/>
-              <w:color w:val="000000"/>
-            </w:rPr>
-            <w:t>. Abgerufen 23. Oktober 2026, von https://developer.mozilla.org/en-US/docs/Learn_web_development/Getting_started/Your_first_website</w:t>
+            <w:t xml:space="preserve">Quick </w:t>
+          </w:r>
+          <w:proofErr w:type="spellStart"/>
+          <w:r>
+            <w:rPr>
+              <w:rFonts w:eastAsia="Times New Roman" w:cs="Arial"/>
+              <w:i/>
+              <w:iCs/>
+              <w:color w:val="000000"/>
+            </w:rPr>
+            <w:t>start</w:t>
+          </w:r>
+          <w:proofErr w:type="spellEnd"/>
+          <w:r>
+            <w:rPr>
+              <w:rFonts w:eastAsia="Times New Roman" w:cs="Arial"/>
+              <w:i/>
+              <w:iCs/>
+              <w:color w:val="000000"/>
+            </w:rPr>
+            <w:t xml:space="preserve"> guide | </w:t>
+          </w:r>
+          <w:proofErr w:type="spellStart"/>
+          <w:r>
+            <w:rPr>
+              <w:rFonts w:eastAsia="Times New Roman" w:cs="Arial"/>
+              <w:i/>
+              <w:iCs/>
+              <w:color w:val="000000"/>
+            </w:rPr>
+            <w:t>PyCharm</w:t>
+          </w:r>
+          <w:proofErr w:type="spellEnd"/>
+          <w:r>
+            <w:rPr>
+              <w:rFonts w:eastAsia="Times New Roman" w:cs="Arial"/>
+              <w:i/>
+              <w:iCs/>
+              <w:color w:val="000000"/>
+            </w:rPr>
+            <w:t xml:space="preserve"> </w:t>
+          </w:r>
+          <w:proofErr w:type="spellStart"/>
+          <w:r>
+            <w:rPr>
+              <w:rFonts w:eastAsia="Times New Roman" w:cs="Arial"/>
+              <w:i/>
+              <w:iCs/>
+              <w:color w:val="000000"/>
+            </w:rPr>
+            <w:t>Documentation</w:t>
+          </w:r>
+          <w:proofErr w:type="spellEnd"/>
+          <w:r>
+            <w:rPr>
+              <w:rFonts w:eastAsia="Times New Roman" w:cs="Arial"/>
+              <w:color w:val="000000"/>
+            </w:rPr>
+            <w:t>. Abgerufen 23. Oktober 2026, von https://www.jetbrains.com/help/pycharm/quick-start-guide.html</w:t>
           </w:r>
         </w:p>
         <w:p>
@@ -4658,7 +5177,7 @@
             <w:autoSpaceDE w:val="0"/>
             <w:autoSpaceDN w:val="0"/>
             <w:ind w:hanging="480"/>
-            <w:divId w:val="2025012284"/>
+            <w:divId w:val="2018312959"/>
             <w:rPr>
               <w:rFonts w:eastAsia="Times New Roman" w:cs="Arial"/>
               <w:color w:val="000000"/>
@@ -4669,8 +5188,9 @@
               <w:rFonts w:eastAsia="Times New Roman" w:cs="Arial"/>
               <w:color w:val="000000"/>
             </w:rPr>
-            <w:t xml:space="preserve">PlantUML. (o. J.). </w:t>
-          </w:r>
+            <w:t xml:space="preserve">Mozilla. (o. J.). </w:t>
+          </w:r>
+          <w:proofErr w:type="spellStart"/>
           <w:r>
             <w:rPr>
               <w:rFonts w:eastAsia="Times New Roman" w:cs="Arial"/>
@@ -4678,14 +5198,84 @@
               <w:iCs/>
               <w:color w:val="000000"/>
             </w:rPr>
-            <w:t>Open-Source-Tool, das einfache Textbeschreibungen verwendet UML-Diagramme zu zeichnen.</w:t>
-          </w:r>
-          <w:r>
-            <w:rPr>
-              <w:rFonts w:eastAsia="Times New Roman" w:cs="Arial"/>
-              <w:color w:val="000000"/>
-            </w:rPr>
-            <w:t xml:space="preserve"> Abgerufen 23. Oktober 2026, von https://plantuml.com/de/</w:t>
+            <w:t>Your</w:t>
+          </w:r>
+          <w:proofErr w:type="spellEnd"/>
+          <w:r>
+            <w:rPr>
+              <w:rFonts w:eastAsia="Times New Roman" w:cs="Arial"/>
+              <w:i/>
+              <w:iCs/>
+              <w:color w:val="000000"/>
+            </w:rPr>
+            <w:t xml:space="preserve"> </w:t>
+          </w:r>
+          <w:proofErr w:type="spellStart"/>
+          <w:r>
+            <w:rPr>
+              <w:rFonts w:eastAsia="Times New Roman" w:cs="Arial"/>
+              <w:i/>
+              <w:iCs/>
+              <w:color w:val="000000"/>
+            </w:rPr>
+            <w:t>first</w:t>
+          </w:r>
+          <w:proofErr w:type="spellEnd"/>
+          <w:r>
+            <w:rPr>
+              <w:rFonts w:eastAsia="Times New Roman" w:cs="Arial"/>
+              <w:i/>
+              <w:iCs/>
+              <w:color w:val="000000"/>
+            </w:rPr>
+            <w:t xml:space="preserve"> </w:t>
+          </w:r>
+          <w:proofErr w:type="spellStart"/>
+          <w:r>
+            <w:rPr>
+              <w:rFonts w:eastAsia="Times New Roman" w:cs="Arial"/>
+              <w:i/>
+              <w:iCs/>
+              <w:color w:val="000000"/>
+            </w:rPr>
+            <w:t>website</w:t>
+          </w:r>
+          <w:proofErr w:type="spellEnd"/>
+          <w:r>
+            <w:rPr>
+              <w:rFonts w:eastAsia="Times New Roman" w:cs="Arial"/>
+              <w:i/>
+              <w:iCs/>
+              <w:color w:val="000000"/>
+            </w:rPr>
+            <w:t xml:space="preserve"> - Learn web </w:t>
+          </w:r>
+          <w:proofErr w:type="spellStart"/>
+          <w:r>
+            <w:rPr>
+              <w:rFonts w:eastAsia="Times New Roman" w:cs="Arial"/>
+              <w:i/>
+              <w:iCs/>
+              <w:color w:val="000000"/>
+            </w:rPr>
+            <w:t>development</w:t>
+          </w:r>
+          <w:proofErr w:type="spellEnd"/>
+          <w:r>
+            <w:rPr>
+              <w:rFonts w:eastAsia="Times New Roman" w:cs="Arial"/>
+              <w:i/>
+              <w:iCs/>
+              <w:color w:val="000000"/>
+            </w:rPr>
+            <w:t xml:space="preserve"> | MDN</w:t>
+          </w:r>
+          <w:r>
+            <w:rPr>
+              <w:rFonts w:eastAsia="Times New Roman" w:cs="Arial"/>
+              <w:color w:val="000000"/>
+            </w:rPr>
+            <w:t>. Abgerufen 23. Oktober 2026, von https://developer.mozilla.org/en-US/docs/Learn_web_development/Getting_started/Your_first_website</w:t>
           </w:r>
         </w:p>
         <w:p>
@@ -4693,7 +5283,7 @@
             <w:autoSpaceDE w:val="0"/>
             <w:autoSpaceDN w:val="0"/>
             <w:ind w:hanging="480"/>
-            <w:divId w:val="564491856"/>
+            <w:divId w:val="1422947890"/>
             <w:rPr>
               <w:rFonts w:eastAsia="Times New Roman" w:cs="Arial"/>
               <w:color w:val="000000"/>
@@ -4704,7 +5294,7 @@
               <w:rFonts w:eastAsia="Times New Roman" w:cs="Arial"/>
               <w:color w:val="000000"/>
             </w:rPr>
-            <w:t xml:space="preserve">pytest.org. (o. J.). </w:t>
+            <w:t xml:space="preserve">OpenAI. (o. J.). </w:t>
           </w:r>
           <w:r>
             <w:rPr>
@@ -4713,14 +5303,14 @@
               <w:iCs/>
               <w:color w:val="000000"/>
             </w:rPr>
-            <w:t>pytest documentation</w:t>
-          </w:r>
-          <w:r>
-            <w:rPr>
-              <w:rFonts w:eastAsia="Times New Roman" w:cs="Arial"/>
-              <w:color w:val="000000"/>
-            </w:rPr>
-            <w:t>. Abgerufen 23. Oktober 2026, von https://docs.pytest.org/en/latest/</w:t>
+            <w:t>Images in ChatGPT</w:t>
+          </w:r>
+          <w:r>
+            <w:rPr>
+              <w:rFonts w:eastAsia="Times New Roman" w:cs="Arial"/>
+              <w:color w:val="000000"/>
+            </w:rPr>
+            <w:t>. Abgerufen 29. Oktober 2026, von https://help.openai.com/en/articles/11084440-images-in-chatgpt</w:t>
           </w:r>
         </w:p>
         <w:p>
@@ -4728,18 +5318,27 @@
             <w:autoSpaceDE w:val="0"/>
             <w:autoSpaceDN w:val="0"/>
             <w:ind w:hanging="480"/>
-            <w:divId w:val="765420411"/>
+            <w:divId w:val="97526969"/>
             <w:rPr>
               <w:rFonts w:eastAsia="Times New Roman" w:cs="Arial"/>
               <w:color w:val="000000"/>
             </w:rPr>
           </w:pPr>
-          <w:r>
-            <w:rPr>
-              <w:rFonts w:eastAsia="Times New Roman" w:cs="Arial"/>
-              <w:color w:val="000000"/>
-            </w:rPr>
-            <w:t xml:space="preserve">Python Software Foundation. (o. J.-a). </w:t>
+          <w:proofErr w:type="spellStart"/>
+          <w:r>
+            <w:rPr>
+              <w:rFonts w:eastAsia="Times New Roman" w:cs="Arial"/>
+              <w:color w:val="000000"/>
+            </w:rPr>
+            <w:t>PlantUML</w:t>
+          </w:r>
+          <w:proofErr w:type="spellEnd"/>
+          <w:r>
+            <w:rPr>
+              <w:rFonts w:eastAsia="Times New Roman" w:cs="Arial"/>
+              <w:color w:val="000000"/>
+            </w:rPr>
+            <w:t xml:space="preserve">. (o. J.). </w:t>
           </w:r>
           <w:r>
             <w:rPr>
@@ -4748,14 +5347,14 @@
               <w:iCs/>
               <w:color w:val="000000"/>
             </w:rPr>
-            <w:t>PyPI Docs</w:t>
-          </w:r>
-          <w:r>
-            <w:rPr>
-              <w:rFonts w:eastAsia="Times New Roman" w:cs="Arial"/>
-              <w:color w:val="000000"/>
-            </w:rPr>
-            <w:t>. Abgerufen 23. Oktober 2026, von https://docs.pypi.org/</w:t>
+            <w:t>Open-Source-Tool, das einfache Textbeschreibungen verwendet UML-Diagramme zu zeichnen.</w:t>
+          </w:r>
+          <w:r>
+            <w:rPr>
+              <w:rFonts w:eastAsia="Times New Roman" w:cs="Arial"/>
+              <w:color w:val="000000"/>
+            </w:rPr>
+            <w:t xml:space="preserve"> Abgerufen 23. Oktober 2026, von https://plantuml.com/de/</w:t>
           </w:r>
         </w:p>
         <w:p>
@@ -4763,7 +5362,7 @@
             <w:autoSpaceDE w:val="0"/>
             <w:autoSpaceDN w:val="0"/>
             <w:ind w:hanging="480"/>
-            <w:divId w:val="1584871821"/>
+            <w:divId w:val="1787193786"/>
             <w:rPr>
               <w:rFonts w:eastAsia="Times New Roman" w:cs="Arial"/>
               <w:color w:val="000000"/>
@@ -4775,8 +5374,9 @@
               <w:color w:val="000000"/>
             </w:rPr>
             <w:lastRenderedPageBreak/>
-            <w:t xml:space="preserve">Python Software Foundation. (o. J.-b). </w:t>
-          </w:r>
+            <w:t xml:space="preserve">pytest.org. (o. J.). </w:t>
+          </w:r>
+          <w:proofErr w:type="spellStart"/>
           <w:r>
             <w:rPr>
               <w:rFonts w:eastAsia="Times New Roman" w:cs="Arial"/>
@@ -4784,14 +5384,35 @@
               <w:iCs/>
               <w:color w:val="000000"/>
             </w:rPr>
-            <w:t>The Python Tutorial — Python 3.15.1 documentation</w:t>
-          </w:r>
-          <w:r>
-            <w:rPr>
-              <w:rFonts w:eastAsia="Times New Roman" w:cs="Arial"/>
-              <w:color w:val="000000"/>
-            </w:rPr>
-            <w:t>. Abgerufen 23. Oktober 2026, von https://docs.python.org/3/tutorial/</w:t>
+            <w:t>pytest</w:t>
+          </w:r>
+          <w:proofErr w:type="spellEnd"/>
+          <w:r>
+            <w:rPr>
+              <w:rFonts w:eastAsia="Times New Roman" w:cs="Arial"/>
+              <w:i/>
+              <w:iCs/>
+              <w:color w:val="000000"/>
+            </w:rPr>
+            <w:t xml:space="preserve"> </w:t>
+          </w:r>
+          <w:proofErr w:type="spellStart"/>
+          <w:r>
+            <w:rPr>
+              <w:rFonts w:eastAsia="Times New Roman" w:cs="Arial"/>
+              <w:i/>
+              <w:iCs/>
+              <w:color w:val="000000"/>
+            </w:rPr>
+            <w:t>documentation</w:t>
+          </w:r>
+          <w:proofErr w:type="spellEnd"/>
+          <w:r>
+            <w:rPr>
+              <w:rFonts w:eastAsia="Times New Roman" w:cs="Arial"/>
+              <w:color w:val="000000"/>
+            </w:rPr>
+            <w:t>. Abgerufen 23. Oktober 2026, von https://docs.pytest.org/en/latest/</w:t>
           </w:r>
         </w:p>
         <w:p>
@@ -4799,7 +5420,7 @@
             <w:autoSpaceDE w:val="0"/>
             <w:autoSpaceDN w:val="0"/>
             <w:ind w:hanging="480"/>
-            <w:divId w:val="484201996"/>
+            <w:divId w:val="484593218"/>
             <w:rPr>
               <w:rFonts w:eastAsia="Times New Roman" w:cs="Arial"/>
               <w:color w:val="000000"/>
@@ -4810,8 +5431,25 @@
               <w:rFonts w:eastAsia="Times New Roman" w:cs="Arial"/>
               <w:color w:val="000000"/>
             </w:rPr>
-            <w:t xml:space="preserve">Salah, T., Jamal Zemerly, M., Chan Yeob Yeun, Al-Qutayri, M., &amp; Al-Hammadi, Y. (2016). The evolution of distributed systems towards microservices architecture. </w:t>
-          </w:r>
+            <w:t xml:space="preserve">Python Software </w:t>
+          </w:r>
+          <w:proofErr w:type="spellStart"/>
+          <w:r>
+            <w:rPr>
+              <w:rFonts w:eastAsia="Times New Roman" w:cs="Arial"/>
+              <w:color w:val="000000"/>
+            </w:rPr>
+            <w:t>Foundation</w:t>
+          </w:r>
+          <w:proofErr w:type="spellEnd"/>
+          <w:r>
+            <w:rPr>
+              <w:rFonts w:eastAsia="Times New Roman" w:cs="Arial"/>
+              <w:color w:val="000000"/>
+            </w:rPr>
+            <w:t xml:space="preserve">. (o. J.-a). </w:t>
+          </w:r>
+          <w:proofErr w:type="spellStart"/>
           <w:r>
             <w:rPr>
               <w:rFonts w:eastAsia="Times New Roman" w:cs="Arial"/>
@@ -4819,7 +5457,246 @@
               <w:iCs/>
               <w:color w:val="000000"/>
             </w:rPr>
-            <w:t>2016 11th International Conference for Internet Technology and Secured Transactions (ICITST)</w:t>
+            <w:t>PyPI</w:t>
+          </w:r>
+          <w:proofErr w:type="spellEnd"/>
+          <w:r>
+            <w:rPr>
+              <w:rFonts w:eastAsia="Times New Roman" w:cs="Arial"/>
+              <w:i/>
+              <w:iCs/>
+              <w:color w:val="000000"/>
+            </w:rPr>
+            <w:t xml:space="preserve"> Docs</w:t>
+          </w:r>
+          <w:r>
+            <w:rPr>
+              <w:rFonts w:eastAsia="Times New Roman" w:cs="Arial"/>
+              <w:color w:val="000000"/>
+            </w:rPr>
+            <w:t>. Abgerufen 23. Oktober 2026, von https://docs.pypi.org/</w:t>
+          </w:r>
+        </w:p>
+        <w:p>
+          <w:pPr>
+            <w:autoSpaceDE w:val="0"/>
+            <w:autoSpaceDN w:val="0"/>
+            <w:ind w:hanging="480"/>
+            <w:divId w:val="307520164"/>
+            <w:rPr>
+              <w:rFonts w:eastAsia="Times New Roman" w:cs="Arial"/>
+              <w:color w:val="000000"/>
+            </w:rPr>
+          </w:pPr>
+          <w:r>
+            <w:rPr>
+              <w:rFonts w:eastAsia="Times New Roman" w:cs="Arial"/>
+              <w:color w:val="000000"/>
+            </w:rPr>
+            <w:t xml:space="preserve">Python Software </w:t>
+          </w:r>
+          <w:proofErr w:type="spellStart"/>
+          <w:r>
+            <w:rPr>
+              <w:rFonts w:eastAsia="Times New Roman" w:cs="Arial"/>
+              <w:color w:val="000000"/>
+            </w:rPr>
+            <w:t>Foundation</w:t>
+          </w:r>
+          <w:proofErr w:type="spellEnd"/>
+          <w:r>
+            <w:rPr>
+              <w:rFonts w:eastAsia="Times New Roman" w:cs="Arial"/>
+              <w:color w:val="000000"/>
+            </w:rPr>
+            <w:t xml:space="preserve">. (o. J.-b). </w:t>
+          </w:r>
+          <w:r>
+            <w:rPr>
+              <w:rFonts w:eastAsia="Times New Roman" w:cs="Arial"/>
+              <w:i/>
+              <w:iCs/>
+              <w:color w:val="000000"/>
+            </w:rPr>
+            <w:t xml:space="preserve">The Python Tutorial — Python 3.15.1 </w:t>
+          </w:r>
+          <w:proofErr w:type="spellStart"/>
+          <w:r>
+            <w:rPr>
+              <w:rFonts w:eastAsia="Times New Roman" w:cs="Arial"/>
+              <w:i/>
+              <w:iCs/>
+              <w:color w:val="000000"/>
+            </w:rPr>
+            <w:t>documentation</w:t>
+          </w:r>
+          <w:proofErr w:type="spellEnd"/>
+          <w:r>
+            <w:rPr>
+              <w:rFonts w:eastAsia="Times New Roman" w:cs="Arial"/>
+              <w:color w:val="000000"/>
+            </w:rPr>
+            <w:t>. Abgerufen 23. Oktober 2026, von https://docs.python.org/3/tutorial/</w:t>
+          </w:r>
+        </w:p>
+        <w:p>
+          <w:pPr>
+            <w:autoSpaceDE w:val="0"/>
+            <w:autoSpaceDN w:val="0"/>
+            <w:ind w:hanging="480"/>
+            <w:divId w:val="1129055108"/>
+            <w:rPr>
+              <w:rFonts w:eastAsia="Times New Roman" w:cs="Arial"/>
+              <w:color w:val="000000"/>
+            </w:rPr>
+          </w:pPr>
+          <w:r>
+            <w:rPr>
+              <w:rFonts w:eastAsia="Times New Roman" w:cs="Arial"/>
+              <w:color w:val="000000"/>
+            </w:rPr>
+            <w:t>Salah, T., Jamal Zemerly, M., Chan Yeob Yeun, Al-</w:t>
+          </w:r>
+          <w:proofErr w:type="spellStart"/>
+          <w:r>
+            <w:rPr>
+              <w:rFonts w:eastAsia="Times New Roman" w:cs="Arial"/>
+              <w:color w:val="000000"/>
+            </w:rPr>
+            <w:t>Qutayri</w:t>
+          </w:r>
+          <w:proofErr w:type="spellEnd"/>
+          <w:r>
+            <w:rPr>
+              <w:rFonts w:eastAsia="Times New Roman" w:cs="Arial"/>
+              <w:color w:val="000000"/>
+            </w:rPr>
+            <w:t xml:space="preserve">, M., &amp; Al-Hammadi, Y. (2016). The </w:t>
+          </w:r>
+          <w:proofErr w:type="spellStart"/>
+          <w:r>
+            <w:rPr>
+              <w:rFonts w:eastAsia="Times New Roman" w:cs="Arial"/>
+              <w:color w:val="000000"/>
+            </w:rPr>
+            <w:t>evolution</w:t>
+          </w:r>
+          <w:proofErr w:type="spellEnd"/>
+          <w:r>
+            <w:rPr>
+              <w:rFonts w:eastAsia="Times New Roman" w:cs="Arial"/>
+              <w:color w:val="000000"/>
+            </w:rPr>
+            <w:t xml:space="preserve"> of </w:t>
+          </w:r>
+          <w:proofErr w:type="spellStart"/>
+          <w:r>
+            <w:rPr>
+              <w:rFonts w:eastAsia="Times New Roman" w:cs="Arial"/>
+              <w:color w:val="000000"/>
+            </w:rPr>
+            <w:t>distributed</w:t>
+          </w:r>
+          <w:proofErr w:type="spellEnd"/>
+          <w:r>
+            <w:rPr>
+              <w:rFonts w:eastAsia="Times New Roman" w:cs="Arial"/>
+              <w:color w:val="000000"/>
+            </w:rPr>
+            <w:t xml:space="preserve"> </w:t>
+          </w:r>
+          <w:proofErr w:type="spellStart"/>
+          <w:r>
+            <w:rPr>
+              <w:rFonts w:eastAsia="Times New Roman" w:cs="Arial"/>
+              <w:color w:val="000000"/>
+            </w:rPr>
+            <w:t>systems</w:t>
+          </w:r>
+          <w:proofErr w:type="spellEnd"/>
+          <w:r>
+            <w:rPr>
+              <w:rFonts w:eastAsia="Times New Roman" w:cs="Arial"/>
+              <w:color w:val="000000"/>
+            </w:rPr>
+            <w:t xml:space="preserve"> </w:t>
+          </w:r>
+          <w:proofErr w:type="spellStart"/>
+          <w:r>
+            <w:rPr>
+              <w:rFonts w:eastAsia="Times New Roman" w:cs="Arial"/>
+              <w:color w:val="000000"/>
+            </w:rPr>
+            <w:t>towards</w:t>
+          </w:r>
+          <w:proofErr w:type="spellEnd"/>
+          <w:r>
+            <w:rPr>
+              <w:rFonts w:eastAsia="Times New Roman" w:cs="Arial"/>
+              <w:color w:val="000000"/>
+            </w:rPr>
+            <w:t xml:space="preserve"> </w:t>
+          </w:r>
+          <w:proofErr w:type="spellStart"/>
+          <w:r>
+            <w:rPr>
+              <w:rFonts w:eastAsia="Times New Roman" w:cs="Arial"/>
+              <w:color w:val="000000"/>
+            </w:rPr>
+            <w:t>microservices</w:t>
+          </w:r>
+          <w:proofErr w:type="spellEnd"/>
+          <w:r>
+            <w:rPr>
+              <w:rFonts w:eastAsia="Times New Roman" w:cs="Arial"/>
+              <w:color w:val="000000"/>
+            </w:rPr>
+            <w:t xml:space="preserve"> </w:t>
+          </w:r>
+          <w:proofErr w:type="spellStart"/>
+          <w:r>
+            <w:rPr>
+              <w:rFonts w:eastAsia="Times New Roman" w:cs="Arial"/>
+              <w:color w:val="000000"/>
+            </w:rPr>
+            <w:t>architecture</w:t>
+          </w:r>
+          <w:proofErr w:type="spellEnd"/>
+          <w:r>
+            <w:rPr>
+              <w:rFonts w:eastAsia="Times New Roman" w:cs="Arial"/>
+              <w:color w:val="000000"/>
+            </w:rPr>
+            <w:t xml:space="preserve">. </w:t>
+          </w:r>
+          <w:r>
+            <w:rPr>
+              <w:rFonts w:eastAsia="Times New Roman" w:cs="Arial"/>
+              <w:i/>
+              <w:iCs/>
+              <w:color w:val="000000"/>
+            </w:rPr>
+            <w:t xml:space="preserve">2016 11th International Conference for Internet Technology and </w:t>
+          </w:r>
+          <w:proofErr w:type="spellStart"/>
+          <w:r>
+            <w:rPr>
+              <w:rFonts w:eastAsia="Times New Roman" w:cs="Arial"/>
+              <w:i/>
+              <w:iCs/>
+              <w:color w:val="000000"/>
+            </w:rPr>
+            <w:t>Secured</w:t>
+          </w:r>
+          <w:proofErr w:type="spellEnd"/>
+          <w:r>
+            <w:rPr>
+              <w:rFonts w:eastAsia="Times New Roman" w:cs="Arial"/>
+              <w:i/>
+              <w:iCs/>
+              <w:color w:val="000000"/>
+            </w:rPr>
+            <w:t xml:space="preserve"> Transactions (ICITST)</w:t>
           </w:r>
           <w:r>
             <w:rPr>
@@ -7038,7 +7915,6 @@
   <w:style w:type="character" w:default="1" w:styleId="Absatz-Standardschriftart">
     <w:name w:val="Default Paragraph Font"/>
     <w:uiPriority w:val="1"/>
-    <w:semiHidden/>
     <w:unhideWhenUsed/>
   </w:style>
   <w:style w:type="table" w:default="1" w:styleId="NormaleTabelle">
@@ -7951,6 +8827,122 @@
         </w:p>
       </w:docPartBody>
     </w:docPart>
+    <w:docPart>
+      <w:docPartPr>
+        <w:name w:val="84F5354808A74B67A55340607B71E6D7"/>
+        <w:category>
+          <w:name w:val="Allgemein"/>
+          <w:gallery w:val="placeholder"/>
+        </w:category>
+        <w:types>
+          <w:type w:val="bbPlcHdr"/>
+        </w:types>
+        <w:behaviors>
+          <w:behavior w:val="content"/>
+        </w:behaviors>
+        <w:guid w:val="{7AC63852-B19C-4766-977E-86B03D821F12}"/>
+      </w:docPartPr>
+      <w:docPartBody>
+        <w:p>
+          <w:pPr>
+            <w:pStyle w:val="84F5354808A74B67A55340607B71E6D7"/>
+          </w:pPr>
+          <w:r>
+            <w:rPr>
+              <w:rStyle w:val="Platzhaltertext"/>
+            </w:rPr>
+            <w:t>Klicken oder tippen Sie hier, um Text einzugeben.</w:t>
+          </w:r>
+        </w:p>
+      </w:docPartBody>
+    </w:docPart>
+    <w:docPart>
+      <w:docPartPr>
+        <w:name w:val="AAB5F054794443389CA7A30729699332"/>
+        <w:category>
+          <w:name w:val="Allgemein"/>
+          <w:gallery w:val="placeholder"/>
+        </w:category>
+        <w:types>
+          <w:type w:val="bbPlcHdr"/>
+        </w:types>
+        <w:behaviors>
+          <w:behavior w:val="content"/>
+        </w:behaviors>
+        <w:guid w:val="{15BBAF43-6C83-48AA-BC4A-5B905BF95932}"/>
+      </w:docPartPr>
+      <w:docPartBody>
+        <w:p>
+          <w:pPr>
+            <w:pStyle w:val="AAB5F054794443389CA7A30729699332"/>
+          </w:pPr>
+          <w:r>
+            <w:rPr>
+              <w:rStyle w:val="Platzhaltertext"/>
+            </w:rPr>
+            <w:t>Klicken oder tippen Sie hier, um Text einzugeben.</w:t>
+          </w:r>
+        </w:p>
+      </w:docPartBody>
+    </w:docPart>
+    <w:docPart>
+      <w:docPartPr>
+        <w:name w:val="598C39AAF3BD499DBD27F60F2CEA4473"/>
+        <w:category>
+          <w:name w:val="Allgemein"/>
+          <w:gallery w:val="placeholder"/>
+        </w:category>
+        <w:types>
+          <w:type w:val="bbPlcHdr"/>
+        </w:types>
+        <w:behaviors>
+          <w:behavior w:val="content"/>
+        </w:behaviors>
+        <w:guid w:val="{C653F480-5E35-4F81-B629-8E4274BCC1D4}"/>
+      </w:docPartPr>
+      <w:docPartBody>
+        <w:p>
+          <w:pPr>
+            <w:pStyle w:val="598C39AAF3BD499DBD27F60F2CEA4473"/>
+          </w:pPr>
+          <w:r>
+            <w:rPr>
+              <w:rStyle w:val="Platzhaltertext"/>
+            </w:rPr>
+            <w:t>Klicken oder tippen Sie hier, um Text einzugeben.</w:t>
+          </w:r>
+        </w:p>
+      </w:docPartBody>
+    </w:docPart>
+    <w:docPart>
+      <w:docPartPr>
+        <w:name w:val="3C259FD41F6F4F148BAF50ED11FC0335"/>
+        <w:category>
+          <w:name w:val="Allgemein"/>
+          <w:gallery w:val="placeholder"/>
+        </w:category>
+        <w:types>
+          <w:type w:val="bbPlcHdr"/>
+        </w:types>
+        <w:behaviors>
+          <w:behavior w:val="content"/>
+        </w:behaviors>
+        <w:guid w:val="{EADF3799-A527-441F-9091-E6663B6BB7B1}"/>
+      </w:docPartPr>
+      <w:docPartBody>
+        <w:p>
+          <w:pPr>
+            <w:pStyle w:val="3C259FD41F6F4F148BAF50ED11FC0335"/>
+          </w:pPr>
+          <w:r>
+            <w:rPr>
+              <w:rStyle w:val="Platzhaltertext"/>
+            </w:rPr>
+            <w:t>Klicken oder tippen Sie hier, um Text einzugeben.</w:t>
+          </w:r>
+        </w:p>
+      </w:docPartBody>
+    </w:docPart>
   </w:docParts>
 </w:glossaryDocument>
 </file>
@@ -8030,11 +9022,18 @@
   </w:compat>
   <w:rsids>
     <w:rsidRoot w:val="006E4CDB"/>
+    <w:rsid w:val="000835A8"/>
+    <w:rsid w:val="001E4425"/>
+    <w:rsid w:val="002A08F0"/>
+    <w:rsid w:val="004F257A"/>
+    <w:rsid w:val="005368C7"/>
     <w:rsid w:val="006202AB"/>
     <w:rsid w:val="006E4CDB"/>
+    <w:rsid w:val="00CC4F9E"/>
     <w:rsid w:val="00E06D07"/>
     <w:rsid w:val="00E536FD"/>
     <w:rsid w:val="00F248F4"/>
+    <w:rsid w:val="00F607EB"/>
   </w:rsids>
   <m:mathPr>
     <m:mathFont m:val="Cambria Math"/>
@@ -8490,10 +9489,26 @@
     <w:basedOn w:val="Absatz-Standardschriftart"/>
     <w:uiPriority w:val="99"/>
     <w:semiHidden/>
-    <w:rsid w:val="006E4CDB"/>
+    <w:rsid w:val="004F257A"/>
     <w:rPr>
       <w:color w:val="666666"/>
     </w:rPr>
+  </w:style>
+  <w:style w:type="paragraph" w:customStyle="1" w:styleId="84F5354808A74B67A55340607B71E6D7">
+    <w:name w:val="84F5354808A74B67A55340607B71E6D7"/>
+    <w:rsid w:val="004F257A"/>
+  </w:style>
+  <w:style w:type="paragraph" w:customStyle="1" w:styleId="AAB5F054794443389CA7A30729699332">
+    <w:name w:val="AAB5F054794443389CA7A30729699332"/>
+    <w:rsid w:val="004F257A"/>
+  </w:style>
+  <w:style w:type="paragraph" w:customStyle="1" w:styleId="598C39AAF3BD499DBD27F60F2CEA4473">
+    <w:name w:val="598C39AAF3BD499DBD27F60F2CEA4473"/>
+    <w:rsid w:val="004F257A"/>
+  </w:style>
+  <w:style w:type="paragraph" w:customStyle="1" w:styleId="3C259FD41F6F4F148BAF50ED11FC0335">
+    <w:name w:val="3C259FD41F6F4F148BAF50ED11FC0335"/>
+    <w:rsid w:val="004F257A"/>
   </w:style>
 </w:styles>
 </file>
@@ -8816,8 +9831,8 @@
   </we:alternateReferences>
   <we:properties>
     <we:property name="MENDELEY_BIBLIOGRAPHY_IS_DIRTY" value="false"/>
-    <we:property name="MENDELEY_BIBLIOGRAPHY_LAST_MODIFIED" value="1788609196334"/>
-    <we:property name="MENDELEY_CITATIONS" value="[{&quot;citationID&quot;:&quot;MENDELEY_CITATION_8de67573-6e89-4ee5-a301-7c0b78bb40cd&quot;,&quot;properties&quot;:{&quot;noteIndex&quot;:0},&quot;isEdited&quot;:false,&quot;manualOverride&quot;:{&quot;isManuallyOverridden&quot;:true,&quot;citeprocText&quot;:&quot;(Python Software Foundation, o. J.-b)&quot;,&quot;manualOverrideText&quot;:&quot;(Python Software Foundation, o. J.-b, o. S.)&quot;},&quot;citationTag&quot;:&quot;MENDELEY_CITATION_v3_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&quot;,&quot;citationItems&quot;:[{&quot;id&quot;:&quot;8c189b06-11a5-3235-a661-eca6c1d4de06&quot;,&quot;itemData&quot;:{&quot;type&quot;:&quot;webpage&quot;,&quot;id&quot;:&quot;8c189b06-11a5-3235-a661-eca6c1d4de06&quot;,&quot;title&quot;:&quot;The Python Tutorial — Python 3.15.1 documentation&quot;,&quot;author&quot;:[{&quot;family&quot;:&quot;Python Software Foundation&quot;,&quot;given&quot;:&quot;&quot;,&quot;parse-names&quot;:false,&quot;dropping-particle&quot;:&quot;&quot;,&quot;non-dropping-particle&quot;:&quot;&quot;}],&quot;accessed&quot;:{&quot;date-parts&quot;:[[2026,10,23]]},&quot;URL&quot;:&quot;https://docs.python.org/3/tutorial/&quot;,&quot;container-title-short&quot;:&quot;&quot;},&quot;isTemporary&quot;:false,&quot;suppress-author&quot;:false,&quot;composite&quot;:false,&quot;author-only&quot;:false}]},{&quot;citationID&quot;:&quot;MENDELEY_CITATION_11d887aa-686a-446f-a91b-078fb11b5287&quot;,&quot;properties&quot;:{&quot;noteIndex&quot;:0},&quot;isEdited&quot;:false,&quot;manualOverride&quot;:{&quot;isManuallyOverridden&quot;:true,&quot;citeprocText&quot;:&quot;(Python Software Foundation, o. J.-a)&quot;,&quot;manualOverrideText&quot;:&quot;(Python Software Foundation, o. J.-a, o. S.)&quot;},&quot;citationTag&quot;:&quot;MENDELEY_CITATION_v3_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&quot;,&quot;citationItems&quot;:[{&quot;id&quot;:&quot;9c29dd58-f9a4-3371-b5a8-33044449ba5a&quot;,&quot;itemData&quot;:{&quot;type&quot;:&quot;webpage&quot;,&quot;id&quot;:&quot;9c29dd58-f9a4-3371-b5a8-33044449ba5a&quot;,&quot;title&quot;:&quot;PyPI Docs&quot;,&quot;author&quot;:[{&quot;family&quot;:&quot;Python Software Foundation&quot;,&quot;given&quot;:&quot;&quot;,&quot;parse-names&quot;:false,&quot;dropping-particle&quot;:&quot;&quot;,&quot;non-dropping-particle&quot;:&quot;&quot;}],&quot;accessed&quot;:{&quot;date-parts&quot;:[[2026,10,23]]},&quot;URL&quot;:&quot;https://docs.pypi.org/&quot;,&quot;container-title-short&quot;:&quot;&quot;},&quot;isTemporary&quot;:false,&quot;suppress-author&quot;:false,&quot;composite&quot;:false,&quot;author-only&quot;:false}]},{&quot;citationID&quot;:&quot;MENDELEY_CITATION_d3d9a0bb-e05f-40c3-914c-f48e6cdbb62d&quot;,&quot;properties&quot;:{&quot;noteIndex&quot;:0},&quot;isEdited&quot;:false,&quot;manualOverride&quot;:{&quot;isManuallyOverridden&quot;:true,&quot;citeprocText&quot;:&quot;(FastAPI, o. J.-a)&quot;,&quot;manualOverrideText&quot;:&quot;(FastAPI, o. J.-a, o. S.)&quot;},&quot;citationTag&quot;:&quot;MENDELEY_CITATION_v3_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&quot;,&quot;citationItems&quot;:[{&quot;id&quot;:&quot;7c19d580-ed68-324f-9ef1-18791d47ae24&quot;,&quot;itemData&quot;:{&quot;type&quot;:&quot;webpage&quot;,&quot;id&quot;:&quot;7c19d580-ed68-324f-9ef1-18791d47ae24&quot;,&quot;title&quot;:&quot;Features - FastAPI&quot;,&quot;author&quot;:[{&quot;family&quot;:&quot;FastAPI&quot;,&quot;given&quot;:&quot;&quot;,&quot;parse-names&quot;:false,&quot;dropping-particle&quot;:&quot;&quot;,&quot;non-dropping-particle&quot;:&quot;&quot;}],&quot;accessed&quot;:{&quot;date-parts&quot;:[[2026,10,23]]},&quot;URL&quot;:&quot;https://fastapi.tiangolo.com/features/&quot;,&quot;container-title-short&quot;:&quot;&quot;},&quot;isTemporary&quot;:false,&quot;suppress-author&quot;:false,&quot;composite&quot;:false,&quot;author-only&quot;:false}]},{&quot;citationID&quot;:&quot;MENDELEY_CITATION_63f5c9cf-5323-45ff-a9f0-1bba17173e5e&quot;,&quot;properties&quot;:{&quot;noteIndex&quot;:0},&quot;isEdited&quot;:false,&quot;manualOverride&quot;:{&quot;isManuallyOverridden&quot;:true,&quot;citeprocText&quot;:&quot;(FastAPI, o. J.-c)&quot;,&quot;manualOverrideText&quot;:&quot;(FastAPI, o. J.-c, o. S.)&quot;},&quot;citationTag&quot;:&quot;MENDELEY_CITATION_v3_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&quot;,&quot;citationItems&quot;:[{&quot;id&quot;:&quot;b9021c3d-be76-3502-afb8-2e5fd1c36b1d&quot;,&quot;itemData&quot;:{&quot;type&quot;:&quot;webpage&quot;,&quot;id&quot;:&quot;b9021c3d-be76-3502-afb8-2e5fd1c36b1d&quot;,&quot;title&quot;:&quot;WebSockets - FastAPI&quot;,&quot;author&quot;:[{&quot;family&quot;:&quot;FastAPI&quot;,&quot;given&quot;:&quot;&quot;,&quot;parse-names&quot;:false,&quot;dropping-particle&quot;:&quot;&quot;,&quot;non-dropping-particle&quot;:&quot;&quot;}],&quot;accessed&quot;:{&quot;date-parts&quot;:[[2026,10,23]]},&quot;URL&quot;:&quot;https://fastapi.tiangolo.com/advanced/websockets/&quot;,&quot;container-title-short&quot;:&quot;&quot;},&quot;isTemporary&quot;:false,&quot;suppress-author&quot;:false,&quot;composite&quot;:false,&quot;author-only&quot;:false}]},{&quot;citationID&quot;:&quot;MENDELEY_CITATION_b1dadd73-3058-4668-aea6-4c3c55bad2a7&quot;,&quot;properties&quot;:{&quot;noteIndex&quot;:0},&quot;isEdited&quot;:false,&quot;manualOverride&quot;:{&quot;isManuallyOverridden&quot;:true,&quot;citeprocText&quot;:&quot;(FastAPI, o. J.-b)&quot;,&quot;manualOverrideText&quot;:&quot;(FastAPI, o. J.-b, o. S.)&quot;},&quot;citationTag&quot;:&quot;MENDELEY_CITATION_v3_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&quot;,&quot;citationItems&quot;:[{&quot;id&quot;:&quot;141b6e66-42d3-3da5-a24c-02d31058101a&quot;,&quot;itemData&quot;:{&quot;type&quot;:&quot;webpage&quot;,&quot;id&quot;:&quot;141b6e66-42d3-3da5-a24c-02d31058101a&quot;,&quot;title&quot;:&quot;Run a Server Manually - FastAPI&quot;,&quot;author&quot;:[{&quot;family&quot;:&quot;FastAPI&quot;,&quot;given&quot;:&quot;&quot;,&quot;parse-names&quot;:false,&quot;dropping-particle&quot;:&quot;&quot;,&quot;non-dropping-particle&quot;:&quot;&quot;}],&quot;accessed&quot;:{&quot;date-parts&quot;:[[2026,10,23]]},&quot;URL&quot;:&quot;https://fastapi.tiangolo.com/deployment/manually/#use-the-fastapi-run-command&quot;,&quot;container-title-short&quot;:&quot;&quot;},&quot;isTemporary&quot;:false,&quot;suppress-author&quot;:false,&quot;composite&quot;:false,&quot;author-only&quot;:false}]},{&quot;citationID&quot;:&quot;MENDELEY_CITATION_ad08d4d6-640e-4d95-854a-35fe54cc690f&quot;,&quot;properties&quot;:{&quot;noteIndex&quot;:0},&quot;isEdited&quot;:false,&quot;manualOverride&quot;:{&quot;isManuallyOverridden&quot;:true,&quot;citeprocText&quot;:&quot;(Fielding et al., 2022)&quot;,&quot;manualOverrideText&quot;:&quot;(Fielding et al., 2022, S.19)&quot;},&quot;citationTag&quot;:&quot;MENDELEY_CITATION_v3_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&quot;,&quot;citationItems&quot;:[{&quot;id&quot;:&quot;8db9b0b8-4d91-3193-b69b-a6a7405a6a9d&quot;,&quot;itemData&quot;:{&quot;type&quot;:&quot;article-journal&quot;,&quot;id&quot;:&quot;8db9b0b8-4d91-3193-b69b-a6a7405a6a9d&quot;,&quot;title&quot;:&quot;HTTP Semantics&quot;,&quot;author&quot;:[{&quot;family&quot;:&quot;Fielding&quot;,&quot;given&quot;:&quot;R.&quot;,&quot;parse-names&quot;:false,&quot;dropping-particle&quot;:&quot;&quot;,&quot;non-dropping-particle&quot;:&quot;&quot;},{&quot;family&quot;:&quot;Nottingham&quot;,&quot;given&quot;:&quot;M.&quot;,&quot;parse-names&quot;:false,&quot;dropping-particle&quot;:&quot;&quot;,&quot;non-dropping-particle&quot;:&quot;&quot;},{&quot;family&quot;:&quot;Reschke&quot;,&quot;given&quot;:&quot;J.&quot;,&quot;parse-names&quot;:false,&quot;dropping-particle&quot;:&quot;&quot;,&quot;non-dropping-particle&quot;:&quot;&quot;}],&quot;container-title&quot;:&quot;Internet Engineering Task Force (IETF)&quot;,&quot;accessed&quot;:{&quot;date-parts&quot;:[[2026,10,23]]},&quot;editor&quot;:[{&quot;family&quot;:&quot;Fielding&quot;,&quot;given&quot;:&quot;R.&quot;,&quot;parse-names&quot;:false,&quot;dropping-particle&quot;:&quot;&quot;,&quot;non-dropping-particle&quot;:&quot;&quot;},{&quot;family&quot;:&quot;Nottingham&quot;,&quot;given&quot;:&quot;M.&quot;,&quot;parse-names&quot;:false,&quot;dropping-particle&quot;:&quot;&quot;,&quot;non-dropping-particle&quot;:&quot;&quot;},{&quot;family&quot;:&quot;Reschke&quot;,&quot;given&quot;:&quot;J.&quot;,&quot;parse-names&quot;:false,&quot;dropping-particle&quot;:&quot;&quot;,&quot;non-dropping-particle&quot;:&quot;&quot;}],&quot;DOI&quot;:&quot;10.17487/RFC9110&quot;,&quot;URL&quot;:&quot;https://www.rfc-editor.org/info/rfc9110/&quot;,&quot;issued&quot;:{&quot;date-parts&quot;:[[2022,6,6]]},&quot;page&quot;:&quot;1-194&quot;,&quot;abstract&quot;:&quot;The Hypertext Transfer Protocol (HTTP) is a stateless application-level protocol for distributed, collaborative, hypertext information systems. This document describes the overall architecture of HTTP, establishes common terminology, and defines aspects of the protocol that are shared by all versions. In this definition are core protocol elements, extensibility mechanisms, and the \&quot;http\&quot; and \&quot;https\&quot; Uniform Resource Identifier (URI) schemes. This document updates RFC 3864 and obsoletes RFCs 2818, 7231, 7232, 7233, 7235, 7538, 7615, 7694, and portions of 7230.&quot;,&quot;container-title-short&quot;:&quot;&quot;},&quot;isTemporary&quot;:false,&quot;suppress-author&quot;:false,&quot;composite&quot;:false,&quot;author-only&quot;:false}]},{&quot;citationID&quot;:&quot;MENDELEY_CITATION_98a7f26f-5986-4bc4-89ea-ec9994122716&quot;,&quot;properties&quot;:{&quot;noteIndex&quot;:0},&quot;isEdited&quot;:false,&quot;manualOverride&quot;:{&quot;isManuallyOverridden&quot;:true,&quot;citeprocText&quot;:&quot;(Fette &amp;#38; Melnikov, 2011)&quot;,&quot;manualOverrideText&quot;:&quot;(Fette &amp; Melnikov, 2011, S. 5)&quot;},&quot;citationTag&quot;:&quot;MENDELEY_CITATION_v3_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&quot;,&quot;citationItems&quot;:[{&quot;id&quot;:&quot;d53c18b4-388f-32bb-b3c9-69faf2ea45f7&quot;,&quot;itemData&quot;:{&quot;type&quot;:&quot;article-journal&quot;,&quot;id&quot;:&quot;d53c18b4-388f-32bb-b3c9-69faf2ea45f7&quot;,&quot;title&quot;:&quot;The WebSocket Protocol&quot;,&quot;author&quot;:[{&quot;family&quot;:&quot;Fette&quot;,&quot;given&quot;:&quot;I.&quot;,&quot;parse-names&quot;:false,&quot;dropping-particle&quot;:&quot;&quot;,&quot;non-dropping-particle&quot;:&quot;&quot;},{&quot;family&quot;:&quot;Melnikov&quot;,&quot;given&quot;:&quot;A.&quot;,&quot;parse-names&quot;:false,&quot;dropping-particle&quot;:&quot;&quot;,&quot;non-dropping-particle&quot;:&quot;&quot;}],&quot;container-title&quot;:&quot;Internet Engineering Task Force (IETF)&quot;,&quot;accessed&quot;:{&quot;date-parts&quot;:[[2026,10,23]]},&quot;DOI&quot;:&quot;10.17487/RFC6455&quot;,&quot;URL&quot;:&quot;https://www.rfc-editor.org/info/rfc6455/&quot;,&quot;issued&quot;:{&quot;date-parts&quot;:[[2011,12,11]]},&quot;page&quot;:&quot;1-69&quot;,&quot;container-title-short&quot;:&quot;&quot;},&quot;isTemporary&quot;:false,&quot;suppress-author&quot;:false,&quot;composite&quot;:false,&quot;author-only&quot;:false}]},{&quot;citationID&quot;:&quot;MENDELEY_CITATION_1dfca850-62e4-4eec-a676-6d078eae6fc8&quot;,&quot;properties&quot;:{&quot;noteIndex&quot;:0},&quot;isEdited&quot;:false,&quot;manualOverride&quot;:{&quot;isManuallyOverridden&quot;:true,&quot;citeprocText&quot;:&quot;(Bray, 2017)&quot;,&quot;manualOverrideText&quot;:&quot;(Bray, 2017, S.1)&quot;},&quot;citationTag&quot;:&quot;MENDELEY_CITATION_v3_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&quot;,&quot;citationItems&quot;:[{&quot;id&quot;:&quot;47433fc7-55d8-385d-a5ea-999ebad69823&quot;,&quot;itemData&quot;:{&quot;type&quot;:&quot;article-journal&quot;,&quot;id&quot;:&quot;47433fc7-55d8-385d-a5ea-999ebad69823&quot;,&quot;title&quot;:&quot;The JavaScript Object Notation (JSON) Data Interchange Format&quot;,&quot;author&quot;:[{&quot;family&quot;:&quot;Bray&quot;,&quot;given&quot;:&quot;T.&quot;,&quot;parse-names&quot;:false,&quot;dropping-particle&quot;:&quot;&quot;,&quot;non-dropping-particle&quot;:&quot;&quot;}],&quot;container-title&quot;:&quot;Internet Engineering Task Force (IETF)&quot;,&quot;accessed&quot;:{&quot;date-parts&quot;:[[2026,10,23]]},&quot;editor&quot;:[{&quot;family&quot;:&quot;Bray&quot;,&quot;given&quot;:&quot;T.&quot;,&quot;parse-names&quot;:false,&quot;dropping-particle&quot;:&quot;&quot;,&quot;non-dropping-particle&quot;:&quot;&quot;}],&quot;DOI&quot;:&quot;10.17487/RFC8259&quot;,&quot;URL&quot;:&quot;https://www.rfc-editor.org/info/rfc8259/&quot;,&quot;issued&quot;:{&quot;date-parts&quot;:[[2017,12,13]]},&quot;page&quot;:&quot;1-15&quot;,&quot;container-title-short&quot;:&quot;&quot;},&quot;isTemporary&quot;:false,&quot;suppress-author&quot;:false,&quot;composite&quot;:false,&quot;author-only&quot;:false}]},{&quot;citationID&quot;:&quot;MENDELEY_CITATION_6516db06-fe8c-4c7a-848e-7cfcc6de2d2a&quot;,&quot;properties&quot;:{&quot;noteIndex&quot;:0},&quot;isEdited&quot;:false,&quot;manualOverride&quot;:{&quot;isManuallyOverridden&quot;:true,&quot;citeprocText&quot;:&quot;(Mozilla, o. J.)&quot;,&quot;manualOverrideText&quot;:&quot;(Mozilla, o. J., o. S.)&quot;},&quot;citationTag&quot;:&quot;MENDELEY_CITATION_v3_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&quot;,&quot;citationItems&quot;:[{&quot;id&quot;:&quot;9462a9c7-f4bd-351d-b55e-357d8238e633&quot;,&quot;itemData&quot;:{&quot;type&quot;:&quot;webpage&quot;,&quot;id&quot;:&quot;9462a9c7-f4bd-351d-b55e-357d8238e633&quot;,&quot;title&quot;:&quot;Your first website - Learn web development | MDN&quot;,&quot;author&quot;:[{&quot;family&quot;:&quot;Mozilla&quot;,&quot;given&quot;:&quot;&quot;,&quot;parse-names&quot;:false,&quot;dropping-particle&quot;:&quot;&quot;,&quot;non-dropping-particle&quot;:&quot;&quot;}],&quot;accessed&quot;:{&quot;date-parts&quot;:[[2026,10,23]]},&quot;URL&quot;:&quot;https://developer.mozilla.org/en-US/docs/Learn_web_development/Getting_started/Your_first_website&quot;,&quot;container-title-short&quot;:&quot;&quot;},&quot;isTemporary&quot;:false,&quot;suppress-author&quot;:false,&quot;composite&quot;:false,&quot;author-only&quot;:false}]},{&quot;citationID&quot;:&quot;MENDELEY_CITATION_b395af4a-a428-4734-80cd-f67501c2c6c8&quot;,&quot;properties&quot;:{&quot;noteIndex&quot;:0},&quot;isEdited&quot;:false,&quot;manualOverride&quot;:{&quot;isManuallyOverridden&quot;:true,&quot;citeprocText&quot;:&quot;(pytest.org, o. J.)&quot;,&quot;manualOverrideText&quot;:&quot;(pytest.org, o. J., o. S.)&quot;},&quot;citationTag&quot;:&quot;MENDELEY_CITATION_v3_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&quot;,&quot;citationItems&quot;:[{&quot;id&quot;:&quot;5c6b37f7-f573-3ef6-bb35-da0a35e08dd4&quot;,&quot;itemData&quot;:{&quot;type&quot;:&quot;webpage&quot;,&quot;id&quot;:&quot;5c6b37f7-f573-3ef6-bb35-da0a35e08dd4&quot;,&quot;title&quot;:&quot;pytest documentation&quot;,&quot;author&quot;:[{&quot;family&quot;:&quot;pytest.org&quot;,&quot;given&quot;:&quot;&quot;,&quot;parse-names&quot;:false,&quot;dropping-particle&quot;:&quot;&quot;,&quot;non-dropping-particle&quot;:&quot;&quot;}],&quot;accessed&quot;:{&quot;date-parts&quot;:[[2026,10,23]]},&quot;URL&quot;:&quot;https://docs.pytest.org/en/latest/&quot;,&quot;container-title-short&quot;:&quot;&quot;},&quot;isTemporary&quot;:false,&quot;suppress-author&quot;:false,&quot;composite&quot;:false,&quot;author-only&quot;:false}]},{&quot;citationID&quot;:&quot;MENDELEY_CITATION_8eef7cd7-fe1b-45c0-a5f7-0ce6fb701866&quot;,&quot;properties&quot;:{&quot;noteIndex&quot;:0},&quot;isEdited&quot;:false,&quot;manualOverride&quot;:{&quot;isManuallyOverridden&quot;:true,&quot;citeprocText&quot;:&quot;(JetBrains, o. J.)&quot;,&quot;manualOverrideText&quot;:&quot;(JetBrains, o. J., o. S.)&quot;},&quot;citationTag&quot;:&quot;MENDELEY_CITATION_v3_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&quot;,&quot;citationItems&quot;:[{&quot;id&quot;:&quot;fee59bbc-a377-328e-a4cc-a865b3a9bde0&quot;,&quot;itemData&quot;:{&quot;type&quot;:&quot;webpage&quot;,&quot;id&quot;:&quot;fee59bbc-a377-328e-a4cc-a865b3a9bde0&quot;,&quot;title&quot;:&quot;Quick start guide | PyCharm Documentation&quot;,&quot;author&quot;:[{&quot;family&quot;:&quot;JetBrains&quot;,&quot;given&quot;:&quot;&quot;,&quot;parse-names&quot;:false,&quot;dropping-particle&quot;:&quot;&quot;,&quot;non-dropping-particle&quot;:&quot;&quot;}],&quot;accessed&quot;:{&quot;date-parts&quot;:[[2026,10,23]]},&quot;URL&quot;:&quot;https://www.jetbrains.com/help/pycharm/quick-start-guide.html&quot;,&quot;container-title-short&quot;:&quot;&quot;},&quot;isTemporary&quot;:false,&quot;suppress-author&quot;:false,&quot;composite&quot;:false,&quot;author-only&quot;:false}]},{&quot;citationID&quot;:&quot;MENDELEY_CITATION_1b02ac95-f1c9-4fe4-8f0a-c76d39f41629&quot;,&quot;properties&quot;:{&quot;noteIndex&quot;:0},&quot;isEdited&quot;:false,&quot;manualOverride&quot;:{&quot;isManuallyOverridden&quot;:true,&quot;citeprocText&quot;:&quot;(Git, o. J.)&quot;,&quot;manualOverrideText&quot;:&quot;(Git, o. J., o. S.)&quot;},&quot;citationTag&quot;:&quot;MENDELEY_CITATION_v3_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&quot;,&quot;citationItems&quot;:[{&quot;id&quot;:&quot;71125a4b-ecdb-3f1f-a665-08bc70283e61&quot;,&quot;itemData&quot;:{&quot;type&quot;:&quot;webpage&quot;,&quot;id&quot;:&quot;71125a4b-ecdb-3f1f-a665-08bc70283e61&quot;,&quot;title&quot;:&quot;Git - user-manual Documentation&quot;,&quot;author&quot;:[{&quot;family&quot;:&quot;Git&quot;,&quot;given&quot;:&quot;&quot;,&quot;parse-names&quot;:false,&quot;dropping-particle&quot;:&quot;&quot;,&quot;non-dropping-particle&quot;:&quot;&quot;}],&quot;accessed&quot;:{&quot;date-parts&quot;:[[2026,10,23]]},&quot;URL&quot;:&quot;https://git-scm.com/docs/user-manual&quot;,&quot;container-title-short&quot;:&quot;&quot;},&quot;isTemporary&quot;:false,&quot;suppress-author&quot;:false,&quot;composite&quot;:false,&quot;author-only&quot;:false}]},{&quot;citationID&quot;:&quot;MENDELEY_CITATION_42624d12-8775-459f-b56d-def38a0aff29&quot;,&quot;properties&quot;:{&quot;noteIndex&quot;:0},&quot;isEdited&quot;:false,&quot;manualOverride&quot;:{&quot;isManuallyOverridden&quot;:true,&quot;citeprocText&quot;:&quot;(GitHub, o. J.)&quot;,&quot;manualOverrideText&quot;:&quot;(GitHub, o. J., o. S.)&quot;},&quot;citationTag&quot;:&quot;MENDELEY_CITATION_v3_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&quot;,&quot;citationItems&quot;:[{&quot;id&quot;:&quot;ac17a524-a399-3495-abc1-8a615fefd92d&quot;,&quot;itemData&quot;:{&quot;type&quot;:&quot;webpage&quot;,&quot;id&quot;:&quot;ac17a524-a399-3495-abc1-8a615fefd92d&quot;,&quot;title&quot;:&quot;About repositories - GitHub Docs&quot;,&quot;author&quot;:[{&quot;family&quot;:&quot;GitHub&quot;,&quot;given&quot;:&quot;&quot;,&quot;parse-names&quot;:false,&quot;dropping-particle&quot;:&quot;&quot;,&quot;non-dropping-particle&quot;:&quot;&quot;}],&quot;accessed&quot;:{&quot;date-parts&quot;:[[2026,10,23]]},&quot;URL&quot;:&quot;https://docs.github.com/en/repositories/creating-and-managing-repositories/about-repositories&quot;,&quot;container-title-short&quot;:&quot;&quot;},&quot;isTemporary&quot;:false,&quot;suppress-author&quot;:false,&quot;composite&quot;:false,&quot;author-only&quot;:false}]},{&quot;citationID&quot;:&quot;MENDELEY_CITATION_fa0aa8f6-1bb3-4960-a9e3-d6cd903524c3&quot;,&quot;properties&quot;:{&quot;noteIndex&quot;:0},&quot;isEdited&quot;:false,&quot;manualOverride&quot;:{&quot;isManuallyOverridden&quot;:true,&quot;citeprocText&quot;:&quot;(PlantUML, o. J.)&quot;,&quot;manualOverrideText&quot;:&quot;(PlantUML, o. J., o. S.)&quot;},&quot;citationTag&quot;:&quot;MENDELEY_CITATION_v3_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&quot;,&quot;citationItems&quot;:[{&quot;id&quot;:&quot;0b3a7e80-98d3-3710-92d2-a320ee189225&quot;,&quot;itemData&quot;:{&quot;type&quot;:&quot;webpage&quot;,&quot;id&quot;:&quot;0b3a7e80-98d3-3710-92d2-a320ee189225&quot;,&quot;title&quot;:&quot;Open-Source-Tool, das einfache Textbeschreibungen verwendet UML-Diagramme zu zeichnen.&quot;,&quot;author&quot;:[{&quot;family&quot;:&quot;PlantUML&quot;,&quot;given&quot;:&quot;&quot;,&quot;parse-names&quot;:false,&quot;dropping-particle&quot;:&quot;&quot;,&quot;non-dropping-particle&quot;:&quot;&quot;}],&quot;accessed&quot;:{&quot;date-parts&quot;:[[2026,10,23]]},&quot;URL&quot;:&quot;https://plantuml.com/de/&quot;,&quot;container-title-short&quot;:&quot;&quot;},&quot;isTemporary&quot;:false,&quot;suppress-author&quot;:false,&quot;composite&quot;:false,&quot;author-only&quot;:false}]},{&quot;citationID&quot;:&quot;MENDELEY_CITATION_10821b9d-2123-43e5-83f3-93c46597c303&quot;,&quot;properties&quot;:{&quot;noteIndex&quot;:0},&quot;isEdited&quot;:false,&quot;manualOverride&quot;:{&quot;isManuallyOverridden&quot;:false,&quot;citeprocText&quot;:&quot;(Balsamiq, o. J.)&quot;,&quot;manualOverrideText&quot;:&quot;&quot;},&quot;citationTag&quot;:&quot;MENDELEY_CITATION_v3_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&quot;,&quot;citationItems&quot;:[{&quot;id&quot;:&quot;cf7d5da3-1cb2-3a7b-8436-b53046bcfedd&quot;,&quot;itemData&quot;:{&quot;type&quot;:&quot;webpage&quot;,&quot;id&quot;:&quot;cf7d5da3-1cb2-3a7b-8436-b53046bcfedd&quot;,&quot;title&quot;:&quot;What is Balsamiq? Low-fidelity wireframing tool - Balsamiq Help Center&quot;,&quot;author&quot;:[{&quot;family&quot;:&quot;Balsamiq&quot;,&quot;given&quot;:&quot;&quot;,&quot;parse-names&quot;:false,&quot;dropping-particle&quot;:&quot;&quot;,&quot;non-dropping-particle&quot;:&quot;&quot;}],&quot;accessed&quot;:{&quot;date-parts&quot;:[[2026,10,23]]},&quot;URL&quot;:&quot;https://balsamiq.com/support/getting-started/what-is-balsamiq/&quot;,&quot;container-title-short&quot;:&quot;&quot;},&quot;isTemporary&quot;:false,&quot;suppress-author&quot;:false,&quot;composite&quot;:false,&quot;author-only&quot;:false}]},{&quot;citationID&quot;:&quot;MENDELEY_CITATION_a2a4cf2a-b414-4044-8857-8e9f78917fe4&quot;,&quot;properties&quot;:{&quot;noteIndex&quot;:0},&quot;isEdited&quot;:false,&quot;manualOverride&quot;:{&quot;isManuallyOverridden&quot;:true,&quot;citeprocText&quot;:&quot;(Salah et al., 2016)&quot;,&quot;manualOverrideText&quot;:&quot;(Salah et al., 2016, S. 319)&quot;},&quot;citationTag&quot;:&quot;MENDELEY_CITATION_v3_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&quot;,&quot;citationItems&quot;:[{&quot;id&quot;:&quot;ec245943-df0c-36c7-9922-075934d17f62&quot;,&quot;itemData&quot;:{&quot;type&quot;:&quot;paper-conference&quot;,&quot;id&quot;:&quot;ec245943-df0c-36c7-9922-075934d17f62&quot;,&quot;title&quot;:&quot;The evolution of distributed systems towards microservices architecture&quot;,&quot;author&quot;:[{&quot;family&quot;:&quot;Salah&quot;,&quot;given&quot;:&quot;Tasneem&quot;,&quot;parse-names&quot;:false,&quot;dropping-particle&quot;:&quot;&quot;,&quot;non-dropping-particle&quot;:&quot;&quot;},{&quot;family&quot;:&quot;Jamal Zemerly&quot;,&quot;given&quot;:&quot;M.&quot;,&quot;parse-names&quot;:false,&quot;dropping-particle&quot;:&quot;&quot;,&quot;non-dropping-particle&quot;:&quot;&quot;},{&quot;family&quot;:&quot;Chan Yeob Yeun&quot;,&quot;given&quot;:&quot;&quot;,&quot;parse-names&quot;:false,&quot;dropping-particle&quot;:&quot;&quot;,&quot;non-dropping-particle&quot;:&quot;&quot;},{&quot;family&quot;:&quot;Al-Qutayri&quot;,&quot;given&quot;:&quot;Mahmoud&quot;,&quot;parse-names&quot;:false,&quot;dropping-particle&quot;:&quot;&quot;,&quot;non-dropping-particle&quot;:&quot;&quot;},{&quot;family&quot;:&quot;Al-Hammadi&quot;,&quot;given&quot;:&quot;Yousof&quot;,&quot;parse-names&quot;:false,&quot;dropping-particle&quot;:&quot;&quot;,&quot;non-dropping-particle&quot;:&quot;&quot;}],&quot;container-title&quot;:&quot;2016 11th International Conference for Internet Technology and Secured Transactions (ICITST)&quot;,&quot;accessed&quot;:{&quot;date-parts&quot;:[[2026,10,23]]},&quot;DOI&quot;:&quot;10.1109/ICITST.2016.7856721&quot;,&quot;ISBN&quot;:&quot;978-1-908320-73-5&quot;,&quot;URL&quot;:&quot;http://ieeexplore.ieee.org/document/7856721/&quot;,&quot;issued&quot;:{&quot;date-parts&quot;:[[2016,12,14]]},&quot;page&quot;:&quot;318-325&quot;,&quot;abstract&quot;:&quot;Applications developed to fulfil distributed systems needs have been growing rapidly. Major evolutions have happened beginning with basic architecture relying on initiated request by a client to a processing side referred to as the server. Such architectures were not enough to cope up with the fast ever-increasing number of requests and need to utilize network bandwidth. Mobile agents attempted to overcome such drawbacks but did cope up for so long with the growing technology platforms. Service Oriented Architecture (SOA) then evolved to be one of the most successful representations of the client-server architecture with an added business value that provides reusable and loosely coupled services. SOA did not meet customers and business expectations as it was still relying on monolithic systems. Resilience, scalability, fast software delivery and the use of fewer resources are highly desirable features. Microservices architecture came to fulfil those expectations of system development, yet it comes with many challenges. This paper illustrates how distributed systems evolved from the traditional client-server model to the recently proposed microservices architecture. All architectures are reviewed containing brief definitions, some related work and reasoning of why they had to evolve. A feature comparison of all architectures is also provided.&quot;,&quot;publisher&quot;:&quot;IEEE&quot;,&quot;container-title-short&quot;:&quot;&quot;},&quot;isTemporary&quot;:false,&quot;suppress-author&quot;:false,&quot;composite&quot;:false,&quot;author-only&quot;:false}]},{&quot;citationID&quot;:&quot;MENDELEY_CITATION_c811b368-1e12-4f21-a0bc-fb8f1c692b2c&quot;,&quot;properties&quot;:{&quot;noteIndex&quot;:0},&quot;isEdited&quot;:false,&quot;manualOverride&quot;:{&quot;isManuallyOverridden&quot;:true,&quot;citeprocText&quot;:&quot;(Garlan &amp;#38; Shaw, 1993)&quot;,&quot;manualOverrideText&quot;:&quot;(Garlan &amp; Shaw, 1993, S. 9-11)&quot;},&quot;citationTag&quot;:&quot;MENDELEY_CITATION_v3_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&quot;,&quot;citationItems&quot;:[{&quot;id&quot;:&quot;a434cd37-7fbd-3bad-925b-e982d050a889&quot;,&quot;itemData&quot;:{&quot;type&quot;:&quot;chapter&quot;,&quot;id&quot;:&quot;a434cd37-7fbd-3bad-925b-e982d050a889&quot;,&quot;title&quot;:&quot;AN INTRODUCTION TO SOFTWARE ARCHITECTURE&quot;,&quot;author&quot;:[{&quot;family&quot;:&quot;Garlan&quot;,&quot;given&quot;:&quot;David&quot;,&quot;parse-names&quot;:false,&quot;dropping-particle&quot;:&quot;&quot;,&quot;non-dropping-particle&quot;:&quot;&quot;},{&quot;family&quot;:&quot;Shaw&quot;,&quot;given&quot;:&quot;Mary&quot;,&quot;parse-names&quot;:false,&quot;dropping-particle&quot;:&quot;&quot;,&quot;non-dropping-particle&quot;:&quot;&quot;}],&quot;accessed&quot;:{&quot;date-parts&quot;:[[2026,10,23]]},&quot;DOI&quot;:&quot;10.1142/9789812798039_0001&quot;,&quot;URL&quot;:&quot;http://www.worldscientific.com/doi/abs/10.1142/9789812798039_0001&quot;,&quot;issued&quot;:{&quot;date-parts&quot;:[[1993,12]]},&quot;page&quot;:&quot;1-39&quot;,&quot;container-title-short&quot;:&quot;&quot;},&quot;isTemporary&quot;:false,&quot;suppress-author&quot;:false,&quot;composite&quot;:false,&quot;author-only&quot;:false}]}]"/>
+    <we:property name="MENDELEY_BIBLIOGRAPHY_LAST_MODIFIED" value="1793277753171"/>
+    <we:property name="MENDELEY_CITATIONS" value="[{&quot;citationID&quot;:&quot;MENDELEY_CITATION_8de67573-6e89-4ee5-a301-7c0b78bb40cd&quot;,&quot;properties&quot;:{&quot;noteIndex&quot;:0},&quot;isEdited&quot;:false,&quot;manualOverride&quot;:{&quot;isManuallyOverridden&quot;:true,&quot;citeprocText&quot;:&quot;(Python Software Foundation, o. J.-b)&quot;,&quot;manualOverrideText&quot;:&quot;(Python Software Foundation, o. J.-b, o. S.)&quot;},&quot;citationTag&quot;:&quot;MENDELEY_CITATION_v3_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&quot;,&quot;citationItems&quot;:[{&quot;id&quot;:&quot;8c189b06-11a5-3235-a661-eca6c1d4de06&quot;,&quot;itemData&quot;:{&quot;type&quot;:&quot;webpage&quot;,&quot;id&quot;:&quot;8c189b06-11a5-3235-a661-eca6c1d4de06&quot;,&quot;title&quot;:&quot;The Python Tutorial — Python 3.15.1 documentation&quot;,&quot;author&quot;:[{&quot;family&quot;:&quot;Python Software Foundation&quot;,&quot;given&quot;:&quot;&quot;,&quot;parse-names&quot;:false,&quot;dropping-particle&quot;:&quot;&quot;,&quot;non-dropping-particle&quot;:&quot;&quot;}],&quot;accessed&quot;:{&quot;date-parts&quot;:[[2026,10,23]]},&quot;URL&quot;:&quot;https://docs.python.org/3/tutorial/&quot;,&quot;container-title-short&quot;:&quot;&quot;},&quot;isTemporary&quot;:false,&quot;suppress-author&quot;:false,&quot;composite&quot;:false,&quot;author-only&quot;:false}]},{&quot;citationID&quot;:&quot;MENDELEY_CITATION_11d887aa-686a-446f-a91b-078fb11b5287&quot;,&quot;properties&quot;:{&quot;noteIndex&quot;:0},&quot;isEdited&quot;:false,&quot;manualOverride&quot;:{&quot;isManuallyOverridden&quot;:true,&quot;citeprocText&quot;:&quot;(Python Software Foundation, o. J.-a)&quot;,&quot;manualOverrideText&quot;:&quot;(Python Software Foundation, o. J.-a, o. S.)&quot;},&quot;citationTag&quot;:&quot;MENDELEY_CITATION_v3_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&quot;,&quot;citationItems&quot;:[{&quot;id&quot;:&quot;9c29dd58-f9a4-3371-b5a8-33044449ba5a&quot;,&quot;itemData&quot;:{&quot;type&quot;:&quot;webpage&quot;,&quot;id&quot;:&quot;9c29dd58-f9a4-3371-b5a8-33044449ba5a&quot;,&quot;title&quot;:&quot;PyPI Docs&quot;,&quot;author&quot;:[{&quot;family&quot;:&quot;Python Software Foundation&quot;,&quot;given&quot;:&quot;&quot;,&quot;parse-names&quot;:false,&quot;dropping-particle&quot;:&quot;&quot;,&quot;non-dropping-particle&quot;:&quot;&quot;}],&quot;accessed&quot;:{&quot;date-parts&quot;:[[2026,10,23]]},&quot;URL&quot;:&quot;https://docs.pypi.org/&quot;,&quot;container-title-short&quot;:&quot;&quot;},&quot;isTemporary&quot;:false,&quot;suppress-author&quot;:false,&quot;composite&quot;:false,&quot;author-only&quot;:false}]},{&quot;citationID&quot;:&quot;MENDELEY_CITATION_6516db06-fe8c-4c7a-848e-7cfcc6de2d2a&quot;,&quot;properties&quot;:{&quot;noteIndex&quot;:0},&quot;isEdited&quot;:false,&quot;manualOverride&quot;:{&quot;isManuallyOverridden&quot;:true,&quot;citeprocText&quot;:&quot;(Mozilla, o. J.)&quot;,&quot;manualOverrideText&quot;:&quot;(Mozilla, o. J., o. S.)&quot;},&quot;citationTag&quot;:&quot;MENDELEY_CITATION_v3_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&quot;,&quot;citationItems&quot;:[{&quot;id&quot;:&quot;9462a9c7-f4bd-351d-b55e-357d8238e633&quot;,&quot;itemData&quot;:{&quot;type&quot;:&quot;webpage&quot;,&quot;id&quot;:&quot;9462a9c7-f4bd-351d-b55e-357d8238e633&quot;,&quot;title&quot;:&quot;Your first website - Learn web development | MDN&quot;,&quot;author&quot;:[{&quot;family&quot;:&quot;Mozilla&quot;,&quot;given&quot;:&quot;&quot;,&quot;parse-names&quot;:false,&quot;dropping-particle&quot;:&quot;&quot;,&quot;non-dropping-particle&quot;:&quot;&quot;}],&quot;accessed&quot;:{&quot;date-parts&quot;:[[2026,10,23]]},&quot;URL&quot;:&quot;https://developer.mozilla.org/en-US/docs/Learn_web_development/Getting_started/Your_first_website&quot;,&quot;container-title-short&quot;:&quot;&quot;},&quot;isTemporary&quot;:false,&quot;suppress-author&quot;:false,&quot;composite&quot;:false,&quot;author-only&quot;:false}]},{&quot;citationID&quot;:&quot;MENDELEY_CITATION_d3d9a0bb-e05f-40c3-914c-f48e6cdbb62d&quot;,&quot;properties&quot;:{&quot;noteIndex&quot;:0},&quot;isEdited&quot;:false,&quot;manualOverride&quot;:{&quot;isManuallyOverridden&quot;:true,&quot;citeprocText&quot;:&quot;(FastAPI, o. J.-a)&quot;,&quot;manualOverrideText&quot;:&quot;(FastAPI, o. J.-a, o. S.)&quot;},&quot;citationTag&quot;:&quot;MENDELEY_CITATION_v3_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&quot;,&quot;citationItems&quot;:[{&quot;id&quot;:&quot;7c19d580-ed68-324f-9ef1-18791d47ae24&quot;,&quot;itemData&quot;:{&quot;type&quot;:&quot;webpage&quot;,&quot;id&quot;:&quot;7c19d580-ed68-324f-9ef1-18791d47ae24&quot;,&quot;title&quot;:&quot;Features - FastAPI&quot;,&quot;author&quot;:[{&quot;family&quot;:&quot;FastAPI&quot;,&quot;given&quot;:&quot;&quot;,&quot;parse-names&quot;:false,&quot;dropping-particle&quot;:&quot;&quot;,&quot;non-dropping-particle&quot;:&quot;&quot;}],&quot;accessed&quot;:{&quot;date-parts&quot;:[[2026,10,23]]},&quot;URL&quot;:&quot;https://fastapi.tiangolo.com/features/&quot;,&quot;container-title-short&quot;:&quot;&quot;},&quot;isTemporary&quot;:false,&quot;suppress-author&quot;:false,&quot;composite&quot;:false,&quot;author-only&quot;:false}]},{&quot;citationID&quot;:&quot;MENDELEY_CITATION_ad08d4d6-640e-4d95-854a-35fe54cc690f&quot;,&quot;properties&quot;:{&quot;noteIndex&quot;:0},&quot;isEdited&quot;:false,&quot;manualOverride&quot;:{&quot;isManuallyOverridden&quot;:true,&quot;citeprocText&quot;:&quot;(Fielding et al., 2022)&quot;,&quot;manualOverrideText&quot;:&quot;(Fielding et al., 2022, S. 19)&quot;},&quot;citationTag&quot;:&quot;MENDELEY_CITATION_v3_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&quot;,&quot;citationItems&quot;:[{&quot;id&quot;:&quot;8db9b0b8-4d91-3193-b69b-a6a7405a6a9d&quot;,&quot;itemData&quot;:{&quot;type&quot;:&quot;article-journal&quot;,&quot;id&quot;:&quot;8db9b0b8-4d91-3193-b69b-a6a7405a6a9d&quot;,&quot;title&quot;:&quot;HTTP Semantics&quot;,&quot;author&quot;:[{&quot;family&quot;:&quot;Fielding&quot;,&quot;given&quot;:&quot;R.&quot;,&quot;parse-names&quot;:false,&quot;dropping-particle&quot;:&quot;&quot;,&quot;non-dropping-particle&quot;:&quot;&quot;},{&quot;family&quot;:&quot;Nottingham&quot;,&quot;given&quot;:&quot;M.&quot;,&quot;parse-names&quot;:false,&quot;dropping-particle&quot;:&quot;&quot;,&quot;non-dropping-particle&quot;:&quot;&quot;},{&quot;family&quot;:&quot;Reschke&quot;,&quot;given&quot;:&quot;J.&quot;,&quot;parse-names&quot;:false,&quot;dropping-particle&quot;:&quot;&quot;,&quot;non-dropping-particle&quot;:&quot;&quot;}],&quot;container-title&quot;:&quot;Internet Engineering Task Force (IETF)&quot;,&quot;accessed&quot;:{&quot;date-parts&quot;:[[2026,10,23]]},&quot;editor&quot;:[{&quot;family&quot;:&quot;Fielding&quot;,&quot;given&quot;:&quot;R.&quot;,&quot;parse-names&quot;:false,&quot;dropping-particle&quot;:&quot;&quot;,&quot;non-dropping-particle&quot;:&quot;&quot;},{&quot;family&quot;:&quot;Nottingham&quot;,&quot;given&quot;:&quot;M.&quot;,&quot;parse-names&quot;:false,&quot;dropping-particle&quot;:&quot;&quot;,&quot;non-dropping-particle&quot;:&quot;&quot;},{&quot;family&quot;:&quot;Reschke&quot;,&quot;given&quot;:&quot;J.&quot;,&quot;parse-names&quot;:false,&quot;dropping-particle&quot;:&quot;&quot;,&quot;non-dropping-particle&quot;:&quot;&quot;}],&quot;DOI&quot;:&quot;10.17487/RFC9110&quot;,&quot;URL&quot;:&quot;https://www.rfc-editor.org/info/rfc9110/&quot;,&quot;issued&quot;:{&quot;date-parts&quot;:[[2022,6,6]]},&quot;page&quot;:&quot;1-194&quot;,&quot;abstract&quot;:&quot;The Hypertext Transfer Protocol (HTTP) is a stateless application-level protocol for distributed, collaborative, hypertext information systems. This document describes the overall architecture of HTTP, establishes common terminology, and defines aspects of the protocol that are shared by all versions. In this definition are core protocol elements, extensibility mechanisms, and the \&quot;http\&quot; and \&quot;https\&quot; Uniform Resource Identifier (URI) schemes. This document updates RFC 3864 and obsoletes RFCs 2818, 7231, 7232, 7233, 7235, 7538, 7615, 7694, and portions of 7230.&quot;,&quot;container-title-short&quot;:&quot;&quot;},&quot;isTemporary&quot;:false,&quot;suppress-author&quot;:false,&quot;composite&quot;:false,&quot;author-only&quot;:false}]},{&quot;citationID&quot;:&quot;MENDELEY_CITATION_98a7f26f-5986-4bc4-89ea-ec9994122716&quot;,&quot;properties&quot;:{&quot;noteIndex&quot;:0},&quot;isEdited&quot;:false,&quot;manualOverride&quot;:{&quot;isManuallyOverridden&quot;:true,&quot;citeprocText&quot;:&quot;(Fette &amp;#38; Melnikov, 2011)&quot;,&quot;manualOverrideText&quot;:&quot;(Fette &amp; Melnikov, 2011, S. 5)&quot;},&quot;citationTag&quot;:&quot;MENDELEY_CITATION_v3_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&quot;,&quot;citationItems&quot;:[{&quot;id&quot;:&quot;d53c18b4-388f-32bb-b3c9-69faf2ea45f7&quot;,&quot;itemData&quot;:{&quot;type&quot;:&quot;article-journal&quot;,&quot;id&quot;:&quot;d53c18b4-388f-32bb-b3c9-69faf2ea45f7&quot;,&quot;title&quot;:&quot;The WebSocket Protocol&quot;,&quot;author&quot;:[{&quot;family&quot;:&quot;Fette&quot;,&quot;given&quot;:&quot;I.&quot;,&quot;parse-names&quot;:false,&quot;dropping-particle&quot;:&quot;&quot;,&quot;non-dropping-particle&quot;:&quot;&quot;},{&quot;family&quot;:&quot;Melnikov&quot;,&quot;given&quot;:&quot;A.&quot;,&quot;parse-names&quot;:false,&quot;dropping-particle&quot;:&quot;&quot;,&quot;non-dropping-particle&quot;:&quot;&quot;}],&quot;container-title&quot;:&quot;Internet Engineering Task Force (IETF)&quot;,&quot;accessed&quot;:{&quot;date-parts&quot;:[[2026,10,23]]},&quot;DOI&quot;:&quot;10.17487/RFC6455&quot;,&quot;URL&quot;:&quot;https://www.rfc-editor.org/info/rfc6455/&quot;,&quot;issued&quot;:{&quot;date-parts&quot;:[[2011,12,11]]},&quot;page&quot;:&quot;1-69&quot;,&quot;container-title-short&quot;:&quot;&quot;},&quot;isTemporary&quot;:false,&quot;suppress-author&quot;:false,&quot;composite&quot;:false,&quot;author-only&quot;:false}]},{&quot;citationID&quot;:&quot;MENDELEY_CITATION_1dfca850-62e4-4eec-a676-6d078eae6fc8&quot;,&quot;properties&quot;:{&quot;noteIndex&quot;:0},&quot;isEdited&quot;:false,&quot;manualOverride&quot;:{&quot;isManuallyOverridden&quot;:true,&quot;citeprocText&quot;:&quot;(Bray, 2017)&quot;,&quot;manualOverrideText&quot;:&quot;(Bray, 2017, S. 1)&quot;},&quot;citationTag&quot;:&quot;MENDELEY_CITATION_v3_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&quot;,&quot;citationItems&quot;:[{&quot;id&quot;:&quot;47433fc7-55d8-385d-a5ea-999ebad69823&quot;,&quot;itemData&quot;:{&quot;type&quot;:&quot;article-journal&quot;,&quot;id&quot;:&quot;47433fc7-55d8-385d-a5ea-999ebad69823&quot;,&quot;title&quot;:&quot;The JavaScript Object Notation (JSON) Data Interchange Format&quot;,&quot;author&quot;:[{&quot;family&quot;:&quot;Bray&quot;,&quot;given&quot;:&quot;T.&quot;,&quot;parse-names&quot;:false,&quot;dropping-particle&quot;:&quot;&quot;,&quot;non-dropping-particle&quot;:&quot;&quot;}],&quot;container-title&quot;:&quot;Internet Engineering Task Force (IETF)&quot;,&quot;accessed&quot;:{&quot;date-parts&quot;:[[2026,10,23]]},&quot;editor&quot;:[{&quot;family&quot;:&quot;Bray&quot;,&quot;given&quot;:&quot;T.&quot;,&quot;parse-names&quot;:false,&quot;dropping-particle&quot;:&quot;&quot;,&quot;non-dropping-particle&quot;:&quot;&quot;}],&quot;DOI&quot;:&quot;10.17487/RFC8259&quot;,&quot;URL&quot;:&quot;https://www.rfc-editor.org/info/rfc8259/&quot;,&quot;issued&quot;:{&quot;date-parts&quot;:[[2017,12,13]]},&quot;page&quot;:&quot;1-15&quot;,&quot;container-title-short&quot;:&quot;&quot;},&quot;isTemporary&quot;:false,&quot;suppress-author&quot;:false,&quot;composite&quot;:false,&quot;author-only&quot;:false}]},{&quot;citationID&quot;:&quot;MENDELEY_CITATION_63f5c9cf-5323-45ff-a9f0-1bba17173e5e&quot;,&quot;properties&quot;:{&quot;noteIndex&quot;:0},&quot;isEdited&quot;:false,&quot;manualOverride&quot;:{&quot;isManuallyOverridden&quot;:true,&quot;citeprocText&quot;:&quot;(FastAPI, o. J.-c)&quot;,&quot;manualOverrideText&quot;:&quot;(FastAPI, o. J.-c, o. S.)&quot;},&quot;citationTag&quot;:&quot;MENDELEY_CITATION_v3_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&quot;,&quot;citationItems&quot;:[{&quot;id&quot;:&quot;b9021c3d-be76-3502-afb8-2e5fd1c36b1d&quot;,&quot;itemData&quot;:{&quot;type&quot;:&quot;webpage&quot;,&quot;id&quot;:&quot;b9021c3d-be76-3502-afb8-2e5fd1c36b1d&quot;,&quot;title&quot;:&quot;WebSockets - FastAPI&quot;,&quot;author&quot;:[{&quot;family&quot;:&quot;FastAPI&quot;,&quot;given&quot;:&quot;&quot;,&quot;parse-names&quot;:false,&quot;dropping-particle&quot;:&quot;&quot;,&quot;non-dropping-particle&quot;:&quot;&quot;}],&quot;accessed&quot;:{&quot;date-parts&quot;:[[2026,10,23]]},&quot;URL&quot;:&quot;https://fastapi.tiangolo.com/advanced/websockets/&quot;,&quot;container-title-short&quot;:&quot;&quot;},&quot;isTemporary&quot;:false,&quot;suppress-author&quot;:false,&quot;composite&quot;:false,&quot;author-only&quot;:false}]},{&quot;citationID&quot;:&quot;MENDELEY_CITATION_b1dadd73-3058-4668-aea6-4c3c55bad2a7&quot;,&quot;properties&quot;:{&quot;noteIndex&quot;:0},&quot;isEdited&quot;:false,&quot;manualOverride&quot;:{&quot;isManuallyOverridden&quot;:true,&quot;citeprocText&quot;:&quot;(FastAPI, o. J.-b)&quot;,&quot;manualOverrideText&quot;:&quot;(FastAPI, o. J.-b, o. S.)&quot;},&quot;citationTag&quot;:&quot;MENDELEY_CITATION_v3_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&quot;,&quot;citationItems&quot;:[{&quot;id&quot;:&quot;141b6e66-42d3-3da5-a24c-02d31058101a&quot;,&quot;itemData&quot;:{&quot;type&quot;:&quot;webpage&quot;,&quot;id&quot;:&quot;141b6e66-42d3-3da5-a24c-02d31058101a&quot;,&quot;title&quot;:&quot;Run a Server Manually - FastAPI&quot;,&quot;author&quot;:[{&quot;family&quot;:&quot;FastAPI&quot;,&quot;given&quot;:&quot;&quot;,&quot;parse-names&quot;:false,&quot;dropping-particle&quot;:&quot;&quot;,&quot;non-dropping-particle&quot;:&quot;&quot;}],&quot;accessed&quot;:{&quot;date-parts&quot;:[[2026,10,23]]},&quot;URL&quot;:&quot;https://fastapi.tiangolo.com/deployment/manually/#use-the-fastapi-run-command&quot;,&quot;container-title-short&quot;:&quot;&quot;},&quot;isTemporary&quot;:false,&quot;suppress-author&quot;:false,&quot;composite&quot;:false,&quot;author-only&quot;:false}]},{&quot;citationID&quot;:&quot;MENDELEY_CITATION_b395af4a-a428-4734-80cd-f67501c2c6c8&quot;,&quot;properties&quot;:{&quot;noteIndex&quot;:0},&quot;isEdited&quot;:false,&quot;manualOverride&quot;:{&quot;isManuallyOverridden&quot;:true,&quot;citeprocText&quot;:&quot;(pytest.org, o. J.)&quot;,&quot;manualOverrideText&quot;:&quot;(pytest.org, o. J., o. S.)&quot;},&quot;citationTag&quot;:&quot;MENDELEY_CITATION_v3_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&quot;,&quot;citationItems&quot;:[{&quot;id&quot;:&quot;5c6b37f7-f573-3ef6-bb35-da0a35e08dd4&quot;,&quot;itemData&quot;:{&quot;type&quot;:&quot;webpage&quot;,&quot;id&quot;:&quot;5c6b37f7-f573-3ef6-bb35-da0a35e08dd4&quot;,&quot;title&quot;:&quot;pytest documentation&quot;,&quot;author&quot;:[{&quot;family&quot;:&quot;pytest.org&quot;,&quot;given&quot;:&quot;&quot;,&quot;parse-names&quot;:false,&quot;dropping-particle&quot;:&quot;&quot;,&quot;non-dropping-particle&quot;:&quot;&quot;}],&quot;accessed&quot;:{&quot;date-parts&quot;:[[2026,10,23]]},&quot;URL&quot;:&quot;https://docs.pytest.org/en/latest/&quot;,&quot;container-title-short&quot;:&quot;&quot;},&quot;isTemporary&quot;:false,&quot;suppress-author&quot;:false,&quot;composite&quot;:false,&quot;author-only&quot;:false}]},{&quot;citationID&quot;:&quot;MENDELEY_CITATION_8eef7cd7-fe1b-45c0-a5f7-0ce6fb701866&quot;,&quot;properties&quot;:{&quot;noteIndex&quot;:0},&quot;isEdited&quot;:false,&quot;manualOverride&quot;:{&quot;isManuallyOverridden&quot;:true,&quot;citeprocText&quot;:&quot;(JetBrains, o. J.-b)&quot;,&quot;manualOverrideText&quot;:&quot;(JetBrains, o. J.-b, o. S.)&quot;},&quot;citationTag&quot;:&quot;MENDELEY_CITATION_v3_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&quot;,&quot;citationItems&quot;:[{&quot;id&quot;:&quot;fee59bbc-a377-328e-a4cc-a865b3a9bde0&quot;,&quot;itemData&quot;:{&quot;type&quot;:&quot;webpage&quot;,&quot;id&quot;:&quot;fee59bbc-a377-328e-a4cc-a865b3a9bde0&quot;,&quot;title&quot;:&quot;Quick start guide | PyCharm Documentation&quot;,&quot;author&quot;:[{&quot;family&quot;:&quot;JetBrains&quot;,&quot;given&quot;:&quot;&quot;,&quot;parse-names&quot;:false,&quot;dropping-particle&quot;:&quot;&quot;,&quot;non-dropping-particle&quot;:&quot;&quot;}],&quot;accessed&quot;:{&quot;date-parts&quot;:[[2026,10,23]]},&quot;URL&quot;:&quot;https://www.jetbrains.com/help/pycharm/quick-start-guide.html&quot;,&quot;container-title-short&quot;:&quot;&quot;},&quot;isTemporary&quot;:false,&quot;suppress-author&quot;:false,&quot;composite&quot;:false,&quot;author-only&quot;:false}]},{&quot;citationID&quot;:&quot;MENDELEY_CITATION_ee230700-69df-4655-9ba5-5cbc6b732807&quot;,&quot;properties&quot;:{&quot;noteIndex&quot;:0},&quot;isEdited&quot;:false,&quot;manualOverride&quot;:{&quot;isManuallyOverridden&quot;:true,&quot;citeprocText&quot;:&quot;(JetBrains, o. J.-a)&quot;,&quot;manualOverrideText&quot;:&quot;(JetBrains, o. J.-a, o. S.)&quot;},&quot;citationTag&quot;:&quot;MENDELEY_CITATION_v3_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&quot;,&quot;citationItems&quot;:[{&quot;id&quot;:&quot;4e68886c-5eb3-3f8b-af00-f58e7e322fbc&quot;,&quot;itemData&quot;:{&quot;type&quot;:&quot;webpage&quot;,&quot;id&quot;:&quot;4e68886c-5eb3-3f8b-af00-f58e7e322fbc&quot;,&quot;title&quot;:&quot;AI Assistant in JetBrains IDEs | PyCharm Documentation&quot;,&quot;author&quot;:[{&quot;family&quot;:&quot;JetBrains&quot;,&quot;given&quot;:&quot;&quot;,&quot;parse-names&quot;:false,&quot;dropping-particle&quot;:&quot;&quot;,&quot;non-dropping-particle&quot;:&quot;&quot;}],&quot;accessed&quot;:{&quot;date-parts&quot;:[[2026,10,26]]},&quot;URL&quot;:&quot;https://www.jetbrains.com/help/pycharm/ai-assistant-in-jetbrains-ides.html&quot;,&quot;container-title-short&quot;:&quot;&quot;},&quot;isTemporary&quot;:false,&quot;suppress-author&quot;:false,&quot;composite&quot;:false,&quot;author-only&quot;:false}]},{&quot;citationID&quot;:&quot;MENDELEY_CITATION_816812a2-27ed-4c08-b8d5-47ab6cdae22a&quot;,&quot;properties&quot;:{&quot;noteIndex&quot;:0},&quot;isEdited&quot;:false,&quot;manualOverride&quot;:{&quot;isManuallyOverridden&quot;:true,&quot;citeprocText&quot;:&quot;(OpenAI, o. J.)&quot;,&quot;manualOverrideText&quot;:&quot;(OpenAI, o. J., o. S.)&quot;},&quot;citationTag&quot;:&quot;MENDELEY_CITATION_v3_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&quot;,&quot;citationItems&quot;:[{&quot;id&quot;:&quot;b3ff5a6a-0b59-35a3-a78b-a357e42da307&quot;,&quot;itemData&quot;:{&quot;type&quot;:&quot;webpage&quot;,&quot;id&quot;:&quot;b3ff5a6a-0b59-35a3-a78b-a357e42da307&quot;,&quot;title&quot;:&quot;Images in ChatGPT&quot;,&quot;author&quot;:[{&quot;family&quot;:&quot;OpenAI&quot;,&quot;given&quot;:&quot;&quot;,&quot;parse-names&quot;:false,&quot;dropping-particle&quot;:&quot;&quot;,&quot;non-dropping-particle&quot;:&quot;&quot;}],&quot;accessed&quot;:{&quot;date-parts&quot;:[[2026,10,29]]},&quot;URL&quot;:&quot;https://help.openai.com/en/articles/11084440-images-in-chatgpt&quot;,&quot;container-title-short&quot;:&quot;&quot;},&quot;isTemporary&quot;:false,&quot;suppress-author&quot;:false,&quot;composite&quot;:false,&quot;author-only&quot;:false}]},{&quot;citationID&quot;:&quot;MENDELEY_CITATION_1b02ac95-f1c9-4fe4-8f0a-c76d39f41629&quot;,&quot;properties&quot;:{&quot;noteIndex&quot;:0},&quot;isEdited&quot;:false,&quot;manualOverride&quot;:{&quot;isManuallyOverridden&quot;:true,&quot;citeprocText&quot;:&quot;(Git, o. J.)&quot;,&quot;manualOverrideText&quot;:&quot;(Git, o. J., o. S.)&quot;},&quot;citationTag&quot;:&quot;MENDELEY_CITATION_v3_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&quot;,&quot;citationItems&quot;:[{&quot;id&quot;:&quot;71125a4b-ecdb-3f1f-a665-08bc70283e61&quot;,&quot;itemData&quot;:{&quot;type&quot;:&quot;webpage&quot;,&quot;id&quot;:&quot;71125a4b-ecdb-3f1f-a665-08bc70283e61&quot;,&quot;title&quot;:&quot;Git - user-manual Documentation&quot;,&quot;author&quot;:[{&quot;family&quot;:&quot;Git&quot;,&quot;given&quot;:&quot;&quot;,&quot;parse-names&quot;:false,&quot;dropping-particle&quot;:&quot;&quot;,&quot;non-dropping-particle&quot;:&quot;&quot;}],&quot;accessed&quot;:{&quot;date-parts&quot;:[[2026,10,23]]},&quot;URL&quot;:&quot;https://git-scm.com/docs/user-manual&quot;,&quot;container-title-short&quot;:&quot;&quot;},&quot;isTemporary&quot;:false,&quot;suppress-author&quot;:false,&quot;composite&quot;:false,&quot;author-only&quot;:false}]},{&quot;citationID&quot;:&quot;MENDELEY_CITATION_42624d12-8775-459f-b56d-def38a0aff29&quot;,&quot;properties&quot;:{&quot;noteIndex&quot;:0},&quot;isEdited&quot;:false,&quot;manualOverride&quot;:{&quot;isManuallyOverridden&quot;:true,&quot;citeprocText&quot;:&quot;(GitHub, o. J.)&quot;,&quot;manualOverrideText&quot;:&quot;(GitHub, o. J., o. S.)&quot;},&quot;citationTag&quot;:&quot;MENDELEY_CITATION_v3_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&quot;,&quot;citationItems&quot;:[{&quot;id&quot;:&quot;ac17a524-a399-3495-abc1-8a615fefd92d&quot;,&quot;itemData&quot;:{&quot;type&quot;:&quot;webpage&quot;,&quot;id&quot;:&quot;ac17a524-a399-3495-abc1-8a615fefd92d&quot;,&quot;title&quot;:&quot;About repositories - GitHub Docs&quot;,&quot;author&quot;:[{&quot;family&quot;:&quot;GitHub&quot;,&quot;given&quot;:&quot;&quot;,&quot;parse-names&quot;:false,&quot;dropping-particle&quot;:&quot;&quot;,&quot;non-dropping-particle&quot;:&quot;&quot;}],&quot;accessed&quot;:{&quot;date-parts&quot;:[[2026,10,23]]},&quot;URL&quot;:&quot;https://docs.github.com/en/repositories/creating-and-managing-repositories/about-repositories&quot;,&quot;container-title-short&quot;:&quot;&quot;},&quot;isTemporary&quot;:false,&quot;suppress-author&quot;:false,&quot;composite&quot;:false,&quot;author-only&quot;:false}]},{&quot;citationID&quot;:&quot;MENDELEY_CITATION_fa0aa8f6-1bb3-4960-a9e3-d6cd903524c3&quot;,&quot;properties&quot;:{&quot;noteIndex&quot;:0},&quot;isEdited&quot;:false,&quot;manualOverride&quot;:{&quot;isManuallyOverridden&quot;:true,&quot;citeprocText&quot;:&quot;(PlantUML, o. J.)&quot;,&quot;manualOverrideText&quot;:&quot;(PlantUML, o. J., o. S.)&quot;},&quot;citationTag&quot;:&quot;MENDELEY_CITATION_v3_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&quot;,&quot;citationItems&quot;:[{&quot;id&quot;:&quot;0b3a7e80-98d3-3710-92d2-a320ee189225&quot;,&quot;itemData&quot;:{&quot;type&quot;:&quot;webpage&quot;,&quot;id&quot;:&quot;0b3a7e80-98d3-3710-92d2-a320ee189225&quot;,&quot;title&quot;:&quot;Open-Source-Tool, das einfache Textbeschreibungen verwendet UML-Diagramme zu zeichnen.&quot;,&quot;author&quot;:[{&quot;family&quot;:&quot;PlantUML&quot;,&quot;given&quot;:&quot;&quot;,&quot;parse-names&quot;:false,&quot;dropping-particle&quot;:&quot;&quot;,&quot;non-dropping-particle&quot;:&quot;&quot;}],&quot;accessed&quot;:{&quot;date-parts&quot;:[[2026,10,23]]},&quot;URL&quot;:&quot;https://plantuml.com/de/&quot;,&quot;container-title-short&quot;:&quot;&quot;},&quot;isTemporary&quot;:false,&quot;suppress-author&quot;:false,&quot;composite&quot;:false,&quot;author-only&quot;:false}]},{&quot;citationID&quot;:&quot;MENDELEY_CITATION_10821b9d-2123-43e5-83f3-93c46597c303&quot;,&quot;properties&quot;:{&quot;noteIndex&quot;:0},&quot;isEdited&quot;:false,&quot;manualOverride&quot;:{&quot;isManuallyOverridden&quot;:true,&quot;citeprocText&quot;:&quot;(Balsamiq, o. J.)&quot;,&quot;manualOverrideText&quot;:&quot;(Balsamiq, o. J., o. S.)&quot;},&quot;citationTag&quot;:&quot;MENDELEY_CITATION_v3_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&quot;,&quot;citationItems&quot;:[{&quot;id&quot;:&quot;cf7d5da3-1cb2-3a7b-8436-b53046bcfedd&quot;,&quot;itemData&quot;:{&quot;type&quot;:&quot;webpage&quot;,&quot;id&quot;:&quot;cf7d5da3-1cb2-3a7b-8436-b53046bcfedd&quot;,&quot;title&quot;:&quot;What is Balsamiq? Low-fidelity wireframing tool - Balsamiq Help Center&quot;,&quot;author&quot;:[{&quot;family&quot;:&quot;Balsamiq&quot;,&quot;given&quot;:&quot;&quot;,&quot;parse-names&quot;:false,&quot;dropping-particle&quot;:&quot;&quot;,&quot;non-dropping-particle&quot;:&quot;&quot;}],&quot;accessed&quot;:{&quot;date-parts&quot;:[[2026,10,23]]},&quot;URL&quot;:&quot;https://balsamiq.com/support/getting-started/what-is-balsamiq/&quot;,&quot;container-title-short&quot;:&quot;&quot;},&quot;isTemporary&quot;:false,&quot;suppress-author&quot;:false,&quot;composite&quot;:false,&quot;author-only&quot;:false}]},{&quot;citationID&quot;:&quot;MENDELEY_CITATION_a2a4cf2a-b414-4044-8857-8e9f78917fe4&quot;,&quot;properties&quot;:{&quot;noteIndex&quot;:0},&quot;isEdited&quot;:false,&quot;manualOverride&quot;:{&quot;isManuallyOverridden&quot;:true,&quot;citeprocText&quot;:&quot;(Salah et al., 2016)&quot;,&quot;manualOverrideText&quot;:&quot;(Salah et al., 2016, S. 319)&quot;},&quot;citationTag&quot;:&quot;MENDELEY_CITATION_v3_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&quot;,&quot;citationItems&quot;:[{&quot;id&quot;:&quot;ec245943-df0c-36c7-9922-075934d17f62&quot;,&quot;itemData&quot;:{&quot;type&quot;:&quot;paper-conference&quot;,&quot;id&quot;:&quot;ec245943-df0c-36c7-9922-075934d17f62&quot;,&quot;title&quot;:&quot;The evolution of distributed systems towards microservices architecture&quot;,&quot;author&quot;:[{&quot;family&quot;:&quot;Salah&quot;,&quot;given&quot;:&quot;Tasneem&quot;,&quot;parse-names&quot;:false,&quot;dropping-particle&quot;:&quot;&quot;,&quot;non-dropping-particle&quot;:&quot;&quot;},{&quot;family&quot;:&quot;Jamal Zemerly&quot;,&quot;given&quot;:&quot;M.&quot;,&quot;parse-names&quot;:false,&quot;dropping-particle&quot;:&quot;&quot;,&quot;non-dropping-particle&quot;:&quot;&quot;},{&quot;family&quot;:&quot;Chan Yeob Yeun&quot;,&quot;given&quot;:&quot;&quot;,&quot;parse-names&quot;:false,&quot;dropping-particle&quot;:&quot;&quot;,&quot;non-dropping-particle&quot;:&quot;&quot;},{&quot;family&quot;:&quot;Al-Qutayri&quot;,&quot;given&quot;:&quot;Mahmoud&quot;,&quot;parse-names&quot;:false,&quot;dropping-particle&quot;:&quot;&quot;,&quot;non-dropping-particle&quot;:&quot;&quot;},{&quot;family&quot;:&quot;Al-Hammadi&quot;,&quot;given&quot;:&quot;Yousof&quot;,&quot;parse-names&quot;:false,&quot;dropping-particle&quot;:&quot;&quot;,&quot;non-dropping-particle&quot;:&quot;&quot;}],&quot;container-title&quot;:&quot;2016 11th International Conference for Internet Technology and Secured Transactions (ICITST)&quot;,&quot;accessed&quot;:{&quot;date-parts&quot;:[[2026,10,23]]},&quot;DOI&quot;:&quot;10.1109/ICITST.2016.7856721&quot;,&quot;ISBN&quot;:&quot;978-1-908320-73-5&quot;,&quot;URL&quot;:&quot;http://ieeexplore.ieee.org/document/7856721/&quot;,&quot;issued&quot;:{&quot;date-parts&quot;:[[2016,12,14]]},&quot;page&quot;:&quot;318-325&quot;,&quot;abstract&quot;:&quot;Applications developed to fulfil distributed systems needs have been growing rapidly. Major evolutions have happened beginning with basic architecture relying on initiated request by a client to a processing side referred to as the server. Such architectures were not enough to cope up with the fast ever-increasing number of requests and need to utilize network bandwidth. Mobile agents attempted to overcome such drawbacks but did cope up for so long with the growing technology platforms. Service Oriented Architecture (SOA) then evolved to be one of the most successful representations of the client-server architecture with an added business value that provides reusable and loosely coupled services. SOA did not meet customers and business expectations as it was still relying on monolithic systems. Resilience, scalability, fast software delivery and the use of fewer resources are highly desirable features. Microservices architecture came to fulfil those expectations of system development, yet it comes with many challenges. This paper illustrates how distributed systems evolved from the traditional client-server model to the recently proposed microservices architecture. All architectures are reviewed containing brief definitions, some related work and reasoning of why they had to evolve. A feature comparison of all architectures is also provided.&quot;,&quot;publisher&quot;:&quot;IEEE&quot;,&quot;container-title-short&quot;:&quot;&quot;},&quot;isTemporary&quot;:false,&quot;suppress-author&quot;:false,&quot;composite&quot;:false,&quot;author-only&quot;:false}]},{&quot;citationID&quot;:&quot;MENDELEY_CITATION_c811b368-1e12-4f21-a0bc-fb8f1c692b2c&quot;,&quot;properties&quot;:{&quot;noteIndex&quot;:0},&quot;isEdited&quot;:false,&quot;manualOverride&quot;:{&quot;isManuallyOverridden&quot;:true,&quot;citeprocText&quot;:&quot;(Garlan &amp;#38; Shaw, 1993)&quot;,&quot;manualOverrideText&quot;:&quot;(Garlan &amp; Shaw, 1993, S. 9-11)&quot;},&quot;citationTag&quot;:&quot;MENDELEY_CITATION_v3_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&quot;,&quot;citationItems&quot;:[{&quot;id&quot;:&quot;a434cd37-7fbd-3bad-925b-e982d050a889&quot;,&quot;itemData&quot;:{&quot;type&quot;:&quot;chapter&quot;,&quot;id&quot;:&quot;a434cd37-7fbd-3bad-925b-e982d050a889&quot;,&quot;title&quot;:&quot;AN INTRODUCTION TO SOFTWARE ARCHITECTURE&quot;,&quot;author&quot;:[{&quot;family&quot;:&quot;Garlan&quot;,&quot;given&quot;:&quot;David&quot;,&quot;parse-names&quot;:false,&quot;dropping-particle&quot;:&quot;&quot;,&quot;non-dropping-particle&quot;:&quot;&quot;},{&quot;family&quot;:&quot;Shaw&quot;,&quot;given&quot;:&quot;Mary&quot;,&quot;parse-names&quot;:false,&quot;dropping-particle&quot;:&quot;&quot;,&quot;non-dropping-particle&quot;:&quot;&quot;}],&quot;accessed&quot;:{&quot;date-parts&quot;:[[2026,10,23]]},&quot;DOI&quot;:&quot;10.1142/9789812798039_0001&quot;,&quot;URL&quot;:&quot;http://www.worldscientific.com/doi/abs/10.1142/9789812798039_0001&quot;,&quot;issued&quot;:{&quot;date-parts&quot;:[[1993,12]]},&quot;page&quot;:&quot;1-39&quot;,&quot;container-title-short&quot;:&quot;&quot;},&quot;isTemporary&quot;:false,&quot;suppress-author&quot;:false,&quot;composite&quot;:false,&quot;author-only&quot;:false}]}]"/>
     <we:property name="MENDELEY_CITATIONS_LOCALE_CODE" value="&quot;de-DE&quot;"/>
     <we:property name="MENDELEY_CITATIONS_STYLE" value="{&quot;id&quot;:&quot;https://www.zotero.org/styles/apa&quot;,&quot;title&quot;:&quot;APA Style 7th edition&quot;,&quot;format&quot;:&quot;author-date&quot;,&quot;defaultLocale&quot;:null,&quot;isLocaleCodeValid&quot;:true}"/>
   </we:properties>

--- a/docs/phase 2/Architekturdokument.docx
+++ b/docs/phase 2/Architekturdokument.docx
@@ -96,15 +96,7 @@
         <w:jc w:val="center"/>
       </w:pPr>
       <w:r>
-        <w:t xml:space="preserve">Projekt: </w:t>
-      </w:r>
-      <w:proofErr w:type="gramStart"/>
-      <w:r>
-        <w:t>Software Engineering</w:t>
-      </w:r>
-      <w:proofErr w:type="gramEnd"/>
-      <w:r>
-        <w:t xml:space="preserve"> </w:t>
+        <w:t xml:space="preserve">Projekt: Software Engineering </w:t>
       </w:r>
     </w:p>
     <w:p>
@@ -298,7 +290,7 @@
         <w:rPr>
           <w:rFonts w:cs="Arial"/>
         </w:rPr>
-        <w:t>xx</w:t>
+        <w:t>30</w:t>
       </w:r>
       <w:r>
         <w:rPr>
@@ -416,7 +408,7 @@
             </w:rPr>
             <w:fldChar w:fldCharType="separate"/>
           </w:r>
-          <w:hyperlink w:anchor="_Toc244175616" w:history="1">
+          <w:hyperlink w:anchor="_Toc244261637" w:history="1">
             <w:r>
               <w:rPr>
                 <w:rStyle w:val="Hyperlink"/>
@@ -444,7 +436,7 @@
                 <w:noProof/>
                 <w:webHidden/>
               </w:rPr>
-              <w:instrText xml:space="preserve"> PAGEREF _Toc244175616 \h </w:instrText>
+              <w:instrText xml:space="preserve"> PAGEREF _Toc244261637 \h </w:instrText>
             </w:r>
             <w:r>
               <w:rPr>
@@ -486,14 +478,14 @@
               <w:lang w:eastAsia="de-DE"/>
             </w:rPr>
           </w:pPr>
-          <w:hyperlink w:anchor="_Toc244175617" w:history="1">
+          <w:hyperlink w:anchor="_Toc244261638" w:history="1">
             <w:r>
               <w:rPr>
                 <w:rStyle w:val="Hyperlink"/>
                 <w:rFonts w:cs="Arial"/>
                 <w:noProof/>
               </w:rPr>
-              <w:t>Tabellenverzeichnis</w:t>
+              <w:t>Abkürzungsverzeichnis</w:t>
             </w:r>
             <w:r>
               <w:rPr>
@@ -514,7 +506,7 @@
                 <w:noProof/>
                 <w:webHidden/>
               </w:rPr>
-              <w:instrText xml:space="preserve"> PAGEREF _Toc244175617 \h </w:instrText>
+              <w:instrText xml:space="preserve"> PAGEREF _Toc244261638 \h </w:instrText>
             </w:r>
             <w:r>
               <w:rPr>
@@ -556,14 +548,13 @@
               <w:lang w:eastAsia="de-DE"/>
             </w:rPr>
           </w:pPr>
-          <w:hyperlink w:anchor="_Toc244175618" w:history="1">
+          <w:hyperlink w:anchor="_Toc244261639" w:history="1">
             <w:r>
               <w:rPr>
                 <w:rStyle w:val="Hyperlink"/>
-                <w:rFonts w:cs="Arial"/>
-                <w:noProof/>
-              </w:rPr>
-              <w:t>Abkürzungsverzeichnis</w:t>
+                <w:noProof/>
+              </w:rPr>
+              <w:t>1. Einleitung</w:t>
             </w:r>
             <w:r>
               <w:rPr>
@@ -584,7 +575,7 @@
                 <w:noProof/>
                 <w:webHidden/>
               </w:rPr>
-              <w:instrText xml:space="preserve"> PAGEREF _Toc244175618 \h </w:instrText>
+              <w:instrText xml:space="preserve"> PAGEREF _Toc244261639 \h </w:instrText>
             </w:r>
             <w:r>
               <w:rPr>
@@ -604,7 +595,7 @@
                 <w:noProof/>
                 <w:webHidden/>
               </w:rPr>
-              <w:t>V</w:t>
+              <w:t>1</w:t>
             </w:r>
             <w:r>
               <w:rPr>
@@ -626,76 +617,7 @@
               <w:lang w:eastAsia="de-DE"/>
             </w:rPr>
           </w:pPr>
-          <w:hyperlink w:anchor="_Toc244175619" w:history="1">
-            <w:r>
-              <w:rPr>
-                <w:rStyle w:val="Hyperlink"/>
-                <w:noProof/>
-              </w:rPr>
-              <w:t>1. Einleitung</w:t>
-            </w:r>
-            <w:r>
-              <w:rPr>
-                <w:noProof/>
-                <w:webHidden/>
-              </w:rPr>
-              <w:tab/>
-            </w:r>
-            <w:r>
-              <w:rPr>
-                <w:noProof/>
-                <w:webHidden/>
-              </w:rPr>
-              <w:fldChar w:fldCharType="begin"/>
-            </w:r>
-            <w:r>
-              <w:rPr>
-                <w:noProof/>
-                <w:webHidden/>
-              </w:rPr>
-              <w:instrText xml:space="preserve"> PAGEREF _Toc244175619 \h </w:instrText>
-            </w:r>
-            <w:r>
-              <w:rPr>
-                <w:noProof/>
-                <w:webHidden/>
-              </w:rPr>
-            </w:r>
-            <w:r>
-              <w:rPr>
-                <w:noProof/>
-                <w:webHidden/>
-              </w:rPr>
-              <w:fldChar w:fldCharType="separate"/>
-            </w:r>
-            <w:r>
-              <w:rPr>
-                <w:noProof/>
-                <w:webHidden/>
-              </w:rPr>
-              <w:t>1</w:t>
-            </w:r>
-            <w:r>
-              <w:rPr>
-                <w:noProof/>
-                <w:webHidden/>
-              </w:rPr>
-              <w:fldChar w:fldCharType="end"/>
-            </w:r>
-          </w:hyperlink>
-        </w:p>
-        <w:p>
-          <w:pPr>
-            <w:pStyle w:val="Verzeichnis1"/>
-            <w:rPr>
-              <w:rFonts w:asciiTheme="minorHAnsi" w:eastAsiaTheme="minorEastAsia" w:hAnsiTheme="minorHAnsi"/>
-              <w:noProof/>
-              <w:sz w:val="24"/>
-              <w:szCs w:val="24"/>
-              <w:lang w:eastAsia="de-DE"/>
-            </w:rPr>
-          </w:pPr>
-          <w:hyperlink w:anchor="_Toc244175620" w:history="1">
+          <w:hyperlink w:anchor="_Toc244261640" w:history="1">
             <w:r>
               <w:rPr>
                 <w:rStyle w:val="Hyperlink"/>
@@ -723,7 +645,7 @@
                 <w:noProof/>
                 <w:webHidden/>
               </w:rPr>
-              <w:instrText xml:space="preserve"> PAGEREF _Toc244175620 \h </w:instrText>
+              <w:instrText xml:space="preserve"> PAGEREF _Toc244261640 \h </w:instrText>
             </w:r>
             <w:r>
               <w:rPr>
@@ -768,7 +690,7 @@
               <w:lang w:eastAsia="de-DE"/>
             </w:rPr>
           </w:pPr>
-          <w:hyperlink w:anchor="_Toc244175621" w:history="1">
+          <w:hyperlink w:anchor="_Toc244261641" w:history="1">
             <w:r>
               <w:rPr>
                 <w:rStyle w:val="Hyperlink"/>
@@ -795,7 +717,7 @@
                 <w:noProof/>
                 <w:webHidden/>
               </w:rPr>
-              <w:instrText xml:space="preserve"> PAGEREF _Toc244175621 \h </w:instrText>
+              <w:instrText xml:space="preserve"> PAGEREF _Toc244261641 \h </w:instrText>
             </w:r>
             <w:r>
               <w:rPr>
@@ -840,7 +762,7 @@
               <w:lang w:eastAsia="de-DE"/>
             </w:rPr>
           </w:pPr>
-          <w:hyperlink w:anchor="_Toc244175622" w:history="1">
+          <w:hyperlink w:anchor="_Toc244261642" w:history="1">
             <w:r>
               <w:rPr>
                 <w:rStyle w:val="Hyperlink"/>
@@ -867,7 +789,7 @@
                 <w:noProof/>
                 <w:webHidden/>
               </w:rPr>
-              <w:instrText xml:space="preserve"> PAGEREF _Toc244175622 \h </w:instrText>
+              <w:instrText xml:space="preserve"> PAGEREF _Toc244261642 \h </w:instrText>
             </w:r>
             <w:r>
               <w:rPr>
@@ -912,7 +834,7 @@
               <w:lang w:eastAsia="de-DE"/>
             </w:rPr>
           </w:pPr>
-          <w:hyperlink w:anchor="_Toc244175623" w:history="1">
+          <w:hyperlink w:anchor="_Toc244261643" w:history="1">
             <w:r>
               <w:rPr>
                 <w:rStyle w:val="Hyperlink"/>
@@ -939,7 +861,7 @@
                 <w:noProof/>
                 <w:webHidden/>
               </w:rPr>
-              <w:instrText xml:space="preserve"> PAGEREF _Toc244175623 \h </w:instrText>
+              <w:instrText xml:space="preserve"> PAGEREF _Toc244261643 \h </w:instrText>
             </w:r>
             <w:r>
               <w:rPr>
@@ -984,7 +906,7 @@
               <w:lang w:eastAsia="de-DE"/>
             </w:rPr>
           </w:pPr>
-          <w:hyperlink w:anchor="_Toc244175624" w:history="1">
+          <w:hyperlink w:anchor="_Toc244261644" w:history="1">
             <w:r>
               <w:rPr>
                 <w:rStyle w:val="Hyperlink"/>
@@ -1011,7 +933,7 @@
                 <w:noProof/>
                 <w:webHidden/>
               </w:rPr>
-              <w:instrText xml:space="preserve"> PAGEREF _Toc244175624 \h </w:instrText>
+              <w:instrText xml:space="preserve"> PAGEREF _Toc244261644 \h </w:instrText>
             </w:r>
             <w:r>
               <w:rPr>
@@ -1056,7 +978,7 @@
               <w:lang w:eastAsia="de-DE"/>
             </w:rPr>
           </w:pPr>
-          <w:hyperlink w:anchor="_Toc244175625" w:history="1">
+          <w:hyperlink w:anchor="_Toc244261645" w:history="1">
             <w:r>
               <w:rPr>
                 <w:rStyle w:val="Hyperlink"/>
@@ -1083,7 +1005,7 @@
                 <w:noProof/>
                 <w:webHidden/>
               </w:rPr>
-              <w:instrText xml:space="preserve"> PAGEREF _Toc244175625 \h </w:instrText>
+              <w:instrText xml:space="preserve"> PAGEREF _Toc244261645 \h </w:instrText>
             </w:r>
             <w:r>
               <w:rPr>
@@ -1125,7 +1047,7 @@
               <w:lang w:eastAsia="de-DE"/>
             </w:rPr>
           </w:pPr>
-          <w:hyperlink w:anchor="_Toc244175626" w:history="1">
+          <w:hyperlink w:anchor="_Toc244261646" w:history="1">
             <w:r>
               <w:rPr>
                 <w:rStyle w:val="Hyperlink"/>
@@ -1153,7 +1075,7 @@
                 <w:noProof/>
                 <w:webHidden/>
               </w:rPr>
-              <w:instrText xml:space="preserve"> PAGEREF _Toc244175626 \h </w:instrText>
+              <w:instrText xml:space="preserve"> PAGEREF _Toc244261646 \h </w:instrText>
             </w:r>
             <w:r>
               <w:rPr>
@@ -1195,7 +1117,7 @@
               <w:lang w:eastAsia="de-DE"/>
             </w:rPr>
           </w:pPr>
-          <w:hyperlink w:anchor="_Toc244175627" w:history="1">
+          <w:hyperlink w:anchor="_Toc244261647" w:history="1">
             <w:r>
               <w:rPr>
                 <w:rStyle w:val="Hyperlink"/>
@@ -1223,7 +1145,7 @@
                 <w:noProof/>
                 <w:webHidden/>
               </w:rPr>
-              <w:instrText xml:space="preserve"> PAGEREF _Toc244175627 \h </w:instrText>
+              <w:instrText xml:space="preserve"> PAGEREF _Toc244261647 \h </w:instrText>
             </w:r>
             <w:r>
               <w:rPr>
@@ -1265,7 +1187,7 @@
               <w:lang w:eastAsia="de-DE"/>
             </w:rPr>
           </w:pPr>
-          <w:hyperlink w:anchor="_Toc244175628" w:history="1">
+          <w:hyperlink w:anchor="_Toc244261648" w:history="1">
             <w:r>
               <w:rPr>
                 <w:rStyle w:val="Hyperlink"/>
@@ -1292,7 +1214,7 @@
                 <w:noProof/>
                 <w:webHidden/>
               </w:rPr>
-              <w:instrText xml:space="preserve"> PAGEREF _Toc244175628 \h </w:instrText>
+              <w:instrText xml:space="preserve"> PAGEREF _Toc244261648 \h </w:instrText>
             </w:r>
             <w:r>
               <w:rPr>
@@ -1334,7 +1256,7 @@
               <w:lang w:eastAsia="de-DE"/>
             </w:rPr>
           </w:pPr>
-          <w:hyperlink w:anchor="_Toc244175629" w:history="1">
+          <w:hyperlink w:anchor="_Toc244261649" w:history="1">
             <w:r>
               <w:rPr>
                 <w:rStyle w:val="Hyperlink"/>
@@ -1361,7 +1283,7 @@
                 <w:noProof/>
                 <w:webHidden/>
               </w:rPr>
-              <w:instrText xml:space="preserve"> PAGEREF _Toc244175629 \h </w:instrText>
+              <w:instrText xml:space="preserve"> PAGEREF _Toc244261649 \h </w:instrText>
             </w:r>
             <w:r>
               <w:rPr>
@@ -1436,7 +1358,7 @@
           <w:rFonts w:cs="Arial"/>
         </w:rPr>
       </w:pPr>
-      <w:bookmarkStart w:id="0" w:name="_Toc244175616"/>
+      <w:bookmarkStart w:id="0" w:name="_Toc244261637"/>
       <w:r>
         <w:rPr>
           <w:rFonts w:cs="Arial"/>
@@ -1478,7 +1400,7 @@
         </w:rPr>
         <w:fldChar w:fldCharType="separate"/>
       </w:r>
-      <w:hyperlink w:anchor="_Toc244175630" w:history="1">
+      <w:hyperlink w:anchor="_Toc244261620" w:history="1">
         <w:r>
           <w:rPr>
             <w:rStyle w:val="Hyperlink"/>
@@ -1505,7 +1427,7 @@
             <w:noProof/>
             <w:webHidden/>
           </w:rPr>
-          <w:instrText xml:space="preserve"> PAGEREF _Toc244175630 \h </w:instrText>
+          <w:instrText xml:space="preserve"> PAGEREF _Toc244261620 \h </w:instrText>
         </w:r>
         <w:r>
           <w:rPr>
@@ -1550,7 +1472,7 @@
           <w:lang w:eastAsia="de-DE"/>
         </w:rPr>
       </w:pPr>
-      <w:hyperlink w:anchor="_Toc244175631" w:history="1">
+      <w:hyperlink w:anchor="_Toc244261621" w:history="1">
         <w:r>
           <w:rPr>
             <w:rStyle w:val="Hyperlink"/>
@@ -1577,7 +1499,7 @@
             <w:noProof/>
             <w:webHidden/>
           </w:rPr>
-          <w:instrText xml:space="preserve"> PAGEREF _Toc244175631 \h </w:instrText>
+          <w:instrText xml:space="preserve"> PAGEREF _Toc244261621 \h </w:instrText>
         </w:r>
         <w:r>
           <w:rPr>
@@ -1622,7 +1544,7 @@
           <w:lang w:eastAsia="de-DE"/>
         </w:rPr>
       </w:pPr>
-      <w:hyperlink w:anchor="_Toc244175632" w:history="1">
+      <w:hyperlink w:anchor="_Toc244261622" w:history="1">
         <w:r>
           <w:rPr>
             <w:rStyle w:val="Hyperlink"/>
@@ -1649,7 +1571,7 @@
             <w:noProof/>
             <w:webHidden/>
           </w:rPr>
-          <w:instrText xml:space="preserve"> PAGEREF _Toc244175632 \h </w:instrText>
+          <w:instrText xml:space="preserve"> PAGEREF _Toc244261622 \h </w:instrText>
         </w:r>
         <w:r>
           <w:rPr>
@@ -1712,7 +1634,7 @@
           <w:rFonts w:cs="Arial"/>
         </w:rPr>
       </w:pPr>
-      <w:bookmarkStart w:id="1" w:name="_Toc244175618"/>
+      <w:bookmarkStart w:id="1" w:name="_Toc244261638"/>
       <w:r>
         <w:rPr>
           <w:rFonts w:cs="Arial"/>
@@ -1734,14 +1656,7 @@
       </w:r>
       <w:r>
         <w:tab/>
-      </w:r>
-      <w:proofErr w:type="spellStart"/>
-      <w:r>
-        <w:t>Asynchronous</w:t>
-      </w:r>
-      <w:proofErr w:type="spellEnd"/>
-      <w:r>
-        <w:t xml:space="preserve"> Server Gateway Interface</w:t>
+        <w:t>Asynchronous Server Gateway Interface</w:t>
       </w:r>
     </w:p>
     <w:p>
@@ -1816,14 +1731,7 @@
       </w:r>
       <w:r>
         <w:tab/>
-      </w:r>
-      <w:proofErr w:type="spellStart"/>
-      <w:r>
-        <w:t>HyperText</w:t>
-      </w:r>
-      <w:proofErr w:type="spellEnd"/>
-      <w:r>
-        <w:t xml:space="preserve"> Markup Language</w:t>
+        <w:t>HyperText Markup Language</w:t>
       </w:r>
     </w:p>
     <w:p>
@@ -1838,6 +1746,20 @@
       </w:r>
       <w:r>
         <w:t>Hypertext Transfer Protocol</w:t>
+      </w:r>
+    </w:p>
+    <w:p>
+      <w:r>
+        <w:t>HTTPS</w:t>
+      </w:r>
+      <w:r>
+        <w:tab/>
+      </w:r>
+      <w:r>
+        <w:t>Hypertext Transfer Protocol</w:t>
+      </w:r>
+      <w:r>
+        <w:t xml:space="preserve"> Secure</w:t>
       </w:r>
     </w:p>
     <w:p>
@@ -1884,14 +1806,12 @@
           <w:lang w:val="en-GB"/>
         </w:rPr>
       </w:pPr>
-      <w:proofErr w:type="spellStart"/>
       <w:r>
         <w:rPr>
           <w:lang w:val="en-GB"/>
         </w:rPr>
         <w:t>PyPI</w:t>
       </w:r>
-      <w:proofErr w:type="spellEnd"/>
       <w:r>
         <w:rPr>
           <w:lang w:val="en-GB"/>
@@ -1909,6 +1829,25 @@
           <w:lang w:val="en-GB"/>
         </w:rPr>
         <w:t>Python Package Index</w:t>
+      </w:r>
+    </w:p>
+    <w:p>
+      <w:pPr>
+        <w:rPr>
+          <w:lang w:val="en-GB"/>
+        </w:rPr>
+      </w:pPr>
+      <w:r>
+        <w:t>TLS</w:t>
+      </w:r>
+      <w:r>
+        <w:tab/>
+      </w:r>
+      <w:r>
+        <w:tab/>
+      </w:r>
+      <w:r>
+        <w:t>Transport Layer Security</w:t>
       </w:r>
     </w:p>
     <w:p>
@@ -1948,9 +1887,9 @@
       <w:pPr>
         <w:pStyle w:val="berschrift1"/>
       </w:pPr>
-      <w:bookmarkStart w:id="2" w:name="_Toc192768108"/>
-      <w:bookmarkStart w:id="3" w:name="_Toc202101948"/>
-      <w:bookmarkStart w:id="4" w:name="_Toc244175619"/>
+      <w:bookmarkStart w:id="2" w:name="_Toc244261639"/>
+      <w:bookmarkStart w:id="3" w:name="_Toc192768108"/>
+      <w:bookmarkStart w:id="4" w:name="_Toc202101948"/>
       <w:r>
         <w:lastRenderedPageBreak/>
         <w:t xml:space="preserve">1. </w:t>
@@ -1958,10 +1897,10 @@
       <w:r>
         <w:t>Einleitung</w:t>
       </w:r>
-      <w:bookmarkEnd w:id="4"/>
-    </w:p>
-    <w:bookmarkEnd w:id="2"/>
+      <w:bookmarkEnd w:id="2"/>
+    </w:p>
     <w:bookmarkEnd w:id="3"/>
+    <w:bookmarkEnd w:id="4"/>
     <w:p>
       <w:r>
         <w:t>Dieses Dokument beschreibt die Softwarearchitektur der Webanwendung Mystic Maze. Ziel ist es, die technischen Grundlagen für die Implementierung festzulegen und die interne Struktur der Anwendung nachvollziehbar zu dokumentieren. Dazu werden die eingesetzten Technologien und Werkzeuge, die gewählte Architektur sowie die zentralen Komponenten und ihre Beziehungen beschrieben. Ergänzend werden die Struktur der Anwendung durch ein UML-Klassendiagramm und ein zentraler Systemablauf durch ein UML-Sequenzdiagramm dargestellt.</w:t>
@@ -1980,7 +1919,7 @@
           <w:rFonts w:cs="Arial"/>
         </w:rPr>
       </w:pPr>
-      <w:bookmarkStart w:id="5" w:name="_Toc244175620"/>
+      <w:bookmarkStart w:id="5" w:name="_Toc244261640"/>
       <w:r>
         <w:rPr>
           <w:rFonts w:cs="Arial"/>
@@ -2010,7 +1949,7 @@
       <w:pPr>
         <w:pStyle w:val="berschrift2"/>
       </w:pPr>
-      <w:bookmarkStart w:id="6" w:name="_Toc244175621"/>
+      <w:bookmarkStart w:id="6" w:name="_Toc244261641"/>
       <w:r>
         <w:t>2.1 Python</w:t>
       </w:r>
@@ -2090,23 +2029,7 @@
               <w:rFonts w:cs="Arial"/>
               <w:color w:val="000000"/>
             </w:rPr>
-            <w:t xml:space="preserve">(Python Software </w:t>
-          </w:r>
-          <w:proofErr w:type="spellStart"/>
-          <w:r>
-            <w:rPr>
-              <w:rFonts w:cs="Arial"/>
-              <w:color w:val="000000"/>
-            </w:rPr>
-            <w:t>Foundation</w:t>
-          </w:r>
-          <w:proofErr w:type="spellEnd"/>
-          <w:r>
-            <w:rPr>
-              <w:rFonts w:cs="Arial"/>
-              <w:color w:val="000000"/>
-            </w:rPr>
-            <w:t>, o. J.-b, o. S.)</w:t>
+            <w:t>(Python Software Foundation, o. J.-b, o. S.)</w:t>
           </w:r>
         </w:sdtContent>
       </w:sdt>
@@ -2139,15 +2062,7 @@
         <w:t>Auswahl von</w:t>
       </w:r>
       <w:r>
-        <w:t xml:space="preserve"> Bibliotheken, Modulen und Frameworks. Über den Python Package Index (</w:t>
-      </w:r>
-      <w:proofErr w:type="spellStart"/>
-      <w:r>
-        <w:t>PyPI</w:t>
-      </w:r>
-      <w:proofErr w:type="spellEnd"/>
-      <w:r>
-        <w:t>) steht eine große Anzahl zusätzlicher Softwarepakete zur Verfügung, sodass benötigte Funktionen bei Bedarf durch etablierte Bibliotheken ergänzt werden können</w:t>
+        <w:t xml:space="preserve"> Bibliotheken, Modulen und Frameworks. Über den Python Package Index (PyPI) steht eine große Anzahl zusätzlicher Softwarepakete zur Verfügung, sodass benötigte Funktionen bei Bedarf durch etablierte Bibliotheken ergänzt werden können</w:t>
       </w:r>
       <w:r>
         <w:t xml:space="preserve"> </w:t>
@@ -2167,23 +2082,7 @@
               <w:rFonts w:cs="Arial"/>
               <w:color w:val="000000"/>
             </w:rPr>
-            <w:t xml:space="preserve">(Python Software </w:t>
-          </w:r>
-          <w:proofErr w:type="spellStart"/>
-          <w:r>
-            <w:rPr>
-              <w:rFonts w:cs="Arial"/>
-              <w:color w:val="000000"/>
-            </w:rPr>
-            <w:t>Foundation</w:t>
-          </w:r>
-          <w:proofErr w:type="spellEnd"/>
-          <w:r>
-            <w:rPr>
-              <w:rFonts w:cs="Arial"/>
-              <w:color w:val="000000"/>
-            </w:rPr>
-            <w:t>, o. J.-a, o. S.)</w:t>
+            <w:t>(Python Software Foundation, o. J.-a, o. S.)</w:t>
           </w:r>
         </w:sdtContent>
       </w:sdt>
@@ -2198,16 +2097,10 @@
       <w:pPr>
         <w:pStyle w:val="berschrift2"/>
       </w:pPr>
-      <w:bookmarkStart w:id="7" w:name="_Toc244175622"/>
+      <w:bookmarkStart w:id="7" w:name="_Toc244261642"/>
       <w:r>
         <w:lastRenderedPageBreak/>
-        <w:t>2.</w:t>
-      </w:r>
-      <w:r>
-        <w:t>2</w:t>
-      </w:r>
-      <w:r>
-        <w:t xml:space="preserve"> HTML, CSS und JavaScript</w:t>
+        <w:t>2.2 HTML, CSS und JavaScript</w:t>
       </w:r>
       <w:bookmarkEnd w:id="7"/>
     </w:p>
@@ -2219,15 +2112,7 @@
         <w:t xml:space="preserve"> und das Frontend</w:t>
       </w:r>
       <w:r>
-        <w:t xml:space="preserve"> von Mystic Maze wird mit HTML (</w:t>
-      </w:r>
-      <w:proofErr w:type="spellStart"/>
-      <w:r>
-        <w:t>HyperText</w:t>
-      </w:r>
-      <w:proofErr w:type="spellEnd"/>
-      <w:r>
-        <w:t xml:space="preserve"> Markup Language), CSS (Cascading Style Sheets) und JavaScript umgesetzt. HTML bildet die Struktur der einzelnen Webseiten und deren Inhalte. CSS wird für die Gestaltung und Anordnung der Oberflächenelemente verwendet. JavaScript übernimmt die Interaktivität und das dynamische Verhalten der Anwendung</w:t>
+        <w:t xml:space="preserve"> von Mystic Maze wird mit HTML (HyperText Markup Language), CSS (Cascading Style Sheets) und JavaScript umgesetzt. HTML bildet die Struktur der einzelnen Webseiten und deren Inhalte. CSS wird für die Gestaltung und Anordnung der Oberflächenelemente verwendet. JavaScript übernimmt die Interaktivität und das dynamische Verhalten der Anwendung</w:t>
       </w:r>
       <w:r>
         <w:t xml:space="preserve"> </w:t>
@@ -2240,6 +2125,7 @@
             <w:docPart w:val="3C259FD41F6F4F148BAF50ED11FC0335"/>
           </w:placeholder>
         </w:sdtPr>
+        <w:sdtEndPr/>
         <w:sdtContent>
           <w:r>
             <w:rPr>
@@ -2282,7 +2168,7 @@
       <w:pPr>
         <w:pStyle w:val="berschrift2"/>
       </w:pPr>
-      <w:bookmarkStart w:id="8" w:name="_Toc244175623"/>
+      <w:bookmarkStart w:id="8" w:name="_Toc244261643"/>
       <w:r>
         <w:t>2.</w:t>
       </w:r>
@@ -2292,19 +2178,15 @@
       <w:r>
         <w:t xml:space="preserve"> </w:t>
       </w:r>
-      <w:proofErr w:type="spellStart"/>
       <w:r>
         <w:t>FastAPI</w:t>
       </w:r>
-      <w:proofErr w:type="spellEnd"/>
       <w:r>
         <w:t xml:space="preserve">, </w:t>
       </w:r>
-      <w:proofErr w:type="spellStart"/>
       <w:r>
         <w:t>Uvicorn</w:t>
       </w:r>
-      <w:proofErr w:type="spellEnd"/>
       <w:r>
         <w:t xml:space="preserve"> und </w:t>
       </w:r>
@@ -2315,23 +2197,7 @@
     </w:p>
     <w:p>
       <w:r>
-        <w:t xml:space="preserve">Als serverseitiges Webframework wird </w:t>
-      </w:r>
-      <w:proofErr w:type="spellStart"/>
-      <w:r>
-        <w:t>FastAPI</w:t>
-      </w:r>
-      <w:proofErr w:type="spellEnd"/>
-      <w:r>
-        <w:t xml:space="preserve"> eingesetzt. </w:t>
-      </w:r>
-      <w:proofErr w:type="spellStart"/>
-      <w:r>
-        <w:t>FastAPI</w:t>
-      </w:r>
-      <w:proofErr w:type="spellEnd"/>
-      <w:r>
-        <w:t xml:space="preserve"> ist ein Python-Framework zur Entwicklung von Web-APIs und basiert auf standardmäßigen Python-Typannotationen</w:t>
+        <w:t>Als serverseitiges Webframework wird FastAPI eingesetzt. FastAPI ist ein Python-Framework zur Entwicklung von Web-APIs und basiert auf standardmäßigen Python-Typannotationen</w:t>
       </w:r>
       <w:r>
         <w:t xml:space="preserve"> </w:t>
@@ -2351,23 +2217,7 @@
               <w:rFonts w:cs="Arial"/>
               <w:color w:val="000000"/>
             </w:rPr>
-            <w:t>(</w:t>
-          </w:r>
-          <w:proofErr w:type="spellStart"/>
-          <w:r>
-            <w:rPr>
-              <w:rFonts w:cs="Arial"/>
-              <w:color w:val="000000"/>
-            </w:rPr>
-            <w:t>FastAPI</w:t>
-          </w:r>
-          <w:proofErr w:type="spellEnd"/>
-          <w:r>
-            <w:rPr>
-              <w:rFonts w:cs="Arial"/>
-              <w:color w:val="000000"/>
-            </w:rPr>
-            <w:t>, o. J.-a, o. S.)</w:t>
+            <w:t>(FastAPI, o. J.-a, o. S.)</w:t>
           </w:r>
         </w:sdtContent>
       </w:sdt>
@@ -2378,23 +2228,7 @@
         <w:t xml:space="preserve"> </w:t>
       </w:r>
       <w:r>
-        <w:t xml:space="preserve">Für die Definition und Validierung strukturierter Ein- und Ausgabedaten wird ergänzend </w:t>
-      </w:r>
-      <w:proofErr w:type="spellStart"/>
-      <w:r>
-        <w:t>Pydantic</w:t>
-      </w:r>
-      <w:proofErr w:type="spellEnd"/>
-      <w:r>
-        <w:t xml:space="preserve"> verwendet. Die Datenmodelle werden dabei mithilfe von Python-Typannotationen beschrieben und von </w:t>
-      </w:r>
-      <w:proofErr w:type="spellStart"/>
-      <w:r>
-        <w:t>FastAPI</w:t>
-      </w:r>
-      <w:proofErr w:type="spellEnd"/>
-      <w:r>
-        <w:t xml:space="preserve"> direkt für die Verarbeitung von Anfragen und Antworten genutzt</w:t>
+        <w:t>Für die Definition und Validierung strukturierter Ein- und Ausgabedaten wird ergänzend Pydantic verwendet. Die Datenmodelle werden dabei mithilfe von Python-Typannotationen beschrieben und von FastAPI direkt für die Verarbeitung von Anfragen und Antworten genutzt</w:t>
       </w:r>
       <w:r>
         <w:t>.</w:t>
@@ -2406,12 +2240,13 @@
       </w:r>
       <w:sdt>
         <w:sdtPr>
-          <w:tag w:val="MENDELEY_CITATION_v3_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"/>
+          <w:tag w:val="MENDELEY_CITATION_v3_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"/>
           <w:id w:val="1546800481"/>
           <w:placeholder>
             <w:docPart w:val="84F5354808A74B67A55340607B71E6D7"/>
           </w:placeholder>
         </w:sdtPr>
+        <w:sdtEndPr/>
         <w:sdtContent>
           <w:r>
             <w:rPr>
@@ -2425,26 +2260,54 @@
       <w:r>
         <w:t>. Bei Mystic Maze wird HTTP beispielsweise für das Aufrufen der Webanwendung sowie für das Erstellen, Beitreten und Starten einer Partie verwendet.</w:t>
       </w:r>
-    </w:p>
-    <w:p>
-      <w:r>
-        <w:t xml:space="preserve">Während der Spielvorbereitung und einer laufenden Partie müssen Änderungen des Spielzustands auch ohne eine neue HTTP-Anfrage an die verbundenen Spieler übertragen werden können. Dafür wird das </w:t>
-      </w:r>
-      <w:proofErr w:type="spellStart"/>
-      <w:r>
-        <w:t>WebSocket</w:t>
-      </w:r>
-      <w:proofErr w:type="spellEnd"/>
-      <w:r>
-        <w:t xml:space="preserve">-Protokoll verwendet. </w:t>
-      </w:r>
-      <w:proofErr w:type="spellStart"/>
-      <w:r>
-        <w:t>WebSocket</w:t>
-      </w:r>
-      <w:proofErr w:type="spellEnd"/>
-      <w:r>
-        <w:t xml:space="preserve"> ermöglicht nach dem Verbindungsaufbau eine bidirektionale Kommunikation zwischen Client und Server. Beide Seiten können dabei unabhängig voneinander Nachrichten übertragen </w:t>
+      <w:r>
+        <w:t xml:space="preserve"> </w:t>
+      </w:r>
+      <w:r>
+        <w:t>Statt HTTP wäre es auch möglich HTTPS zu verwenden</w:t>
+      </w:r>
+      <w:r>
+        <w:t xml:space="preserve">. </w:t>
+      </w:r>
+      <w:r>
+        <w:t>HTTPS ermöglicht durch den Einsatz von TLS (Transport Layer Security) eine verschlüsselte Kommunikation zwischen Webbrowser und Webserver</w:t>
+      </w:r>
+      <w:r>
+        <w:t xml:space="preserve"> </w:t>
+      </w:r>
+      <w:sdt>
+        <w:sdtPr>
+          <w:tag w:val="MENDELEY_CITATION_v3_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"/>
+          <w:id w:val="793481697"/>
+          <w:placeholder>
+            <w:docPart w:val="9C481204C192463E88EA92EDAC4D01CD"/>
+          </w:placeholder>
+        </w:sdtPr>
+        <w:sdtEndPr/>
+        <w:sdtContent>
+          <w:r>
+            <w:rPr>
+              <w:rFonts w:cs="Arial"/>
+              <w:color w:val="000000"/>
+            </w:rPr>
+            <w:t>(Fielding et al., 2022, S. 25)</w:t>
+          </w:r>
+        </w:sdtContent>
+      </w:sdt>
+      <w:r>
+        <w:t>. Da Mystic Maze ausschließlich für die Nutzung innerhalb eines lokalen</w:t>
+      </w:r>
+      <w:r>
+        <w:t xml:space="preserve"> </w:t>
+      </w:r>
+      <w:r>
+        <w:t>WLANs vorgesehen ist, wird im Rahmen des Projektumfangs auf die zusätzliche Einrichtung und Verwaltung von TLS-Zertifikaten verzichtet. Die Datenübertragung erfolgt daher unverschlüsselt.</w:t>
+      </w:r>
+    </w:p>
+    <w:p>
+      <w:r>
+        <w:lastRenderedPageBreak/>
+        <w:t xml:space="preserve">Während der Spielvorbereitung und einer laufenden Partie müssen Änderungen des Spielzustands auch ohne eine neue HTTP-Anfrage an die verbundenen Spieler übertragen werden können. Dafür wird das WebSocket-Protokoll verwendet. WebSocket ermöglicht nach dem Verbindungsaufbau eine bidirektionale Kommunikation zwischen Client und Server. Beide Seiten können dabei unabhängig voneinander Nachrichten übertragen </w:t>
       </w:r>
       <w:sdt>
         <w:sdtPr>
@@ -2458,6 +2321,7 @@
             <w:docPart w:val="AAB5F054794443389CA7A30729699332"/>
           </w:placeholder>
         </w:sdtPr>
+        <w:sdtEndPr/>
         <w:sdtContent>
           <w:r>
             <w:rPr>
@@ -2469,24 +2333,12 @@
         </w:sdtContent>
       </w:sdt>
       <w:r>
-        <w:t xml:space="preserve">. Bei Mystic Maze werden </w:t>
-      </w:r>
-      <w:r>
-        <w:lastRenderedPageBreak/>
-        <w:t>über diese Verbindung Spielaktionen an den Server gesendet und Änderungen des Spielzustands an die beteiligten Clients verteilt.</w:t>
-      </w:r>
-    </w:p>
-    <w:p>
-      <w:r>
-        <w:t xml:space="preserve">Für die Übertragung strukturierter Daten zwischen Browser und Server wird JSON (JavaScript </w:t>
-      </w:r>
-      <w:proofErr w:type="spellStart"/>
-      <w:r>
-        <w:t>Object</w:t>
-      </w:r>
-      <w:proofErr w:type="spellEnd"/>
-      <w:r>
-        <w:t xml:space="preserve"> Notation) verwendet. JSON ist ein textbasiertes und sprachunabhängiges Format zur Darstellung strukturierter Daten </w:t>
+        <w:t>. Bei Mystic Maze werden über diese Verbindung Spielaktionen an den Server gesendet und Änderungen des Spielzustands an die beteiligten Clients verteilt.</w:t>
+      </w:r>
+    </w:p>
+    <w:p>
+      <w:r>
+        <w:t xml:space="preserve">Für die Übertragung strukturierter Daten zwischen Browser und Server wird JSON (JavaScript Object Notation) verwendet. JSON ist ein textbasiertes und sprachunabhängiges Format zur Darstellung strukturierter Daten </w:t>
       </w:r>
       <w:sdt>
         <w:sdtPr>
@@ -2500,6 +2352,7 @@
             <w:docPart w:val="598C39AAF3BD499DBD27F60F2CEA4473"/>
           </w:placeholder>
         </w:sdtPr>
+        <w:sdtEndPr/>
         <w:sdtContent>
           <w:r>
             <w:rPr>
@@ -2529,15 +2382,7 @@
         <w:t xml:space="preserve">Mystic Maze </w:t>
       </w:r>
       <w:r>
-        <w:t xml:space="preserve">wurde </w:t>
-      </w:r>
-      <w:proofErr w:type="spellStart"/>
-      <w:r>
-        <w:t>FastAPI</w:t>
-      </w:r>
-      <w:proofErr w:type="spellEnd"/>
-      <w:r>
-        <w:t xml:space="preserve"> </w:t>
+        <w:t xml:space="preserve">wurde FastAPI </w:t>
       </w:r>
       <w:r>
         <w:t xml:space="preserve">als Framework </w:t>
@@ -2549,37 +2394,13 @@
         <w:t xml:space="preserve">es </w:t>
       </w:r>
       <w:r>
-        <w:t xml:space="preserve">sowohl HTTP-Endpunkte als auch </w:t>
-      </w:r>
-      <w:proofErr w:type="spellStart"/>
-      <w:r>
-        <w:t>WebSocket</w:t>
-      </w:r>
-      <w:proofErr w:type="spellEnd"/>
-      <w:r>
-        <w:t>-Verbindungen unterstützt</w:t>
+        <w:t>sowohl HTTP-Endpunkte als auch WebSocket-Verbindungen unterstützt</w:t>
       </w:r>
       <w:r>
         <w:t xml:space="preserve">. </w:t>
       </w:r>
       <w:r>
-        <w:t xml:space="preserve">Dadurch können beide Kommunikationsarten mit einem Framework umgesetzt werden. </w:t>
-      </w:r>
-      <w:proofErr w:type="spellStart"/>
-      <w:r>
-        <w:t>FastAPI</w:t>
-      </w:r>
-      <w:proofErr w:type="spellEnd"/>
-      <w:r>
-        <w:t xml:space="preserve"> stellt außerdem Funktionen zum Senden und Empfangen von Text-, Binär- und JSON-Daten über </w:t>
-      </w:r>
-      <w:proofErr w:type="spellStart"/>
-      <w:r>
-        <w:t>WebSocket</w:t>
-      </w:r>
-      <w:proofErr w:type="spellEnd"/>
-      <w:r>
-        <w:t>-Verbindungen bereit</w:t>
+        <w:t>Dadurch können beide Kommunikationsarten mit einem Framework umgesetzt werden. FastAPI stellt außerdem Funktionen zum Senden und Empfangen von Text-, Binär- und JSON-Daten über WebSocket-Verbindungen bereit</w:t>
       </w:r>
       <w:r>
         <w:t xml:space="preserve"> </w:t>
@@ -2599,23 +2420,7 @@
               <w:rFonts w:cs="Arial"/>
               <w:color w:val="000000"/>
             </w:rPr>
-            <w:t>(</w:t>
-          </w:r>
-          <w:proofErr w:type="spellStart"/>
-          <w:r>
-            <w:rPr>
-              <w:rFonts w:cs="Arial"/>
-              <w:color w:val="000000"/>
-            </w:rPr>
-            <w:t>FastAPI</w:t>
-          </w:r>
-          <w:proofErr w:type="spellEnd"/>
-          <w:r>
-            <w:rPr>
-              <w:rFonts w:cs="Arial"/>
-              <w:color w:val="000000"/>
-            </w:rPr>
-            <w:t>, o. J.-c, o. S.)</w:t>
+            <w:t>(FastAPI, o. J.-c, o. S.)</w:t>
           </w:r>
         </w:sdtContent>
       </w:sdt>
@@ -2628,55 +2433,7 @@
     </w:p>
     <w:p>
       <w:r>
-        <w:t xml:space="preserve">Zur Ausführung der </w:t>
-      </w:r>
-      <w:proofErr w:type="spellStart"/>
-      <w:r>
-        <w:t>FastAPI</w:t>
-      </w:r>
-      <w:proofErr w:type="spellEnd"/>
-      <w:r>
-        <w:t xml:space="preserve">-Anwendung wird </w:t>
-      </w:r>
-      <w:proofErr w:type="spellStart"/>
-      <w:r>
-        <w:t>Uvicorn</w:t>
-      </w:r>
-      <w:proofErr w:type="spellEnd"/>
-      <w:r>
-        <w:t xml:space="preserve"> verwendet. </w:t>
-      </w:r>
-      <w:proofErr w:type="spellStart"/>
-      <w:r>
-        <w:t>FastAPI</w:t>
-      </w:r>
-      <w:proofErr w:type="spellEnd"/>
-      <w:r>
-        <w:t xml:space="preserve"> basiert auf dem </w:t>
-      </w:r>
-      <w:proofErr w:type="spellStart"/>
-      <w:r>
-        <w:t>Asynchronous</w:t>
-      </w:r>
-      <w:proofErr w:type="spellEnd"/>
-      <w:r>
-        <w:t xml:space="preserve"> Server Gateway Interface (ASGI) und benötigt für die Bereitstellung der Anwendung einen entsprechenden ASGI-Server. </w:t>
-      </w:r>
-      <w:proofErr w:type="spellStart"/>
-      <w:r>
-        <w:t>Uvicorn</w:t>
-      </w:r>
-      <w:proofErr w:type="spellEnd"/>
-      <w:r>
-        <w:t xml:space="preserve"> übernimmt diese Aufgabe und verarbeitet die eingehenden HTTP- und </w:t>
-      </w:r>
-      <w:proofErr w:type="spellStart"/>
-      <w:r>
-        <w:t>WebSocket</w:t>
-      </w:r>
-      <w:proofErr w:type="spellEnd"/>
-      <w:r>
-        <w:t xml:space="preserve">-Verbindungen </w:t>
+        <w:t xml:space="preserve">Zur Ausführung der FastAPI-Anwendung wird Uvicorn verwendet. FastAPI basiert auf dem Asynchronous Server Gateway Interface (ASGI) und benötigt für die Bereitstellung der Anwendung einen entsprechenden ASGI-Server. Uvicorn übernimmt diese Aufgabe und verarbeitet die eingehenden HTTP- und WebSocket-Verbindungen </w:t>
       </w:r>
       <w:sdt>
         <w:sdtPr>
@@ -2693,23 +2450,7 @@
               <w:rFonts w:cs="Arial"/>
               <w:color w:val="000000"/>
             </w:rPr>
-            <w:t>(</w:t>
-          </w:r>
-          <w:proofErr w:type="spellStart"/>
-          <w:r>
-            <w:rPr>
-              <w:rFonts w:cs="Arial"/>
-              <w:color w:val="000000"/>
-            </w:rPr>
-            <w:t>FastAPI</w:t>
-          </w:r>
-          <w:proofErr w:type="spellEnd"/>
-          <w:r>
-            <w:rPr>
-              <w:rFonts w:cs="Arial"/>
-              <w:color w:val="000000"/>
-            </w:rPr>
-            <w:t>, o. J.-b, o. S.)</w:t>
+            <w:t>(FastAPI, o. J.-b, o. S.)</w:t>
           </w:r>
         </w:sdtContent>
       </w:sdt>
@@ -2724,7 +2465,7 @@
       <w:pPr>
         <w:pStyle w:val="berschrift2"/>
       </w:pPr>
-      <w:bookmarkStart w:id="9" w:name="_Toc244175624"/>
+      <w:bookmarkStart w:id="9" w:name="_Toc244261644"/>
       <w:r>
         <w:t>2.</w:t>
       </w:r>
@@ -2732,58 +2473,13 @@
         <w:t>4</w:t>
       </w:r>
       <w:r>
-        <w:t xml:space="preserve"> </w:t>
-      </w:r>
-      <w:proofErr w:type="spellStart"/>
-      <w:r>
-        <w:t>pytest</w:t>
+        <w:t xml:space="preserve"> pytest</w:t>
       </w:r>
       <w:bookmarkEnd w:id="9"/>
-      <w:proofErr w:type="spellEnd"/>
-    </w:p>
-    <w:p>
-      <w:r>
-        <w:t xml:space="preserve">Für die automatisierten Tests von Mystic Maze wird das Python-Testframework </w:t>
-      </w:r>
-      <w:proofErr w:type="spellStart"/>
-      <w:r>
-        <w:t>pytest</w:t>
-      </w:r>
-      <w:proofErr w:type="spellEnd"/>
-      <w:r>
-        <w:t xml:space="preserve"> verwendet. Mit </w:t>
-      </w:r>
-      <w:proofErr w:type="spellStart"/>
-      <w:r>
-        <w:t>pytest</w:t>
-      </w:r>
-      <w:proofErr w:type="spellEnd"/>
-      <w:r>
-        <w:t xml:space="preserve"> lassen sich Tests erstellen und automatisch ausführen. Die Testbedingungen können dabei mit den normalen </w:t>
-      </w:r>
-      <w:proofErr w:type="spellStart"/>
-      <w:r>
-        <w:t>assert</w:t>
-      </w:r>
-      <w:proofErr w:type="spellEnd"/>
-      <w:r>
-        <w:t xml:space="preserve">-Anweisungen von Python überprüft werden. Schlägt ein Test fehl, zeigt </w:t>
-      </w:r>
-      <w:proofErr w:type="spellStart"/>
-      <w:r>
-        <w:t>pytest</w:t>
-      </w:r>
-      <w:proofErr w:type="spellEnd"/>
-      <w:r>
-        <w:t xml:space="preserve"> zusätzliche Informationen zu den beteiligten Werten an und erleichtert dadurch die Fehlersuche. Außerdem erkennt </w:t>
-      </w:r>
-      <w:proofErr w:type="spellStart"/>
-      <w:r>
-        <w:t>pytest</w:t>
-      </w:r>
-      <w:proofErr w:type="spellEnd"/>
-      <w:r>
-        <w:t xml:space="preserve"> Testdateien und Testfunktionen anhand festgelegter Namenskonventionen automatisch</w:t>
+    </w:p>
+    <w:p>
+      <w:r>
+        <w:t>Für die automatisierten Tests von Mystic Maze wird das Python-Testframework pytest verwendet. Mit pytest lassen sich Tests erstellen und automatisch ausführen. Die Testbedingungen können dabei mit den normalen assert-Anweisungen von Python überprüft werden. Schlägt ein Test fehl, zeigt pytest zusätzliche Informationen zu den beteiligten Werten an und erleichtert dadurch die Fehlersuche. Außerdem erkennt pytest Testdateien und Testfunktionen anhand festgelegter Namenskonventionen automatisch</w:t>
       </w:r>
       <w:r>
         <w:t xml:space="preserve"> </w:t>
@@ -2813,37 +2509,24 @@
     </w:p>
     <w:p>
       <w:r>
-        <w:t xml:space="preserve">Bei Mystic Maze wird </w:t>
-      </w:r>
-      <w:proofErr w:type="spellStart"/>
-      <w:r>
-        <w:t>pytest</w:t>
-      </w:r>
-      <w:proofErr w:type="spellEnd"/>
-      <w:r>
-        <w:t xml:space="preserve"> vor allem zur Überprüfung der Spiellogik eingesetzt. Dazu gehören beispielsweise die Erstellung und Verschiebung des Spielfelds, die Ermittlung erreichbarer Positionen und die Einhaltung der Spielregeln. Da die Spiellogik von der Benutzeroberfläche getrennt ist, können diese Funktionen unabhängig vom Browser getestet werden. So lassen sich Fehler in den Spielmechaniken bereits während der Entwicklung erkennen.</w:t>
-      </w:r>
-    </w:p>
-    <w:p>
-      <w:r>
-        <w:t xml:space="preserve">Für die Wahl von </w:t>
-      </w:r>
-      <w:proofErr w:type="spellStart"/>
-      <w:r>
-        <w:t>pytest</w:t>
-      </w:r>
-      <w:proofErr w:type="spellEnd"/>
-      <w:r>
-        <w:t xml:space="preserve"> spricht außerdem, dass die Anwendung bereits in Python entwickelt wird. Die Tests können deshalb in derselben Programmiersprache geschrieben werden und benötigen kein zusätzliches Testframework einer anderen Sprache. Bei Änderungen an der Spiellogik können die Tests erneut ausgeführt und auch für die abschließende Qualitätssicherung verwendet werden.</w:t>
+        <w:t>Bei Mystic Maze wird pytest vor allem zur Überprüfung der Spiellogik eingesetzt. Dazu gehören beispielsweise die Erstellung und Verschiebung des Spielfelds, die Ermittlung erreichbarer Positionen und die Einhaltung der Spielregeln. Da die Spiellogik von der Benutzeroberfläche getrennt ist, können diese Funktionen unabhängig vom Browser getestet werden. So lassen sich Fehler in den Spielmechaniken bereits während der Entwicklung erkennen.</w:t>
+      </w:r>
+    </w:p>
+    <w:p>
+      <w:r>
+        <w:t xml:space="preserve">Für die Wahl von pytest spricht außerdem, dass die Anwendung bereits in Python entwickelt wird. Die Tests können deshalb in derselben Programmiersprache geschrieben werden und benötigen </w:t>
+      </w:r>
+      <w:r>
+        <w:lastRenderedPageBreak/>
+        <w:t>kein zusätzliches Testframework einer anderen Sprache. Bei Änderungen an der Spiellogik können die Tests erneut ausgeführt und auch für die abschließende Qualitätssicherung verwendet werden.</w:t>
       </w:r>
     </w:p>
     <w:p>
       <w:pPr>
         <w:pStyle w:val="berschrift2"/>
       </w:pPr>
-      <w:bookmarkStart w:id="10" w:name="_Toc244175625"/>
-      <w:r>
-        <w:lastRenderedPageBreak/>
+      <w:bookmarkStart w:id="10" w:name="_Toc244261645"/>
+      <w:r>
         <w:t>2.</w:t>
       </w:r>
       <w:r>
@@ -2862,23 +2545,7 @@
     </w:p>
     <w:p>
       <w:r>
-        <w:t xml:space="preserve">Für die Entwicklung von Mystic Maze wird </w:t>
-      </w:r>
-      <w:proofErr w:type="spellStart"/>
-      <w:r>
-        <w:t>PyCharm</w:t>
-      </w:r>
-      <w:proofErr w:type="spellEnd"/>
-      <w:r>
-        <w:t xml:space="preserve"> als integrierte Entwicklungsumgebung (IDE) verwendet. </w:t>
-      </w:r>
-      <w:proofErr w:type="spellStart"/>
-      <w:r>
-        <w:t>PyCharm</w:t>
-      </w:r>
-      <w:proofErr w:type="spellEnd"/>
-      <w:r>
-        <w:t xml:space="preserve"> bietet Funktionen zur Bearbeitung und Verwaltung des Python-Codes sowie zur Ausführung und Fehlersuche während der Entwicklung</w:t>
+        <w:t>Für die Entwicklung von Mystic Maze wird PyCharm als integrierte Entwicklungsumgebung (IDE) verwendet. PyCharm bietet Funktionen zur Bearbeitung und Verwaltung des Python-Codes sowie zur Ausführung und Fehlersuche während der Entwicklung</w:t>
       </w:r>
       <w:r>
         <w:t xml:space="preserve"> </w:t>
@@ -2898,23 +2565,7 @@
               <w:rFonts w:cs="Arial"/>
               <w:color w:val="000000"/>
             </w:rPr>
-            <w:t>(</w:t>
-          </w:r>
-          <w:proofErr w:type="spellStart"/>
-          <w:r>
-            <w:rPr>
-              <w:rFonts w:cs="Arial"/>
-              <w:color w:val="000000"/>
-            </w:rPr>
-            <w:t>JetBrains</w:t>
-          </w:r>
-          <w:proofErr w:type="spellEnd"/>
-          <w:r>
-            <w:rPr>
-              <w:rFonts w:cs="Arial"/>
-              <w:color w:val="000000"/>
-            </w:rPr>
-            <w:t>, o. J.-b, o. S.)</w:t>
+            <w:t>(JetBrains, o. J.-b, o. S.)</w:t>
           </w:r>
         </w:sdtContent>
       </w:sdt>
@@ -2925,28 +2576,12 @@
         <w:t xml:space="preserve"> </w:t>
       </w:r>
       <w:r>
-        <w:t xml:space="preserve">Für die Wahl von </w:t>
-      </w:r>
-      <w:proofErr w:type="spellStart"/>
-      <w:r>
-        <w:t>PyCharm</w:t>
-      </w:r>
-      <w:proofErr w:type="spellEnd"/>
-      <w:r>
-        <w:t xml:space="preserve"> spricht vor allem die Unterstützung der Programmiersprache Python und die Möglichkeit, den Quellcode, die Tests und die Ausführung der Anwendung innerhalb einer Entwicklungsumgebung zu verwalten.</w:t>
-      </w:r>
-    </w:p>
-    <w:p>
-      <w:r>
-        <w:t xml:space="preserve">Zusätzlich wird in </w:t>
-      </w:r>
-      <w:proofErr w:type="spellStart"/>
-      <w:r>
-        <w:t>PyCharm</w:t>
-      </w:r>
-      <w:proofErr w:type="spellEnd"/>
-      <w:r>
-        <w:t xml:space="preserve"> das Plugin AI Assistant mit dem KI-Agenten Codex von OpenAI verwendet. Codex kann auf den Projektcode zugreifen und bei der Entwicklung neuer Funktionen, der Fehlersuche und der Bearbeitung bestehender Dateien unterstützen</w:t>
+        <w:t>Für die Wahl von PyCharm spricht vor allem die Unterstützung der Programmiersprache Python und die Möglichkeit, den Quellcode, die Tests und die Ausführung der Anwendung innerhalb einer Entwicklungsumgebung zu verwalten.</w:t>
+      </w:r>
+    </w:p>
+    <w:p>
+      <w:r>
+        <w:t>Zusätzlich wird in PyCharm das Plugin AI Assistant mit dem KI-Agenten Codex von OpenAI verwendet. Codex kann auf den Projektcode zugreifen und bei der Entwicklung neuer Funktionen, der Fehlersuche und der Bearbeitung bestehender Dateien unterstützen</w:t>
       </w:r>
       <w:r>
         <w:t xml:space="preserve"> </w:t>
@@ -2966,23 +2601,7 @@
               <w:rFonts w:cs="Arial"/>
               <w:color w:val="000000"/>
             </w:rPr>
-            <w:t>(</w:t>
-          </w:r>
-          <w:proofErr w:type="spellStart"/>
-          <w:r>
-            <w:rPr>
-              <w:rFonts w:cs="Arial"/>
-              <w:color w:val="000000"/>
-            </w:rPr>
-            <w:t>JetBrains</w:t>
-          </w:r>
-          <w:proofErr w:type="spellEnd"/>
-          <w:r>
-            <w:rPr>
-              <w:rFonts w:cs="Arial"/>
-              <w:color w:val="000000"/>
-            </w:rPr>
-            <w:t>, o. J.-a, o. S.)</w:t>
+            <w:t>(JetBrains, o. J.-a, o. S.)</w:t>
           </w:r>
         </w:sdtContent>
       </w:sdt>
@@ -2993,20 +2612,12 @@
         <w:t xml:space="preserve"> </w:t>
       </w:r>
       <w:r>
-        <w:t xml:space="preserve">Bei Mystic Maze wird Codex hauptsächlich für die Fehlerbehebung und die Gestaltung der Benutzeroberfläche eingesetzt. </w:t>
-      </w:r>
-    </w:p>
-    <w:p>
-      <w:r>
-        <w:t xml:space="preserve">Für die Erstellung der Grafiken von Mystic Maze wird der Chatbot ChatGPT von OpenAI verwendet. Dazu gehören beispielsweise die </w:t>
-      </w:r>
-      <w:proofErr w:type="spellStart"/>
-      <w:r>
-        <w:t>Labyrinthkacheln</w:t>
-      </w:r>
-      <w:proofErr w:type="spellEnd"/>
-      <w:r>
-        <w:t xml:space="preserve">, der Waldbodenhintergrund und verschiedene Symbole für die Benutzeroberfläche. Die Grafiken werden mithilfe der integrierten Bildgenerierung durch Textanweisungen erstellt und anschließend durch weitere Anweisungen angepasst </w:t>
+        <w:t xml:space="preserve">Bei Mystic Maze wird Codex für die Fehlerbehebung und die Gestaltung der Benutzeroberfläche eingesetzt. </w:t>
+      </w:r>
+    </w:p>
+    <w:p>
+      <w:r>
+        <w:t xml:space="preserve">Für die Erstellung der Grafiken von Mystic Maze wird der Chatbot ChatGPT von OpenAI verwendet. Dazu gehören beispielsweise die Labyrinthkacheln, der Waldbodenhintergrund und verschiedene Symbole für die Benutzeroberfläche. Die Grafiken werden mithilfe der integrierten Bildgenerierung durch Textanweisungen erstellt und anschließend durch weitere Anweisungen angepasst </w:t>
       </w:r>
       <w:sdt>
         <w:sdtPr>
@@ -3016,6 +2627,7 @@
             <w:docPart w:val="DefaultPlaceholder_-1854013440"/>
           </w:placeholder>
         </w:sdtPr>
+        <w:sdtEndPr/>
         <w:sdtContent>
           <w:r>
             <w:rPr>
@@ -3032,23 +2644,7 @@
     </w:p>
     <w:p>
       <w:r>
-        <w:t xml:space="preserve">Zur Versionsverwaltung wird </w:t>
-      </w:r>
-      <w:proofErr w:type="spellStart"/>
-      <w:r>
-        <w:t>Git</w:t>
-      </w:r>
-      <w:proofErr w:type="spellEnd"/>
-      <w:r>
-        <w:t xml:space="preserve"> eingesetzt. </w:t>
-      </w:r>
-      <w:proofErr w:type="spellStart"/>
-      <w:r>
-        <w:t>Git</w:t>
-      </w:r>
-      <w:proofErr w:type="spellEnd"/>
-      <w:r>
-        <w:t xml:space="preserve"> ist ein verteiltes Versionsverwaltungssystem, mit dem unterschiedliche Entwicklungsstände und Änderungen am Quellcode nachvollzogen werden können </w:t>
+        <w:t xml:space="preserve">Zur Versionsverwaltung wird Git eingesetzt. Git ist ein verteiltes Versionsverwaltungssystem, mit dem unterschiedliche Entwicklungsstände und Änderungen am Quellcode nachvollzogen werden können </w:t>
       </w:r>
       <w:sdt>
         <w:sdtPr>
@@ -3065,23 +2661,7 @@
               <w:rFonts w:cs="Arial"/>
               <w:color w:val="000000"/>
             </w:rPr>
-            <w:t>(</w:t>
-          </w:r>
-          <w:proofErr w:type="spellStart"/>
-          <w:r>
-            <w:rPr>
-              <w:rFonts w:cs="Arial"/>
-              <w:color w:val="000000"/>
-            </w:rPr>
-            <w:t>Git</w:t>
-          </w:r>
-          <w:proofErr w:type="spellEnd"/>
-          <w:r>
-            <w:rPr>
-              <w:rFonts w:cs="Arial"/>
-              <w:color w:val="000000"/>
-            </w:rPr>
-            <w:t>, o. J., o. S.)</w:t>
+            <w:t>(Git, o. J., o. S.)</w:t>
           </w:r>
         </w:sdtContent>
       </w:sdt>
@@ -3131,29 +2711,13 @@
         <w:t xml:space="preserve"> das Tool</w:t>
       </w:r>
       <w:r>
+        <w:t xml:space="preserve"> PlantUML eingesetzt.</w:t>
+      </w:r>
+      <w:r>
         <w:t xml:space="preserve"> </w:t>
       </w:r>
-      <w:proofErr w:type="spellStart"/>
-      <w:r>
-        <w:t>PlantUML</w:t>
-      </w:r>
-      <w:proofErr w:type="spellEnd"/>
-      <w:r>
-        <w:t xml:space="preserve"> eingesetzt.</w:t>
-      </w:r>
-      <w:r>
-        <w:t xml:space="preserve"> </w:t>
-      </w:r>
-      <w:r>
-        <w:t xml:space="preserve">Mit </w:t>
-      </w:r>
-      <w:proofErr w:type="spellStart"/>
-      <w:r>
-        <w:t>PlantUML</w:t>
-      </w:r>
-      <w:proofErr w:type="spellEnd"/>
-      <w:r>
-        <w:t xml:space="preserve"> können Diagramme durch einen textbasierten Code beschrieben und daraus automatisch grafische Darstellungen erzeugt werden</w:t>
+      <w:r>
+        <w:t>Mit PlantUML können Diagramme durch einen textbasierten Code beschrieben und daraus automatisch grafische Darstellungen erzeugt werden</w:t>
       </w:r>
       <w:r>
         <w:t xml:space="preserve"> </w:t>
@@ -3173,23 +2737,7 @@
               <w:rFonts w:cs="Arial"/>
               <w:color w:val="000000"/>
             </w:rPr>
-            <w:t>(</w:t>
-          </w:r>
-          <w:proofErr w:type="spellStart"/>
-          <w:r>
-            <w:rPr>
-              <w:rFonts w:cs="Arial"/>
-              <w:color w:val="000000"/>
-            </w:rPr>
-            <w:t>PlantUML</w:t>
-          </w:r>
-          <w:proofErr w:type="spellEnd"/>
-          <w:r>
-            <w:rPr>
-              <w:rFonts w:cs="Arial"/>
-              <w:color w:val="000000"/>
-            </w:rPr>
-            <w:t>, o. J., o. S.)</w:t>
+            <w:t>(PlantUML, o. J., o. S.)</w:t>
           </w:r>
         </w:sdtContent>
       </w:sdt>
@@ -3220,15 +2768,7 @@
         <w:t>im Spezifikationsdokument wurden</w:t>
       </w:r>
       <w:r>
-        <w:t xml:space="preserve"> mithilfe von </w:t>
-      </w:r>
-      <w:proofErr w:type="spellStart"/>
-      <w:r>
-        <w:t>Balsamiq</w:t>
-      </w:r>
-      <w:proofErr w:type="spellEnd"/>
-      <w:r>
-        <w:t xml:space="preserve"> </w:t>
+        <w:t xml:space="preserve"> mithilfe von Balsamiq </w:t>
       </w:r>
       <w:r>
         <w:t>erstellt</w:t>
@@ -3236,13 +2776,8 @@
       <w:r>
         <w:t xml:space="preserve">. </w:t>
       </w:r>
-      <w:proofErr w:type="spellStart"/>
-      <w:r>
-        <w:t>Balsamiq</w:t>
-      </w:r>
-      <w:proofErr w:type="spellEnd"/>
-      <w:r>
-        <w:t xml:space="preserve"> ist ein Werkzeug zur Erstellung von</w:t>
+      <w:r>
+        <w:t>Balsamiq ist ein Werkzeug zur Erstellung von</w:t>
       </w:r>
       <w:r>
         <w:t xml:space="preserve"> Mockups</w:t>
@@ -3254,13 +2789,8 @@
         <w:t>GUI</w:t>
       </w:r>
       <w:r>
-        <w:t xml:space="preserve"> bereits vor deren Implementierung visualisiert werden </w:t>
-      </w:r>
-      <w:proofErr w:type="gramStart"/>
-      <w:r>
-        <w:t>kann</w:t>
-      </w:r>
-      <w:proofErr w:type="gramEnd"/>
+        <w:t xml:space="preserve"> bereits vor deren Implementierung visualisiert werden kann</w:t>
+      </w:r>
       <w:r>
         <w:t xml:space="preserve"> </w:t>
       </w:r>
@@ -3279,23 +2809,7 @@
               <w:rFonts w:cs="Arial"/>
               <w:color w:val="000000"/>
             </w:rPr>
-            <w:t>(</w:t>
-          </w:r>
-          <w:proofErr w:type="spellStart"/>
-          <w:r>
-            <w:rPr>
-              <w:rFonts w:cs="Arial"/>
-              <w:color w:val="000000"/>
-            </w:rPr>
-            <w:t>Balsamiq</w:t>
-          </w:r>
-          <w:proofErr w:type="spellEnd"/>
-          <w:r>
-            <w:rPr>
-              <w:rFonts w:cs="Arial"/>
-              <w:color w:val="000000"/>
-            </w:rPr>
-            <w:t>, o. J., o. S.)</w:t>
+            <w:t>(Balsamiq, o. J., o. S.)</w:t>
           </w:r>
         </w:sdtContent>
       </w:sdt>
@@ -3310,7 +2824,7 @@
           <w:rFonts w:cs="Arial"/>
         </w:rPr>
       </w:pPr>
-      <w:bookmarkStart w:id="11" w:name="_Toc244175626"/>
+      <w:bookmarkStart w:id="11" w:name="_Toc244261646"/>
       <w:r>
         <w:rPr>
           <w:rFonts w:cs="Arial"/>
@@ -3409,13 +2923,8 @@
         <w:t xml:space="preserve">Innerhalb der serverseitigen Anwendung werden die Verantwortlichkeiten zusätzlich in voneinander abgegrenzte Bereiche unterteilt. Dieses Vorgehen orientiert sich am Prinzip einer geschichteten Architektur. In einem solchen System sind die einzelnen Schichten hierarchisch angeordnet und stellen jeweils Dienste für andere Schichten bereit. </w:t>
       </w:r>
       <w:r>
-        <w:t xml:space="preserve">Durch die Aufteilung in einzelne Schichten können Änderungen an einem Bereich vorgenommen werden, ohne dass andere Bereiche direkt davon betroffen </w:t>
-      </w:r>
-      <w:proofErr w:type="gramStart"/>
-      <w:r>
-        <w:t>sind</w:t>
-      </w:r>
-      <w:proofErr w:type="gramEnd"/>
+        <w:t>Durch die Aufteilung in einzelne Schichten können Änderungen an einem Bereich vorgenommen werden, ohne dass andere Bereiche direkt davon betroffen sind</w:t>
+      </w:r>
       <w:r>
         <w:t xml:space="preserve"> </w:t>
       </w:r>
@@ -3476,7 +2985,7 @@
           <w:szCs w:val="22"/>
         </w:rPr>
       </w:pPr>
-      <w:bookmarkStart w:id="12" w:name="_Toc244175630"/>
+      <w:bookmarkStart w:id="12" w:name="_Toc244261620"/>
       <w:r>
         <w:rPr>
           <w:sz w:val="22"/>
@@ -3585,23 +3094,7 @@
     </w:p>
     <w:p>
       <w:r>
-        <w:t xml:space="preserve">Die Benutzeroberfläche wird im Browser ausgeführt und stellt den Spielzustand dar sowie die verfügbaren Benutzeraktionen bereit. Die Kommunikationsschicht bildet mit </w:t>
-      </w:r>
-      <w:proofErr w:type="spellStart"/>
-      <w:r>
-        <w:t>FastAPI</w:t>
-      </w:r>
-      <w:proofErr w:type="spellEnd"/>
-      <w:r>
-        <w:t xml:space="preserve"> die HTTP- und </w:t>
-      </w:r>
-      <w:proofErr w:type="spellStart"/>
-      <w:r>
-        <w:t>WebSocket</w:t>
-      </w:r>
-      <w:proofErr w:type="spellEnd"/>
-      <w:r>
-        <w:t>-Schnittstellen ab und nimmt Nachrichten der Clients entgegen.</w:t>
+        <w:t>Die Benutzeroberfläche wird im Browser ausgeführt und stellt den Spielzustand dar sowie die verfügbaren Benutzeraktionen bereit. Die Kommunikationsschicht bildet mit FastAPI die HTTP- und WebSocket-Schnittstellen ab und nimmt Nachrichten der Clients entgegen.</w:t>
       </w:r>
       <w:r>
         <w:t xml:space="preserve"> </w:t>
@@ -3611,15 +3104,7 @@
       </w:r>
       <w:r>
         <w:lastRenderedPageBreak/>
-        <w:t xml:space="preserve">laufenden Partie wird anschließend eine </w:t>
-      </w:r>
-      <w:proofErr w:type="spellStart"/>
-      <w:r>
-        <w:t>WebSocket</w:t>
-      </w:r>
-      <w:proofErr w:type="spellEnd"/>
-      <w:r>
-        <w:t>-Verbindung aufgebaut. Über diese werden Spielaktionen an den Server übertragen und Änderungen des Spielzustands an die verbundenen Clients verteilt. Die übertragenen Daten werden jeweils als JSON strukturiert.</w:t>
+        <w:t>laufenden Partie wird anschließend eine WebSocket-Verbindung aufgebaut. Über diese werden Spielaktionen an den Server übertragen und Änderungen des Spielzustands an die verbundenen Clients verteilt. Die übertragenen Daten werden jeweils als JSON strukturiert.</w:t>
       </w:r>
     </w:p>
     <w:p>
@@ -3636,15 +3121,7 @@
         <w:t xml:space="preserve">innerhalb der Anwendungslogik übernimmt </w:t>
       </w:r>
       <w:r>
-        <w:t xml:space="preserve">der </w:t>
-      </w:r>
-      <w:proofErr w:type="spellStart"/>
-      <w:r>
-        <w:t>GameManager</w:t>
-      </w:r>
-      <w:proofErr w:type="spellEnd"/>
-      <w:r>
-        <w:t>. Er verwaltet die vorhandenen Partien und stellt die Verbindung zwischen der Kommunikationsschicht und den einzelnen Spielinstanzen her. Eine konkrete Partie wird durch die Klasse Game repräsentiert, die unter anderem Spieler, Spielzustand und Zugsteuerung verwaltet. Weitere Klassen wie Board</w:t>
+        <w:t>der GameManager. Er verwaltet die vorhandenen Partien und stellt die Verbindung zwischen der Kommunikationsschicht und den einzelnen Spielinstanzen her. Eine konkrete Partie wird durch die Klasse Game repräsentiert, die unter anderem Spieler, Spielzustand und Zugsteuerung verwaltet. Weitere Klassen wie Board</w:t>
       </w:r>
       <w:r>
         <w:t xml:space="preserve"> und</w:t>
@@ -3694,7 +3171,7 @@
           <w:rFonts w:cs="Arial"/>
         </w:rPr>
       </w:pPr>
-      <w:bookmarkStart w:id="13" w:name="_Toc244175627"/>
+      <w:bookmarkStart w:id="13" w:name="_Toc244261647"/>
       <w:r>
         <w:rPr>
           <w:rFonts w:cs="Arial"/>
@@ -3722,37 +3199,13 @@
     </w:p>
     <w:p>
       <w:r>
-        <w:t xml:space="preserve">Die Verwaltung mehrerer laufender Partien übernimmt der </w:t>
-      </w:r>
-      <w:proofErr w:type="spellStart"/>
-      <w:r>
-        <w:t>GameManager</w:t>
-      </w:r>
-      <w:proofErr w:type="spellEnd"/>
-      <w:r>
-        <w:t>. Er hält die vorhandenen Game-Instanzen vor und stellt Operationen zum Erstellen, Abrufen und Entfernen einer Partie sowie zum Hinzufügen und Abrufen von Spielern bereit. Jede Partie erhält eine eindeutige Partie-ID, über die eingehende Anfragen der richtigen Game-Instanz zugeordnet werden können.</w:t>
+        <w:t>Die Verwaltung mehrerer laufender Partien übernimmt der GameManager. Er hält die vorhandenen Game-Instanzen vor und stellt Operationen zum Erstellen, Abrufen und Entfernen einer Partie sowie zum Hinzufügen und Abrufen von Spielern bereit. Jede Partie erhält eine eindeutige Partie-ID, über die eingehende Anfragen der richtigen Game-Instanz zugeordnet werden können.</w:t>
       </w:r>
     </w:p>
     <w:p>
       <w:r>
         <w:lastRenderedPageBreak/>
-        <w:t xml:space="preserve">Beim Beitritt erhält jeder Spieler zusätzlich einen festen Index innerhalb der Spielerliste. Dieser wird als </w:t>
-      </w:r>
-      <w:proofErr w:type="spellStart"/>
-      <w:r>
-        <w:t>player_index</w:t>
-      </w:r>
-      <w:proofErr w:type="spellEnd"/>
-      <w:r>
-        <w:t xml:space="preserve"> bezeichnet und dient zur Identifizierung des Spielers innerhalb einer Partie. Zusammen mit der Partie-ID kann die Kommunikationsschicht dadurch Anfragen und </w:t>
-      </w:r>
-      <w:proofErr w:type="spellStart"/>
-      <w:r>
-        <w:t>WebSocket</w:t>
-      </w:r>
-      <w:proofErr w:type="spellEnd"/>
-      <w:r>
-        <w:t>-Verbindungen dem jeweiligen Spieler zuordnen.</w:t>
+        <w:t>Beim Beitritt erhält jeder Spieler zusätzlich einen festen Index innerhalb der Spielerliste. Dieser wird als player_index bezeichnet und dient zur Identifizierung des Spielers innerhalb einer Partie. Zusammen mit der Partie-ID kann die Kommunikationsschicht dadurch Anfragen und WebSocket-Verbindungen dem jeweiligen Spieler zuordnen.</w:t>
       </w:r>
     </w:p>
     <w:p>
@@ -3767,76 +3220,18 @@
     </w:p>
     <w:p>
       <w:r>
-        <w:t xml:space="preserve">Eine einzelne </w:t>
-      </w:r>
-      <w:proofErr w:type="spellStart"/>
-      <w:r>
-        <w:t>Labyrinthkachel</w:t>
-      </w:r>
-      <w:proofErr w:type="spellEnd"/>
-      <w:r>
-        <w:t xml:space="preserve"> wird durch </w:t>
-      </w:r>
-      <w:proofErr w:type="spellStart"/>
-      <w:r>
-        <w:t>Tile</w:t>
-      </w:r>
-      <w:proofErr w:type="spellEnd"/>
-      <w:r>
-        <w:t xml:space="preserve"> dargestellt. Eine Kachel besitzt insbesondere einen Kacheltyp und eine Orientierung. Zusätzlich kann sie ein Ziel, ein Tor oder ein Portal enthalten. Die Ausprägungen von Kacheltypen, Richtungen und Toren werden durch </w:t>
-      </w:r>
-      <w:proofErr w:type="spellStart"/>
+        <w:t xml:space="preserve">Eine einzelne Labyrinthkachel wird durch Tile dargestellt. Eine Kachel besitzt insbesondere einen Kacheltyp und eine Orientierung. Zusätzlich kann sie ein Ziel, ein Tor oder ein Portal enthalten. Die Ausprägungen von Kacheltypen, Richtungen und Toren werden durch </w:t>
+      </w:r>
       <w:r>
         <w:t>Enums</w:t>
       </w:r>
-      <w:proofErr w:type="spellEnd"/>
-      <w:r>
-        <w:t xml:space="preserve"> wie </w:t>
-      </w:r>
-      <w:proofErr w:type="spellStart"/>
-      <w:r>
-        <w:t>TileType</w:t>
-      </w:r>
-      <w:proofErr w:type="spellEnd"/>
-      <w:r>
-        <w:t xml:space="preserve">, </w:t>
-      </w:r>
-      <w:proofErr w:type="spellStart"/>
-      <w:r>
-        <w:t>Direction</w:t>
-      </w:r>
-      <w:proofErr w:type="spellEnd"/>
-      <w:r>
-        <w:t xml:space="preserve"> und </w:t>
-      </w:r>
-      <w:proofErr w:type="spellStart"/>
-      <w:r>
-        <w:t>GateType</w:t>
-      </w:r>
-      <w:proofErr w:type="spellEnd"/>
-      <w:r>
-        <w:t xml:space="preserve"> abgebildet. Dadurch werden nur vordefinierte und fachlich zulässige Werte innerhalb der Spiellogik verwendet.</w:t>
-      </w:r>
-    </w:p>
-    <w:p>
-      <w:r>
-        <w:t xml:space="preserve">Die Klasse Player speichert die Informationen eines einzelnen Spielers. Dazu gehören der Name, die aktuelle Position, die Startposition, der gewählte Charakter sowie die noch offenen und bereits abgeschlossenen Ziele. Außerdem wird gespeichert, ob die Charakterfähigkeit für das aktuelle Ziel bereits verwendet wurde. Über die Methode </w:t>
-      </w:r>
-      <w:proofErr w:type="spellStart"/>
-      <w:r>
-        <w:t>get_current_</w:t>
-      </w:r>
-      <w:proofErr w:type="gramStart"/>
-      <w:r>
-        <w:t>target</w:t>
-      </w:r>
-      <w:proofErr w:type="spellEnd"/>
-      <w:r>
-        <w:t>(</w:t>
-      </w:r>
-      <w:proofErr w:type="gramEnd"/>
-      <w:r>
-        <w:t>) kann das aktuell gesuchte Ziel abgerufen werden. Diese Information benötigt Game beispielsweise, um zu überprüfen, ob ein Spieler sein Ziel erreicht hat.</w:t>
+      <w:r>
+        <w:t xml:space="preserve"> wie TileType, Direction und GateType abgebildet. Dadurch werden nur vordefinierte und fachlich zulässige Werte innerhalb der Spiellogik verwendet.</w:t>
+      </w:r>
+    </w:p>
+    <w:p>
+      <w:r>
+        <w:t>Die Klasse Player speichert die Informationen eines einzelnen Spielers. Dazu gehören der Name, die aktuelle Position, die Startposition, der gewählte Charakter sowie die noch offenen und bereits abgeschlossenen Ziele. Außerdem wird gespeichert, ob die Charakterfähigkeit für das aktuelle Ziel bereits verwendet wurde. Über die Methode get_current_target() kann das aktuell gesuchte Ziel abgerufen werden. Diese Information benötigt Game beispielsweise, um zu überprüfen, ob ein Spieler sein Ziel erreicht hat.</w:t>
       </w:r>
     </w:p>
     <w:p>
@@ -3847,39 +3242,13 @@
     <w:p>
       <w:r>
         <w:lastRenderedPageBreak/>
-        <w:t xml:space="preserve">Für die Verwaltung der </w:t>
-      </w:r>
-      <w:proofErr w:type="spellStart"/>
-      <w:r>
-        <w:t>WebSocket</w:t>
-      </w:r>
-      <w:proofErr w:type="spellEnd"/>
-      <w:r>
-        <w:t xml:space="preserve">-Verbindungen wird die Klasse </w:t>
-      </w:r>
-      <w:proofErr w:type="spellStart"/>
-      <w:r>
-        <w:t>ConnectionManager</w:t>
-      </w:r>
-      <w:proofErr w:type="spellEnd"/>
-      <w:r>
-        <w:t xml:space="preserve"> verwendet. Sie gehört zur Kommunikationsschicht und verwaltet die aktiven Verbindungen der einzelnen Spieler. Eingehende Spielaktionen werden von der Kommunikationsschicht an den </w:t>
-      </w:r>
-      <w:proofErr w:type="spellStart"/>
-      <w:r>
-        <w:t>GameManager</w:t>
-      </w:r>
-      <w:proofErr w:type="spellEnd"/>
-      <w:r>
-        <w:t xml:space="preserve"> weitergegeben. Dieser ordnet die Aktionen der entsprechenden Game-Instanz zu, in der die Spielregeln überprüft und die Aktionen verarbeitet werden. Anschließend wird der aktualisierte Spielzustand über die Kommunikationsschicht und den </w:t>
-      </w:r>
-      <w:proofErr w:type="spellStart"/>
-      <w:r>
-        <w:t>ConnectionManager</w:t>
-      </w:r>
-      <w:proofErr w:type="spellEnd"/>
-      <w:r>
-        <w:t xml:space="preserve"> an die verbundenen Clients übertragen. Dadurch bleiben die Verwaltung der Verbindungen und die eigentliche Spiellogik voneinander getrennt.</w:t>
+        <w:t>Für die Verwaltung der WebSocket-Verbindungen wird die Klasse ConnectionManager verwendet. Sie gehört zur Kommunikationsschicht und verwaltet die aktiven Verbindungen der einzelnen Spieler. Eingehende Spielaktionen werden von der Kommunikationsschicht an den GameManager weitergegeben. Dieser ordnet die Aktionen der entsprechenden Game-Instanz zu, in der die Spielregeln überprüft und die Aktionen verarbeitet werden. Anschließend wird der aktualisierte Spielzustand über die Kommunikationsschicht und den ConnectionManager an die verbundenen Clients übertragen. Dadurch bleiben die Verwaltung der Verbindungen und die eigentliche Spiellogik voneinander getrennt.</w:t>
+      </w:r>
+      <w:r>
+        <w:t xml:space="preserve"> </w:t>
+      </w:r>
+      <w:r>
+        <w:t>Ergänzend zum ConnectionManager werden Hilfsmodule eingesetzt. Diese übernehmen unter anderem die Bereitstellung der HTTP- und WebSocket-Schnittstellen, die Verarbeitung eingehender Spielaktionen sowie die Verteilung aktualisierter Spielzustände an die verbundenen Clients.</w:t>
       </w:r>
     </w:p>
     <w:p>
@@ -3899,13 +3268,19 @@
         <w:t>, die zur Spiellogik beitragen,</w:t>
       </w:r>
       <w:r>
-        <w:t xml:space="preserve"> aufgeführt. Interne Hilfsmethoden</w:t>
+        <w:t xml:space="preserve"> aufgeführt. </w:t>
+      </w:r>
+      <w:r>
+        <w:t>Hilfsmodule und interne Hilfsfunktionen</w:t>
       </w:r>
       <w:r>
         <w:t xml:space="preserve"> </w:t>
       </w:r>
       <w:r>
-        <w:t>werden nicht dargestellt. Sie dienen vor allem der internen Zerlegung einzelner Verarbeitungsschritte und verändern die grundlegenden Beziehungen zwischen den dargestellten Klassen nicht.</w:t>
+        <w:t xml:space="preserve">werden nicht dargestellt. </w:t>
+      </w:r>
+      <w:r>
+        <w:t>Die Hilfsmodule dienen der Trennung technischer Aufgaben, während die internen Hilfsfunktionen einzelne Verarbeitungsschritte strukturieren. Beide verändern die grundlegenden Beziehungen zwischen den dargestellten Klassen nicht.</w:t>
       </w:r>
     </w:p>
     <w:p>
@@ -3917,7 +3292,7 @@
           <w:szCs w:val="22"/>
         </w:rPr>
       </w:pPr>
-      <w:bookmarkStart w:id="14" w:name="_Toc244175631"/>
+      <w:bookmarkStart w:id="14" w:name="_Toc244261621"/>
       <w:r>
         <w:rPr>
           <w:sz w:val="22"/>
@@ -3973,6 +3348,9 @@
     </w:p>
     <w:p>
       <w:r>
+        <w:rPr>
+          <w:noProof/>
+        </w:rPr>
         <w:drawing>
           <wp:inline distT="0" distB="0" distL="0" distR="0" wp14:anchorId="2986AA95" wp14:editId="42509EB4">
             <wp:extent cx="5493379" cy="6905767"/>
@@ -4017,38 +3395,14 @@
     </w:p>
     <w:p>
       <w:r>
-        <w:t xml:space="preserve">Die dargestellte Struktur folgt der in Kapitel 3 beschriebenen Trennung der Verantwortlichkeiten. </w:t>
-      </w:r>
-      <w:proofErr w:type="spellStart"/>
-      <w:r>
-        <w:t>GameManager</w:t>
-      </w:r>
-      <w:proofErr w:type="spellEnd"/>
-      <w:r>
-        <w:t xml:space="preserve"> und </w:t>
-      </w:r>
-      <w:proofErr w:type="spellStart"/>
-      <w:r>
-        <w:t>ConnectionManager</w:t>
-      </w:r>
-      <w:proofErr w:type="spellEnd"/>
-      <w:r>
-        <w:t xml:space="preserve"> übernehmen übergeordnete Verwaltungs- beziehungsweise Kommunikationsaufgaben, während Game, Board, </w:t>
-      </w:r>
-      <w:proofErr w:type="spellStart"/>
-      <w:r>
-        <w:t>Tile</w:t>
-      </w:r>
-      <w:proofErr w:type="spellEnd"/>
-      <w:r>
-        <w:t xml:space="preserve"> und Player die eigentliche Spiellogik und den Spielzustand abbilden. Dadurch bleibt insbesondere die Spiellogik unabhängig von der konkreten Weboberfläche und kann separat automatisiert getestet werden.</w:t>
+        <w:t>Die dargestellte Struktur folgt der in Kapitel 3 beschriebenen Trennung der Verantwortlichkeiten. GameManager und ConnectionManager übernehmen übergeordnete Verwaltungs- beziehungsweise Kommunikationsaufgaben, während Game, Board, Tile und Player die eigentliche Spiellogik und den Spielzustand abbilden. Dadurch bleibt insbesondere die Spiellogik unabhängig von der konkreten Weboberfläche und kann separat automatisiert getestet werden.</w:t>
       </w:r>
     </w:p>
     <w:p>
       <w:pPr>
         <w:pStyle w:val="berschrift1"/>
       </w:pPr>
-      <w:bookmarkStart w:id="15" w:name="_Toc244175628"/>
+      <w:bookmarkStart w:id="15" w:name="_Toc244261648"/>
       <w:r>
         <w:lastRenderedPageBreak/>
         <w:t>5</w:t>
@@ -4113,7 +3467,7 @@
           <w:szCs w:val="22"/>
         </w:rPr>
       </w:pPr>
-      <w:bookmarkStart w:id="16" w:name="_Toc244175632"/>
+      <w:bookmarkStart w:id="16" w:name="_Toc244261622"/>
       <w:r>
         <w:rPr>
           <w:sz w:val="22"/>
@@ -4172,6 +3526,9 @@
         <w:spacing w:after="0" w:line="240" w:lineRule="auto"/>
       </w:pPr>
       <w:r>
+        <w:rPr>
+          <w:noProof/>
+        </w:rPr>
         <w:drawing>
           <wp:inline distT="0" distB="0" distL="0" distR="0" wp14:anchorId="119E7ABF" wp14:editId="6D110A97">
             <wp:extent cx="5607367" cy="8106770"/>
@@ -4221,23 +3578,7 @@
     <w:p>
       <w:r>
         <w:lastRenderedPageBreak/>
-        <w:t xml:space="preserve">Das UML-Sequenzdiagramm zeigt den Ablauf eines Spielzugs von Mystic Maze und die Kommunikation zwischen den beteiligten Komponenten. Die Spielaktionen werden vom Browser über die </w:t>
-      </w:r>
-      <w:proofErr w:type="spellStart"/>
-      <w:r>
-        <w:t>WebSocket</w:t>
-      </w:r>
-      <w:proofErr w:type="spellEnd"/>
-      <w:r>
-        <w:t xml:space="preserve">-Verbindung an den Server übertragen. Dort werden sie durch den </w:t>
-      </w:r>
-      <w:proofErr w:type="spellStart"/>
-      <w:r>
-        <w:t>GameManager</w:t>
-      </w:r>
-      <w:proofErr w:type="spellEnd"/>
-      <w:r>
-        <w:t xml:space="preserve"> der entsprechenden Game-Instanz zugeordnet. Game überprüft die Spielregeln und führt die Aktionen aus. Für das Verschieben des Spielfelds und die Ermittlung erreichbarer Positionen wird die Klasse Board verwendet.</w:t>
+        <w:t>Das UML-Sequenzdiagramm zeigt den Ablauf eines Spielzugs von Mystic Maze und die Kommunikation zwischen den beteiligten Komponenten. Die Spielaktionen werden vom Browser über die WebSocket-Verbindung an den Server übertragen. Dort werden sie durch den GameManager der entsprechenden Game-Instanz zugeordnet. Game überprüft die Spielregeln und führt die Aktionen aus. Für das Verschieben des Spielfelds und die Ermittlung erreichbarer Positionen wird die Klasse Board verwendet.</w:t>
       </w:r>
       <w:r>
         <w:t xml:space="preserve"> </w:t>
@@ -4255,30 +3596,14 @@
         </w:sectPr>
       </w:pPr>
       <w:r>
-        <w:t xml:space="preserve">Während eines Spielzugs kann der Spieler zunächst die freie Kachel drehen und muss anschließend das Spielfeld verschieben. Danach kann er seine Spielfigur bewegen oder den Zug direkt beenden. Nach jeder erfolgreichen Spielaktion wird der aktualisierte Spielzustand an die verbundenen Clients übertragen. Die Verteilung wird durch die Kommunikationsschicht koordiniert, wobei der </w:t>
-      </w:r>
-      <w:proofErr w:type="spellStart"/>
-      <w:r>
-        <w:t>ConnectionManager</w:t>
-      </w:r>
-      <w:proofErr w:type="spellEnd"/>
-      <w:r>
-        <w:t xml:space="preserve"> die aktiven </w:t>
-      </w:r>
-      <w:proofErr w:type="spellStart"/>
-      <w:r>
-        <w:t>WebSocket</w:t>
-      </w:r>
-      <w:proofErr w:type="spellEnd"/>
-      <w:r>
-        <w:t>-Verbindungen verwaltet. Ungültige Aktionen werden nicht ausgeführt und der Spieler erhält eine Fehlermeldung.</w:t>
+        <w:t>Während eines Spielzugs kann der Spieler zunächst die freie Kachel drehen und muss anschließend das Spielfeld verschieben. Danach kann er seine Spielfigur bewegen oder den Zug direkt beenden. Nach jeder erfolgreichen Spielaktion wird der aktualisierte Spielzustand an die verbundenen Clients übertragen. Die Verteilung wird durch die Kommunikationsschicht koordiniert, wobei der ConnectionManager die aktiven WebSocket-Verbindungen verwaltet. Ungültige Aktionen werden nicht ausgeführt und der Spieler erhält eine Fehlermeldung.</w:t>
       </w:r>
     </w:p>
     <w:p>
       <w:pPr>
         <w:pStyle w:val="berschrift1"/>
       </w:pPr>
-      <w:bookmarkStart w:id="17" w:name="_Toc244175629"/>
+      <w:bookmarkStart w:id="17" w:name="_Toc244261649"/>
       <w:r>
         <w:lastRenderedPageBreak/>
         <w:t>Literaturverzeichnis</w:t>
@@ -4304,7 +3629,7 @@
             <w:autoSpaceDE w:val="0"/>
             <w:autoSpaceDN w:val="0"/>
             <w:ind w:hanging="480"/>
-            <w:divId w:val="974681401"/>
+            <w:divId w:val="2051025658"/>
             <w:rPr>
               <w:rFonts w:eastAsia="Times New Roman" w:cs="Arial"/>
               <w:color w:val="000000"/>
@@ -4313,23 +3638,13 @@
               <w14:ligatures w14:val="none"/>
             </w:rPr>
           </w:pPr>
-          <w:proofErr w:type="spellStart"/>
           <w:r>
             <w:rPr>
               <w:rFonts w:eastAsia="Times New Roman" w:cs="Arial"/>
               <w:color w:val="000000"/>
             </w:rPr>
-            <w:t>Balsamiq</w:t>
-          </w:r>
-          <w:proofErr w:type="spellEnd"/>
-          <w:r>
-            <w:rPr>
-              <w:rFonts w:eastAsia="Times New Roman" w:cs="Arial"/>
-              <w:color w:val="000000"/>
-            </w:rPr>
-            <w:t xml:space="preserve">. (o. J.). </w:t>
-          </w:r>
-          <w:proofErr w:type="spellStart"/>
+            <w:t xml:space="preserve">Balsamiq. (o. J.). </w:t>
+          </w:r>
           <w:r>
             <w:rPr>
               <w:rFonts w:eastAsia="Times New Roman" w:cs="Arial"/>
@@ -4337,137 +3652,7 @@
               <w:iCs/>
               <w:color w:val="000000"/>
             </w:rPr>
-            <w:t>What</w:t>
-          </w:r>
-          <w:proofErr w:type="spellEnd"/>
-          <w:r>
-            <w:rPr>
-              <w:rFonts w:eastAsia="Times New Roman" w:cs="Arial"/>
-              <w:i/>
-              <w:iCs/>
-              <w:color w:val="000000"/>
-            </w:rPr>
-            <w:t xml:space="preserve"> </w:t>
-          </w:r>
-          <w:proofErr w:type="spellStart"/>
-          <w:r>
-            <w:rPr>
-              <w:rFonts w:eastAsia="Times New Roman" w:cs="Arial"/>
-              <w:i/>
-              <w:iCs/>
-              <w:color w:val="000000"/>
-            </w:rPr>
-            <w:t>is</w:t>
-          </w:r>
-          <w:proofErr w:type="spellEnd"/>
-          <w:r>
-            <w:rPr>
-              <w:rFonts w:eastAsia="Times New Roman" w:cs="Arial"/>
-              <w:i/>
-              <w:iCs/>
-              <w:color w:val="000000"/>
-            </w:rPr>
-            <w:t xml:space="preserve"> </w:t>
-          </w:r>
-          <w:proofErr w:type="spellStart"/>
-          <w:r>
-            <w:rPr>
-              <w:rFonts w:eastAsia="Times New Roman" w:cs="Arial"/>
-              <w:i/>
-              <w:iCs/>
-              <w:color w:val="000000"/>
-            </w:rPr>
-            <w:t>Balsamiq</w:t>
-          </w:r>
-          <w:proofErr w:type="spellEnd"/>
-          <w:r>
-            <w:rPr>
-              <w:rFonts w:eastAsia="Times New Roman" w:cs="Arial"/>
-              <w:i/>
-              <w:iCs/>
-              <w:color w:val="000000"/>
-            </w:rPr>
-            <w:t>? Low-</w:t>
-          </w:r>
-          <w:proofErr w:type="spellStart"/>
-          <w:r>
-            <w:rPr>
-              <w:rFonts w:eastAsia="Times New Roman" w:cs="Arial"/>
-              <w:i/>
-              <w:iCs/>
-              <w:color w:val="000000"/>
-            </w:rPr>
-            <w:t>fidelity</w:t>
-          </w:r>
-          <w:proofErr w:type="spellEnd"/>
-          <w:r>
-            <w:rPr>
-              <w:rFonts w:eastAsia="Times New Roman" w:cs="Arial"/>
-              <w:i/>
-              <w:iCs/>
-              <w:color w:val="000000"/>
-            </w:rPr>
-            <w:t xml:space="preserve"> </w:t>
-          </w:r>
-          <w:proofErr w:type="spellStart"/>
-          <w:r>
-            <w:rPr>
-              <w:rFonts w:eastAsia="Times New Roman" w:cs="Arial"/>
-              <w:i/>
-              <w:iCs/>
-              <w:color w:val="000000"/>
-            </w:rPr>
-            <w:t>wireframing</w:t>
-          </w:r>
-          <w:proofErr w:type="spellEnd"/>
-          <w:r>
-            <w:rPr>
-              <w:rFonts w:eastAsia="Times New Roman" w:cs="Arial"/>
-              <w:i/>
-              <w:iCs/>
-              <w:color w:val="000000"/>
-            </w:rPr>
-            <w:t xml:space="preserve"> </w:t>
-          </w:r>
-          <w:proofErr w:type="spellStart"/>
-          <w:r>
-            <w:rPr>
-              <w:rFonts w:eastAsia="Times New Roman" w:cs="Arial"/>
-              <w:i/>
-              <w:iCs/>
-              <w:color w:val="000000"/>
-            </w:rPr>
-            <w:t>tool</w:t>
-          </w:r>
-          <w:proofErr w:type="spellEnd"/>
-          <w:r>
-            <w:rPr>
-              <w:rFonts w:eastAsia="Times New Roman" w:cs="Arial"/>
-              <w:i/>
-              <w:iCs/>
-              <w:color w:val="000000"/>
-            </w:rPr>
-            <w:t xml:space="preserve"> - </w:t>
-          </w:r>
-          <w:proofErr w:type="spellStart"/>
-          <w:r>
-            <w:rPr>
-              <w:rFonts w:eastAsia="Times New Roman" w:cs="Arial"/>
-              <w:i/>
-              <w:iCs/>
-              <w:color w:val="000000"/>
-            </w:rPr>
-            <w:t>Balsamiq</w:t>
-          </w:r>
-          <w:proofErr w:type="spellEnd"/>
-          <w:r>
-            <w:rPr>
-              <w:rFonts w:eastAsia="Times New Roman" w:cs="Arial"/>
-              <w:i/>
-              <w:iCs/>
-              <w:color w:val="000000"/>
-            </w:rPr>
-            <w:t xml:space="preserve"> Help Center</w:t>
+            <w:t>What is Balsamiq? Low-fidelity wireframing tool - Balsamiq Help Center</w:t>
           </w:r>
           <w:r>
             <w:rPr>
@@ -4482,7 +3667,7 @@
             <w:autoSpaceDE w:val="0"/>
             <w:autoSpaceDN w:val="0"/>
             <w:ind w:hanging="480"/>
-            <w:divId w:val="1584757591"/>
+            <w:divId w:val="1705400041"/>
             <w:rPr>
               <w:rFonts w:eastAsia="Times New Roman" w:cs="Arial"/>
               <w:color w:val="000000"/>
@@ -4493,23 +3678,7 @@
               <w:rFonts w:eastAsia="Times New Roman" w:cs="Arial"/>
               <w:color w:val="000000"/>
             </w:rPr>
-            <w:t xml:space="preserve">Bray, T. (2017). The JavaScript </w:t>
-          </w:r>
-          <w:proofErr w:type="spellStart"/>
-          <w:r>
-            <w:rPr>
-              <w:rFonts w:eastAsia="Times New Roman" w:cs="Arial"/>
-              <w:color w:val="000000"/>
-            </w:rPr>
-            <w:t>Object</w:t>
-          </w:r>
-          <w:proofErr w:type="spellEnd"/>
-          <w:r>
-            <w:rPr>
-              <w:rFonts w:eastAsia="Times New Roman" w:cs="Arial"/>
-              <w:color w:val="000000"/>
-            </w:rPr>
-            <w:t xml:space="preserve"> Notation (JSON) Data Interchange Format. </w:t>
+            <w:t xml:space="preserve">Bray, T. (2017). The JavaScript Object Notation (JSON) Data Interchange Format. </w:t>
           </w:r>
           <w:r>
             <w:rPr>
@@ -4533,27 +3702,18 @@
             <w:autoSpaceDE w:val="0"/>
             <w:autoSpaceDN w:val="0"/>
             <w:ind w:hanging="480"/>
-            <w:divId w:val="501286822"/>
+            <w:divId w:val="1318849288"/>
             <w:rPr>
               <w:rFonts w:eastAsia="Times New Roman" w:cs="Arial"/>
               <w:color w:val="000000"/>
             </w:rPr>
           </w:pPr>
-          <w:proofErr w:type="spellStart"/>
           <w:r>
             <w:rPr>
               <w:rFonts w:eastAsia="Times New Roman" w:cs="Arial"/>
               <w:color w:val="000000"/>
             </w:rPr>
-            <w:t>FastAPI</w:t>
-          </w:r>
-          <w:proofErr w:type="spellEnd"/>
-          <w:r>
-            <w:rPr>
-              <w:rFonts w:eastAsia="Times New Roman" w:cs="Arial"/>
-              <w:color w:val="000000"/>
-            </w:rPr>
-            <w:t xml:space="preserve">. (o. J.-a). </w:t>
+            <w:t xml:space="preserve">FastAPI. (o. J.-a). </w:t>
           </w:r>
           <w:r>
             <w:rPr>
@@ -4562,19 +3722,8 @@
               <w:iCs/>
               <w:color w:val="000000"/>
             </w:rPr>
-            <w:t xml:space="preserve">Features - </w:t>
-          </w:r>
-          <w:proofErr w:type="spellStart"/>
-          <w:r>
-            <w:rPr>
-              <w:rFonts w:eastAsia="Times New Roman" w:cs="Arial"/>
-              <w:i/>
-              <w:iCs/>
-              <w:color w:val="000000"/>
-            </w:rPr>
-            <w:t>FastAPI</w:t>
-          </w:r>
-          <w:proofErr w:type="spellEnd"/>
+            <w:t>Features - FastAPI</w:t>
+          </w:r>
           <w:r>
             <w:rPr>
               <w:rFonts w:eastAsia="Times New Roman" w:cs="Arial"/>
@@ -4588,27 +3737,18 @@
             <w:autoSpaceDE w:val="0"/>
             <w:autoSpaceDN w:val="0"/>
             <w:ind w:hanging="480"/>
-            <w:divId w:val="318995763"/>
+            <w:divId w:val="1847287045"/>
             <w:rPr>
               <w:rFonts w:eastAsia="Times New Roman" w:cs="Arial"/>
               <w:color w:val="000000"/>
             </w:rPr>
           </w:pPr>
-          <w:proofErr w:type="spellStart"/>
           <w:r>
             <w:rPr>
               <w:rFonts w:eastAsia="Times New Roman" w:cs="Arial"/>
               <w:color w:val="000000"/>
             </w:rPr>
-            <w:t>FastAPI</w:t>
-          </w:r>
-          <w:proofErr w:type="spellEnd"/>
-          <w:r>
-            <w:rPr>
-              <w:rFonts w:eastAsia="Times New Roman" w:cs="Arial"/>
-              <w:color w:val="000000"/>
-            </w:rPr>
-            <w:t xml:space="preserve">. (o. J.-b). </w:t>
+            <w:t xml:space="preserve">FastAPI. (o. J.-b). </w:t>
           </w:r>
           <w:r>
             <w:rPr>
@@ -4617,39 +3757,8 @@
               <w:iCs/>
               <w:color w:val="000000"/>
             </w:rPr>
-            <w:t xml:space="preserve">Run a Server </w:t>
-          </w:r>
-          <w:proofErr w:type="spellStart"/>
-          <w:r>
-            <w:rPr>
-              <w:rFonts w:eastAsia="Times New Roman" w:cs="Arial"/>
-              <w:i/>
-              <w:iCs/>
-              <w:color w:val="000000"/>
-            </w:rPr>
-            <w:t>Manually</w:t>
-          </w:r>
-          <w:proofErr w:type="spellEnd"/>
-          <w:r>
-            <w:rPr>
-              <w:rFonts w:eastAsia="Times New Roman" w:cs="Arial"/>
-              <w:i/>
-              <w:iCs/>
-              <w:color w:val="000000"/>
-            </w:rPr>
-            <w:t xml:space="preserve"> - </w:t>
-          </w:r>
-          <w:proofErr w:type="spellStart"/>
-          <w:r>
-            <w:rPr>
-              <w:rFonts w:eastAsia="Times New Roman" w:cs="Arial"/>
-              <w:i/>
-              <w:iCs/>
-              <w:color w:val="000000"/>
-            </w:rPr>
-            <w:t>FastAPI</w:t>
-          </w:r>
-          <w:proofErr w:type="spellEnd"/>
+            <w:t>Run a Server Manually - FastAPI</w:t>
+          </w:r>
           <w:r>
             <w:rPr>
               <w:rFonts w:eastAsia="Times New Roman" w:cs="Arial"/>
@@ -4663,29 +3772,19 @@
             <w:autoSpaceDE w:val="0"/>
             <w:autoSpaceDN w:val="0"/>
             <w:ind w:hanging="480"/>
-            <w:divId w:val="1165435755"/>
+            <w:divId w:val="956721950"/>
             <w:rPr>
               <w:rFonts w:eastAsia="Times New Roman" w:cs="Arial"/>
               <w:color w:val="000000"/>
             </w:rPr>
           </w:pPr>
-          <w:proofErr w:type="spellStart"/>
           <w:r>
             <w:rPr>
               <w:rFonts w:eastAsia="Times New Roman" w:cs="Arial"/>
               <w:color w:val="000000"/>
             </w:rPr>
-            <w:t>FastAPI</w:t>
-          </w:r>
-          <w:proofErr w:type="spellEnd"/>
-          <w:r>
-            <w:rPr>
-              <w:rFonts w:eastAsia="Times New Roman" w:cs="Arial"/>
-              <w:color w:val="000000"/>
-            </w:rPr>
-            <w:t xml:space="preserve">. (o. J.-c). </w:t>
-          </w:r>
-          <w:proofErr w:type="spellStart"/>
+            <w:t xml:space="preserve">FastAPI. (o. J.-c). </w:t>
+          </w:r>
           <w:r>
             <w:rPr>
               <w:rFonts w:eastAsia="Times New Roman" w:cs="Arial"/>
@@ -4693,29 +3792,8 @@
               <w:iCs/>
               <w:color w:val="000000"/>
             </w:rPr>
-            <w:t>WebSockets</w:t>
-          </w:r>
-          <w:proofErr w:type="spellEnd"/>
-          <w:r>
-            <w:rPr>
-              <w:rFonts w:eastAsia="Times New Roman" w:cs="Arial"/>
-              <w:i/>
-              <w:iCs/>
-              <w:color w:val="000000"/>
-            </w:rPr>
-            <w:t xml:space="preserve"> - </w:t>
-          </w:r>
-          <w:proofErr w:type="spellStart"/>
-          <w:r>
-            <w:rPr>
-              <w:rFonts w:eastAsia="Times New Roman" w:cs="Arial"/>
-              <w:i/>
-              <w:iCs/>
-              <w:color w:val="000000"/>
-            </w:rPr>
-            <w:t>FastAPI</w:t>
-          </w:r>
-          <w:proofErr w:type="spellEnd"/>
+            <w:t>WebSockets - FastAPI</w:t>
+          </w:r>
           <w:r>
             <w:rPr>
               <w:rFonts w:eastAsia="Times New Roman" w:cs="Arial"/>
@@ -4729,7 +3807,7 @@
             <w:autoSpaceDE w:val="0"/>
             <w:autoSpaceDN w:val="0"/>
             <w:ind w:hanging="480"/>
-            <w:divId w:val="1612665653"/>
+            <w:divId w:val="1173643866"/>
             <w:rPr>
               <w:rFonts w:eastAsia="Times New Roman" w:cs="Arial"/>
               <w:color w:val="000000"/>
@@ -4740,23 +3818,7 @@
               <w:rFonts w:eastAsia="Times New Roman" w:cs="Arial"/>
               <w:color w:val="000000"/>
             </w:rPr>
-            <w:t xml:space="preserve">Fette, I., &amp; Melnikov, A. (2011). The </w:t>
-          </w:r>
-          <w:proofErr w:type="spellStart"/>
-          <w:r>
-            <w:rPr>
-              <w:rFonts w:eastAsia="Times New Roman" w:cs="Arial"/>
-              <w:color w:val="000000"/>
-            </w:rPr>
-            <w:t>WebSocket</w:t>
-          </w:r>
-          <w:proofErr w:type="spellEnd"/>
-          <w:r>
-            <w:rPr>
-              <w:rFonts w:eastAsia="Times New Roman" w:cs="Arial"/>
-              <w:color w:val="000000"/>
-            </w:rPr>
-            <w:t xml:space="preserve"> Protocol. </w:t>
+            <w:t xml:space="preserve">Fette, I., &amp; Melnikov, A. (2011). The WebSocket Protocol. </w:t>
           </w:r>
           <w:r>
             <w:rPr>
@@ -4780,7 +3842,7 @@
             <w:autoSpaceDE w:val="0"/>
             <w:autoSpaceDN w:val="0"/>
             <w:ind w:hanging="480"/>
-            <w:divId w:val="449083428"/>
+            <w:divId w:val="1649356096"/>
             <w:rPr>
               <w:rFonts w:eastAsia="Times New Roman" w:cs="Arial"/>
               <w:color w:val="000000"/>
@@ -4791,23 +3853,7 @@
               <w:rFonts w:eastAsia="Times New Roman" w:cs="Arial"/>
               <w:color w:val="000000"/>
             </w:rPr>
-            <w:t xml:space="preserve">Fielding, R., Nottingham, M., &amp; Reschke, J. (2022). HTTP </w:t>
-          </w:r>
-          <w:proofErr w:type="spellStart"/>
-          <w:r>
-            <w:rPr>
-              <w:rFonts w:eastAsia="Times New Roman" w:cs="Arial"/>
-              <w:color w:val="000000"/>
-            </w:rPr>
-            <w:t>Semantics</w:t>
-          </w:r>
-          <w:proofErr w:type="spellEnd"/>
-          <w:r>
-            <w:rPr>
-              <w:rFonts w:eastAsia="Times New Roman" w:cs="Arial"/>
-              <w:color w:val="000000"/>
-            </w:rPr>
-            <w:t xml:space="preserve">. </w:t>
+            <w:t xml:space="preserve">Fielding, R., Nottingham, M., &amp; Reschke, J. (2022). HTTP Semantics. </w:t>
           </w:r>
           <w:r>
             <w:rPr>
@@ -4831,7 +3877,7 @@
             <w:autoSpaceDE w:val="0"/>
             <w:autoSpaceDN w:val="0"/>
             <w:ind w:hanging="480"/>
-            <w:divId w:val="488257110"/>
+            <w:divId w:val="664479712"/>
             <w:rPr>
               <w:rFonts w:eastAsia="Times New Roman" w:cs="Arial"/>
               <w:color w:val="000000"/>
@@ -4866,29 +3912,19 @@
             <w:autoSpaceDE w:val="0"/>
             <w:autoSpaceDN w:val="0"/>
             <w:ind w:hanging="480"/>
-            <w:divId w:val="308443108"/>
+            <w:divId w:val="1025256640"/>
             <w:rPr>
               <w:rFonts w:eastAsia="Times New Roman" w:cs="Arial"/>
               <w:color w:val="000000"/>
             </w:rPr>
           </w:pPr>
-          <w:proofErr w:type="spellStart"/>
           <w:r>
             <w:rPr>
               <w:rFonts w:eastAsia="Times New Roman" w:cs="Arial"/>
               <w:color w:val="000000"/>
             </w:rPr>
-            <w:t>Git</w:t>
-          </w:r>
-          <w:proofErr w:type="spellEnd"/>
-          <w:r>
-            <w:rPr>
-              <w:rFonts w:eastAsia="Times New Roman" w:cs="Arial"/>
-              <w:color w:val="000000"/>
-            </w:rPr>
-            <w:t xml:space="preserve">. (o. J.). </w:t>
-          </w:r>
-          <w:proofErr w:type="spellStart"/>
+            <w:t xml:space="preserve">Git. (o. J.). </w:t>
+          </w:r>
           <w:r>
             <w:rPr>
               <w:rFonts w:eastAsia="Times New Roman" w:cs="Arial"/>
@@ -4896,29 +3932,8 @@
               <w:iCs/>
               <w:color w:val="000000"/>
             </w:rPr>
-            <w:t>Git</w:t>
-          </w:r>
-          <w:proofErr w:type="spellEnd"/>
-          <w:r>
-            <w:rPr>
-              <w:rFonts w:eastAsia="Times New Roman" w:cs="Arial"/>
-              <w:i/>
-              <w:iCs/>
-              <w:color w:val="000000"/>
-            </w:rPr>
-            <w:t xml:space="preserve"> - user-manual </w:t>
-          </w:r>
-          <w:proofErr w:type="spellStart"/>
-          <w:r>
-            <w:rPr>
-              <w:rFonts w:eastAsia="Times New Roman" w:cs="Arial"/>
-              <w:i/>
-              <w:iCs/>
-              <w:color w:val="000000"/>
-            </w:rPr>
-            <w:t>Documentation</w:t>
-          </w:r>
-          <w:proofErr w:type="spellEnd"/>
+            <w:t>Git - user-manual Documentation</w:t>
+          </w:r>
           <w:r>
             <w:rPr>
               <w:rFonts w:eastAsia="Times New Roman" w:cs="Arial"/>
@@ -4932,7 +3947,7 @@
             <w:autoSpaceDE w:val="0"/>
             <w:autoSpaceDN w:val="0"/>
             <w:ind w:hanging="480"/>
-            <w:divId w:val="580985408"/>
+            <w:divId w:val="864294471"/>
             <w:rPr>
               <w:rFonts w:eastAsia="Times New Roman" w:cs="Arial"/>
               <w:color w:val="000000"/>
@@ -4952,27 +3967,7 @@
               <w:iCs/>
               <w:color w:val="000000"/>
             </w:rPr>
-            <w:t xml:space="preserve">About </w:t>
-          </w:r>
-          <w:proofErr w:type="spellStart"/>
-          <w:r>
-            <w:rPr>
-              <w:rFonts w:eastAsia="Times New Roman" w:cs="Arial"/>
-              <w:i/>
-              <w:iCs/>
-              <w:color w:val="000000"/>
-            </w:rPr>
-            <w:t>repositories</w:t>
-          </w:r>
-          <w:proofErr w:type="spellEnd"/>
-          <w:r>
-            <w:rPr>
-              <w:rFonts w:eastAsia="Times New Roman" w:cs="Arial"/>
-              <w:i/>
-              <w:iCs/>
-              <w:color w:val="000000"/>
-            </w:rPr>
-            <w:t xml:space="preserve"> - GitHub Docs</w:t>
+            <w:t>About repositories - GitHub Docs</w:t>
           </w:r>
           <w:r>
             <w:rPr>
@@ -4987,27 +3982,18 @@
             <w:autoSpaceDE w:val="0"/>
             <w:autoSpaceDN w:val="0"/>
             <w:ind w:hanging="480"/>
-            <w:divId w:val="1345590805"/>
+            <w:divId w:val="939265275"/>
             <w:rPr>
               <w:rFonts w:eastAsia="Times New Roman" w:cs="Arial"/>
               <w:color w:val="000000"/>
             </w:rPr>
           </w:pPr>
-          <w:proofErr w:type="spellStart"/>
           <w:r>
             <w:rPr>
               <w:rFonts w:eastAsia="Times New Roman" w:cs="Arial"/>
               <w:color w:val="000000"/>
             </w:rPr>
-            <w:t>JetBrains</w:t>
-          </w:r>
-          <w:proofErr w:type="spellEnd"/>
-          <w:r>
-            <w:rPr>
-              <w:rFonts w:eastAsia="Times New Roman" w:cs="Arial"/>
-              <w:color w:val="000000"/>
-            </w:rPr>
-            <w:t xml:space="preserve">. (o. J.-a). </w:t>
+            <w:t xml:space="preserve">JetBrains. (o. J.-a). </w:t>
           </w:r>
           <w:r>
             <w:rPr>
@@ -5016,59 +4002,8 @@
               <w:iCs/>
               <w:color w:val="000000"/>
             </w:rPr>
-            <w:t xml:space="preserve">AI Assistant in </w:t>
-          </w:r>
-          <w:proofErr w:type="spellStart"/>
-          <w:r>
-            <w:rPr>
-              <w:rFonts w:eastAsia="Times New Roman" w:cs="Arial"/>
-              <w:i/>
-              <w:iCs/>
-              <w:color w:val="000000"/>
-            </w:rPr>
-            <w:t>JetBrains</w:t>
-          </w:r>
-          <w:proofErr w:type="spellEnd"/>
-          <w:r>
-            <w:rPr>
-              <w:rFonts w:eastAsia="Times New Roman" w:cs="Arial"/>
-              <w:i/>
-              <w:iCs/>
-              <w:color w:val="000000"/>
-            </w:rPr>
-            <w:t xml:space="preserve"> IDEs | </w:t>
-          </w:r>
-          <w:proofErr w:type="spellStart"/>
-          <w:r>
-            <w:rPr>
-              <w:rFonts w:eastAsia="Times New Roman" w:cs="Arial"/>
-              <w:i/>
-              <w:iCs/>
-              <w:color w:val="000000"/>
-            </w:rPr>
-            <w:t>PyCharm</w:t>
-          </w:r>
-          <w:proofErr w:type="spellEnd"/>
-          <w:r>
-            <w:rPr>
-              <w:rFonts w:eastAsia="Times New Roman" w:cs="Arial"/>
-              <w:i/>
-              <w:iCs/>
-              <w:color w:val="000000"/>
-            </w:rPr>
-            <w:t xml:space="preserve"> </w:t>
-          </w:r>
-          <w:proofErr w:type="spellStart"/>
-          <w:r>
-            <w:rPr>
-              <w:rFonts w:eastAsia="Times New Roman" w:cs="Arial"/>
-              <w:i/>
-              <w:iCs/>
-              <w:color w:val="000000"/>
-            </w:rPr>
-            <w:t>Documentation</w:t>
-          </w:r>
-          <w:proofErr w:type="spellEnd"/>
+            <w:t>AI Assistant in JetBrains IDEs | PyCharm Documentation</w:t>
+          </w:r>
           <w:r>
             <w:rPr>
               <w:rFonts w:eastAsia="Times New Roman" w:cs="Arial"/>
@@ -5082,27 +4017,18 @@
             <w:autoSpaceDE w:val="0"/>
             <w:autoSpaceDN w:val="0"/>
             <w:ind w:hanging="480"/>
-            <w:divId w:val="1898853118"/>
+            <w:divId w:val="569122494"/>
             <w:rPr>
               <w:rFonts w:eastAsia="Times New Roman" w:cs="Arial"/>
               <w:color w:val="000000"/>
             </w:rPr>
           </w:pPr>
-          <w:proofErr w:type="spellStart"/>
           <w:r>
             <w:rPr>
               <w:rFonts w:eastAsia="Times New Roman" w:cs="Arial"/>
               <w:color w:val="000000"/>
             </w:rPr>
-            <w:t>JetBrains</w:t>
-          </w:r>
-          <w:proofErr w:type="spellEnd"/>
-          <w:r>
-            <w:rPr>
-              <w:rFonts w:eastAsia="Times New Roman" w:cs="Arial"/>
-              <w:color w:val="000000"/>
-            </w:rPr>
-            <w:t xml:space="preserve">. (o. J.-b). </w:t>
+            <w:t xml:space="preserve">JetBrains. (o. J.-b). </w:t>
           </w:r>
           <w:r>
             <w:rPr>
@@ -5111,59 +4037,8 @@
               <w:iCs/>
               <w:color w:val="000000"/>
             </w:rPr>
-            <w:t xml:space="preserve">Quick </w:t>
-          </w:r>
-          <w:proofErr w:type="spellStart"/>
-          <w:r>
-            <w:rPr>
-              <w:rFonts w:eastAsia="Times New Roman" w:cs="Arial"/>
-              <w:i/>
-              <w:iCs/>
-              <w:color w:val="000000"/>
-            </w:rPr>
-            <w:t>start</w:t>
-          </w:r>
-          <w:proofErr w:type="spellEnd"/>
-          <w:r>
-            <w:rPr>
-              <w:rFonts w:eastAsia="Times New Roman" w:cs="Arial"/>
-              <w:i/>
-              <w:iCs/>
-              <w:color w:val="000000"/>
-            </w:rPr>
-            <w:t xml:space="preserve"> guide | </w:t>
-          </w:r>
-          <w:proofErr w:type="spellStart"/>
-          <w:r>
-            <w:rPr>
-              <w:rFonts w:eastAsia="Times New Roman" w:cs="Arial"/>
-              <w:i/>
-              <w:iCs/>
-              <w:color w:val="000000"/>
-            </w:rPr>
-            <w:t>PyCharm</w:t>
-          </w:r>
-          <w:proofErr w:type="spellEnd"/>
-          <w:r>
-            <w:rPr>
-              <w:rFonts w:eastAsia="Times New Roman" w:cs="Arial"/>
-              <w:i/>
-              <w:iCs/>
-              <w:color w:val="000000"/>
-            </w:rPr>
-            <w:t xml:space="preserve"> </w:t>
-          </w:r>
-          <w:proofErr w:type="spellStart"/>
-          <w:r>
-            <w:rPr>
-              <w:rFonts w:eastAsia="Times New Roman" w:cs="Arial"/>
-              <w:i/>
-              <w:iCs/>
-              <w:color w:val="000000"/>
-            </w:rPr>
-            <w:t>Documentation</w:t>
-          </w:r>
-          <w:proofErr w:type="spellEnd"/>
+            <w:t>Quick start guide | PyCharm Documentation</w:t>
+          </w:r>
           <w:r>
             <w:rPr>
               <w:rFonts w:eastAsia="Times New Roman" w:cs="Arial"/>
@@ -5177,7 +4052,7 @@
             <w:autoSpaceDE w:val="0"/>
             <w:autoSpaceDN w:val="0"/>
             <w:ind w:hanging="480"/>
-            <w:divId w:val="2018312959"/>
+            <w:divId w:val="1804038339"/>
             <w:rPr>
               <w:rFonts w:eastAsia="Times New Roman" w:cs="Arial"/>
               <w:color w:val="000000"/>
@@ -5190,7 +4065,6 @@
             </w:rPr>
             <w:t xml:space="preserve">Mozilla. (o. J.). </w:t>
           </w:r>
-          <w:proofErr w:type="spellStart"/>
           <w:r>
             <w:rPr>
               <w:rFonts w:eastAsia="Times New Roman" w:cs="Arial"/>
@@ -5198,77 +4072,7 @@
               <w:iCs/>
               <w:color w:val="000000"/>
             </w:rPr>
-            <w:t>Your</w:t>
-          </w:r>
-          <w:proofErr w:type="spellEnd"/>
-          <w:r>
-            <w:rPr>
-              <w:rFonts w:eastAsia="Times New Roman" w:cs="Arial"/>
-              <w:i/>
-              <w:iCs/>
-              <w:color w:val="000000"/>
-            </w:rPr>
-            <w:t xml:space="preserve"> </w:t>
-          </w:r>
-          <w:proofErr w:type="spellStart"/>
-          <w:r>
-            <w:rPr>
-              <w:rFonts w:eastAsia="Times New Roman" w:cs="Arial"/>
-              <w:i/>
-              <w:iCs/>
-              <w:color w:val="000000"/>
-            </w:rPr>
-            <w:t>first</w:t>
-          </w:r>
-          <w:proofErr w:type="spellEnd"/>
-          <w:r>
-            <w:rPr>
-              <w:rFonts w:eastAsia="Times New Roman" w:cs="Arial"/>
-              <w:i/>
-              <w:iCs/>
-              <w:color w:val="000000"/>
-            </w:rPr>
-            <w:t xml:space="preserve"> </w:t>
-          </w:r>
-          <w:proofErr w:type="spellStart"/>
-          <w:r>
-            <w:rPr>
-              <w:rFonts w:eastAsia="Times New Roman" w:cs="Arial"/>
-              <w:i/>
-              <w:iCs/>
-              <w:color w:val="000000"/>
-            </w:rPr>
-            <w:t>website</w:t>
-          </w:r>
-          <w:proofErr w:type="spellEnd"/>
-          <w:r>
-            <w:rPr>
-              <w:rFonts w:eastAsia="Times New Roman" w:cs="Arial"/>
-              <w:i/>
-              <w:iCs/>
-              <w:color w:val="000000"/>
-            </w:rPr>
-            <w:t xml:space="preserve"> - Learn web </w:t>
-          </w:r>
-          <w:proofErr w:type="spellStart"/>
-          <w:r>
-            <w:rPr>
-              <w:rFonts w:eastAsia="Times New Roman" w:cs="Arial"/>
-              <w:i/>
-              <w:iCs/>
-              <w:color w:val="000000"/>
-            </w:rPr>
-            <w:t>development</w:t>
-          </w:r>
-          <w:proofErr w:type="spellEnd"/>
-          <w:r>
-            <w:rPr>
-              <w:rFonts w:eastAsia="Times New Roman" w:cs="Arial"/>
-              <w:i/>
-              <w:iCs/>
-              <w:color w:val="000000"/>
-            </w:rPr>
-            <w:t xml:space="preserve"> | MDN</w:t>
+            <w:t>Your first website - Learn web development | MDN</w:t>
           </w:r>
           <w:r>
             <w:rPr>
@@ -5283,7 +4087,7 @@
             <w:autoSpaceDE w:val="0"/>
             <w:autoSpaceDN w:val="0"/>
             <w:ind w:hanging="480"/>
-            <w:divId w:val="1422947890"/>
+            <w:divId w:val="638077750"/>
             <w:rPr>
               <w:rFonts w:eastAsia="Times New Roman" w:cs="Arial"/>
               <w:color w:val="000000"/>
@@ -5318,27 +4122,18 @@
             <w:autoSpaceDE w:val="0"/>
             <w:autoSpaceDN w:val="0"/>
             <w:ind w:hanging="480"/>
-            <w:divId w:val="97526969"/>
+            <w:divId w:val="1542353506"/>
             <w:rPr>
               <w:rFonts w:eastAsia="Times New Roman" w:cs="Arial"/>
               <w:color w:val="000000"/>
             </w:rPr>
           </w:pPr>
-          <w:proofErr w:type="spellStart"/>
           <w:r>
             <w:rPr>
               <w:rFonts w:eastAsia="Times New Roman" w:cs="Arial"/>
               <w:color w:val="000000"/>
             </w:rPr>
-            <w:t>PlantUML</w:t>
-          </w:r>
-          <w:proofErr w:type="spellEnd"/>
-          <w:r>
-            <w:rPr>
-              <w:rFonts w:eastAsia="Times New Roman" w:cs="Arial"/>
-              <w:color w:val="000000"/>
-            </w:rPr>
-            <w:t xml:space="preserve">. (o. J.). </w:t>
+            <w:t xml:space="preserve">PlantUML. (o. J.). </w:t>
           </w:r>
           <w:r>
             <w:rPr>
@@ -5362,7 +4157,7 @@
             <w:autoSpaceDE w:val="0"/>
             <w:autoSpaceDN w:val="0"/>
             <w:ind w:hanging="480"/>
-            <w:divId w:val="1787193786"/>
+            <w:divId w:val="2006860660"/>
             <w:rPr>
               <w:rFonts w:eastAsia="Times New Roman" w:cs="Arial"/>
               <w:color w:val="000000"/>
@@ -5376,7 +4171,6 @@
             <w:lastRenderedPageBreak/>
             <w:t xml:space="preserve">pytest.org. (o. J.). </w:t>
           </w:r>
-          <w:proofErr w:type="spellStart"/>
           <w:r>
             <w:rPr>
               <w:rFonts w:eastAsia="Times New Roman" w:cs="Arial"/>
@@ -5384,29 +4178,8 @@
               <w:iCs/>
               <w:color w:val="000000"/>
             </w:rPr>
-            <w:t>pytest</w:t>
-          </w:r>
-          <w:proofErr w:type="spellEnd"/>
-          <w:r>
-            <w:rPr>
-              <w:rFonts w:eastAsia="Times New Roman" w:cs="Arial"/>
-              <w:i/>
-              <w:iCs/>
-              <w:color w:val="000000"/>
-            </w:rPr>
-            <w:t xml:space="preserve"> </w:t>
-          </w:r>
-          <w:proofErr w:type="spellStart"/>
-          <w:r>
-            <w:rPr>
-              <w:rFonts w:eastAsia="Times New Roman" w:cs="Arial"/>
-              <w:i/>
-              <w:iCs/>
-              <w:color w:val="000000"/>
-            </w:rPr>
-            <w:t>documentation</w:t>
-          </w:r>
-          <w:proofErr w:type="spellEnd"/>
+            <w:t>pytest documentation</w:t>
+          </w:r>
           <w:r>
             <w:rPr>
               <w:rFonts w:eastAsia="Times New Roman" w:cs="Arial"/>
@@ -5420,7 +4193,7 @@
             <w:autoSpaceDE w:val="0"/>
             <w:autoSpaceDN w:val="0"/>
             <w:ind w:hanging="480"/>
-            <w:divId w:val="484593218"/>
+            <w:divId w:val="1302728042"/>
             <w:rPr>
               <w:rFonts w:eastAsia="Times New Roman" w:cs="Arial"/>
               <w:color w:val="000000"/>
@@ -5431,25 +4204,8 @@
               <w:rFonts w:eastAsia="Times New Roman" w:cs="Arial"/>
               <w:color w:val="000000"/>
             </w:rPr>
-            <w:t xml:space="preserve">Python Software </w:t>
-          </w:r>
-          <w:proofErr w:type="spellStart"/>
-          <w:r>
-            <w:rPr>
-              <w:rFonts w:eastAsia="Times New Roman" w:cs="Arial"/>
-              <w:color w:val="000000"/>
-            </w:rPr>
-            <w:t>Foundation</w:t>
-          </w:r>
-          <w:proofErr w:type="spellEnd"/>
-          <w:r>
-            <w:rPr>
-              <w:rFonts w:eastAsia="Times New Roman" w:cs="Arial"/>
-              <w:color w:val="000000"/>
-            </w:rPr>
-            <w:t xml:space="preserve">. (o. J.-a). </w:t>
-          </w:r>
-          <w:proofErr w:type="spellStart"/>
+            <w:t xml:space="preserve">Python Software Foundation. (o. J.-a). </w:t>
+          </w:r>
           <w:r>
             <w:rPr>
               <w:rFonts w:eastAsia="Times New Roman" w:cs="Arial"/>
@@ -5457,17 +4213,7 @@
               <w:iCs/>
               <w:color w:val="000000"/>
             </w:rPr>
-            <w:t>PyPI</w:t>
-          </w:r>
-          <w:proofErr w:type="spellEnd"/>
-          <w:r>
-            <w:rPr>
-              <w:rFonts w:eastAsia="Times New Roman" w:cs="Arial"/>
-              <w:i/>
-              <w:iCs/>
-              <w:color w:val="000000"/>
-            </w:rPr>
-            <w:t xml:space="preserve"> Docs</w:t>
+            <w:t>PyPI Docs</w:t>
           </w:r>
           <w:r>
             <w:rPr>
@@ -5482,7 +4228,7 @@
             <w:autoSpaceDE w:val="0"/>
             <w:autoSpaceDN w:val="0"/>
             <w:ind w:hanging="480"/>
-            <w:divId w:val="307520164"/>
+            <w:divId w:val="119306665"/>
             <w:rPr>
               <w:rFonts w:eastAsia="Times New Roman" w:cs="Arial"/>
               <w:color w:val="000000"/>
@@ -5493,23 +4239,7 @@
               <w:rFonts w:eastAsia="Times New Roman" w:cs="Arial"/>
               <w:color w:val="000000"/>
             </w:rPr>
-            <w:t xml:space="preserve">Python Software </w:t>
-          </w:r>
-          <w:proofErr w:type="spellStart"/>
-          <w:r>
-            <w:rPr>
-              <w:rFonts w:eastAsia="Times New Roman" w:cs="Arial"/>
-              <w:color w:val="000000"/>
-            </w:rPr>
-            <w:t>Foundation</w:t>
-          </w:r>
-          <w:proofErr w:type="spellEnd"/>
-          <w:r>
-            <w:rPr>
-              <w:rFonts w:eastAsia="Times New Roman" w:cs="Arial"/>
-              <w:color w:val="000000"/>
-            </w:rPr>
-            <w:t xml:space="preserve">. (o. J.-b). </w:t>
+            <w:t xml:space="preserve">Python Software Foundation. (o. J.-b). </w:t>
           </w:r>
           <w:r>
             <w:rPr>
@@ -5518,19 +4248,8 @@
               <w:iCs/>
               <w:color w:val="000000"/>
             </w:rPr>
-            <w:t xml:space="preserve">The Python Tutorial — Python 3.15.1 </w:t>
-          </w:r>
-          <w:proofErr w:type="spellStart"/>
-          <w:r>
-            <w:rPr>
-              <w:rFonts w:eastAsia="Times New Roman" w:cs="Arial"/>
-              <w:i/>
-              <w:iCs/>
-              <w:color w:val="000000"/>
-            </w:rPr>
-            <w:t>documentation</w:t>
-          </w:r>
-          <w:proofErr w:type="spellEnd"/>
+            <w:t>The Python Tutorial — Python 3.15.1 documentation</w:t>
+          </w:r>
           <w:r>
             <w:rPr>
               <w:rFonts w:eastAsia="Times New Roman" w:cs="Arial"/>
@@ -5544,7 +4263,7 @@
             <w:autoSpaceDE w:val="0"/>
             <w:autoSpaceDN w:val="0"/>
             <w:ind w:hanging="480"/>
-            <w:divId w:val="1129055108"/>
+            <w:divId w:val="1578856942"/>
             <w:rPr>
               <w:rFonts w:eastAsia="Times New Roman" w:cs="Arial"/>
               <w:color w:val="000000"/>
@@ -5555,119 +4274,7 @@
               <w:rFonts w:eastAsia="Times New Roman" w:cs="Arial"/>
               <w:color w:val="000000"/>
             </w:rPr>
-            <w:t>Salah, T., Jamal Zemerly, M., Chan Yeob Yeun, Al-</w:t>
-          </w:r>
-          <w:proofErr w:type="spellStart"/>
-          <w:r>
-            <w:rPr>
-              <w:rFonts w:eastAsia="Times New Roman" w:cs="Arial"/>
-              <w:color w:val="000000"/>
-            </w:rPr>
-            <w:t>Qutayri</w:t>
-          </w:r>
-          <w:proofErr w:type="spellEnd"/>
-          <w:r>
-            <w:rPr>
-              <w:rFonts w:eastAsia="Times New Roman" w:cs="Arial"/>
-              <w:color w:val="000000"/>
-            </w:rPr>
-            <w:t xml:space="preserve">, M., &amp; Al-Hammadi, Y. (2016). The </w:t>
-          </w:r>
-          <w:proofErr w:type="spellStart"/>
-          <w:r>
-            <w:rPr>
-              <w:rFonts w:eastAsia="Times New Roman" w:cs="Arial"/>
-              <w:color w:val="000000"/>
-            </w:rPr>
-            <w:t>evolution</w:t>
-          </w:r>
-          <w:proofErr w:type="spellEnd"/>
-          <w:r>
-            <w:rPr>
-              <w:rFonts w:eastAsia="Times New Roman" w:cs="Arial"/>
-              <w:color w:val="000000"/>
-            </w:rPr>
-            <w:t xml:space="preserve"> of </w:t>
-          </w:r>
-          <w:proofErr w:type="spellStart"/>
-          <w:r>
-            <w:rPr>
-              <w:rFonts w:eastAsia="Times New Roman" w:cs="Arial"/>
-              <w:color w:val="000000"/>
-            </w:rPr>
-            <w:t>distributed</w:t>
-          </w:r>
-          <w:proofErr w:type="spellEnd"/>
-          <w:r>
-            <w:rPr>
-              <w:rFonts w:eastAsia="Times New Roman" w:cs="Arial"/>
-              <w:color w:val="000000"/>
-            </w:rPr>
-            <w:t xml:space="preserve"> </w:t>
-          </w:r>
-          <w:proofErr w:type="spellStart"/>
-          <w:r>
-            <w:rPr>
-              <w:rFonts w:eastAsia="Times New Roman" w:cs="Arial"/>
-              <w:color w:val="000000"/>
-            </w:rPr>
-            <w:t>systems</w:t>
-          </w:r>
-          <w:proofErr w:type="spellEnd"/>
-          <w:r>
-            <w:rPr>
-              <w:rFonts w:eastAsia="Times New Roman" w:cs="Arial"/>
-              <w:color w:val="000000"/>
-            </w:rPr>
-            <w:t xml:space="preserve"> </w:t>
-          </w:r>
-          <w:proofErr w:type="spellStart"/>
-          <w:r>
-            <w:rPr>
-              <w:rFonts w:eastAsia="Times New Roman" w:cs="Arial"/>
-              <w:color w:val="000000"/>
-            </w:rPr>
-            <w:t>towards</w:t>
-          </w:r>
-          <w:proofErr w:type="spellEnd"/>
-          <w:r>
-            <w:rPr>
-              <w:rFonts w:eastAsia="Times New Roman" w:cs="Arial"/>
-              <w:color w:val="000000"/>
-            </w:rPr>
-            <w:t xml:space="preserve"> </w:t>
-          </w:r>
-          <w:proofErr w:type="spellStart"/>
-          <w:r>
-            <w:rPr>
-              <w:rFonts w:eastAsia="Times New Roman" w:cs="Arial"/>
-              <w:color w:val="000000"/>
-            </w:rPr>
-            <w:t>microservices</w:t>
-          </w:r>
-          <w:proofErr w:type="spellEnd"/>
-          <w:r>
-            <w:rPr>
-              <w:rFonts w:eastAsia="Times New Roman" w:cs="Arial"/>
-              <w:color w:val="000000"/>
-            </w:rPr>
-            <w:t xml:space="preserve"> </w:t>
-          </w:r>
-          <w:proofErr w:type="spellStart"/>
-          <w:r>
-            <w:rPr>
-              <w:rFonts w:eastAsia="Times New Roman" w:cs="Arial"/>
-              <w:color w:val="000000"/>
-            </w:rPr>
-            <w:t>architecture</w:t>
-          </w:r>
-          <w:proofErr w:type="spellEnd"/>
-          <w:r>
-            <w:rPr>
-              <w:rFonts w:eastAsia="Times New Roman" w:cs="Arial"/>
-              <w:color w:val="000000"/>
-            </w:rPr>
-            <w:t xml:space="preserve">. </w:t>
+            <w:t xml:space="preserve">Salah, T., Jamal Zemerly, M., Chan Yeob Yeun, Al-Qutayri, M., &amp; Al-Hammadi, Y. (2016). The evolution of distributed systems towards microservices architecture. </w:t>
           </w:r>
           <w:r>
             <w:rPr>
@@ -5676,27 +4283,7 @@
               <w:iCs/>
               <w:color w:val="000000"/>
             </w:rPr>
-            <w:t xml:space="preserve">2016 11th International Conference for Internet Technology and </w:t>
-          </w:r>
-          <w:proofErr w:type="spellStart"/>
-          <w:r>
-            <w:rPr>
-              <w:rFonts w:eastAsia="Times New Roman" w:cs="Arial"/>
-              <w:i/>
-              <w:iCs/>
-              <w:color w:val="000000"/>
-            </w:rPr>
-            <w:t>Secured</w:t>
-          </w:r>
-          <w:proofErr w:type="spellEnd"/>
-          <w:r>
-            <w:rPr>
-              <w:rFonts w:eastAsia="Times New Roman" w:cs="Arial"/>
-              <w:i/>
-              <w:iCs/>
-              <w:color w:val="000000"/>
-            </w:rPr>
-            <w:t xml:space="preserve"> Transactions (ICITST)</w:t>
+            <w:t>2016 11th International Conference for Internet Technology and Secured Transactions (ICITST)</w:t>
           </w:r>
           <w:r>
             <w:rPr>
@@ -8943,6 +7530,35 @@
         </w:p>
       </w:docPartBody>
     </w:docPart>
+    <w:docPart>
+      <w:docPartPr>
+        <w:name w:val="9C481204C192463E88EA92EDAC4D01CD"/>
+        <w:category>
+          <w:name w:val="Allgemein"/>
+          <w:gallery w:val="placeholder"/>
+        </w:category>
+        <w:types>
+          <w:type w:val="bbPlcHdr"/>
+        </w:types>
+        <w:behaviors>
+          <w:behavior w:val="content"/>
+        </w:behaviors>
+        <w:guid w:val="{32F30F92-BF4E-462E-9932-410520B2441C}"/>
+      </w:docPartPr>
+      <w:docPartBody>
+        <w:p>
+          <w:pPr>
+            <w:pStyle w:val="9C481204C192463E88EA92EDAC4D01CD"/>
+          </w:pPr>
+          <w:r>
+            <w:rPr>
+              <w:rStyle w:val="Platzhaltertext"/>
+            </w:rPr>
+            <w:t>Klicken oder tippen Sie hier, um Text einzugeben.</w:t>
+          </w:r>
+        </w:p>
+      </w:docPartBody>
+    </w:docPart>
   </w:docParts>
 </w:glossaryDocument>
 </file>
@@ -9022,16 +7638,24 @@
   </w:compat>
   <w:rsids>
     <w:rsidRoot w:val="006E4CDB"/>
+    <w:rsid w:val="00065053"/>
     <w:rsid w:val="000835A8"/>
+    <w:rsid w:val="00177C7D"/>
     <w:rsid w:val="001E4425"/>
+    <w:rsid w:val="002559CD"/>
     <w:rsid w:val="002A08F0"/>
+    <w:rsid w:val="003D497D"/>
     <w:rsid w:val="004F257A"/>
     <w:rsid w:val="005368C7"/>
     <w:rsid w:val="006202AB"/>
     <w:rsid w:val="006E4CDB"/>
+    <w:rsid w:val="00731092"/>
+    <w:rsid w:val="008B5787"/>
     <w:rsid w:val="00CC4F9E"/>
+    <w:rsid w:val="00D60DBE"/>
     <w:rsid w:val="00E06D07"/>
     <w:rsid w:val="00E536FD"/>
+    <w:rsid w:val="00EC23EB"/>
     <w:rsid w:val="00F248F4"/>
     <w:rsid w:val="00F607EB"/>
   </w:rsids>
@@ -9489,7 +8113,7 @@
     <w:basedOn w:val="Absatz-Standardschriftart"/>
     <w:uiPriority w:val="99"/>
     <w:semiHidden/>
-    <w:rsid w:val="004F257A"/>
+    <w:rsid w:val="00D60DBE"/>
     <w:rPr>
       <w:color w:val="666666"/>
     </w:rPr>
@@ -9509,6 +8133,10 @@
   <w:style w:type="paragraph" w:customStyle="1" w:styleId="3C259FD41F6F4F148BAF50ED11FC0335">
     <w:name w:val="3C259FD41F6F4F148BAF50ED11FC0335"/>
     <w:rsid w:val="004F257A"/>
+  </w:style>
+  <w:style w:type="paragraph" w:customStyle="1" w:styleId="9C481204C192463E88EA92EDAC4D01CD">
+    <w:name w:val="9C481204C192463E88EA92EDAC4D01CD"/>
+    <w:rsid w:val="00D60DBE"/>
   </w:style>
 </w:styles>
 </file>
@@ -9831,8 +8459,8 @@
   </we:alternateReferences>
   <we:properties>
     <we:property name="MENDELEY_BIBLIOGRAPHY_IS_DIRTY" value="false"/>
-    <we:property name="MENDELEY_BIBLIOGRAPHY_LAST_MODIFIED" value="1793277753171"/>
-    <we:property name="MENDELEY_CITATIONS" value="[{&quot;citationID&quot;:&quot;MENDELEY_CITATION_8de67573-6e89-4ee5-a301-7c0b78bb40cd&quot;,&quot;properties&quot;:{&quot;noteIndex&quot;:0},&quot;isEdited&quot;:false,&quot;manualOverride&quot;:{&quot;isManuallyOverridden&quot;:true,&quot;citeprocText&quot;:&quot;(Python Software Foundation, o. J.-b)&quot;,&quot;manualOverrideText&quot;:&quot;(Python Software Foundation, o. J.-b, o. S.)&quot;},&quot;citationTag&quot;:&quot;MENDELEY_CITATION_v3_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&quot;,&quot;citationItems&quot;:[{&quot;id&quot;:&quot;8c189b06-11a5-3235-a661-eca6c1d4de06&quot;,&quot;itemData&quot;:{&quot;type&quot;:&quot;webpage&quot;,&quot;id&quot;:&quot;8c189b06-11a5-3235-a661-eca6c1d4de06&quot;,&quot;title&quot;:&quot;The Python Tutorial — Python 3.15.1 documentation&quot;,&quot;author&quot;:[{&quot;family&quot;:&quot;Python Software Foundation&quot;,&quot;given&quot;:&quot;&quot;,&quot;parse-names&quot;:false,&quot;dropping-particle&quot;:&quot;&quot;,&quot;non-dropping-particle&quot;:&quot;&quot;}],&quot;accessed&quot;:{&quot;date-parts&quot;:[[2026,10,23]]},&quot;URL&quot;:&quot;https://docs.python.org/3/tutorial/&quot;,&quot;container-title-short&quot;:&quot;&quot;},&quot;isTemporary&quot;:false,&quot;suppress-author&quot;:false,&quot;composite&quot;:false,&quot;author-only&quot;:false}]},{&quot;citationID&quot;:&quot;MENDELEY_CITATION_11d887aa-686a-446f-a91b-078fb11b5287&quot;,&quot;properties&quot;:{&quot;noteIndex&quot;:0},&quot;isEdited&quot;:false,&quot;manualOverride&quot;:{&quot;isManuallyOverridden&quot;:true,&quot;citeprocText&quot;:&quot;(Python Software Foundation, o. J.-a)&quot;,&quot;manualOverrideText&quot;:&quot;(Python Software Foundation, o. J.-a, o. S.)&quot;},&quot;citationTag&quot;:&quot;MENDELEY_CITATION_v3_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&quot;,&quot;citationItems&quot;:[{&quot;id&quot;:&quot;9c29dd58-f9a4-3371-b5a8-33044449ba5a&quot;,&quot;itemData&quot;:{&quot;type&quot;:&quot;webpage&quot;,&quot;id&quot;:&quot;9c29dd58-f9a4-3371-b5a8-33044449ba5a&quot;,&quot;title&quot;:&quot;PyPI Docs&quot;,&quot;author&quot;:[{&quot;family&quot;:&quot;Python Software Foundation&quot;,&quot;given&quot;:&quot;&quot;,&quot;parse-names&quot;:false,&quot;dropping-particle&quot;:&quot;&quot;,&quot;non-dropping-particle&quot;:&quot;&quot;}],&quot;accessed&quot;:{&quot;date-parts&quot;:[[2026,10,23]]},&quot;URL&quot;:&quot;https://docs.pypi.org/&quot;,&quot;container-title-short&quot;:&quot;&quot;},&quot;isTemporary&quot;:false,&quot;suppress-author&quot;:false,&quot;composite&quot;:false,&quot;author-only&quot;:false}]},{&quot;citationID&quot;:&quot;MENDELEY_CITATION_6516db06-fe8c-4c7a-848e-7cfcc6de2d2a&quot;,&quot;properties&quot;:{&quot;noteIndex&quot;:0},&quot;isEdited&quot;:false,&quot;manualOverride&quot;:{&quot;isManuallyOverridden&quot;:true,&quot;citeprocText&quot;:&quot;(Mozilla, o. J.)&quot;,&quot;manualOverrideText&quot;:&quot;(Mozilla, o. J., o. S.)&quot;},&quot;citationTag&quot;:&quot;MENDELEY_CITATION_v3_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&quot;,&quot;citationItems&quot;:[{&quot;id&quot;:&quot;9462a9c7-f4bd-351d-b55e-357d8238e633&quot;,&quot;itemData&quot;:{&quot;type&quot;:&quot;webpage&quot;,&quot;id&quot;:&quot;9462a9c7-f4bd-351d-b55e-357d8238e633&quot;,&quot;title&quot;:&quot;Your first website - Learn web development | MDN&quot;,&quot;author&quot;:[{&quot;family&quot;:&quot;Mozilla&quot;,&quot;given&quot;:&quot;&quot;,&quot;parse-names&quot;:false,&quot;dropping-particle&quot;:&quot;&quot;,&quot;non-dropping-particle&quot;:&quot;&quot;}],&quot;accessed&quot;:{&quot;date-parts&quot;:[[2026,10,23]]},&quot;URL&quot;:&quot;https://developer.mozilla.org/en-US/docs/Learn_web_development/Getting_started/Your_first_website&quot;,&quot;container-title-short&quot;:&quot;&quot;},&quot;isTemporary&quot;:false,&quot;suppress-author&quot;:false,&quot;composite&quot;:false,&quot;author-only&quot;:false}]},{&quot;citationID&quot;:&quot;MENDELEY_CITATION_d3d9a0bb-e05f-40c3-914c-f48e6cdbb62d&quot;,&quot;properties&quot;:{&quot;noteIndex&quot;:0},&quot;isEdited&quot;:false,&quot;manualOverride&quot;:{&quot;isManuallyOverridden&quot;:true,&quot;citeprocText&quot;:&quot;(FastAPI, o. J.-a)&quot;,&quot;manualOverrideText&quot;:&quot;(FastAPI, o. J.-a, o. S.)&quot;},&quot;citationTag&quot;:&quot;MENDELEY_CITATION_v3_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&quot;,&quot;citationItems&quot;:[{&quot;id&quot;:&quot;7c19d580-ed68-324f-9ef1-18791d47ae24&quot;,&quot;itemData&quot;:{&quot;type&quot;:&quot;webpage&quot;,&quot;id&quot;:&quot;7c19d580-ed68-324f-9ef1-18791d47ae24&quot;,&quot;title&quot;:&quot;Features - FastAPI&quot;,&quot;author&quot;:[{&quot;family&quot;:&quot;FastAPI&quot;,&quot;given&quot;:&quot;&quot;,&quot;parse-names&quot;:false,&quot;dropping-particle&quot;:&quot;&quot;,&quot;non-dropping-particle&quot;:&quot;&quot;}],&quot;accessed&quot;:{&quot;date-parts&quot;:[[2026,10,23]]},&quot;URL&quot;:&quot;https://fastapi.tiangolo.com/features/&quot;,&quot;container-title-short&quot;:&quot;&quot;},&quot;isTemporary&quot;:false,&quot;suppress-author&quot;:false,&quot;composite&quot;:false,&quot;author-only&quot;:false}]},{&quot;citationID&quot;:&quot;MENDELEY_CITATION_ad08d4d6-640e-4d95-854a-35fe54cc690f&quot;,&quot;properties&quot;:{&quot;noteIndex&quot;:0},&quot;isEdited&quot;:false,&quot;manualOverride&quot;:{&quot;isManuallyOverridden&quot;:true,&quot;citeprocText&quot;:&quot;(Fielding et al., 2022)&quot;,&quot;manualOverrideText&quot;:&quot;(Fielding et al., 2022, S. 19)&quot;},&quot;citationTag&quot;:&quot;MENDELEY_CITATION_v3_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&quot;,&quot;citationItems&quot;:[{&quot;id&quot;:&quot;8db9b0b8-4d91-3193-b69b-a6a7405a6a9d&quot;,&quot;itemData&quot;:{&quot;type&quot;:&quot;article-journal&quot;,&quot;id&quot;:&quot;8db9b0b8-4d91-3193-b69b-a6a7405a6a9d&quot;,&quot;title&quot;:&quot;HTTP Semantics&quot;,&quot;author&quot;:[{&quot;family&quot;:&quot;Fielding&quot;,&quot;given&quot;:&quot;R.&quot;,&quot;parse-names&quot;:false,&quot;dropping-particle&quot;:&quot;&quot;,&quot;non-dropping-particle&quot;:&quot;&quot;},{&quot;family&quot;:&quot;Nottingham&quot;,&quot;given&quot;:&quot;M.&quot;,&quot;parse-names&quot;:false,&quot;dropping-particle&quot;:&quot;&quot;,&quot;non-dropping-particle&quot;:&quot;&quot;},{&quot;family&quot;:&quot;Reschke&quot;,&quot;given&quot;:&quot;J.&quot;,&quot;parse-names&quot;:false,&quot;dropping-particle&quot;:&quot;&quot;,&quot;non-dropping-particle&quot;:&quot;&quot;}],&quot;container-title&quot;:&quot;Internet Engineering Task Force (IETF)&quot;,&quot;accessed&quot;:{&quot;date-parts&quot;:[[2026,10,23]]},&quot;editor&quot;:[{&quot;family&quot;:&quot;Fielding&quot;,&quot;given&quot;:&quot;R.&quot;,&quot;parse-names&quot;:false,&quot;dropping-particle&quot;:&quot;&quot;,&quot;non-dropping-particle&quot;:&quot;&quot;},{&quot;family&quot;:&quot;Nottingham&quot;,&quot;given&quot;:&quot;M.&quot;,&quot;parse-names&quot;:false,&quot;dropping-particle&quot;:&quot;&quot;,&quot;non-dropping-particle&quot;:&quot;&quot;},{&quot;family&quot;:&quot;Reschke&quot;,&quot;given&quot;:&quot;J.&quot;,&quot;parse-names&quot;:false,&quot;dropping-particle&quot;:&quot;&quot;,&quot;non-dropping-particle&quot;:&quot;&quot;}],&quot;DOI&quot;:&quot;10.17487/RFC9110&quot;,&quot;URL&quot;:&quot;https://www.rfc-editor.org/info/rfc9110/&quot;,&quot;issued&quot;:{&quot;date-parts&quot;:[[2022,6,6]]},&quot;page&quot;:&quot;1-194&quot;,&quot;abstract&quot;:&quot;The Hypertext Transfer Protocol (HTTP) is a stateless application-level protocol for distributed, collaborative, hypertext information systems. This document describes the overall architecture of HTTP, establishes common terminology, and defines aspects of the protocol that are shared by all versions. In this definition are core protocol elements, extensibility mechanisms, and the \&quot;http\&quot; and \&quot;https\&quot; Uniform Resource Identifier (URI) schemes. This document updates RFC 3864 and obsoletes RFCs 2818, 7231, 7232, 7233, 7235, 7538, 7615, 7694, and portions of 7230.&quot;,&quot;container-title-short&quot;:&quot;&quot;},&quot;isTemporary&quot;:false,&quot;suppress-author&quot;:false,&quot;composite&quot;:false,&quot;author-only&quot;:false}]},{&quot;citationID&quot;:&quot;MENDELEY_CITATION_98a7f26f-5986-4bc4-89ea-ec9994122716&quot;,&quot;properties&quot;:{&quot;noteIndex&quot;:0},&quot;isEdited&quot;:false,&quot;manualOverride&quot;:{&quot;isManuallyOverridden&quot;:true,&quot;citeprocText&quot;:&quot;(Fette &amp;#38; Melnikov, 2011)&quot;,&quot;manualOverrideText&quot;:&quot;(Fette &amp; Melnikov, 2011, S. 5)&quot;},&quot;citationTag&quot;:&quot;MENDELEY_CITATION_v3_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&quot;,&quot;citationItems&quot;:[{&quot;id&quot;:&quot;d53c18b4-388f-32bb-b3c9-69faf2ea45f7&quot;,&quot;itemData&quot;:{&quot;type&quot;:&quot;article-journal&quot;,&quot;id&quot;:&quot;d53c18b4-388f-32bb-b3c9-69faf2ea45f7&quot;,&quot;title&quot;:&quot;The WebSocket Protocol&quot;,&quot;author&quot;:[{&quot;family&quot;:&quot;Fette&quot;,&quot;given&quot;:&quot;I.&quot;,&quot;parse-names&quot;:false,&quot;dropping-particle&quot;:&quot;&quot;,&quot;non-dropping-particle&quot;:&quot;&quot;},{&quot;family&quot;:&quot;Melnikov&quot;,&quot;given&quot;:&quot;A.&quot;,&quot;parse-names&quot;:false,&quot;dropping-particle&quot;:&quot;&quot;,&quot;non-dropping-particle&quot;:&quot;&quot;}],&quot;container-title&quot;:&quot;Internet Engineering Task Force (IETF)&quot;,&quot;accessed&quot;:{&quot;date-parts&quot;:[[2026,10,23]]},&quot;DOI&quot;:&quot;10.17487/RFC6455&quot;,&quot;URL&quot;:&quot;https://www.rfc-editor.org/info/rfc6455/&quot;,&quot;issued&quot;:{&quot;date-parts&quot;:[[2011,12,11]]},&quot;page&quot;:&quot;1-69&quot;,&quot;container-title-short&quot;:&quot;&quot;},&quot;isTemporary&quot;:false,&quot;suppress-author&quot;:false,&quot;composite&quot;:false,&quot;author-only&quot;:false}]},{&quot;citationID&quot;:&quot;MENDELEY_CITATION_1dfca850-62e4-4eec-a676-6d078eae6fc8&quot;,&quot;properties&quot;:{&quot;noteIndex&quot;:0},&quot;isEdited&quot;:false,&quot;manualOverride&quot;:{&quot;isManuallyOverridden&quot;:true,&quot;citeprocText&quot;:&quot;(Bray, 2017)&quot;,&quot;manualOverrideText&quot;:&quot;(Bray, 2017, S. 1)&quot;},&quot;citationTag&quot;:&quot;MENDELEY_CITATION_v3_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&quot;,&quot;citationItems&quot;:[{&quot;id&quot;:&quot;47433fc7-55d8-385d-a5ea-999ebad69823&quot;,&quot;itemData&quot;:{&quot;type&quot;:&quot;article-journal&quot;,&quot;id&quot;:&quot;47433fc7-55d8-385d-a5ea-999ebad69823&quot;,&quot;title&quot;:&quot;The JavaScript Object Notation (JSON) Data Interchange Format&quot;,&quot;author&quot;:[{&quot;family&quot;:&quot;Bray&quot;,&quot;given&quot;:&quot;T.&quot;,&quot;parse-names&quot;:false,&quot;dropping-particle&quot;:&quot;&quot;,&quot;non-dropping-particle&quot;:&quot;&quot;}],&quot;container-title&quot;:&quot;Internet Engineering Task Force (IETF)&quot;,&quot;accessed&quot;:{&quot;date-parts&quot;:[[2026,10,23]]},&quot;editor&quot;:[{&quot;family&quot;:&quot;Bray&quot;,&quot;given&quot;:&quot;T.&quot;,&quot;parse-names&quot;:false,&quot;dropping-particle&quot;:&quot;&quot;,&quot;non-dropping-particle&quot;:&quot;&quot;}],&quot;DOI&quot;:&quot;10.17487/RFC8259&quot;,&quot;URL&quot;:&quot;https://www.rfc-editor.org/info/rfc8259/&quot;,&quot;issued&quot;:{&quot;date-parts&quot;:[[2017,12,13]]},&quot;page&quot;:&quot;1-15&quot;,&quot;container-title-short&quot;:&quot;&quot;},&quot;isTemporary&quot;:false,&quot;suppress-author&quot;:false,&quot;composite&quot;:false,&quot;author-only&quot;:false}]},{&quot;citationID&quot;:&quot;MENDELEY_CITATION_63f5c9cf-5323-45ff-a9f0-1bba17173e5e&quot;,&quot;properties&quot;:{&quot;noteIndex&quot;:0},&quot;isEdited&quot;:false,&quot;manualOverride&quot;:{&quot;isManuallyOverridden&quot;:true,&quot;citeprocText&quot;:&quot;(FastAPI, o. J.-c)&quot;,&quot;manualOverrideText&quot;:&quot;(FastAPI, o. J.-c, o. S.)&quot;},&quot;citationTag&quot;:&quot;MENDELEY_CITATION_v3_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&quot;,&quot;citationItems&quot;:[{&quot;id&quot;:&quot;b9021c3d-be76-3502-afb8-2e5fd1c36b1d&quot;,&quot;itemData&quot;:{&quot;type&quot;:&quot;webpage&quot;,&quot;id&quot;:&quot;b9021c3d-be76-3502-afb8-2e5fd1c36b1d&quot;,&quot;title&quot;:&quot;WebSockets - FastAPI&quot;,&quot;author&quot;:[{&quot;family&quot;:&quot;FastAPI&quot;,&quot;given&quot;:&quot;&quot;,&quot;parse-names&quot;:false,&quot;dropping-particle&quot;:&quot;&quot;,&quot;non-dropping-particle&quot;:&quot;&quot;}],&quot;accessed&quot;:{&quot;date-parts&quot;:[[2026,10,23]]},&quot;URL&quot;:&quot;https://fastapi.tiangolo.com/advanced/websockets/&quot;,&quot;container-title-short&quot;:&quot;&quot;},&quot;isTemporary&quot;:false,&quot;suppress-author&quot;:false,&quot;composite&quot;:false,&quot;author-only&quot;:false}]},{&quot;citationID&quot;:&quot;MENDELEY_CITATION_b1dadd73-3058-4668-aea6-4c3c55bad2a7&quot;,&quot;properties&quot;:{&quot;noteIndex&quot;:0},&quot;isEdited&quot;:false,&quot;manualOverride&quot;:{&quot;isManuallyOverridden&quot;:true,&quot;citeprocText&quot;:&quot;(FastAPI, o. J.-b)&quot;,&quot;manualOverrideText&quot;:&quot;(FastAPI, o. J.-b, o. S.)&quot;},&quot;citationTag&quot;:&quot;MENDELEY_CITATION_v3_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&quot;,&quot;citationItems&quot;:[{&quot;id&quot;:&quot;141b6e66-42d3-3da5-a24c-02d31058101a&quot;,&quot;itemData&quot;:{&quot;type&quot;:&quot;webpage&quot;,&quot;id&quot;:&quot;141b6e66-42d3-3da5-a24c-02d31058101a&quot;,&quot;title&quot;:&quot;Run a Server Manually - FastAPI&quot;,&quot;author&quot;:[{&quot;family&quot;:&quot;FastAPI&quot;,&quot;given&quot;:&quot;&quot;,&quot;parse-names&quot;:false,&quot;dropping-particle&quot;:&quot;&quot;,&quot;non-dropping-particle&quot;:&quot;&quot;}],&quot;accessed&quot;:{&quot;date-parts&quot;:[[2026,10,23]]},&quot;URL&quot;:&quot;https://fastapi.tiangolo.com/deployment/manually/#use-the-fastapi-run-command&quot;,&quot;container-title-short&quot;:&quot;&quot;},&quot;isTemporary&quot;:false,&quot;suppress-author&quot;:false,&quot;composite&quot;:false,&quot;author-only&quot;:false}]},{&quot;citationID&quot;:&quot;MENDELEY_CITATION_b395af4a-a428-4734-80cd-f67501c2c6c8&quot;,&quot;properties&quot;:{&quot;noteIndex&quot;:0},&quot;isEdited&quot;:false,&quot;manualOverride&quot;:{&quot;isManuallyOverridden&quot;:true,&quot;citeprocText&quot;:&quot;(pytest.org, o. J.)&quot;,&quot;manualOverrideText&quot;:&quot;(pytest.org, o. J., o. S.)&quot;},&quot;citationTag&quot;:&quot;MENDELEY_CITATION_v3_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&quot;,&quot;citationItems&quot;:[{&quot;id&quot;:&quot;5c6b37f7-f573-3ef6-bb35-da0a35e08dd4&quot;,&quot;itemData&quot;:{&quot;type&quot;:&quot;webpage&quot;,&quot;id&quot;:&quot;5c6b37f7-f573-3ef6-bb35-da0a35e08dd4&quot;,&quot;title&quot;:&quot;pytest documentation&quot;,&quot;author&quot;:[{&quot;family&quot;:&quot;pytest.org&quot;,&quot;given&quot;:&quot;&quot;,&quot;parse-names&quot;:false,&quot;dropping-particle&quot;:&quot;&quot;,&quot;non-dropping-particle&quot;:&quot;&quot;}],&quot;accessed&quot;:{&quot;date-parts&quot;:[[2026,10,23]]},&quot;URL&quot;:&quot;https://docs.pytest.org/en/latest/&quot;,&quot;container-title-short&quot;:&quot;&quot;},&quot;isTemporary&quot;:false,&quot;suppress-author&quot;:false,&quot;composite&quot;:false,&quot;author-only&quot;:false}]},{&quot;citationID&quot;:&quot;MENDELEY_CITATION_8eef7cd7-fe1b-45c0-a5f7-0ce6fb701866&quot;,&quot;properties&quot;:{&quot;noteIndex&quot;:0},&quot;isEdited&quot;:false,&quot;manualOverride&quot;:{&quot;isManuallyOverridden&quot;:true,&quot;citeprocText&quot;:&quot;(JetBrains, o. J.-b)&quot;,&quot;manualOverrideText&quot;:&quot;(JetBrains, o. J.-b, o. S.)&quot;},&quot;citationTag&quot;:&quot;MENDELEY_CITATION_v3_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&quot;,&quot;citationItems&quot;:[{&quot;id&quot;:&quot;fee59bbc-a377-328e-a4cc-a865b3a9bde0&quot;,&quot;itemData&quot;:{&quot;type&quot;:&quot;webpage&quot;,&quot;id&quot;:&quot;fee59bbc-a377-328e-a4cc-a865b3a9bde0&quot;,&quot;title&quot;:&quot;Quick start guide | PyCharm Documentation&quot;,&quot;author&quot;:[{&quot;family&quot;:&quot;JetBrains&quot;,&quot;given&quot;:&quot;&quot;,&quot;parse-names&quot;:false,&quot;dropping-particle&quot;:&quot;&quot;,&quot;non-dropping-particle&quot;:&quot;&quot;}],&quot;accessed&quot;:{&quot;date-parts&quot;:[[2026,10,23]]},&quot;URL&quot;:&quot;https://www.jetbrains.com/help/pycharm/quick-start-guide.html&quot;,&quot;container-title-short&quot;:&quot;&quot;},&quot;isTemporary&quot;:false,&quot;suppress-author&quot;:false,&quot;composite&quot;:false,&quot;author-only&quot;:false}]},{&quot;citationID&quot;:&quot;MENDELEY_CITATION_ee230700-69df-4655-9ba5-5cbc6b732807&quot;,&quot;properties&quot;:{&quot;noteIndex&quot;:0},&quot;isEdited&quot;:false,&quot;manualOverride&quot;:{&quot;isManuallyOverridden&quot;:true,&quot;citeprocText&quot;:&quot;(JetBrains, o. J.-a)&quot;,&quot;manualOverrideText&quot;:&quot;(JetBrains, o. J.-a, o. S.)&quot;},&quot;citationTag&quot;:&quot;MENDELEY_CITATION_v3_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&quot;,&quot;citationItems&quot;:[{&quot;id&quot;:&quot;4e68886c-5eb3-3f8b-af00-f58e7e322fbc&quot;,&quot;itemData&quot;:{&quot;type&quot;:&quot;webpage&quot;,&quot;id&quot;:&quot;4e68886c-5eb3-3f8b-af00-f58e7e322fbc&quot;,&quot;title&quot;:&quot;AI Assistant in JetBrains IDEs | PyCharm Documentation&quot;,&quot;author&quot;:[{&quot;family&quot;:&quot;JetBrains&quot;,&quot;given&quot;:&quot;&quot;,&quot;parse-names&quot;:false,&quot;dropping-particle&quot;:&quot;&quot;,&quot;non-dropping-particle&quot;:&quot;&quot;}],&quot;accessed&quot;:{&quot;date-parts&quot;:[[2026,10,26]]},&quot;URL&quot;:&quot;https://www.jetbrains.com/help/pycharm/ai-assistant-in-jetbrains-ides.html&quot;,&quot;container-title-short&quot;:&quot;&quot;},&quot;isTemporary&quot;:false,&quot;suppress-author&quot;:false,&quot;composite&quot;:false,&quot;author-only&quot;:false}]},{&quot;citationID&quot;:&quot;MENDELEY_CITATION_816812a2-27ed-4c08-b8d5-47ab6cdae22a&quot;,&quot;properties&quot;:{&quot;noteIndex&quot;:0},&quot;isEdited&quot;:false,&quot;manualOverride&quot;:{&quot;isManuallyOverridden&quot;:true,&quot;citeprocText&quot;:&quot;(OpenAI, o. J.)&quot;,&quot;manualOverrideText&quot;:&quot;(OpenAI, o. J., o. S.)&quot;},&quot;citationTag&quot;:&quot;MENDELEY_CITATION_v3_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&quot;,&quot;citationItems&quot;:[{&quot;id&quot;:&quot;b3ff5a6a-0b59-35a3-a78b-a357e42da307&quot;,&quot;itemData&quot;:{&quot;type&quot;:&quot;webpage&quot;,&quot;id&quot;:&quot;b3ff5a6a-0b59-35a3-a78b-a357e42da307&quot;,&quot;title&quot;:&quot;Images in ChatGPT&quot;,&quot;author&quot;:[{&quot;family&quot;:&quot;OpenAI&quot;,&quot;given&quot;:&quot;&quot;,&quot;parse-names&quot;:false,&quot;dropping-particle&quot;:&quot;&quot;,&quot;non-dropping-particle&quot;:&quot;&quot;}],&quot;accessed&quot;:{&quot;date-parts&quot;:[[2026,10,29]]},&quot;URL&quot;:&quot;https://help.openai.com/en/articles/11084440-images-in-chatgpt&quot;,&quot;container-title-short&quot;:&quot;&quot;},&quot;isTemporary&quot;:false,&quot;suppress-author&quot;:false,&quot;composite&quot;:false,&quot;author-only&quot;:false}]},{&quot;citationID&quot;:&quot;MENDELEY_CITATION_1b02ac95-f1c9-4fe4-8f0a-c76d39f41629&quot;,&quot;properties&quot;:{&quot;noteIndex&quot;:0},&quot;isEdited&quot;:false,&quot;manualOverride&quot;:{&quot;isManuallyOverridden&quot;:true,&quot;citeprocText&quot;:&quot;(Git, o. J.)&quot;,&quot;manualOverrideText&quot;:&quot;(Git, o. J., o. S.)&quot;},&quot;citationTag&quot;:&quot;MENDELEY_CITATION_v3_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&quot;,&quot;citationItems&quot;:[{&quot;id&quot;:&quot;71125a4b-ecdb-3f1f-a665-08bc70283e61&quot;,&quot;itemData&quot;:{&quot;type&quot;:&quot;webpage&quot;,&quot;id&quot;:&quot;71125a4b-ecdb-3f1f-a665-08bc70283e61&quot;,&quot;title&quot;:&quot;Git - user-manual Documentation&quot;,&quot;author&quot;:[{&quot;family&quot;:&quot;Git&quot;,&quot;given&quot;:&quot;&quot;,&quot;parse-names&quot;:false,&quot;dropping-particle&quot;:&quot;&quot;,&quot;non-dropping-particle&quot;:&quot;&quot;}],&quot;accessed&quot;:{&quot;date-parts&quot;:[[2026,10,23]]},&quot;URL&quot;:&quot;https://git-scm.com/docs/user-manual&quot;,&quot;container-title-short&quot;:&quot;&quot;},&quot;isTemporary&quot;:false,&quot;suppress-author&quot;:false,&quot;composite&quot;:false,&quot;author-only&quot;:false}]},{&quot;citationID&quot;:&quot;MENDELEY_CITATION_42624d12-8775-459f-b56d-def38a0aff29&quot;,&quot;properties&quot;:{&quot;noteIndex&quot;:0},&quot;isEdited&quot;:false,&quot;manualOverride&quot;:{&quot;isManuallyOverridden&quot;:true,&quot;citeprocText&quot;:&quot;(GitHub, o. J.)&quot;,&quot;manualOverrideText&quot;:&quot;(GitHub, o. J., o. S.)&quot;},&quot;citationTag&quot;:&quot;MENDELEY_CITATION_v3_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&quot;,&quot;citationItems&quot;:[{&quot;id&quot;:&quot;ac17a524-a399-3495-abc1-8a615fefd92d&quot;,&quot;itemData&quot;:{&quot;type&quot;:&quot;webpage&quot;,&quot;id&quot;:&quot;ac17a524-a399-3495-abc1-8a615fefd92d&quot;,&quot;title&quot;:&quot;About repositories - GitHub Docs&quot;,&quot;author&quot;:[{&quot;family&quot;:&quot;GitHub&quot;,&quot;given&quot;:&quot;&quot;,&quot;parse-names&quot;:false,&quot;dropping-particle&quot;:&quot;&quot;,&quot;non-dropping-particle&quot;:&quot;&quot;}],&quot;accessed&quot;:{&quot;date-parts&quot;:[[2026,10,23]]},&quot;URL&quot;:&quot;https://docs.github.com/en/repositories/creating-and-managing-repositories/about-repositories&quot;,&quot;container-title-short&quot;:&quot;&quot;},&quot;isTemporary&quot;:false,&quot;suppress-author&quot;:false,&quot;composite&quot;:false,&quot;author-only&quot;:false}]},{&quot;citationID&quot;:&quot;MENDELEY_CITATION_fa0aa8f6-1bb3-4960-a9e3-d6cd903524c3&quot;,&quot;properties&quot;:{&quot;noteIndex&quot;:0},&quot;isEdited&quot;:false,&quot;manualOverride&quot;:{&quot;isManuallyOverridden&quot;:true,&quot;citeprocText&quot;:&quot;(PlantUML, o. J.)&quot;,&quot;manualOverrideText&quot;:&quot;(PlantUML, o. J., o. S.)&quot;},&quot;citationTag&quot;:&quot;MENDELEY_CITATION_v3_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&quot;,&quot;citationItems&quot;:[{&quot;id&quot;:&quot;0b3a7e80-98d3-3710-92d2-a320ee189225&quot;,&quot;itemData&quot;:{&quot;type&quot;:&quot;webpage&quot;,&quot;id&quot;:&quot;0b3a7e80-98d3-3710-92d2-a320ee189225&quot;,&quot;title&quot;:&quot;Open-Source-Tool, das einfache Textbeschreibungen verwendet UML-Diagramme zu zeichnen.&quot;,&quot;author&quot;:[{&quot;family&quot;:&quot;PlantUML&quot;,&quot;given&quot;:&quot;&quot;,&quot;parse-names&quot;:false,&quot;dropping-particle&quot;:&quot;&quot;,&quot;non-dropping-particle&quot;:&quot;&quot;}],&quot;accessed&quot;:{&quot;date-parts&quot;:[[2026,10,23]]},&quot;URL&quot;:&quot;https://plantuml.com/de/&quot;,&quot;container-title-short&quot;:&quot;&quot;},&quot;isTemporary&quot;:false,&quot;suppress-author&quot;:false,&quot;composite&quot;:false,&quot;author-only&quot;:false}]},{&quot;citationID&quot;:&quot;MENDELEY_CITATION_10821b9d-2123-43e5-83f3-93c46597c303&quot;,&quot;properties&quot;:{&quot;noteIndex&quot;:0},&quot;isEdited&quot;:false,&quot;manualOverride&quot;:{&quot;isManuallyOverridden&quot;:true,&quot;citeprocText&quot;:&quot;(Balsamiq, o. J.)&quot;,&quot;manualOverrideText&quot;:&quot;(Balsamiq, o. J., o. S.)&quot;},&quot;citationTag&quot;:&quot;MENDELEY_CITATION_v3_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&quot;,&quot;citationItems&quot;:[{&quot;id&quot;:&quot;cf7d5da3-1cb2-3a7b-8436-b53046bcfedd&quot;,&quot;itemData&quot;:{&quot;type&quot;:&quot;webpage&quot;,&quot;id&quot;:&quot;cf7d5da3-1cb2-3a7b-8436-b53046bcfedd&quot;,&quot;title&quot;:&quot;What is Balsamiq? Low-fidelity wireframing tool - Balsamiq Help Center&quot;,&quot;author&quot;:[{&quot;family&quot;:&quot;Balsamiq&quot;,&quot;given&quot;:&quot;&quot;,&quot;parse-names&quot;:false,&quot;dropping-particle&quot;:&quot;&quot;,&quot;non-dropping-particle&quot;:&quot;&quot;}],&quot;accessed&quot;:{&quot;date-parts&quot;:[[2026,10,23]]},&quot;URL&quot;:&quot;https://balsamiq.com/support/getting-started/what-is-balsamiq/&quot;,&quot;container-title-short&quot;:&quot;&quot;},&quot;isTemporary&quot;:false,&quot;suppress-author&quot;:false,&quot;composite&quot;:false,&quot;author-only&quot;:false}]},{&quot;citationID&quot;:&quot;MENDELEY_CITATION_a2a4cf2a-b414-4044-8857-8e9f78917fe4&quot;,&quot;properties&quot;:{&quot;noteIndex&quot;:0},&quot;isEdited&quot;:false,&quot;manualOverride&quot;:{&quot;isManuallyOverridden&quot;:true,&quot;citeprocText&quot;:&quot;(Salah et al., 2016)&quot;,&quot;manualOverrideText&quot;:&quot;(Salah et al., 2016, S. 319)&quot;},&quot;citationTag&quot;:&quot;MENDELEY_CITATION_v3_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&quot;,&quot;citationItems&quot;:[{&quot;id&quot;:&quot;ec245943-df0c-36c7-9922-075934d17f62&quot;,&quot;itemData&quot;:{&quot;type&quot;:&quot;paper-conference&quot;,&quot;id&quot;:&quot;ec245943-df0c-36c7-9922-075934d17f62&quot;,&quot;title&quot;:&quot;The evolution of distributed systems towards microservices architecture&quot;,&quot;author&quot;:[{&quot;family&quot;:&quot;Salah&quot;,&quot;given&quot;:&quot;Tasneem&quot;,&quot;parse-names&quot;:false,&quot;dropping-particle&quot;:&quot;&quot;,&quot;non-dropping-particle&quot;:&quot;&quot;},{&quot;family&quot;:&quot;Jamal Zemerly&quot;,&quot;given&quot;:&quot;M.&quot;,&quot;parse-names&quot;:false,&quot;dropping-particle&quot;:&quot;&quot;,&quot;non-dropping-particle&quot;:&quot;&quot;},{&quot;family&quot;:&quot;Chan Yeob Yeun&quot;,&quot;given&quot;:&quot;&quot;,&quot;parse-names&quot;:false,&quot;dropping-particle&quot;:&quot;&quot;,&quot;non-dropping-particle&quot;:&quot;&quot;},{&quot;family&quot;:&quot;Al-Qutayri&quot;,&quot;given&quot;:&quot;Mahmoud&quot;,&quot;parse-names&quot;:false,&quot;dropping-particle&quot;:&quot;&quot;,&quot;non-dropping-particle&quot;:&quot;&quot;},{&quot;family&quot;:&quot;Al-Hammadi&quot;,&quot;given&quot;:&quot;Yousof&quot;,&quot;parse-names&quot;:false,&quot;dropping-particle&quot;:&quot;&quot;,&quot;non-dropping-particle&quot;:&quot;&quot;}],&quot;container-title&quot;:&quot;2016 11th International Conference for Internet Technology and Secured Transactions (ICITST)&quot;,&quot;accessed&quot;:{&quot;date-parts&quot;:[[2026,10,23]]},&quot;DOI&quot;:&quot;10.1109/ICITST.2016.7856721&quot;,&quot;ISBN&quot;:&quot;978-1-908320-73-5&quot;,&quot;URL&quot;:&quot;http://ieeexplore.ieee.org/document/7856721/&quot;,&quot;issued&quot;:{&quot;date-parts&quot;:[[2016,12,14]]},&quot;page&quot;:&quot;318-325&quot;,&quot;abstract&quot;:&quot;Applications developed to fulfil distributed systems needs have been growing rapidly. Major evolutions have happened beginning with basic architecture relying on initiated request by a client to a processing side referred to as the server. Such architectures were not enough to cope up with the fast ever-increasing number of requests and need to utilize network bandwidth. Mobile agents attempted to overcome such drawbacks but did cope up for so long with the growing technology platforms. Service Oriented Architecture (SOA) then evolved to be one of the most successful representations of the client-server architecture with an added business value that provides reusable and loosely coupled services. SOA did not meet customers and business expectations as it was still relying on monolithic systems. Resilience, scalability, fast software delivery and the use of fewer resources are highly desirable features. Microservices architecture came to fulfil those expectations of system development, yet it comes with many challenges. This paper illustrates how distributed systems evolved from the traditional client-server model to the recently proposed microservices architecture. All architectures are reviewed containing brief definitions, some related work and reasoning of why they had to evolve. A feature comparison of all architectures is also provided.&quot;,&quot;publisher&quot;:&quot;IEEE&quot;,&quot;container-title-short&quot;:&quot;&quot;},&quot;isTemporary&quot;:false,&quot;suppress-author&quot;:false,&quot;composite&quot;:false,&quot;author-only&quot;:false}]},{&quot;citationID&quot;:&quot;MENDELEY_CITATION_c811b368-1e12-4f21-a0bc-fb8f1c692b2c&quot;,&quot;properties&quot;:{&quot;noteIndex&quot;:0},&quot;isEdited&quot;:false,&quot;manualOverride&quot;:{&quot;isManuallyOverridden&quot;:true,&quot;citeprocText&quot;:&quot;(Garlan &amp;#38; Shaw, 1993)&quot;,&quot;manualOverrideText&quot;:&quot;(Garlan &amp; Shaw, 1993, S. 9-11)&quot;},&quot;citationTag&quot;:&quot;MENDELEY_CITATION_v3_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&quot;,&quot;citationItems&quot;:[{&quot;id&quot;:&quot;a434cd37-7fbd-3bad-925b-e982d050a889&quot;,&quot;itemData&quot;:{&quot;type&quot;:&quot;chapter&quot;,&quot;id&quot;:&quot;a434cd37-7fbd-3bad-925b-e982d050a889&quot;,&quot;title&quot;:&quot;AN INTRODUCTION TO SOFTWARE ARCHITECTURE&quot;,&quot;author&quot;:[{&quot;family&quot;:&quot;Garlan&quot;,&quot;given&quot;:&quot;David&quot;,&quot;parse-names&quot;:false,&quot;dropping-particle&quot;:&quot;&quot;,&quot;non-dropping-particle&quot;:&quot;&quot;},{&quot;family&quot;:&quot;Shaw&quot;,&quot;given&quot;:&quot;Mary&quot;,&quot;parse-names&quot;:false,&quot;dropping-particle&quot;:&quot;&quot;,&quot;non-dropping-particle&quot;:&quot;&quot;}],&quot;accessed&quot;:{&quot;date-parts&quot;:[[2026,10,23]]},&quot;DOI&quot;:&quot;10.1142/9789812798039_0001&quot;,&quot;URL&quot;:&quot;http://www.worldscientific.com/doi/abs/10.1142/9789812798039_0001&quot;,&quot;issued&quot;:{&quot;date-parts&quot;:[[1993,12]]},&quot;page&quot;:&quot;1-39&quot;,&quot;container-title-short&quot;:&quot;&quot;},&quot;isTemporary&quot;:false,&quot;suppress-author&quot;:false,&quot;composite&quot;:false,&quot;author-only&quot;:false}]}]"/>
+    <we:property name="MENDELEY_BIBLIOGRAPHY_LAST_MODIFIED" value="1793365315353"/>
+    <we:property name="MENDELEY_CITATIONS" value="[{&quot;citationID&quot;:&quot;MENDELEY_CITATION_8de67573-6e89-4ee5-a301-7c0b78bb40cd&quot;,&quot;properties&quot;:{&quot;noteIndex&quot;:0},&quot;isEdited&quot;:false,&quot;manualOverride&quot;:{&quot;isManuallyOverridden&quot;:true,&quot;citeprocText&quot;:&quot;(Python Software Foundation, o. J.-b)&quot;,&quot;manualOverrideText&quot;:&quot;(Python Software Foundation, o. J.-b, o. S.)&quot;},&quot;citationTag&quot;:&quot;MENDELEY_CITATION_v3_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&quot;,&quot;citationItems&quot;:[{&quot;id&quot;:&quot;8c189b06-11a5-3235-a661-eca6c1d4de06&quot;,&quot;itemData&quot;:{&quot;type&quot;:&quot;webpage&quot;,&quot;id&quot;:&quot;8c189b06-11a5-3235-a661-eca6c1d4de06&quot;,&quot;title&quot;:&quot;The Python Tutorial — Python 3.15.1 documentation&quot;,&quot;author&quot;:[{&quot;family&quot;:&quot;Python Software Foundation&quot;,&quot;given&quot;:&quot;&quot;,&quot;parse-names&quot;:false,&quot;dropping-particle&quot;:&quot;&quot;,&quot;non-dropping-particle&quot;:&quot;&quot;}],&quot;accessed&quot;:{&quot;date-parts&quot;:[[2026,10,23]]},&quot;URL&quot;:&quot;https://docs.python.org/3/tutorial/&quot;,&quot;container-title-short&quot;:&quot;&quot;},&quot;isTemporary&quot;:false,&quot;suppress-author&quot;:false,&quot;composite&quot;:false,&quot;author-only&quot;:false}]},{&quot;citationID&quot;:&quot;MENDELEY_CITATION_11d887aa-686a-446f-a91b-078fb11b5287&quot;,&quot;properties&quot;:{&quot;noteIndex&quot;:0},&quot;isEdited&quot;:false,&quot;manualOverride&quot;:{&quot;isManuallyOverridden&quot;:true,&quot;citeprocText&quot;:&quot;(Python Software Foundation, o. J.-a)&quot;,&quot;manualOverrideText&quot;:&quot;(Python Software Foundation, o. J.-a, o. S.)&quot;},&quot;citationTag&quot;:&quot;MENDELEY_CITATION_v3_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&quot;,&quot;citationItems&quot;:[{&quot;id&quot;:&quot;9c29dd58-f9a4-3371-b5a8-33044449ba5a&quot;,&quot;itemData&quot;:{&quot;type&quot;:&quot;webpage&quot;,&quot;id&quot;:&quot;9c29dd58-f9a4-3371-b5a8-33044449ba5a&quot;,&quot;title&quot;:&quot;PyPI Docs&quot;,&quot;author&quot;:[{&quot;family&quot;:&quot;Python Software Foundation&quot;,&quot;given&quot;:&quot;&quot;,&quot;parse-names&quot;:false,&quot;dropping-particle&quot;:&quot;&quot;,&quot;non-dropping-particle&quot;:&quot;&quot;}],&quot;accessed&quot;:{&quot;date-parts&quot;:[[2026,10,23]]},&quot;URL&quot;:&quot;https://docs.pypi.org/&quot;,&quot;container-title-short&quot;:&quot;&quot;},&quot;isTemporary&quot;:false,&quot;suppress-author&quot;:false,&quot;composite&quot;:false,&quot;author-only&quot;:false}]},{&quot;citationID&quot;:&quot;MENDELEY_CITATION_6516db06-fe8c-4c7a-848e-7cfcc6de2d2a&quot;,&quot;properties&quot;:{&quot;noteIndex&quot;:0},&quot;isEdited&quot;:false,&quot;manualOverride&quot;:{&quot;isManuallyOverridden&quot;:true,&quot;citeprocText&quot;:&quot;(Mozilla, o. J.)&quot;,&quot;manualOverrideText&quot;:&quot;(Mozilla, o. J., o. S.)&quot;},&quot;citationTag&quot;:&quot;MENDELEY_CITATION_v3_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&quot;,&quot;citationItems&quot;:[{&quot;id&quot;:&quot;9462a9c7-f4bd-351d-b55e-357d8238e633&quot;,&quot;itemData&quot;:{&quot;type&quot;:&quot;webpage&quot;,&quot;id&quot;:&quot;9462a9c7-f4bd-351d-b55e-357d8238e633&quot;,&quot;title&quot;:&quot;Your first website - Learn web development | MDN&quot;,&quot;author&quot;:[{&quot;family&quot;:&quot;Mozilla&quot;,&quot;given&quot;:&quot;&quot;,&quot;parse-names&quot;:false,&quot;dropping-particle&quot;:&quot;&quot;,&quot;non-dropping-particle&quot;:&quot;&quot;}],&quot;accessed&quot;:{&quot;date-parts&quot;:[[2026,10,23]]},&quot;URL&quot;:&quot;https://developer.mozilla.org/en-US/docs/Learn_web_development/Getting_started/Your_first_website&quot;,&quot;container-title-short&quot;:&quot;&quot;},&quot;isTemporary&quot;:false,&quot;suppress-author&quot;:false,&quot;composite&quot;:false,&quot;author-only&quot;:false}]},{&quot;citationID&quot;:&quot;MENDELEY_CITATION_d3d9a0bb-e05f-40c3-914c-f48e6cdbb62d&quot;,&quot;properties&quot;:{&quot;noteIndex&quot;:0},&quot;isEdited&quot;:false,&quot;manualOverride&quot;:{&quot;isManuallyOverridden&quot;:true,&quot;citeprocText&quot;:&quot;(FastAPI, o. J.-a)&quot;,&quot;manualOverrideText&quot;:&quot;(FastAPI, o. J.-a, o. S.)&quot;},&quot;citationTag&quot;:&quot;MENDELEY_CITATION_v3_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&quot;,&quot;citationItems&quot;:[{&quot;id&quot;:&quot;7c19d580-ed68-324f-9ef1-18791d47ae24&quot;,&quot;itemData&quot;:{&quot;type&quot;:&quot;webpage&quot;,&quot;id&quot;:&quot;7c19d580-ed68-324f-9ef1-18791d47ae24&quot;,&quot;title&quot;:&quot;Features - FastAPI&quot;,&quot;author&quot;:[{&quot;family&quot;:&quot;FastAPI&quot;,&quot;given&quot;:&quot;&quot;,&quot;parse-names&quot;:false,&quot;dropping-particle&quot;:&quot;&quot;,&quot;non-dropping-particle&quot;:&quot;&quot;}],&quot;accessed&quot;:{&quot;date-parts&quot;:[[2026,10,23]]},&quot;URL&quot;:&quot;https://fastapi.tiangolo.com/features/&quot;,&quot;container-title-short&quot;:&quot;&quot;},&quot;isTemporary&quot;:false,&quot;suppress-author&quot;:false,&quot;composite&quot;:false,&quot;author-only&quot;:false}]},{&quot;citationID&quot;:&quot;MENDELEY_CITATION_d80d1ebd-2d91-4902-ade3-a1dc9026e4ee&quot;,&quot;properties&quot;:{&quot;noteIndex&quot;:0},&quot;isEdited&quot;:false,&quot;manualOverride&quot;:{&quot;isManuallyOverridden&quot;:true,&quot;citeprocText&quot;:&quot;(Fielding et al., 2022)&quot;,&quot;manualOverrideText&quot;:&quot;(Fielding et al., 2022, S. 19)&quot;},&quot;citationTag&quot;:&quot;MENDELEY_CITATION_v3_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&quot;,&quot;citationItems&quot;:[{&quot;id&quot;:&quot;8db9b0b8-4d91-3193-b69b-a6a7405a6a9d&quot;,&quot;itemData&quot;:{&quot;type&quot;:&quot;article-journal&quot;,&quot;id&quot;:&quot;8db9b0b8-4d91-3193-b69b-a6a7405a6a9d&quot;,&quot;title&quot;:&quot;HTTP Semantics&quot;,&quot;author&quot;:[{&quot;family&quot;:&quot;Fielding&quot;,&quot;given&quot;:&quot;R.&quot;,&quot;parse-names&quot;:false,&quot;dropping-particle&quot;:&quot;&quot;,&quot;non-dropping-particle&quot;:&quot;&quot;},{&quot;family&quot;:&quot;Nottingham&quot;,&quot;given&quot;:&quot;M.&quot;,&quot;parse-names&quot;:false,&quot;dropping-particle&quot;:&quot;&quot;,&quot;non-dropping-particle&quot;:&quot;&quot;},{&quot;family&quot;:&quot;Reschke&quot;,&quot;given&quot;:&quot;J.&quot;,&quot;parse-names&quot;:false,&quot;dropping-particle&quot;:&quot;&quot;,&quot;non-dropping-particle&quot;:&quot;&quot;}],&quot;container-title&quot;:&quot;Internet Engineering Task Force (IETF)&quot;,&quot;accessed&quot;:{&quot;date-parts&quot;:[[2026,10,23]]},&quot;editor&quot;:[{&quot;family&quot;:&quot;Fielding&quot;,&quot;given&quot;:&quot;R.&quot;,&quot;parse-names&quot;:false,&quot;dropping-particle&quot;:&quot;&quot;,&quot;non-dropping-particle&quot;:&quot;&quot;},{&quot;family&quot;:&quot;Nottingham&quot;,&quot;given&quot;:&quot;M.&quot;,&quot;parse-names&quot;:false,&quot;dropping-particle&quot;:&quot;&quot;,&quot;non-dropping-particle&quot;:&quot;&quot;},{&quot;family&quot;:&quot;Reschke&quot;,&quot;given&quot;:&quot;J.&quot;,&quot;parse-names&quot;:false,&quot;dropping-particle&quot;:&quot;&quot;,&quot;non-dropping-particle&quot;:&quot;&quot;}],&quot;DOI&quot;:&quot;10.17487/RFC9110&quot;,&quot;URL&quot;:&quot;https://www.rfc-editor.org/info/rfc9110/&quot;,&quot;issued&quot;:{&quot;date-parts&quot;:[[2022,6,6]]},&quot;page&quot;:&quot;1-194&quot;,&quot;abstract&quot;:&quot;The Hypertext Transfer Protocol (HTTP) is a stateless application-level protocol for distributed, collaborative, hypertext information systems. This document describes the overall architecture of HTTP, establishes common terminology, and defines aspects of the protocol that are shared by all versions. In this definition are core protocol elements, extensibility mechanisms, and the \&quot;http\&quot; and \&quot;https\&quot; Uniform Resource Identifier (URI) schemes. This document updates RFC 3864 and obsoletes RFCs 2818, 7231, 7232, 7233, 7235, 7538, 7615, 7694, and portions of 7230.&quot;,&quot;container-title-short&quot;:&quot;&quot;},&quot;isTemporary&quot;:false,&quot;suppress-author&quot;:false,&quot;composite&quot;:false,&quot;author-only&quot;:false}]},{&quot;citationID&quot;:&quot;MENDELEY_CITATION_dfc7c277-f2de-4968-8433-3f78ce651d8a&quot;,&quot;properties&quot;:{&quot;noteIndex&quot;:0},&quot;isEdited&quot;:false,&quot;manualOverride&quot;:{&quot;isManuallyOverridden&quot;:true,&quot;citeprocText&quot;:&quot;(Fielding et al., 2022)&quot;,&quot;manualOverrideText&quot;:&quot;(Fielding et al., 2022, S. 25)&quot;},&quot;citationTag&quot;:&quot;MENDELEY_CITATION_v3_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&quot;,&quot;citationItems&quot;:[{&quot;id&quot;:&quot;8db9b0b8-4d91-3193-b69b-a6a7405a6a9d&quot;,&quot;itemData&quot;:{&quot;type&quot;:&quot;article-journal&quot;,&quot;id&quot;:&quot;8db9b0b8-4d91-3193-b69b-a6a7405a6a9d&quot;,&quot;title&quot;:&quot;HTTP Semantics&quot;,&quot;author&quot;:[{&quot;family&quot;:&quot;Fielding&quot;,&quot;given&quot;:&quot;R.&quot;,&quot;parse-names&quot;:false,&quot;dropping-particle&quot;:&quot;&quot;,&quot;non-dropping-particle&quot;:&quot;&quot;},{&quot;family&quot;:&quot;Nottingham&quot;,&quot;given&quot;:&quot;M.&quot;,&quot;parse-names&quot;:false,&quot;dropping-particle&quot;:&quot;&quot;,&quot;non-dropping-particle&quot;:&quot;&quot;},{&quot;family&quot;:&quot;Reschke&quot;,&quot;given&quot;:&quot;J.&quot;,&quot;parse-names&quot;:false,&quot;dropping-particle&quot;:&quot;&quot;,&quot;non-dropping-particle&quot;:&quot;&quot;}],&quot;container-title&quot;:&quot;Internet Engineering Task Force (IETF)&quot;,&quot;accessed&quot;:{&quot;date-parts&quot;:[[2026,10,23]]},&quot;editor&quot;:[{&quot;family&quot;:&quot;Fielding&quot;,&quot;given&quot;:&quot;R.&quot;,&quot;parse-names&quot;:false,&quot;dropping-particle&quot;:&quot;&quot;,&quot;non-dropping-particle&quot;:&quot;&quot;},{&quot;family&quot;:&quot;Nottingham&quot;,&quot;given&quot;:&quot;M.&quot;,&quot;parse-names&quot;:false,&quot;dropping-particle&quot;:&quot;&quot;,&quot;non-dropping-particle&quot;:&quot;&quot;},{&quot;family&quot;:&quot;Reschke&quot;,&quot;given&quot;:&quot;J.&quot;,&quot;parse-names&quot;:false,&quot;dropping-particle&quot;:&quot;&quot;,&quot;non-dropping-particle&quot;:&quot;&quot;}],&quot;DOI&quot;:&quot;10.17487/RFC9110&quot;,&quot;URL&quot;:&quot;https://www.rfc-editor.org/info/rfc9110/&quot;,&quot;issued&quot;:{&quot;date-parts&quot;:[[2022,6,6]]},&quot;page&quot;:&quot;1-194&quot;,&quot;abstract&quot;:&quot;The Hypertext Transfer Protocol (HTTP) is a stateless application-level protocol for distributed, collaborative, hypertext information systems. This document describes the overall architecture of HTTP, establishes common terminology, and defines aspects of the protocol that are shared by all versions. In this definition are core protocol elements, extensibility mechanisms, and the \&quot;http\&quot; and \&quot;https\&quot; Uniform Resource Identifier (URI) schemes. This document updates RFC 3864 and obsoletes RFCs 2818, 7231, 7232, 7233, 7235, 7538, 7615, 7694, and portions of 7230.&quot;,&quot;container-title-short&quot;:&quot;&quot;},&quot;isTemporary&quot;:false,&quot;suppress-author&quot;:false,&quot;composite&quot;:false,&quot;author-only&quot;:false}]},{&quot;citationID&quot;:&quot;MENDELEY_CITATION_98a7f26f-5986-4bc4-89ea-ec9994122716&quot;,&quot;properties&quot;:{&quot;noteIndex&quot;:0},&quot;isEdited&quot;:false,&quot;manualOverride&quot;:{&quot;isManuallyOverridden&quot;:true,&quot;citeprocText&quot;:&quot;(Fette &amp;#38; Melnikov, 2011)&quot;,&quot;manualOverrideText&quot;:&quot;(Fette &amp; Melnikov, 2011, S. 5)&quot;},&quot;citationTag&quot;:&quot;MENDELEY_CITATION_v3_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&quot;,&quot;citationItems&quot;:[{&quot;id&quot;:&quot;d53c18b4-388f-32bb-b3c9-69faf2ea45f7&quot;,&quot;itemData&quot;:{&quot;type&quot;:&quot;article-journal&quot;,&quot;id&quot;:&quot;d53c18b4-388f-32bb-b3c9-69faf2ea45f7&quot;,&quot;title&quot;:&quot;The WebSocket Protocol&quot;,&quot;author&quot;:[{&quot;family&quot;:&quot;Fette&quot;,&quot;given&quot;:&quot;I.&quot;,&quot;parse-names&quot;:false,&quot;dropping-particle&quot;:&quot;&quot;,&quot;non-dropping-particle&quot;:&quot;&quot;},{&quot;family&quot;:&quot;Melnikov&quot;,&quot;given&quot;:&quot;A.&quot;,&quot;parse-names&quot;:false,&quot;dropping-particle&quot;:&quot;&quot;,&quot;non-dropping-particle&quot;:&quot;&quot;}],&quot;container-title&quot;:&quot;Internet Engineering Task Force (IETF)&quot;,&quot;accessed&quot;:{&quot;date-parts&quot;:[[2026,10,23]]},&quot;DOI&quot;:&quot;10.17487/RFC6455&quot;,&quot;URL&quot;:&quot;https://www.rfc-editor.org/info/rfc6455/&quot;,&quot;issued&quot;:{&quot;date-parts&quot;:[[2011,12,11]]},&quot;page&quot;:&quot;1-69&quot;,&quot;container-title-short&quot;:&quot;&quot;},&quot;isTemporary&quot;:false,&quot;suppress-author&quot;:false,&quot;composite&quot;:false,&quot;author-only&quot;:false}]},{&quot;citationID&quot;:&quot;MENDELEY_CITATION_1dfca850-62e4-4eec-a676-6d078eae6fc8&quot;,&quot;properties&quot;:{&quot;noteIndex&quot;:0},&quot;isEdited&quot;:false,&quot;manualOverride&quot;:{&quot;isManuallyOverridden&quot;:true,&quot;citeprocText&quot;:&quot;(Bray, 2017)&quot;,&quot;manualOverrideText&quot;:&quot;(Bray, 2017, S. 1)&quot;},&quot;citationTag&quot;:&quot;MENDELEY_CITATION_v3_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&quot;,&quot;citationItems&quot;:[{&quot;id&quot;:&quot;47433fc7-55d8-385d-a5ea-999ebad69823&quot;,&quot;itemData&quot;:{&quot;type&quot;:&quot;article-journal&quot;,&quot;id&quot;:&quot;47433fc7-55d8-385d-a5ea-999ebad69823&quot;,&quot;title&quot;:&quot;The JavaScript Object Notation (JSON) Data Interchange Format&quot;,&quot;author&quot;:[{&quot;family&quot;:&quot;Bray&quot;,&quot;given&quot;:&quot;T.&quot;,&quot;parse-names&quot;:false,&quot;dropping-particle&quot;:&quot;&quot;,&quot;non-dropping-particle&quot;:&quot;&quot;}],&quot;container-title&quot;:&quot;Internet Engineering Task Force (IETF)&quot;,&quot;accessed&quot;:{&quot;date-parts&quot;:[[2026,10,23]]},&quot;editor&quot;:[{&quot;family&quot;:&quot;Bray&quot;,&quot;given&quot;:&quot;T.&quot;,&quot;parse-names&quot;:false,&quot;dropping-particle&quot;:&quot;&quot;,&quot;non-dropping-particle&quot;:&quot;&quot;}],&quot;DOI&quot;:&quot;10.17487/RFC8259&quot;,&quot;URL&quot;:&quot;https://www.rfc-editor.org/info/rfc8259/&quot;,&quot;issued&quot;:{&quot;date-parts&quot;:[[2017,12,13]]},&quot;page&quot;:&quot;1-15&quot;,&quot;container-title-short&quot;:&quot;&quot;},&quot;isTemporary&quot;:false,&quot;suppress-author&quot;:false,&quot;composite&quot;:false,&quot;author-only&quot;:false}]},{&quot;citationID&quot;:&quot;MENDELEY_CITATION_63f5c9cf-5323-45ff-a9f0-1bba17173e5e&quot;,&quot;properties&quot;:{&quot;noteIndex&quot;:0},&quot;isEdited&quot;:false,&quot;manualOverride&quot;:{&quot;isManuallyOverridden&quot;:true,&quot;citeprocText&quot;:&quot;(FastAPI, o. J.-c)&quot;,&quot;manualOverrideText&quot;:&quot;(FastAPI, o. J.-c, o. S.)&quot;},&quot;citationTag&quot;:&quot;MENDELEY_CITATION_v3_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&quot;,&quot;citationItems&quot;:[{&quot;id&quot;:&quot;b9021c3d-be76-3502-afb8-2e5fd1c36b1d&quot;,&quot;itemData&quot;:{&quot;type&quot;:&quot;webpage&quot;,&quot;id&quot;:&quot;b9021c3d-be76-3502-afb8-2e5fd1c36b1d&quot;,&quot;title&quot;:&quot;WebSockets - FastAPI&quot;,&quot;author&quot;:[{&quot;family&quot;:&quot;FastAPI&quot;,&quot;given&quot;:&quot;&quot;,&quot;parse-names&quot;:false,&quot;dropping-particle&quot;:&quot;&quot;,&quot;non-dropping-particle&quot;:&quot;&quot;}],&quot;accessed&quot;:{&quot;date-parts&quot;:[[2026,10,23]]},&quot;URL&quot;:&quot;https://fastapi.tiangolo.com/advanced/websockets/&quot;,&quot;container-title-short&quot;:&quot;&quot;},&quot;isTemporary&quot;:false,&quot;suppress-author&quot;:false,&quot;composite&quot;:false,&quot;author-only&quot;:false}]},{&quot;citationID&quot;:&quot;MENDELEY_CITATION_b1dadd73-3058-4668-aea6-4c3c55bad2a7&quot;,&quot;properties&quot;:{&quot;noteIndex&quot;:0},&quot;isEdited&quot;:false,&quot;manualOverride&quot;:{&quot;isManuallyOverridden&quot;:true,&quot;citeprocText&quot;:&quot;(FastAPI, o. J.-b)&quot;,&quot;manualOverrideText&quot;:&quot;(FastAPI, o. J.-b, o. S.)&quot;},&quot;citationTag&quot;:&quot;MENDELEY_CITATION_v3_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&quot;,&quot;citationItems&quot;:[{&quot;id&quot;:&quot;141b6e66-42d3-3da5-a24c-02d31058101a&quot;,&quot;itemData&quot;:{&quot;type&quot;:&quot;webpage&quot;,&quot;id&quot;:&quot;141b6e66-42d3-3da5-a24c-02d31058101a&quot;,&quot;title&quot;:&quot;Run a Server Manually - FastAPI&quot;,&quot;author&quot;:[{&quot;family&quot;:&quot;FastAPI&quot;,&quot;given&quot;:&quot;&quot;,&quot;parse-names&quot;:false,&quot;dropping-particle&quot;:&quot;&quot;,&quot;non-dropping-particle&quot;:&quot;&quot;}],&quot;accessed&quot;:{&quot;date-parts&quot;:[[2026,10,23]]},&quot;URL&quot;:&quot;https://fastapi.tiangolo.com/deployment/manually/#use-the-fastapi-run-command&quot;,&quot;container-title-short&quot;:&quot;&quot;},&quot;isTemporary&quot;:false,&quot;suppress-author&quot;:false,&quot;composite&quot;:false,&quot;author-only&quot;:false}]},{&quot;citationID&quot;:&quot;MENDELEY_CITATION_b395af4a-a428-4734-80cd-f67501c2c6c8&quot;,&quot;properties&quot;:{&quot;noteIndex&quot;:0},&quot;isEdited&quot;:false,&quot;manualOverride&quot;:{&quot;isManuallyOverridden&quot;:true,&quot;citeprocText&quot;:&quot;(pytest.org, o. J.)&quot;,&quot;manualOverrideText&quot;:&quot;(pytest.org, o. J., o. S.)&quot;},&quot;citationTag&quot;:&quot;MENDELEY_CITATION_v3_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&quot;,&quot;citationItems&quot;:[{&quot;id&quot;:&quot;5c6b37f7-f573-3ef6-bb35-da0a35e08dd4&quot;,&quot;itemData&quot;:{&quot;type&quot;:&quot;webpage&quot;,&quot;id&quot;:&quot;5c6b37f7-f573-3ef6-bb35-da0a35e08dd4&quot;,&quot;title&quot;:&quot;pytest documentation&quot;,&quot;author&quot;:[{&quot;family&quot;:&quot;pytest.org&quot;,&quot;given&quot;:&quot;&quot;,&quot;parse-names&quot;:false,&quot;dropping-particle&quot;:&quot;&quot;,&quot;non-dropping-particle&quot;:&quot;&quot;}],&quot;accessed&quot;:{&quot;date-parts&quot;:[[2026,10,23]]},&quot;URL&quot;:&quot;https://docs.pytest.org/en/latest/&quot;,&quot;container-title-short&quot;:&quot;&quot;},&quot;isTemporary&quot;:false,&quot;suppress-author&quot;:false,&quot;composite&quot;:false,&quot;author-only&quot;:false}]},{&quot;citationID&quot;:&quot;MENDELEY_CITATION_8eef7cd7-fe1b-45c0-a5f7-0ce6fb701866&quot;,&quot;properties&quot;:{&quot;noteIndex&quot;:0},&quot;isEdited&quot;:false,&quot;manualOverride&quot;:{&quot;isManuallyOverridden&quot;:true,&quot;citeprocText&quot;:&quot;(JetBrains, o. J.-b)&quot;,&quot;manualOverrideText&quot;:&quot;(JetBrains, o. J.-b, o. S.)&quot;},&quot;citationTag&quot;:&quot;MENDELEY_CITATION_v3_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&quot;,&quot;citationItems&quot;:[{&quot;id&quot;:&quot;fee59bbc-a377-328e-a4cc-a865b3a9bde0&quot;,&quot;itemData&quot;:{&quot;type&quot;:&quot;webpage&quot;,&quot;id&quot;:&quot;fee59bbc-a377-328e-a4cc-a865b3a9bde0&quot;,&quot;title&quot;:&quot;Quick start guide | PyCharm Documentation&quot;,&quot;author&quot;:[{&quot;family&quot;:&quot;JetBrains&quot;,&quot;given&quot;:&quot;&quot;,&quot;parse-names&quot;:false,&quot;dropping-particle&quot;:&quot;&quot;,&quot;non-dropping-particle&quot;:&quot;&quot;}],&quot;accessed&quot;:{&quot;date-parts&quot;:[[2026,10,23]]},&quot;URL&quot;:&quot;https://www.jetbrains.com/help/pycharm/quick-start-guide.html&quot;,&quot;container-title-short&quot;:&quot;&quot;},&quot;isTemporary&quot;:false,&quot;suppress-author&quot;:false,&quot;composite&quot;:false,&quot;author-only&quot;:false}]},{&quot;citationID&quot;:&quot;MENDELEY_CITATION_ee230700-69df-4655-9ba5-5cbc6b732807&quot;,&quot;properties&quot;:{&quot;noteIndex&quot;:0},&quot;isEdited&quot;:false,&quot;manualOverride&quot;:{&quot;isManuallyOverridden&quot;:true,&quot;citeprocText&quot;:&quot;(JetBrains, o. J.-a)&quot;,&quot;manualOverrideText&quot;:&quot;(JetBrains, o. J.-a, o. S.)&quot;},&quot;citationTag&quot;:&quot;MENDELEY_CITATION_v3_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&quot;,&quot;citationItems&quot;:[{&quot;id&quot;:&quot;4e68886c-5eb3-3f8b-af00-f58e7e322fbc&quot;,&quot;itemData&quot;:{&quot;type&quot;:&quot;webpage&quot;,&quot;id&quot;:&quot;4e68886c-5eb3-3f8b-af00-f58e7e322fbc&quot;,&quot;title&quot;:&quot;AI Assistant in JetBrains IDEs | PyCharm Documentation&quot;,&quot;author&quot;:[{&quot;family&quot;:&quot;JetBrains&quot;,&quot;given&quot;:&quot;&quot;,&quot;parse-names&quot;:false,&quot;dropping-particle&quot;:&quot;&quot;,&quot;non-dropping-particle&quot;:&quot;&quot;}],&quot;accessed&quot;:{&quot;date-parts&quot;:[[2026,10,26]]},&quot;URL&quot;:&quot;https://www.jetbrains.com/help/pycharm/ai-assistant-in-jetbrains-ides.html&quot;,&quot;container-title-short&quot;:&quot;&quot;},&quot;isTemporary&quot;:false,&quot;suppress-author&quot;:false,&quot;composite&quot;:false,&quot;author-only&quot;:false}]},{&quot;citationID&quot;:&quot;MENDELEY_CITATION_816812a2-27ed-4c08-b8d5-47ab6cdae22a&quot;,&quot;properties&quot;:{&quot;noteIndex&quot;:0},&quot;isEdited&quot;:false,&quot;manualOverride&quot;:{&quot;isManuallyOverridden&quot;:true,&quot;citeprocText&quot;:&quot;(OpenAI, o. J.)&quot;,&quot;manualOverrideText&quot;:&quot;(OpenAI, o. J., o. S.)&quot;},&quot;citationTag&quot;:&quot;MENDELEY_CITATION_v3_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&quot;,&quot;citationItems&quot;:[{&quot;id&quot;:&quot;b3ff5a6a-0b59-35a3-a78b-a357e42da307&quot;,&quot;itemData&quot;:{&quot;type&quot;:&quot;webpage&quot;,&quot;id&quot;:&quot;b3ff5a6a-0b59-35a3-a78b-a357e42da307&quot;,&quot;title&quot;:&quot;Images in ChatGPT&quot;,&quot;author&quot;:[{&quot;family&quot;:&quot;OpenAI&quot;,&quot;given&quot;:&quot;&quot;,&quot;parse-names&quot;:false,&quot;dropping-particle&quot;:&quot;&quot;,&quot;non-dropping-particle&quot;:&quot;&quot;}],&quot;accessed&quot;:{&quot;date-parts&quot;:[[2026,10,29]]},&quot;URL&quot;:&quot;https://help.openai.com/en/articles/11084440-images-in-chatgpt&quot;,&quot;container-title-short&quot;:&quot;&quot;},&quot;isTemporary&quot;:false,&quot;suppress-author&quot;:false,&quot;composite&quot;:false,&quot;author-only&quot;:false}]},{&quot;citationID&quot;:&quot;MENDELEY_CITATION_1b02ac95-f1c9-4fe4-8f0a-c76d39f41629&quot;,&quot;properties&quot;:{&quot;noteIndex&quot;:0},&quot;isEdited&quot;:false,&quot;manualOverride&quot;:{&quot;isManuallyOverridden&quot;:true,&quot;citeprocText&quot;:&quot;(Git, o. J.)&quot;,&quot;manualOverrideText&quot;:&quot;(Git, o. J., o. S.)&quot;},&quot;citationTag&quot;:&quot;MENDELEY_CITATION_v3_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&quot;,&quot;citationItems&quot;:[{&quot;id&quot;:&quot;71125a4b-ecdb-3f1f-a665-08bc70283e61&quot;,&quot;itemData&quot;:{&quot;type&quot;:&quot;webpage&quot;,&quot;id&quot;:&quot;71125a4b-ecdb-3f1f-a665-08bc70283e61&quot;,&quot;title&quot;:&quot;Git - user-manual Documentation&quot;,&quot;author&quot;:[{&quot;family&quot;:&quot;Git&quot;,&quot;given&quot;:&quot;&quot;,&quot;parse-names&quot;:false,&quot;dropping-particle&quot;:&quot;&quot;,&quot;non-dropping-particle&quot;:&quot;&quot;}],&quot;accessed&quot;:{&quot;date-parts&quot;:[[2026,10,23]]},&quot;URL&quot;:&quot;https://git-scm.com/docs/user-manual&quot;,&quot;container-title-short&quot;:&quot;&quot;},&quot;isTemporary&quot;:false,&quot;suppress-author&quot;:false,&quot;composite&quot;:false,&quot;author-only&quot;:false}]},{&quot;citationID&quot;:&quot;MENDELEY_CITATION_42624d12-8775-459f-b56d-def38a0aff29&quot;,&quot;properties&quot;:{&quot;noteIndex&quot;:0},&quot;isEdited&quot;:false,&quot;manualOverride&quot;:{&quot;isManuallyOverridden&quot;:true,&quot;citeprocText&quot;:&quot;(GitHub, o. J.)&quot;,&quot;manualOverrideText&quot;:&quot;(GitHub, o. J., o. S.)&quot;},&quot;citationTag&quot;:&quot;MENDELEY_CITATION_v3_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&quot;,&quot;citationItems&quot;:[{&quot;id&quot;:&quot;ac17a524-a399-3495-abc1-8a615fefd92d&quot;,&quot;itemData&quot;:{&quot;type&quot;:&quot;webpage&quot;,&quot;id&quot;:&quot;ac17a524-a399-3495-abc1-8a615fefd92d&quot;,&quot;title&quot;:&quot;About repositories - GitHub Docs&quot;,&quot;author&quot;:[{&quot;family&quot;:&quot;GitHub&quot;,&quot;given&quot;:&quot;&quot;,&quot;parse-names&quot;:false,&quot;dropping-particle&quot;:&quot;&quot;,&quot;non-dropping-particle&quot;:&quot;&quot;}],&quot;accessed&quot;:{&quot;date-parts&quot;:[[2026,10,23]]},&quot;URL&quot;:&quot;https://docs.github.com/en/repositories/creating-and-managing-repositories/about-repositories&quot;,&quot;container-title-short&quot;:&quot;&quot;},&quot;isTemporary&quot;:false,&quot;suppress-author&quot;:false,&quot;composite&quot;:false,&quot;author-only&quot;:false}]},{&quot;citationID&quot;:&quot;MENDELEY_CITATION_fa0aa8f6-1bb3-4960-a9e3-d6cd903524c3&quot;,&quot;properties&quot;:{&quot;noteIndex&quot;:0},&quot;isEdited&quot;:false,&quot;manualOverride&quot;:{&quot;isManuallyOverridden&quot;:true,&quot;citeprocText&quot;:&quot;(PlantUML, o. J.)&quot;,&quot;manualOverrideText&quot;:&quot;(PlantUML, o. J., o. S.)&quot;},&quot;citationTag&quot;:&quot;MENDELEY_CITATION_v3_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&quot;,&quot;citationItems&quot;:[{&quot;id&quot;:&quot;0b3a7e80-98d3-3710-92d2-a320ee189225&quot;,&quot;itemData&quot;:{&quot;type&quot;:&quot;webpage&quot;,&quot;id&quot;:&quot;0b3a7e80-98d3-3710-92d2-a320ee189225&quot;,&quot;title&quot;:&quot;Open-Source-Tool, das einfache Textbeschreibungen verwendet UML-Diagramme zu zeichnen.&quot;,&quot;author&quot;:[{&quot;family&quot;:&quot;PlantUML&quot;,&quot;given&quot;:&quot;&quot;,&quot;parse-names&quot;:false,&quot;dropping-particle&quot;:&quot;&quot;,&quot;non-dropping-particle&quot;:&quot;&quot;}],&quot;accessed&quot;:{&quot;date-parts&quot;:[[2026,10,23]]},&quot;URL&quot;:&quot;https://plantuml.com/de/&quot;,&quot;container-title-short&quot;:&quot;&quot;},&quot;isTemporary&quot;:false,&quot;suppress-author&quot;:false,&quot;composite&quot;:false,&quot;author-only&quot;:false}]},{&quot;citationID&quot;:&quot;MENDELEY_CITATION_10821b9d-2123-43e5-83f3-93c46597c303&quot;,&quot;properties&quot;:{&quot;noteIndex&quot;:0},&quot;isEdited&quot;:false,&quot;manualOverride&quot;:{&quot;isManuallyOverridden&quot;:true,&quot;citeprocText&quot;:&quot;(Balsamiq, o. J.)&quot;,&quot;manualOverrideText&quot;:&quot;(Balsamiq, o. J., o. S.)&quot;},&quot;citationTag&quot;:&quot;MENDELEY_CITATION_v3_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&quot;,&quot;citationItems&quot;:[{&quot;id&quot;:&quot;cf7d5da3-1cb2-3a7b-8436-b53046bcfedd&quot;,&quot;itemData&quot;:{&quot;type&quot;:&quot;webpage&quot;,&quot;id&quot;:&quot;cf7d5da3-1cb2-3a7b-8436-b53046bcfedd&quot;,&quot;title&quot;:&quot;What is Balsamiq? Low-fidelity wireframing tool - Balsamiq Help Center&quot;,&quot;author&quot;:[{&quot;family&quot;:&quot;Balsamiq&quot;,&quot;given&quot;:&quot;&quot;,&quot;parse-names&quot;:false,&quot;dropping-particle&quot;:&quot;&quot;,&quot;non-dropping-particle&quot;:&quot;&quot;}],&quot;accessed&quot;:{&quot;date-parts&quot;:[[2026,10,23]]},&quot;URL&quot;:&quot;https://balsamiq.com/support/getting-started/what-is-balsamiq/&quot;,&quot;container-title-short&quot;:&quot;&quot;},&quot;isTemporary&quot;:false,&quot;suppress-author&quot;:false,&quot;composite&quot;:false,&quot;author-only&quot;:false}]},{&quot;citationID&quot;:&quot;MENDELEY_CITATION_a2a4cf2a-b414-4044-8857-8e9f78917fe4&quot;,&quot;properties&quot;:{&quot;noteIndex&quot;:0},&quot;isEdited&quot;:false,&quot;manualOverride&quot;:{&quot;isManuallyOverridden&quot;:true,&quot;citeprocText&quot;:&quot;(Salah et al., 2016)&quot;,&quot;manualOverrideText&quot;:&quot;(Salah et al., 2016, S. 319)&quot;},&quot;citationTag&quot;:&quot;MENDELEY_CITATION_v3_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&quot;,&quot;citationItems&quot;:[{&quot;id&quot;:&quot;ec245943-df0c-36c7-9922-075934d17f62&quot;,&quot;itemData&quot;:{&quot;type&quot;:&quot;paper-conference&quot;,&quot;id&quot;:&quot;ec245943-df0c-36c7-9922-075934d17f62&quot;,&quot;title&quot;:&quot;The evolution of distributed systems towards microservices architecture&quot;,&quot;author&quot;:[{&quot;family&quot;:&quot;Salah&quot;,&quot;given&quot;:&quot;Tasneem&quot;,&quot;parse-names&quot;:false,&quot;dropping-particle&quot;:&quot;&quot;,&quot;non-dropping-particle&quot;:&quot;&quot;},{&quot;family&quot;:&quot;Jamal Zemerly&quot;,&quot;given&quot;:&quot;M.&quot;,&quot;parse-names&quot;:false,&quot;dropping-particle&quot;:&quot;&quot;,&quot;non-dropping-particle&quot;:&quot;&quot;},{&quot;family&quot;:&quot;Chan Yeob Yeun&quot;,&quot;given&quot;:&quot;&quot;,&quot;parse-names&quot;:false,&quot;dropping-particle&quot;:&quot;&quot;,&quot;non-dropping-particle&quot;:&quot;&quot;},{&quot;family&quot;:&quot;Al-Qutayri&quot;,&quot;given&quot;:&quot;Mahmoud&quot;,&quot;parse-names&quot;:false,&quot;dropping-particle&quot;:&quot;&quot;,&quot;non-dropping-particle&quot;:&quot;&quot;},{&quot;family&quot;:&quot;Al-Hammadi&quot;,&quot;given&quot;:&quot;Yousof&quot;,&quot;parse-names&quot;:false,&quot;dropping-particle&quot;:&quot;&quot;,&quot;non-dropping-particle&quot;:&quot;&quot;}],&quot;container-title&quot;:&quot;2016 11th International Conference for Internet Technology and Secured Transactions (ICITST)&quot;,&quot;accessed&quot;:{&quot;date-parts&quot;:[[2026,10,23]]},&quot;DOI&quot;:&quot;10.1109/ICITST.2016.7856721&quot;,&quot;ISBN&quot;:&quot;978-1-908320-73-5&quot;,&quot;URL&quot;:&quot;http://ieeexplore.ieee.org/document/7856721/&quot;,&quot;issued&quot;:{&quot;date-parts&quot;:[[2016,12,14]]},&quot;page&quot;:&quot;318-325&quot;,&quot;abstract&quot;:&quot;Applications developed to fulfil distributed systems needs have been growing rapidly. Major evolutions have happened beginning with basic architecture relying on initiated request by a client to a processing side referred to as the server. Such architectures were not enough to cope up with the fast ever-increasing number of requests and need to utilize network bandwidth. Mobile agents attempted to overcome such drawbacks but did cope up for so long with the growing technology platforms. Service Oriented Architecture (SOA) then evolved to be one of the most successful representations of the client-server architecture with an added business value that provides reusable and loosely coupled services. SOA did not meet customers and business expectations as it was still relying on monolithic systems. Resilience, scalability, fast software delivery and the use of fewer resources are highly desirable features. Microservices architecture came to fulfil those expectations of system development, yet it comes with many challenges. This paper illustrates how distributed systems evolved from the traditional client-server model to the recently proposed microservices architecture. All architectures are reviewed containing brief definitions, some related work and reasoning of why they had to evolve. A feature comparison of all architectures is also provided.&quot;,&quot;publisher&quot;:&quot;IEEE&quot;,&quot;container-title-short&quot;:&quot;&quot;},&quot;isTemporary&quot;:false,&quot;suppress-author&quot;:false,&quot;composite&quot;:false,&quot;author-only&quot;:false}]},{&quot;citationID&quot;:&quot;MENDELEY_CITATION_c811b368-1e12-4f21-a0bc-fb8f1c692b2c&quot;,&quot;properties&quot;:{&quot;noteIndex&quot;:0},&quot;isEdited&quot;:false,&quot;manualOverride&quot;:{&quot;isManuallyOverridden&quot;:true,&quot;citeprocText&quot;:&quot;(Garlan &amp;#38; Shaw, 1993)&quot;,&quot;manualOverrideText&quot;:&quot;(Garlan &amp; Shaw, 1993, S. 9-11)&quot;},&quot;citationTag&quot;:&quot;MENDELEY_CITATION_v3_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&quot;,&quot;citationItems&quot;:[{&quot;id&quot;:&quot;a434cd37-7fbd-3bad-925b-e982d050a889&quot;,&quot;itemData&quot;:{&quot;type&quot;:&quot;chapter&quot;,&quot;id&quot;:&quot;a434cd37-7fbd-3bad-925b-e982d050a889&quot;,&quot;title&quot;:&quot;AN INTRODUCTION TO SOFTWARE ARCHITECTURE&quot;,&quot;author&quot;:[{&quot;family&quot;:&quot;Garlan&quot;,&quot;given&quot;:&quot;David&quot;,&quot;parse-names&quot;:false,&quot;dropping-particle&quot;:&quot;&quot;,&quot;non-dropping-particle&quot;:&quot;&quot;},{&quot;family&quot;:&quot;Shaw&quot;,&quot;given&quot;:&quot;Mary&quot;,&quot;parse-names&quot;:false,&quot;dropping-particle&quot;:&quot;&quot;,&quot;non-dropping-particle&quot;:&quot;&quot;}],&quot;accessed&quot;:{&quot;date-parts&quot;:[[2026,10,23]]},&quot;DOI&quot;:&quot;10.1142/9789812798039_0001&quot;,&quot;URL&quot;:&quot;http://www.worldscientific.com/doi/abs/10.1142/9789812798039_0001&quot;,&quot;issued&quot;:{&quot;date-parts&quot;:[[1993,12]]},&quot;page&quot;:&quot;1-39&quot;,&quot;container-title-short&quot;:&quot;&quot;},&quot;isTemporary&quot;:false,&quot;suppress-author&quot;:false,&quot;composite&quot;:false,&quot;author-only&quot;:false}]}]"/>
     <we:property name="MENDELEY_CITATIONS_LOCALE_CODE" value="&quot;de-DE&quot;"/>
     <we:property name="MENDELEY_CITATIONS_STYLE" value="{&quot;id&quot;:&quot;https://www.zotero.org/styles/apa&quot;,&quot;title&quot;:&quot;APA Style 7th edition&quot;,&quot;format&quot;:&quot;author-date&quot;,&quot;defaultLocale&quot;:null,&quot;isLocaleCodeValid&quot;:true}"/>
   </we:properties>
